--- a/Projeto de Gerencia de Software.docx
+++ b/Projeto de Gerencia de Software.docx
@@ -1,6 +1,6 @@
 
 <file path=word/document.xml><?xml version="1.0" encoding="utf-8"?>
-<w:document xmlns:wpc="http://schemas.microsoft.com/office/word/2010/wordprocessingCanvas" xmlns:mc="http://schemas.openxmlformats.org/markup-compatibility/2006" xmlns:o="urn:schemas-microsoft-com:office:office" xmlns:r="http://schemas.openxmlformats.org/officeDocument/2006/relationships" xmlns:m="http://schemas.openxmlformats.org/officeDocument/2006/math" xmlns:v="urn:schemas-microsoft-com:vml" xmlns:wp14="http://schemas.microsoft.com/office/word/2010/wordprocessingDrawing" xmlns:wp="http://schemas.openxmlformats.org/drawingml/2006/wordprocessingDrawing" xmlns:w10="urn:schemas-microsoft-com:office:word" xmlns:w="http://schemas.openxmlformats.org/wordprocessingml/2006/main" xmlns:w14="http://schemas.microsoft.com/office/word/2010/wordml" xmlns:wpg="http://schemas.microsoft.com/office/word/2010/wordprocessingGroup" xmlns:wpi="http://schemas.microsoft.com/office/word/2010/wordprocessingInk" xmlns:wne="http://schemas.microsoft.com/office/word/2006/wordml" xmlns:wps="http://schemas.microsoft.com/office/word/2010/wordprocessingShape" mc:Ignorable="w14 wp14">
+<w:document xmlns:wpc="http://schemas.microsoft.com/office/word/2010/wordprocessingCanvas" xmlns:cx="http://schemas.microsoft.com/office/drawing/2014/chartex" xmlns:cx1="http://schemas.microsoft.com/office/drawing/2015/9/8/chartex" xmlns:cx2="http://schemas.microsoft.com/office/drawing/2015/10/21/chartex" xmlns:cx3="http://schemas.microsoft.com/office/drawing/2016/5/9/chartex" xmlns:cx4="http://schemas.microsoft.com/office/drawing/2016/5/10/chartex" xmlns:cx5="http://schemas.microsoft.com/office/drawing/2016/5/11/chartex" xmlns:cx6="http://schemas.microsoft.com/office/drawing/2016/5/12/chartex" xmlns:cx7="http://schemas.microsoft.com/office/drawing/2016/5/13/chartex" xmlns:cx8="http://schemas.microsoft.com/office/drawing/2016/5/14/chartex" xmlns:mc="http://schemas.openxmlformats.org/markup-compatibility/2006" xmlns:aink="http://schemas.microsoft.com/office/drawing/2016/ink" xmlns:am3d="http://schemas.microsoft.com/office/drawing/2017/model3d" xmlns:o="urn:schemas-microsoft-com:office:office" xmlns:oel="http://schemas.microsoft.com/office/2019/extlst" xmlns:r="http://schemas.openxmlformats.org/officeDocument/2006/relationships" xmlns:m="http://schemas.openxmlformats.org/officeDocument/2006/math" xmlns:v="urn:schemas-microsoft-com:vml" xmlns:wp14="http://schemas.microsoft.com/office/word/2010/wordprocessingDrawing" xmlns:wp="http://schemas.openxmlformats.org/drawingml/2006/wordprocessingDrawing" xmlns:w10="urn:schemas-microsoft-com:office:word" xmlns:w="http://schemas.openxmlformats.org/wordprocessingml/2006/main" xmlns:w14="http://schemas.microsoft.com/office/word/2010/wordml" xmlns:w15="http://schemas.microsoft.com/office/word/2012/wordml" xmlns:w16cex="http://schemas.microsoft.com/office/word/2018/wordml/cex" xmlns:w16cid="http://schemas.microsoft.com/office/word/2016/wordml/cid" xmlns:w16="http://schemas.microsoft.com/office/word/2018/wordml" xmlns:w16du="http://schemas.microsoft.com/office/word/2023/wordml/word16du" xmlns:w16sdtdh="http://schemas.microsoft.com/office/word/2020/wordml/sdtdatahash" xmlns:w16sdtfl="http://schemas.microsoft.com/office/word/2024/wordml/sdtformatlock" xmlns:w16se="http://schemas.microsoft.com/office/word/2015/wordml/symex" xmlns:wpg="http://schemas.microsoft.com/office/word/2010/wordprocessingGroup" xmlns:wpi="http://schemas.microsoft.com/office/word/2010/wordprocessingInk" xmlns:wne="http://schemas.microsoft.com/office/word/2006/wordml" xmlns:wps="http://schemas.microsoft.com/office/word/2010/wordprocessingShape" mc:Ignorable="w14 w15 w16se w16cid w16 w16cex w16sdtdh w16sdtfl w16du wp14">
   <w:body>
     <w:p>
       <w:pPr>
@@ -30,11 +30,65 @@
           <w:rFonts w:ascii="Times New Roman" w:eastAsia="Times New Roman" w:hAnsi="Times New Roman" w:cs="Times New Roman"/>
           <w:b/>
           <w:bCs/>
-          <w:sz w:val="24"/>
-          <w:szCs w:val="24"/>
-        </w:rPr>
-        <w:t>UNISUAM</w:t>
-      </w:r>
+          <w:noProof/>
+          <w:sz w:val="24"/>
+          <w:szCs w:val="24"/>
+        </w:rPr>
+        <w:drawing>
+          <wp:inline distT="0" distB="0" distL="0" distR="0" wp14:anchorId="3372D5CE" wp14:editId="42DED7AE">
+            <wp:extent cx="2466975" cy="1152462"/>
+            <wp:effectExtent l="0" t="0" r="0" b="0"/>
+            <wp:docPr id="645535118" name="Imagem 2"/>
+            <wp:cNvGraphicFramePr>
+              <a:graphicFrameLocks xmlns:a="http://schemas.openxmlformats.org/drawingml/2006/main" noChangeAspect="1"/>
+            </wp:cNvGraphicFramePr>
+            <a:graphic xmlns:a="http://schemas.openxmlformats.org/drawingml/2006/main">
+              <a:graphicData uri="http://schemas.openxmlformats.org/drawingml/2006/picture">
+                <pic:pic xmlns:pic="http://schemas.openxmlformats.org/drawingml/2006/picture">
+                  <pic:nvPicPr>
+                    <pic:cNvPr id="645535118" name="Imagem 645535118"/>
+                    <pic:cNvPicPr/>
+                  </pic:nvPicPr>
+                  <pic:blipFill>
+                    <a:blip r:embed="rId8" cstate="print">
+                      <a:extLst>
+                        <a:ext uri="{28A0092B-C50C-407E-A947-70E740481C1C}">
+                          <a14:useLocalDpi xmlns:a14="http://schemas.microsoft.com/office/drawing/2010/main" val="0"/>
+                        </a:ext>
+                      </a:extLst>
+                    </a:blip>
+                    <a:stretch>
+                      <a:fillRect/>
+                    </a:stretch>
+                  </pic:blipFill>
+                  <pic:spPr>
+                    <a:xfrm>
+                      <a:off x="0" y="0"/>
+                      <a:ext cx="2508044" cy="1171648"/>
+                    </a:xfrm>
+                    <a:prstGeom prst="rect">
+                      <a:avLst/>
+                    </a:prstGeom>
+                  </pic:spPr>
+                </pic:pic>
+              </a:graphicData>
+            </a:graphic>
+          </wp:inline>
+        </w:drawing>
+      </w:r>
+    </w:p>
+    <w:p>
+      <w:pPr>
+        <w:widowControl w:val="0"/>
+        <w:spacing w:line="240" w:lineRule="auto"/>
+        <w:rPr>
+          <w:rFonts w:ascii="Times New Roman" w:eastAsia="Times New Roman" w:hAnsi="Times New Roman" w:cs="Times New Roman"/>
+          <w:b/>
+          <w:bCs/>
+          <w:sz w:val="24"/>
+          <w:szCs w:val="24"/>
+        </w:rPr>
+      </w:pPr>
     </w:p>
     <w:p>
       <w:pPr>
@@ -43,30 +97,8 @@
         <w:jc w:val="center"/>
         <w:rPr>
           <w:rFonts w:ascii="Times New Roman" w:eastAsia="Times New Roman" w:hAnsi="Times New Roman" w:cs="Times New Roman"/>
-          <w:sz w:val="24"/>
-          <w:szCs w:val="24"/>
-        </w:rPr>
-      </w:pPr>
-    </w:p>
-    <w:p>
-      <w:pPr>
-        <w:widowControl w:val="0"/>
-        <w:spacing w:before="2" w:line="240" w:lineRule="auto"/>
-        <w:jc w:val="center"/>
-        <w:rPr>
-          <w:rFonts w:ascii="Times New Roman" w:eastAsia="Times New Roman" w:hAnsi="Times New Roman" w:cs="Times New Roman"/>
-          <w:sz w:val="24"/>
-          <w:szCs w:val="24"/>
-        </w:rPr>
-      </w:pPr>
-    </w:p>
-    <w:p>
-      <w:pPr>
-        <w:widowControl w:val="0"/>
-        <w:spacing w:before="2" w:line="240" w:lineRule="auto"/>
-        <w:jc w:val="center"/>
-        <w:rPr>
-          <w:rFonts w:ascii="Times New Roman" w:eastAsia="Times New Roman" w:hAnsi="Times New Roman" w:cs="Times New Roman"/>
+          <w:b/>
+          <w:bCs/>
           <w:sz w:val="24"/>
           <w:szCs w:val="24"/>
         </w:rPr>
@@ -117,34 +149,6 @@
     <w:p>
       <w:pPr>
         <w:widowControl w:val="0"/>
-        <w:spacing w:line="240" w:lineRule="auto"/>
-        <w:jc w:val="center"/>
-        <w:rPr>
-          <w:rFonts w:ascii="Times New Roman" w:eastAsia="Times New Roman" w:hAnsi="Times New Roman" w:cs="Times New Roman"/>
-          <w:b/>
-          <w:bCs/>
-          <w:sz w:val="24"/>
-          <w:szCs w:val="24"/>
-        </w:rPr>
-      </w:pPr>
-    </w:p>
-    <w:p>
-      <w:pPr>
-        <w:widowControl w:val="0"/>
-        <w:spacing w:line="240" w:lineRule="auto"/>
-        <w:jc w:val="center"/>
-        <w:rPr>
-          <w:rFonts w:ascii="Times New Roman" w:eastAsia="Times New Roman" w:hAnsi="Times New Roman" w:cs="Times New Roman"/>
-          <w:b/>
-          <w:bCs/>
-          <w:sz w:val="24"/>
-          <w:szCs w:val="24"/>
-        </w:rPr>
-      </w:pPr>
-    </w:p>
-    <w:p>
-      <w:pPr>
-        <w:widowControl w:val="0"/>
         <w:spacing w:before="96" w:line="240" w:lineRule="auto"/>
         <w:jc w:val="center"/>
         <w:rPr>
@@ -169,27 +173,15 @@
           <w:szCs w:val="24"/>
         </w:rPr>
       </w:pPr>
-      <w:proofErr w:type="gramStart"/>
-      <w:r>
-        <w:rPr>
-          <w:rFonts w:ascii="Times New Roman" w:eastAsia="Times New Roman" w:hAnsi="Times New Roman" w:cs="Times New Roman"/>
-          <w:b/>
-          <w:bCs/>
-          <w:sz w:val="24"/>
-          <w:szCs w:val="24"/>
-        </w:rPr>
-        <w:t>TRABALHO DA DISCIPLINA PROJETO</w:t>
-      </w:r>
-      <w:proofErr w:type="gramEnd"/>
-      <w:r>
-        <w:rPr>
-          <w:rFonts w:ascii="Times New Roman" w:eastAsia="Times New Roman" w:hAnsi="Times New Roman" w:cs="Times New Roman"/>
-          <w:b/>
-          <w:bCs/>
-          <w:sz w:val="24"/>
-          <w:szCs w:val="24"/>
-        </w:rPr>
-        <w:t xml:space="preserve"> EM GERÊNCIA SOFTWARES</w:t>
+      <w:r>
+        <w:rPr>
+          <w:rFonts w:ascii="Times New Roman" w:eastAsia="Times New Roman" w:hAnsi="Times New Roman" w:cs="Times New Roman"/>
+          <w:b/>
+          <w:bCs/>
+          <w:sz w:val="24"/>
+          <w:szCs w:val="24"/>
+        </w:rPr>
+        <w:t>TRABALHO DA DISCIPLINA PROJETO EM GERÊNCIA SOFTWARES</w:t>
       </w:r>
     </w:p>
     <w:p>
@@ -343,52 +335,6 @@
           <w:szCs w:val="24"/>
         </w:rPr>
         <w:t>Luane Soares da Silva - 25106732</w:t>
-      </w:r>
-    </w:p>
-    <w:p>
-      <w:pPr>
-        <w:widowControl w:val="0"/>
-        <w:spacing w:line="393" w:lineRule="auto"/>
-        <w:ind w:left="2160"/>
-        <w:rPr>
-          <w:rFonts w:ascii="Times New Roman" w:eastAsia="Times New Roman" w:hAnsi="Times New Roman" w:cs="Times New Roman"/>
-          <w:b/>
-          <w:bCs/>
-          <w:sz w:val="24"/>
-          <w:szCs w:val="24"/>
-        </w:rPr>
-      </w:pPr>
-      <w:r>
-        <w:rPr>
-          <w:rFonts w:ascii="Times New Roman" w:eastAsia="Times New Roman" w:hAnsi="Times New Roman" w:cs="Times New Roman"/>
-          <w:b/>
-          <w:bCs/>
-          <w:sz w:val="24"/>
-          <w:szCs w:val="24"/>
-        </w:rPr>
-        <w:t xml:space="preserve">Matheus Santos </w:t>
-      </w:r>
-      <w:proofErr w:type="spellStart"/>
-      <w:r>
-        <w:rPr>
-          <w:rFonts w:ascii="Times New Roman" w:eastAsia="Times New Roman" w:hAnsi="Times New Roman" w:cs="Times New Roman"/>
-          <w:b/>
-          <w:bCs/>
-          <w:sz w:val="24"/>
-          <w:szCs w:val="24"/>
-        </w:rPr>
-        <w:t>Biosca</w:t>
-      </w:r>
-      <w:proofErr w:type="spellEnd"/>
-      <w:r>
-        <w:rPr>
-          <w:rFonts w:ascii="Times New Roman" w:eastAsia="Times New Roman" w:hAnsi="Times New Roman" w:cs="Times New Roman"/>
-          <w:b/>
-          <w:bCs/>
-          <w:sz w:val="24"/>
-          <w:szCs w:val="24"/>
-        </w:rPr>
-        <w:t xml:space="preserve"> - </w:t>
       </w:r>
     </w:p>
     <w:p>
@@ -638,7 +584,17 @@
           <w:sz w:val="24"/>
           <w:szCs w:val="24"/>
         </w:rPr>
-        <w:t>2026</w:t>
+        <w:t>202</w:t>
+      </w:r>
+      <w:r>
+        <w:rPr>
+          <w:rFonts w:ascii="Times New Roman" w:eastAsia="Times New Roman" w:hAnsi="Times New Roman" w:cs="Times New Roman"/>
+          <w:b/>
+          <w:bCs/>
+          <w:sz w:val="24"/>
+          <w:szCs w:val="24"/>
+        </w:rPr>
+        <w:t>6</w:t>
       </w:r>
     </w:p>
     <w:p>
@@ -756,27 +712,15 @@
           <w:szCs w:val="24"/>
         </w:rPr>
       </w:pPr>
-      <w:proofErr w:type="gramStart"/>
-      <w:r>
-        <w:rPr>
-          <w:rFonts w:ascii="Times New Roman" w:eastAsia="Times New Roman" w:hAnsi="Times New Roman" w:cs="Times New Roman"/>
-          <w:b/>
-          <w:bCs/>
-          <w:sz w:val="24"/>
-          <w:szCs w:val="24"/>
-        </w:rPr>
-        <w:t>TRABALHO DA DISCIPLINA PROJETO</w:t>
-      </w:r>
-      <w:proofErr w:type="gramEnd"/>
-      <w:r>
-        <w:rPr>
-          <w:rFonts w:ascii="Times New Roman" w:eastAsia="Times New Roman" w:hAnsi="Times New Roman" w:cs="Times New Roman"/>
-          <w:b/>
-          <w:bCs/>
-          <w:sz w:val="24"/>
-          <w:szCs w:val="24"/>
-        </w:rPr>
-        <w:t xml:space="preserve"> EM GERÊNCIA SOFTWARES</w:t>
+      <w:r>
+        <w:rPr>
+          <w:rFonts w:ascii="Times New Roman" w:eastAsia="Times New Roman" w:hAnsi="Times New Roman" w:cs="Times New Roman"/>
+          <w:b/>
+          <w:bCs/>
+          <w:sz w:val="24"/>
+          <w:szCs w:val="24"/>
+        </w:rPr>
+        <w:t>TRABALHO DA DISCIPLINA PROJETO EM GERÊNCIA SOFTWARES</w:t>
       </w:r>
     </w:p>
     <w:p>
@@ -895,23 +839,21 @@
           <w:szCs w:val="24"/>
         </w:rPr>
       </w:pPr>
-      <w:proofErr w:type="gramStart"/>
-      <w:r>
-        <w:rPr>
-          <w:rFonts w:ascii="Times New Roman" w:eastAsia="Times New Roman" w:hAnsi="Times New Roman" w:cs="Times New Roman"/>
-          <w:sz w:val="24"/>
-          <w:szCs w:val="24"/>
-        </w:rPr>
-        <w:t>Trabalho da disciplina Projeto</w:t>
-      </w:r>
-      <w:proofErr w:type="gramEnd"/>
-      <w:r>
-        <w:rPr>
-          <w:rFonts w:ascii="Times New Roman" w:eastAsia="Times New Roman" w:hAnsi="Times New Roman" w:cs="Times New Roman"/>
-          <w:sz w:val="24"/>
-          <w:szCs w:val="24"/>
-        </w:rPr>
-        <w:t xml:space="preserve"> em Gerência Softwares apresentado ao curso de Análise e Desenvolvimento de Sistemas da UNISUAM</w:t>
+      <w:r>
+        <w:rPr>
+          <w:rFonts w:ascii="Times New Roman" w:eastAsia="Times New Roman" w:hAnsi="Times New Roman" w:cs="Times New Roman"/>
+          <w:sz w:val="24"/>
+          <w:szCs w:val="24"/>
+        </w:rPr>
+        <w:t>Trabalho da disciplina Projeto em Gerência Softwares apresentado ao curso de Análise e Desenvolvimento de Sistemas da UNISUAM</w:t>
+      </w:r>
+      <w:r>
+        <w:rPr>
+          <w:rFonts w:ascii="Times New Roman" w:eastAsia="Times New Roman" w:hAnsi="Times New Roman" w:cs="Times New Roman"/>
+          <w:sz w:val="24"/>
+          <w:szCs w:val="24"/>
+        </w:rPr>
+        <w:t>.</w:t>
       </w:r>
     </w:p>
     <w:p>
@@ -926,14 +868,6 @@
           <w:szCs w:val="24"/>
         </w:rPr>
       </w:pPr>
-      <w:r>
-        <w:rPr>
-          <w:rFonts w:ascii="Times New Roman" w:eastAsia="Times New Roman" w:hAnsi="Times New Roman" w:cs="Times New Roman"/>
-          <w:sz w:val="24"/>
-          <w:szCs w:val="24"/>
-        </w:rPr>
-        <w:t>.</w:t>
-      </w:r>
     </w:p>
     <w:p>
       <w:pPr>
@@ -1018,14 +952,22 @@
           <w:sz w:val="24"/>
           <w:szCs w:val="24"/>
         </w:rPr>
-        <w:t>Professora: KELLY NERY</w:t>
+        <w:t xml:space="preserve">Professora: </w:t>
+      </w:r>
+      <w:r>
+        <w:rPr>
+          <w:rFonts w:ascii="Times New Roman" w:eastAsia="Times New Roman" w:hAnsi="Times New Roman" w:cs="Times New Roman"/>
+          <w:sz w:val="24"/>
+          <w:szCs w:val="24"/>
+        </w:rPr>
+        <w:t>KELLEN NERY</w:t>
       </w:r>
     </w:p>
     <w:p>
       <w:pPr>
         <w:widowControl w:val="0"/>
-        <w:spacing w:line="240" w:lineRule="auto"/>
-        <w:ind w:left="239"/>
+        <w:spacing w:line="362" w:lineRule="auto"/>
+        <w:ind w:right="649"/>
         <w:rPr>
           <w:rFonts w:ascii="Times New Roman" w:eastAsia="Times New Roman" w:hAnsi="Times New Roman" w:cs="Times New Roman"/>
           <w:sz w:val="24"/>
@@ -1181,20 +1123,22 @@
         </w:rPr>
         <w:t>2026</w:t>
       </w:r>
-    </w:p>
-    <w:p>
-      <w:pPr>
-        <w:spacing w:line="360" w:lineRule="auto"/>
-        <w:rPr>
-          <w:rFonts w:ascii="Times New Roman" w:eastAsia="Times New Roman" w:hAnsi="Times New Roman" w:cs="Times New Roman"/>
-          <w:b/>
-          <w:bCs/>
-          <w:sz w:val="24"/>
-          <w:szCs w:val="24"/>
-        </w:rPr>
-      </w:pPr>
       <w:bookmarkStart w:id="0" w:name="_gx3wkrjqf74r" w:colFirst="0" w:colLast="0"/>
       <w:bookmarkEnd w:id="0"/>
+    </w:p>
+    <w:p>
+      <w:pPr>
+        <w:widowControl w:val="0"/>
+        <w:spacing w:before="1" w:line="360" w:lineRule="auto"/>
+        <w:ind w:right="3568"/>
+        <w:rPr>
+          <w:rFonts w:ascii="Times New Roman" w:eastAsia="Times New Roman" w:hAnsi="Times New Roman" w:cs="Times New Roman"/>
+          <w:b/>
+          <w:bCs/>
+          <w:sz w:val="24"/>
+          <w:szCs w:val="24"/>
+        </w:rPr>
+      </w:pPr>
       <w:r>
         <w:rPr>
           <w:rFonts w:ascii="Times New Roman" w:eastAsia="Times New Roman" w:hAnsi="Times New Roman" w:cs="Times New Roman"/>
@@ -1301,135 +1245,132 @@
           <w:szCs w:val="24"/>
           <w:highlight w:val="white"/>
         </w:rPr>
-        <w:t>, com foco na prestação de serviços médicos e assistenciais voltados ao bem-estar e à qualidade de vida de seus pacientes. Entre os principais serviços oferecidos, destacam-se consultas médicas em diversas especialidades, exames diagnósticos, acompanhament</w:t>
-      </w:r>
-      <w:r>
+        <w:t>, com foco na prestação de serviços médicos e assistenciais voltados ao bem-estar e à qualidade de vida de seus pacientes. Entre os principais serviços oferecidos, destacam-se consultas médicas em diversas especialidades, exames diagnósticos, acompanhamento clínico e procedimentos ambulatoriais. A Clínica São Victor também pode atuar na prevenção de doenças, promovendo check-ups regulares e orientações voltadas à promoção da saúde e ao diagnóstico precoce. Dessa forma, consolida sua atuação no mercado como uma instituição que busca não apenas tratar doenças, mas também contribuir de forma significativa para a melhoria da qualidade de vida da população atendida.</w:t>
+      </w:r>
+    </w:p>
+    <w:p>
+      <w:pPr>
+        <w:spacing w:line="360" w:lineRule="auto"/>
         <w:rPr>
           <w:rFonts w:ascii="Times New Roman" w:eastAsia="Times New Roman" w:hAnsi="Times New Roman" w:cs="Times New Roman"/>
           <w:color w:val="1F2328"/>
           <w:sz w:val="24"/>
           <w:szCs w:val="24"/>
+        </w:rPr>
+      </w:pPr>
+      <w:r>
+        <w:rPr>
+          <w:rFonts w:ascii="Times New Roman" w:eastAsia="Times New Roman" w:hAnsi="Times New Roman" w:cs="Times New Roman"/>
+          <w:b/>
+          <w:bCs/>
+          <w:color w:val="1F2328"/>
+          <w:sz w:val="24"/>
+          <w:szCs w:val="24"/>
           <w:highlight w:val="white"/>
         </w:rPr>
-        <w:t xml:space="preserve">o clínico e procedimentos ambulatoriais. A Clínica São Victor também pode atuar na prevenção de doenças, promovendo check-ups regulares e orientações voltadas à promoção da saúde e ao diagnóstico precoce. Dessa forma, consolida sua atuação no mercado como </w:t>
-      </w:r>
-      <w:r>
-        <w:rPr>
-          <w:rFonts w:ascii="Times New Roman" w:eastAsia="Times New Roman" w:hAnsi="Times New Roman" w:cs="Times New Roman"/>
+        <w:t xml:space="preserve">1.2 </w:t>
+      </w:r>
+      <w:r>
+        <w:rPr>
+          <w:rFonts w:ascii="Times New Roman" w:eastAsia="Times New Roman" w:hAnsi="Times New Roman" w:cs="Times New Roman"/>
+          <w:b/>
+          <w:bCs/>
           <w:color w:val="1F2328"/>
           <w:sz w:val="24"/>
           <w:szCs w:val="24"/>
           <w:highlight w:val="white"/>
         </w:rPr>
-        <w:t>uma instituição que busca não apenas tratar doenças, mas também contribuir de forma significativa para a melhoria da qualidade de vida da população atendida.</w:t>
-      </w:r>
-    </w:p>
-    <w:p>
-      <w:pPr>
-        <w:spacing w:line="360" w:lineRule="auto"/>
-        <w:rPr>
-          <w:rFonts w:ascii="Times New Roman" w:eastAsia="Times New Roman" w:hAnsi="Times New Roman" w:cs="Times New Roman"/>
+        <w:t>–</w:t>
+      </w:r>
+      <w:r>
+        <w:rPr>
+          <w:rFonts w:ascii="Times New Roman" w:eastAsia="Times New Roman" w:hAnsi="Times New Roman" w:cs="Times New Roman"/>
+          <w:b/>
+          <w:bCs/>
           <w:color w:val="1F2328"/>
           <w:sz w:val="24"/>
           <w:szCs w:val="24"/>
           <w:highlight w:val="white"/>
         </w:rPr>
-      </w:pPr>
-      <w:r>
-        <w:rPr>
-          <w:rFonts w:ascii="Times New Roman" w:eastAsia="Times New Roman" w:hAnsi="Times New Roman" w:cs="Times New Roman"/>
-          <w:b/>
-          <w:bCs/>
+        <w:t xml:space="preserve"> Problemas</w:t>
+      </w:r>
+    </w:p>
+    <w:p>
+      <w:pPr>
+        <w:spacing w:line="360" w:lineRule="auto"/>
+        <w:jc w:val="both"/>
+        <w:rPr>
+          <w:rFonts w:ascii="Times New Roman" w:eastAsia="Times New Roman" w:hAnsi="Times New Roman" w:cs="Times New Roman"/>
           <w:color w:val="1F2328"/>
           <w:sz w:val="24"/>
           <w:szCs w:val="24"/>
           <w:highlight w:val="white"/>
         </w:rPr>
-        <w:t>1.2 - Problemas</w:t>
-      </w:r>
+      </w:pPr>
       <w:r>
         <w:rPr>
           <w:rFonts w:ascii="Times New Roman" w:eastAsia="Times New Roman" w:hAnsi="Times New Roman" w:cs="Times New Roman"/>
           <w:color w:val="1F2328"/>
           <w:sz w:val="24"/>
           <w:szCs w:val="24"/>
-        </w:rPr>
-        <w:br/>
-      </w:r>
-      <w:r>
-        <w:rPr>
-          <w:rFonts w:ascii="Times New Roman" w:eastAsia="Times New Roman" w:hAnsi="Times New Roman" w:cs="Times New Roman"/>
-          <w:color w:val="1F2328"/>
-          <w:sz w:val="24"/>
-          <w:szCs w:val="24"/>
           <w:highlight w:val="white"/>
         </w:rPr>
-        <w:t>Atualmente, a clínica sentiu a necessidade da implantação de um sistema ERP no set</w:t>
-      </w:r>
-      <w:r>
-        <w:rPr>
-          <w:rFonts w:ascii="Times New Roman" w:eastAsia="Times New Roman" w:hAnsi="Times New Roman" w:cs="Times New Roman"/>
-          <w:color w:val="1F2328"/>
-          <w:sz w:val="24"/>
-          <w:szCs w:val="24"/>
-          <w:highlight w:val="white"/>
-        </w:rPr>
-        <w:t xml:space="preserve">or financeiro, para </w:t>
-      </w:r>
-      <w:proofErr w:type="gramStart"/>
-      <w:r>
-        <w:rPr>
-          <w:rFonts w:ascii="Times New Roman" w:eastAsia="Times New Roman" w:hAnsi="Times New Roman" w:cs="Times New Roman"/>
-          <w:color w:val="1F2328"/>
-          <w:sz w:val="24"/>
-          <w:szCs w:val="24"/>
-          <w:highlight w:val="white"/>
-        </w:rPr>
-        <w:t>otimizar</w:t>
-      </w:r>
-      <w:proofErr w:type="gramEnd"/>
-      <w:r>
-        <w:rPr>
-          <w:rFonts w:ascii="Times New Roman" w:eastAsia="Times New Roman" w:hAnsi="Times New Roman" w:cs="Times New Roman"/>
-          <w:color w:val="1F2328"/>
-          <w:sz w:val="24"/>
-          <w:szCs w:val="24"/>
-          <w:highlight w:val="white"/>
-        </w:rPr>
-        <w:t xml:space="preserve"> o trabalho, pois é onde está a maior demanda.</w:t>
-      </w:r>
-    </w:p>
-    <w:p>
-      <w:pPr>
-        <w:spacing w:line="360" w:lineRule="auto"/>
-        <w:rPr>
-          <w:rFonts w:ascii="Times New Roman" w:eastAsia="Times New Roman" w:hAnsi="Times New Roman" w:cs="Times New Roman"/>
-          <w:b/>
-          <w:bCs/>
-          <w:sz w:val="24"/>
-          <w:szCs w:val="24"/>
-        </w:rPr>
-      </w:pPr>
-    </w:p>
-    <w:p>
-      <w:pPr>
-        <w:spacing w:line="360" w:lineRule="auto"/>
-        <w:rPr>
-          <w:rFonts w:ascii="Times New Roman" w:eastAsia="Times New Roman" w:hAnsi="Times New Roman" w:cs="Times New Roman"/>
-          <w:b/>
-          <w:bCs/>
-          <w:sz w:val="24"/>
-          <w:szCs w:val="24"/>
-        </w:rPr>
-      </w:pPr>
-      <w:r>
-        <w:rPr>
-          <w:rFonts w:ascii="Times New Roman" w:eastAsia="Times New Roman" w:hAnsi="Times New Roman" w:cs="Times New Roman"/>
-          <w:b/>
-          <w:bCs/>
-          <w:sz w:val="24"/>
-          <w:szCs w:val="24"/>
-        </w:rPr>
+        <w:t>Atualmente, a clínica sentiu a necessidade da implantação de um sistema ERP no setor financeiro, para otimizar o trabalho, pois é onde está a maior demanda.</w:t>
+      </w:r>
+    </w:p>
+    <w:p>
+      <w:pPr>
+        <w:spacing w:line="360" w:lineRule="auto"/>
+        <w:rPr>
+          <w:rFonts w:ascii="Times New Roman" w:eastAsia="Times New Roman" w:hAnsi="Times New Roman" w:cs="Times New Roman"/>
+          <w:b/>
+          <w:bCs/>
+          <w:sz w:val="24"/>
+          <w:szCs w:val="24"/>
+        </w:rPr>
+      </w:pPr>
+    </w:p>
+    <w:p>
+      <w:pPr>
+        <w:rPr>
+          <w:rFonts w:ascii="Times New Roman" w:eastAsia="Times New Roman" w:hAnsi="Times New Roman" w:cs="Times New Roman"/>
+          <w:b/>
+          <w:bCs/>
+          <w:sz w:val="24"/>
+          <w:szCs w:val="24"/>
+        </w:rPr>
+      </w:pPr>
+      <w:r>
+        <w:rPr>
+          <w:rFonts w:ascii="Times New Roman" w:eastAsia="Times New Roman" w:hAnsi="Times New Roman" w:cs="Times New Roman"/>
+          <w:b/>
+          <w:bCs/>
+          <w:sz w:val="24"/>
+          <w:szCs w:val="24"/>
+        </w:rPr>
+        <w:br w:type="page"/>
+      </w:r>
+    </w:p>
+    <w:p>
+      <w:pPr>
+        <w:spacing w:line="360" w:lineRule="auto"/>
+        <w:rPr>
+          <w:rFonts w:ascii="Times New Roman" w:eastAsia="Times New Roman" w:hAnsi="Times New Roman" w:cs="Times New Roman"/>
+          <w:b/>
+          <w:bCs/>
+          <w:sz w:val="24"/>
+          <w:szCs w:val="24"/>
+        </w:rPr>
+      </w:pPr>
+      <w:r>
+        <w:rPr>
+          <w:rFonts w:ascii="Times New Roman" w:eastAsia="Times New Roman" w:hAnsi="Times New Roman" w:cs="Times New Roman"/>
+          <w:b/>
+          <w:bCs/>
+          <w:sz w:val="24"/>
+          <w:szCs w:val="24"/>
+        </w:rPr>
+        <w:lastRenderedPageBreak/>
         <w:t>2 -</w:t>
       </w:r>
       <w:r>
@@ -1440,49 +1381,18 @@
           <w:sz w:val="24"/>
           <w:szCs w:val="24"/>
         </w:rPr>
-        <w:t xml:space="preserve"> Business </w:t>
-      </w:r>
-      <w:proofErr w:type="spellStart"/>
-      <w:r>
-        <w:rPr>
-          <w:rFonts w:ascii="Times New Roman" w:eastAsia="Times New Roman" w:hAnsi="Times New Roman" w:cs="Times New Roman"/>
-          <w:b/>
-          <w:bCs/>
-          <w:sz w:val="24"/>
-          <w:szCs w:val="24"/>
-        </w:rPr>
-        <w:t>Model</w:t>
-      </w:r>
-      <w:proofErr w:type="spellEnd"/>
-      <w:r>
-        <w:rPr>
-          <w:rFonts w:ascii="Times New Roman" w:eastAsia="Times New Roman" w:hAnsi="Times New Roman" w:cs="Times New Roman"/>
-          <w:b/>
-          <w:bCs/>
-          <w:sz w:val="24"/>
-          <w:szCs w:val="24"/>
-        </w:rPr>
-        <w:t xml:space="preserve"> </w:t>
-      </w:r>
-      <w:proofErr w:type="spellStart"/>
-      <w:r>
-        <w:rPr>
-          <w:rFonts w:ascii="Times New Roman" w:eastAsia="Times New Roman" w:hAnsi="Times New Roman" w:cs="Times New Roman"/>
-          <w:b/>
-          <w:bCs/>
-          <w:sz w:val="24"/>
-          <w:szCs w:val="24"/>
-        </w:rPr>
-        <w:t>Canvas</w:t>
-      </w:r>
-      <w:proofErr w:type="spellEnd"/>
-    </w:p>
-    <w:p>
-      <w:pPr>
-        <w:spacing w:line="360" w:lineRule="auto"/>
+        <w:t xml:space="preserve"> Business Model Canvas</w:t>
+      </w:r>
+    </w:p>
+    <w:p>
+      <w:pPr>
+        <w:pStyle w:val="Legenda"/>
+        <w:keepNext/>
         <w:jc w:val="both"/>
         <w:rPr>
-          <w:rFonts w:ascii="Times New Roman" w:eastAsia="Times New Roman" w:hAnsi="Times New Roman" w:cs="Times New Roman"/>
+          <w:rFonts w:ascii="Times New Roman" w:hAnsi="Times New Roman" w:cs="Times New Roman"/>
+          <w:i w:val="0"/>
+          <w:iCs w:val="0"/>
           <w:sz w:val="24"/>
           <w:szCs w:val="24"/>
         </w:rPr>
@@ -1491,13 +1401,95 @@
       <w:bookmarkEnd w:id="1"/>
       <w:r>
         <w:rPr>
-          <w:rFonts w:ascii="Times New Roman" w:eastAsia="Times New Roman" w:hAnsi="Times New Roman" w:cs="Times New Roman"/>
+          <w:rFonts w:ascii="Times New Roman" w:hAnsi="Times New Roman" w:cs="Times New Roman"/>
+          <w:i w:val="0"/>
+          <w:iCs w:val="0"/>
+          <w:sz w:val="24"/>
+          <w:szCs w:val="24"/>
+        </w:rPr>
+        <w:t xml:space="preserve">Figura </w:t>
+      </w:r>
+      <w:r>
+        <w:rPr>
+          <w:rFonts w:ascii="Times New Roman" w:hAnsi="Times New Roman" w:cs="Times New Roman"/>
+          <w:i w:val="0"/>
+          <w:iCs w:val="0"/>
+          <w:sz w:val="24"/>
+          <w:szCs w:val="24"/>
+        </w:rPr>
+        <w:fldChar w:fldCharType="begin"/>
+      </w:r>
+      <w:r>
+        <w:rPr>
+          <w:rFonts w:ascii="Times New Roman" w:hAnsi="Times New Roman" w:cs="Times New Roman"/>
+          <w:i w:val="0"/>
+          <w:iCs w:val="0"/>
+          <w:sz w:val="24"/>
+          <w:szCs w:val="24"/>
+        </w:rPr>
+        <w:instrText xml:space="preserve"> SEQ Figura \* ARABIC </w:instrText>
+      </w:r>
+      <w:r>
+        <w:rPr>
+          <w:rFonts w:ascii="Times New Roman" w:hAnsi="Times New Roman" w:cs="Times New Roman"/>
+          <w:i w:val="0"/>
+          <w:iCs w:val="0"/>
+          <w:sz w:val="24"/>
+          <w:szCs w:val="24"/>
+        </w:rPr>
+        <w:fldChar w:fldCharType="separate"/>
+      </w:r>
+      <w:r>
+        <w:rPr>
+          <w:rFonts w:ascii="Times New Roman" w:hAnsi="Times New Roman" w:cs="Times New Roman"/>
+          <w:i w:val="0"/>
+          <w:iCs w:val="0"/>
           <w:noProof/>
           <w:sz w:val="24"/>
           <w:szCs w:val="24"/>
         </w:rPr>
+        <w:t>1</w:t>
+      </w:r>
+      <w:r>
+        <w:rPr>
+          <w:rFonts w:ascii="Times New Roman" w:hAnsi="Times New Roman" w:cs="Times New Roman"/>
+          <w:i w:val="0"/>
+          <w:iCs w:val="0"/>
+          <w:sz w:val="24"/>
+          <w:szCs w:val="24"/>
+        </w:rPr>
+        <w:fldChar w:fldCharType="end"/>
+      </w:r>
+      <w:r>
+        <w:rPr>
+          <w:rFonts w:ascii="Times New Roman" w:hAnsi="Times New Roman" w:cs="Times New Roman"/>
+          <w:i w:val="0"/>
+          <w:iCs w:val="0"/>
+          <w:sz w:val="24"/>
+          <w:szCs w:val="24"/>
+        </w:rPr>
+        <w:t xml:space="preserve"> - Modelo de negócios</w:t>
+      </w:r>
+    </w:p>
+    <w:p>
+      <w:pPr>
+        <w:spacing w:line="360" w:lineRule="auto"/>
+        <w:jc w:val="both"/>
+        <w:rPr>
+          <w:rFonts w:ascii="Times New Roman" w:eastAsia="Times New Roman" w:hAnsi="Times New Roman" w:cs="Times New Roman"/>
+          <w:sz w:val="24"/>
+          <w:szCs w:val="24"/>
+        </w:rPr>
+      </w:pPr>
+      <w:r>
+        <w:rPr>
+          <w:rFonts w:ascii="Times New Roman" w:eastAsia="Times New Roman" w:hAnsi="Times New Roman" w:cs="Times New Roman"/>
+          <w:noProof/>
+          <w:sz w:val="24"/>
+          <w:szCs w:val="24"/>
+        </w:rPr>
         <w:drawing>
-          <wp:inline distT="0" distB="0" distL="0" distR="0" wp14:anchorId="0F144886" wp14:editId="182EEA64">
+          <wp:inline distT="0" distB="0" distL="0" distR="0" wp14:anchorId="69444F3B" wp14:editId="69444F3C">
             <wp:extent cx="5956617" cy="4210848"/>
             <wp:effectExtent l="0" t="0" r="0" b="0"/>
             <wp:docPr id="1" name="image1.jpg"/>
@@ -1510,7 +1502,7 @@
                     <pic:cNvPicPr preferRelativeResize="0"/>
                   </pic:nvPicPr>
                   <pic:blipFill>
-                    <a:blip r:embed="rId5"/>
+                    <a:blip r:embed="rId9"/>
                     <a:srcRect/>
                     <a:stretch>
                       <a:fillRect/>
@@ -1535,7 +1527,29 @@
     </w:p>
     <w:p>
       <w:pPr>
-        <w:spacing w:line="360" w:lineRule="auto"/>
+        <w:rPr>
+          <w:rFonts w:ascii="Times New Roman" w:eastAsia="Times New Roman" w:hAnsi="Times New Roman" w:cs="Times New Roman"/>
+          <w:b/>
+          <w:bCs/>
+          <w:sz w:val="24"/>
+          <w:szCs w:val="24"/>
+        </w:rPr>
+      </w:pPr>
+      <w:r>
+        <w:rPr>
+          <w:rFonts w:ascii="Times New Roman" w:eastAsia="Times New Roman" w:hAnsi="Times New Roman" w:cs="Times New Roman"/>
+          <w:b/>
+          <w:bCs/>
+          <w:sz w:val="24"/>
+          <w:szCs w:val="24"/>
+        </w:rPr>
+        <w:br w:type="page"/>
+      </w:r>
+    </w:p>
+    <w:p>
+      <w:pPr>
+        <w:spacing w:line="360" w:lineRule="auto"/>
+        <w:jc w:val="both"/>
         <w:rPr>
           <w:rFonts w:ascii="Times New Roman" w:eastAsia="Times New Roman" w:hAnsi="Times New Roman" w:cs="Times New Roman"/>
           <w:b/>
@@ -1553,84 +1567,291 @@
           <w:szCs w:val="24"/>
         </w:rPr>
         <w:lastRenderedPageBreak/>
-        <w:t xml:space="preserve">3 - </w:t>
-      </w:r>
-      <w:r>
-        <w:rPr>
-          <w:rFonts w:ascii="Times New Roman" w:eastAsia="Times New Roman" w:hAnsi="Times New Roman" w:cs="Times New Roman"/>
-          <w:b/>
-          <w:bCs/>
-          <w:sz w:val="24"/>
-          <w:szCs w:val="24"/>
-        </w:rPr>
-        <w:t>Mapea</w:t>
-      </w:r>
-      <w:r>
-        <w:rPr>
-          <w:rFonts w:ascii="Times New Roman" w:eastAsia="Times New Roman" w:hAnsi="Times New Roman" w:cs="Times New Roman"/>
-          <w:b/>
-          <w:bCs/>
-          <w:sz w:val="24"/>
-          <w:szCs w:val="24"/>
-        </w:rPr>
-        <w:t>mento dos processos principais:</w:t>
-      </w:r>
-    </w:p>
-    <w:p>
-      <w:pPr>
-        <w:spacing w:line="360" w:lineRule="auto"/>
+        <w:t>3 - Mapeamento dos processos principais:</w:t>
+      </w:r>
+    </w:p>
+    <w:p>
+      <w:pPr>
+        <w:pStyle w:val="Legenda"/>
+        <w:keepNext/>
         <w:jc w:val="both"/>
         <w:rPr>
-          <w:rFonts w:ascii="Times New Roman" w:eastAsia="Times New Roman" w:hAnsi="Times New Roman" w:cs="Times New Roman"/>
-          <w:b/>
-          <w:bCs/>
-          <w:sz w:val="24"/>
-          <w:szCs w:val="24"/>
-        </w:rPr>
-      </w:pPr>
-      <w:r>
-        <w:rPr>
-          <w:rFonts w:ascii="Times New Roman" w:eastAsia="Times New Roman" w:hAnsi="Times New Roman" w:cs="Times New Roman"/>
-          <w:sz w:val="24"/>
-          <w:szCs w:val="24"/>
-        </w:rPr>
-        <w:t>O fluxo atual dos processos da c</w:t>
-      </w:r>
-      <w:r>
-        <w:rPr>
-          <w:rFonts w:ascii="Times New Roman" w:eastAsia="Times New Roman" w:hAnsi="Times New Roman" w:cs="Times New Roman"/>
-          <w:sz w:val="24"/>
-          <w:szCs w:val="24"/>
-        </w:rPr>
-        <w:t>línica</w:t>
-      </w:r>
-      <w:r>
-        <w:rPr>
-          <w:rFonts w:ascii="Times New Roman" w:eastAsia="Times New Roman" w:hAnsi="Times New Roman" w:cs="Times New Roman"/>
-          <w:sz w:val="24"/>
-          <w:szCs w:val="24"/>
-        </w:rPr>
-        <w:t xml:space="preserve"> é realizado de forma manual </w:t>
-      </w:r>
-      <w:r>
-        <w:rPr>
-          <w:rFonts w:ascii="Times New Roman" w:eastAsia="Times New Roman" w:hAnsi="Times New Roman" w:cs="Times New Roman"/>
-          <w:sz w:val="24"/>
-          <w:szCs w:val="24"/>
-        </w:rPr>
-        <w:t>e pouco</w:t>
-      </w:r>
-      <w:r>
-        <w:rPr>
-          <w:rFonts w:ascii="Times New Roman" w:eastAsia="Times New Roman" w:hAnsi="Times New Roman" w:cs="Times New Roman"/>
-          <w:sz w:val="24"/>
-          <w:szCs w:val="24"/>
-        </w:rPr>
-        <w:t xml:space="preserve"> integrada e envolve alguns setores, como o financeiro, por exemplo:</w:t>
-      </w:r>
-      <w:r>
-        <w:rPr>
-          <w:rFonts w:ascii="Times New Roman" w:eastAsia="Times New Roman" w:hAnsi="Times New Roman" w:cs="Times New Roman"/>
+          <w:rFonts w:ascii="Times New Roman" w:hAnsi="Times New Roman" w:cs="Times New Roman"/>
+          <w:i w:val="0"/>
+          <w:iCs w:val="0"/>
+          <w:sz w:val="24"/>
+          <w:szCs w:val="24"/>
+        </w:rPr>
+      </w:pPr>
+      <w:r>
+        <w:rPr>
+          <w:rFonts w:ascii="Times New Roman" w:hAnsi="Times New Roman" w:cs="Times New Roman"/>
+          <w:i w:val="0"/>
+          <w:iCs w:val="0"/>
+          <w:sz w:val="24"/>
+          <w:szCs w:val="24"/>
+        </w:rPr>
+        <w:t xml:space="preserve">Figura </w:t>
+      </w:r>
+      <w:r>
+        <w:rPr>
+          <w:rFonts w:ascii="Times New Roman" w:hAnsi="Times New Roman" w:cs="Times New Roman"/>
+          <w:i w:val="0"/>
+          <w:iCs w:val="0"/>
+          <w:sz w:val="24"/>
+          <w:szCs w:val="24"/>
+        </w:rPr>
+        <w:fldChar w:fldCharType="begin"/>
+      </w:r>
+      <w:r>
+        <w:rPr>
+          <w:rFonts w:ascii="Times New Roman" w:hAnsi="Times New Roman" w:cs="Times New Roman"/>
+          <w:i w:val="0"/>
+          <w:iCs w:val="0"/>
+          <w:sz w:val="24"/>
+          <w:szCs w:val="24"/>
+        </w:rPr>
+        <w:instrText xml:space="preserve"> SEQ Figura \* ARABIC </w:instrText>
+      </w:r>
+      <w:r>
+        <w:rPr>
+          <w:rFonts w:ascii="Times New Roman" w:hAnsi="Times New Roman" w:cs="Times New Roman"/>
+          <w:i w:val="0"/>
+          <w:iCs w:val="0"/>
+          <w:sz w:val="24"/>
+          <w:szCs w:val="24"/>
+        </w:rPr>
+        <w:fldChar w:fldCharType="separate"/>
+      </w:r>
+      <w:r>
+        <w:rPr>
+          <w:rFonts w:ascii="Times New Roman" w:hAnsi="Times New Roman" w:cs="Times New Roman"/>
+          <w:i w:val="0"/>
+          <w:iCs w:val="0"/>
+          <w:noProof/>
+          <w:sz w:val="24"/>
+          <w:szCs w:val="24"/>
+        </w:rPr>
+        <w:t>2</w:t>
+      </w:r>
+      <w:r>
+        <w:rPr>
+          <w:rFonts w:ascii="Times New Roman" w:hAnsi="Times New Roman" w:cs="Times New Roman"/>
+          <w:i w:val="0"/>
+          <w:iCs w:val="0"/>
+          <w:sz w:val="24"/>
+          <w:szCs w:val="24"/>
+        </w:rPr>
+        <w:fldChar w:fldCharType="end"/>
+      </w:r>
+      <w:r>
+        <w:rPr>
+          <w:rFonts w:ascii="Times New Roman" w:hAnsi="Times New Roman" w:cs="Times New Roman"/>
+          <w:i w:val="0"/>
+          <w:iCs w:val="0"/>
+          <w:sz w:val="24"/>
+          <w:szCs w:val="24"/>
+        </w:rPr>
+        <w:t xml:space="preserve"> - Processos principais</w:t>
+      </w:r>
+    </w:p>
+    <w:p>
+      <w:pPr>
+        <w:spacing w:line="360" w:lineRule="auto"/>
+        <w:jc w:val="both"/>
+        <w:rPr>
+          <w:rFonts w:ascii="Times New Roman" w:eastAsia="Times New Roman" w:hAnsi="Times New Roman" w:cs="Times New Roman"/>
+          <w:b/>
+          <w:bCs/>
+          <w:sz w:val="24"/>
+          <w:szCs w:val="24"/>
+        </w:rPr>
+      </w:pPr>
+      <w:r>
+        <w:rPr>
+          <w:rFonts w:ascii="Times New Roman" w:eastAsia="Times New Roman" w:hAnsi="Times New Roman" w:cs="Times New Roman"/>
+          <w:b/>
+          <w:bCs/>
+          <w:noProof/>
+          <w:sz w:val="24"/>
+          <w:szCs w:val="24"/>
+        </w:rPr>
+        <w:drawing>
+          <wp:inline distT="0" distB="0" distL="0" distR="0" wp14:anchorId="60D7CA4A" wp14:editId="3849F0A4">
+            <wp:extent cx="5763260" cy="3842385"/>
+            <wp:effectExtent l="0" t="0" r="8890" b="5715"/>
+            <wp:docPr id="475339160" name="Imagem 4"/>
+            <wp:cNvGraphicFramePr>
+              <a:graphicFrameLocks xmlns:a="http://schemas.openxmlformats.org/drawingml/2006/main" noChangeAspect="1"/>
+            </wp:cNvGraphicFramePr>
+            <a:graphic xmlns:a="http://schemas.openxmlformats.org/drawingml/2006/main">
+              <a:graphicData uri="http://schemas.openxmlformats.org/drawingml/2006/picture">
+                <pic:pic xmlns:pic="http://schemas.openxmlformats.org/drawingml/2006/picture">
+                  <pic:nvPicPr>
+                    <pic:cNvPr id="475339160" name="Imagem 475339160"/>
+                    <pic:cNvPicPr/>
+                  </pic:nvPicPr>
+                  <pic:blipFill>
+                    <a:blip r:embed="rId10" cstate="print">
+                      <a:extLst>
+                        <a:ext uri="{28A0092B-C50C-407E-A947-70E740481C1C}">
+                          <a14:useLocalDpi xmlns:a14="http://schemas.microsoft.com/office/drawing/2010/main" val="0"/>
+                        </a:ext>
+                      </a:extLst>
+                    </a:blip>
+                    <a:stretch>
+                      <a:fillRect/>
+                    </a:stretch>
+                  </pic:blipFill>
+                  <pic:spPr>
+                    <a:xfrm>
+                      <a:off x="0" y="0"/>
+                      <a:ext cx="5763260" cy="3842385"/>
+                    </a:xfrm>
+                    <a:prstGeom prst="rect">
+                      <a:avLst/>
+                    </a:prstGeom>
+                  </pic:spPr>
+                </pic:pic>
+              </a:graphicData>
+            </a:graphic>
+          </wp:inline>
+        </w:drawing>
+      </w:r>
+    </w:p>
+    <w:p>
+      <w:pPr>
+        <w:spacing w:line="360" w:lineRule="auto"/>
+        <w:rPr>
+          <w:rFonts w:ascii="Times New Roman" w:eastAsia="Times New Roman" w:hAnsi="Times New Roman" w:cs="Times New Roman"/>
+          <w:b/>
+          <w:bCs/>
+          <w:sz w:val="24"/>
+          <w:szCs w:val="24"/>
+        </w:rPr>
+      </w:pPr>
+    </w:p>
+    <w:p>
+      <w:pPr>
+        <w:spacing w:line="360" w:lineRule="auto"/>
+        <w:rPr>
+          <w:rFonts w:ascii="Times New Roman" w:eastAsia="Times New Roman" w:hAnsi="Times New Roman" w:cs="Times New Roman"/>
+          <w:b/>
+          <w:bCs/>
+          <w:sz w:val="24"/>
+          <w:szCs w:val="24"/>
+        </w:rPr>
+      </w:pPr>
+      <w:r>
+        <w:rPr>
+          <w:rFonts w:ascii="Times New Roman" w:eastAsia="Times New Roman" w:hAnsi="Times New Roman" w:cs="Times New Roman"/>
+          <w:b/>
+          <w:bCs/>
+          <w:sz w:val="24"/>
+          <w:szCs w:val="24"/>
+        </w:rPr>
+        <w:t xml:space="preserve">3.1 </w:t>
+      </w:r>
+      <w:r>
+        <w:rPr>
+          <w:rFonts w:ascii="Times New Roman" w:eastAsia="Times New Roman" w:hAnsi="Times New Roman" w:cs="Times New Roman"/>
+          <w:b/>
+          <w:bCs/>
+          <w:sz w:val="24"/>
+          <w:szCs w:val="24"/>
+        </w:rPr>
+        <w:t>-</w:t>
+      </w:r>
+      <w:r>
+        <w:rPr>
+          <w:rFonts w:ascii="Times New Roman" w:eastAsia="Times New Roman" w:hAnsi="Times New Roman" w:cs="Times New Roman"/>
+          <w:b/>
+          <w:bCs/>
+          <w:sz w:val="24"/>
+          <w:szCs w:val="24"/>
+        </w:rPr>
+        <w:t xml:space="preserve"> Processo de Recepção e Admissão do Paciente</w:t>
+      </w:r>
+    </w:p>
+    <w:p>
+      <w:pPr>
+        <w:spacing w:line="360" w:lineRule="auto"/>
+        <w:jc w:val="both"/>
+        <w:rPr>
+          <w:rFonts w:ascii="Times New Roman" w:eastAsia="Times New Roman" w:hAnsi="Times New Roman" w:cs="Times New Roman"/>
+          <w:bCs/>
+          <w:sz w:val="24"/>
+          <w:szCs w:val="24"/>
+        </w:rPr>
+      </w:pPr>
+      <w:r>
+        <w:rPr>
+          <w:rFonts w:ascii="Times New Roman" w:eastAsia="Times New Roman" w:hAnsi="Times New Roman" w:cs="Times New Roman"/>
+          <w:bCs/>
+          <w:sz w:val="24"/>
+          <w:szCs w:val="24"/>
+        </w:rPr>
+        <w:t>O processo de recepção constitui a etapa inicial do atendimento, sendo responsável pelo registro do paciente no sistema da clínica.</w:t>
+      </w:r>
+    </w:p>
+    <w:p>
+      <w:pPr>
+        <w:spacing w:line="360" w:lineRule="auto"/>
+        <w:rPr>
+          <w:rFonts w:ascii="Times New Roman" w:eastAsia="Times New Roman" w:hAnsi="Times New Roman" w:cs="Times New Roman"/>
+          <w:b/>
+          <w:bCs/>
+          <w:sz w:val="24"/>
+          <w:szCs w:val="24"/>
+        </w:rPr>
+      </w:pPr>
+    </w:p>
+    <w:p>
+      <w:pPr>
+        <w:spacing w:line="360" w:lineRule="auto"/>
+        <w:rPr>
+          <w:rFonts w:ascii="Times New Roman" w:eastAsia="Times New Roman" w:hAnsi="Times New Roman" w:cs="Times New Roman"/>
+          <w:b/>
+          <w:bCs/>
+          <w:sz w:val="24"/>
+          <w:szCs w:val="24"/>
+        </w:rPr>
+      </w:pPr>
+      <w:r>
+        <w:rPr>
+          <w:rFonts w:ascii="Times New Roman" w:eastAsia="Times New Roman" w:hAnsi="Times New Roman" w:cs="Times New Roman"/>
+          <w:b/>
+          <w:bCs/>
+          <w:sz w:val="24"/>
+          <w:szCs w:val="24"/>
+        </w:rPr>
+        <w:t>3</w:t>
+      </w:r>
+      <w:r>
+        <w:rPr>
+          <w:rFonts w:ascii="Times New Roman" w:eastAsia="Times New Roman" w:hAnsi="Times New Roman" w:cs="Times New Roman"/>
+          <w:b/>
+          <w:bCs/>
+          <w:sz w:val="24"/>
+          <w:szCs w:val="24"/>
+        </w:rPr>
+        <w:t>.1</w:t>
+      </w:r>
+      <w:r>
+        <w:rPr>
+          <w:rFonts w:ascii="Times New Roman" w:eastAsia="Times New Roman" w:hAnsi="Times New Roman" w:cs="Times New Roman"/>
+          <w:b/>
+          <w:bCs/>
+          <w:sz w:val="24"/>
+          <w:szCs w:val="24"/>
+        </w:rPr>
+        <w:t>.1</w:t>
+      </w:r>
+      <w:r>
+        <w:rPr>
+          <w:rFonts w:ascii="Times New Roman" w:eastAsia="Times New Roman" w:hAnsi="Times New Roman" w:cs="Times New Roman"/>
+          <w:b/>
+          <w:bCs/>
           <w:sz w:val="24"/>
           <w:szCs w:val="24"/>
         </w:rPr>
@@ -1639,30 +1860,1166 @@
       <w:r>
         <w:rPr>
           <w:rFonts w:ascii="Times New Roman" w:eastAsia="Times New Roman" w:hAnsi="Times New Roman" w:cs="Times New Roman"/>
-          <w:sz w:val="24"/>
-          <w:szCs w:val="24"/>
-        </w:rPr>
-        <w:t>a</w:t>
-      </w:r>
-      <w:r>
-        <w:rPr>
-          <w:rFonts w:ascii="Times New Roman" w:eastAsia="Times New Roman" w:hAnsi="Times New Roman" w:cs="Times New Roman"/>
-          <w:sz w:val="24"/>
-          <w:szCs w:val="24"/>
-        </w:rPr>
-        <w:t xml:space="preserve">pós a consulta, o paciente realiza o pagamento na recepção, onde os dados são registrados em planilhas ou sistemas simples, o que aumenta o risco de erros e dificulta o controle em tempo real. O fechamento de caixa também é feito manualmente, </w:t>
-      </w:r>
-      <w:r>
-        <w:rPr>
-          <w:rFonts w:ascii="Times New Roman" w:eastAsia="Times New Roman" w:hAnsi="Times New Roman" w:cs="Times New Roman"/>
-          <w:sz w:val="24"/>
-          <w:szCs w:val="24"/>
-        </w:rPr>
-        <w:t>podendo gerar divergências e retrabalho</w:t>
-      </w:r>
-      <w:r>
-        <w:rPr>
-          <w:rFonts w:ascii="Times New Roman" w:eastAsia="Times New Roman" w:hAnsi="Times New Roman" w:cs="Times New Roman"/>
+          <w:b/>
+          <w:bCs/>
+          <w:sz w:val="24"/>
+          <w:szCs w:val="24"/>
+        </w:rPr>
+        <w:t xml:space="preserve">- </w:t>
+      </w:r>
+      <w:r>
+        <w:rPr>
+          <w:rFonts w:ascii="Times New Roman" w:eastAsia="Times New Roman" w:hAnsi="Times New Roman" w:cs="Times New Roman"/>
+          <w:b/>
+          <w:bCs/>
+          <w:sz w:val="24"/>
+          <w:szCs w:val="24"/>
+        </w:rPr>
+        <w:t>Atividades principais</w:t>
+      </w:r>
+    </w:p>
+    <w:p>
+      <w:pPr>
+        <w:pStyle w:val="PargrafodaLista"/>
+        <w:numPr>
+          <w:ilvl w:val="0"/>
+          <w:numId w:val="2"/>
+        </w:numPr>
+        <w:spacing w:line="360" w:lineRule="auto"/>
+        <w:rPr>
+          <w:rFonts w:ascii="Times New Roman" w:eastAsia="Times New Roman" w:hAnsi="Times New Roman" w:cs="Times New Roman"/>
+          <w:bCs/>
+          <w:sz w:val="24"/>
+          <w:szCs w:val="24"/>
+        </w:rPr>
+      </w:pPr>
+      <w:r>
+        <w:rPr>
+          <w:rFonts w:ascii="Times New Roman" w:eastAsia="Times New Roman" w:hAnsi="Times New Roman" w:cs="Times New Roman"/>
+          <w:bCs/>
+          <w:sz w:val="24"/>
+          <w:szCs w:val="24"/>
+        </w:rPr>
+        <w:t>Recepção do paciente nas dependências da clínica;</w:t>
+      </w:r>
+    </w:p>
+    <w:p>
+      <w:pPr>
+        <w:pStyle w:val="PargrafodaLista"/>
+        <w:numPr>
+          <w:ilvl w:val="0"/>
+          <w:numId w:val="2"/>
+        </w:numPr>
+        <w:spacing w:line="360" w:lineRule="auto"/>
+        <w:rPr>
+          <w:rFonts w:ascii="Times New Roman" w:eastAsia="Times New Roman" w:hAnsi="Times New Roman" w:cs="Times New Roman"/>
+          <w:bCs/>
+          <w:sz w:val="24"/>
+          <w:szCs w:val="24"/>
+        </w:rPr>
+      </w:pPr>
+      <w:r>
+        <w:rPr>
+          <w:rFonts w:ascii="Times New Roman" w:eastAsia="Times New Roman" w:hAnsi="Times New Roman" w:cs="Times New Roman"/>
+          <w:bCs/>
+          <w:sz w:val="24"/>
+          <w:szCs w:val="24"/>
+        </w:rPr>
+        <w:t>Realização de cadastro ou confirmação de dados;</w:t>
+      </w:r>
+    </w:p>
+    <w:p>
+      <w:pPr>
+        <w:pStyle w:val="PargrafodaLista"/>
+        <w:numPr>
+          <w:ilvl w:val="0"/>
+          <w:numId w:val="2"/>
+        </w:numPr>
+        <w:spacing w:line="360" w:lineRule="auto"/>
+        <w:rPr>
+          <w:rFonts w:ascii="Times New Roman" w:eastAsia="Times New Roman" w:hAnsi="Times New Roman" w:cs="Times New Roman"/>
+          <w:bCs/>
+          <w:sz w:val="24"/>
+          <w:szCs w:val="24"/>
+        </w:rPr>
+      </w:pPr>
+      <w:r>
+        <w:rPr>
+          <w:rFonts w:ascii="Times New Roman" w:eastAsia="Times New Roman" w:hAnsi="Times New Roman" w:cs="Times New Roman"/>
+          <w:bCs/>
+          <w:sz w:val="24"/>
+          <w:szCs w:val="24"/>
+        </w:rPr>
+        <w:t>Efetivação do check-in no sistema;</w:t>
+      </w:r>
+    </w:p>
+    <w:p>
+      <w:pPr>
+        <w:pStyle w:val="PargrafodaLista"/>
+        <w:numPr>
+          <w:ilvl w:val="0"/>
+          <w:numId w:val="2"/>
+        </w:numPr>
+        <w:spacing w:line="360" w:lineRule="auto"/>
+        <w:rPr>
+          <w:rFonts w:ascii="Times New Roman" w:eastAsia="Times New Roman" w:hAnsi="Times New Roman" w:cs="Times New Roman"/>
+          <w:bCs/>
+          <w:sz w:val="24"/>
+          <w:szCs w:val="24"/>
+        </w:rPr>
+      </w:pPr>
+      <w:r>
+        <w:rPr>
+          <w:rFonts w:ascii="Times New Roman" w:eastAsia="Times New Roman" w:hAnsi="Times New Roman" w:cs="Times New Roman"/>
+          <w:bCs/>
+          <w:sz w:val="24"/>
+          <w:szCs w:val="24"/>
+        </w:rPr>
+        <w:t>Inserção</w:t>
+      </w:r>
+      <w:r>
+        <w:rPr>
+          <w:rFonts w:ascii="Times New Roman" w:eastAsia="Times New Roman" w:hAnsi="Times New Roman" w:cs="Times New Roman"/>
+          <w:bCs/>
+          <w:sz w:val="24"/>
+          <w:szCs w:val="24"/>
+        </w:rPr>
+        <w:t xml:space="preserve"> do paciente na fila de espera.</w:t>
+      </w:r>
+    </w:p>
+    <w:p>
+      <w:pPr>
+        <w:spacing w:line="360" w:lineRule="auto"/>
+        <w:jc w:val="both"/>
+        <w:rPr>
+          <w:rFonts w:ascii="Times New Roman" w:eastAsia="Times New Roman" w:hAnsi="Times New Roman" w:cs="Times New Roman"/>
+          <w:bCs/>
+          <w:sz w:val="24"/>
+          <w:szCs w:val="24"/>
+        </w:rPr>
+      </w:pPr>
+      <w:r>
+        <w:rPr>
+          <w:rFonts w:ascii="Times New Roman" w:eastAsia="Times New Roman" w:hAnsi="Times New Roman" w:cs="Times New Roman"/>
+          <w:bCs/>
+          <w:sz w:val="24"/>
+          <w:szCs w:val="24"/>
+        </w:rPr>
+        <w:t>Este processo tem como objetivo garantir que o paciente esteja devidamente registrado e apto para seguir no fluxo de atendimento.</w:t>
+      </w:r>
+    </w:p>
+    <w:p>
+      <w:pPr>
+        <w:spacing w:line="360" w:lineRule="auto"/>
+        <w:rPr>
+          <w:rFonts w:ascii="Times New Roman" w:eastAsia="Times New Roman" w:hAnsi="Times New Roman" w:cs="Times New Roman"/>
+          <w:b/>
+          <w:bCs/>
+          <w:sz w:val="24"/>
+          <w:szCs w:val="24"/>
+        </w:rPr>
+      </w:pPr>
+    </w:p>
+    <w:p>
+      <w:pPr>
+        <w:spacing w:line="360" w:lineRule="auto"/>
+        <w:rPr>
+          <w:rFonts w:ascii="Times New Roman" w:eastAsia="Times New Roman" w:hAnsi="Times New Roman" w:cs="Times New Roman"/>
+          <w:b/>
+          <w:bCs/>
+          <w:sz w:val="24"/>
+          <w:szCs w:val="24"/>
+        </w:rPr>
+      </w:pPr>
+      <w:r>
+        <w:rPr>
+          <w:rFonts w:ascii="Times New Roman" w:eastAsia="Times New Roman" w:hAnsi="Times New Roman" w:cs="Times New Roman"/>
+          <w:b/>
+          <w:bCs/>
+          <w:sz w:val="24"/>
+          <w:szCs w:val="24"/>
+        </w:rPr>
+        <w:t>3.2 -</w:t>
+      </w:r>
+      <w:r>
+        <w:rPr>
+          <w:rFonts w:ascii="Times New Roman" w:eastAsia="Times New Roman" w:hAnsi="Times New Roman" w:cs="Times New Roman"/>
+          <w:b/>
+          <w:bCs/>
+          <w:sz w:val="24"/>
+          <w:szCs w:val="24"/>
+        </w:rPr>
+        <w:t xml:space="preserve"> Proce</w:t>
+      </w:r>
+      <w:r>
+        <w:rPr>
+          <w:rFonts w:ascii="Times New Roman" w:eastAsia="Times New Roman" w:hAnsi="Times New Roman" w:cs="Times New Roman"/>
+          <w:b/>
+          <w:bCs/>
+          <w:sz w:val="24"/>
+          <w:szCs w:val="24"/>
+        </w:rPr>
+        <w:t>sso de Gestão da Fila de Espera</w:t>
+      </w:r>
+    </w:p>
+    <w:p>
+      <w:pPr>
+        <w:spacing w:line="360" w:lineRule="auto"/>
+        <w:jc w:val="both"/>
+        <w:rPr>
+          <w:rFonts w:ascii="Times New Roman" w:eastAsia="Times New Roman" w:hAnsi="Times New Roman" w:cs="Times New Roman"/>
+          <w:bCs/>
+          <w:sz w:val="24"/>
+          <w:szCs w:val="24"/>
+        </w:rPr>
+      </w:pPr>
+      <w:r>
+        <w:rPr>
+          <w:rFonts w:ascii="Times New Roman" w:eastAsia="Times New Roman" w:hAnsi="Times New Roman" w:cs="Times New Roman"/>
+          <w:bCs/>
+          <w:sz w:val="24"/>
+          <w:szCs w:val="24"/>
+        </w:rPr>
+        <w:t>A gestão da fila de espera é responsável pela organização e controle da ordem de atendimento dos pacientes.</w:t>
+      </w:r>
+    </w:p>
+    <w:p>
+      <w:pPr>
+        <w:spacing w:line="360" w:lineRule="auto"/>
+        <w:rPr>
+          <w:rFonts w:ascii="Times New Roman" w:eastAsia="Times New Roman" w:hAnsi="Times New Roman" w:cs="Times New Roman"/>
+          <w:b/>
+          <w:bCs/>
+          <w:sz w:val="24"/>
+          <w:szCs w:val="24"/>
+        </w:rPr>
+      </w:pPr>
+    </w:p>
+    <w:p>
+      <w:pPr>
+        <w:spacing w:line="360" w:lineRule="auto"/>
+        <w:rPr>
+          <w:rFonts w:ascii="Times New Roman" w:eastAsia="Times New Roman" w:hAnsi="Times New Roman" w:cs="Times New Roman"/>
+          <w:b/>
+          <w:bCs/>
+          <w:sz w:val="24"/>
+          <w:szCs w:val="24"/>
+        </w:rPr>
+      </w:pPr>
+      <w:r>
+        <w:rPr>
+          <w:rFonts w:ascii="Times New Roman" w:eastAsia="Times New Roman" w:hAnsi="Times New Roman" w:cs="Times New Roman"/>
+          <w:b/>
+          <w:bCs/>
+          <w:sz w:val="24"/>
+          <w:szCs w:val="24"/>
+        </w:rPr>
+        <w:t>3.2.1 -</w:t>
+      </w:r>
+      <w:r>
+        <w:rPr>
+          <w:rFonts w:ascii="Times New Roman" w:eastAsia="Times New Roman" w:hAnsi="Times New Roman" w:cs="Times New Roman"/>
+          <w:b/>
+          <w:bCs/>
+          <w:sz w:val="24"/>
+          <w:szCs w:val="24"/>
+        </w:rPr>
+        <w:t xml:space="preserve"> Atividades principais</w:t>
+      </w:r>
+    </w:p>
+    <w:p>
+      <w:pPr>
+        <w:pStyle w:val="PargrafodaLista"/>
+        <w:numPr>
+          <w:ilvl w:val="0"/>
+          <w:numId w:val="3"/>
+        </w:numPr>
+        <w:spacing w:line="360" w:lineRule="auto"/>
+        <w:rPr>
+          <w:rFonts w:ascii="Times New Roman" w:eastAsia="Times New Roman" w:hAnsi="Times New Roman" w:cs="Times New Roman"/>
+          <w:bCs/>
+          <w:sz w:val="24"/>
+          <w:szCs w:val="24"/>
+        </w:rPr>
+      </w:pPr>
+      <w:r>
+        <w:rPr>
+          <w:rFonts w:ascii="Times New Roman" w:eastAsia="Times New Roman" w:hAnsi="Times New Roman" w:cs="Times New Roman"/>
+          <w:bCs/>
+          <w:sz w:val="24"/>
+          <w:szCs w:val="24"/>
+        </w:rPr>
+        <w:t>Organização da lista de pacientes aguardando atendimento;</w:t>
+      </w:r>
+    </w:p>
+    <w:p>
+      <w:pPr>
+        <w:pStyle w:val="PargrafodaLista"/>
+        <w:numPr>
+          <w:ilvl w:val="0"/>
+          <w:numId w:val="3"/>
+        </w:numPr>
+        <w:spacing w:line="360" w:lineRule="auto"/>
+        <w:rPr>
+          <w:rFonts w:ascii="Times New Roman" w:eastAsia="Times New Roman" w:hAnsi="Times New Roman" w:cs="Times New Roman"/>
+          <w:bCs/>
+          <w:sz w:val="24"/>
+          <w:szCs w:val="24"/>
+        </w:rPr>
+      </w:pPr>
+      <w:r>
+        <w:rPr>
+          <w:rFonts w:ascii="Times New Roman" w:eastAsia="Times New Roman" w:hAnsi="Times New Roman" w:cs="Times New Roman"/>
+          <w:bCs/>
+          <w:sz w:val="24"/>
+          <w:szCs w:val="24"/>
+        </w:rPr>
+        <w:t>Controle da sequência de chamadas;</w:t>
+      </w:r>
+    </w:p>
+    <w:p>
+      <w:pPr>
+        <w:pStyle w:val="PargrafodaLista"/>
+        <w:numPr>
+          <w:ilvl w:val="0"/>
+          <w:numId w:val="3"/>
+        </w:numPr>
+        <w:spacing w:line="360" w:lineRule="auto"/>
+        <w:rPr>
+          <w:rFonts w:ascii="Times New Roman" w:eastAsia="Times New Roman" w:hAnsi="Times New Roman" w:cs="Times New Roman"/>
+          <w:bCs/>
+          <w:sz w:val="24"/>
+          <w:szCs w:val="24"/>
+        </w:rPr>
+      </w:pPr>
+      <w:r>
+        <w:rPr>
+          <w:rFonts w:ascii="Times New Roman" w:eastAsia="Times New Roman" w:hAnsi="Times New Roman" w:cs="Times New Roman"/>
+          <w:bCs/>
+          <w:sz w:val="24"/>
+          <w:szCs w:val="24"/>
+        </w:rPr>
+        <w:t>Disponibilização da fila para visualização pelos profissionais de saúde.</w:t>
+      </w:r>
+    </w:p>
+    <w:p>
+      <w:pPr>
+        <w:spacing w:line="360" w:lineRule="auto"/>
+        <w:jc w:val="both"/>
+        <w:rPr>
+          <w:rFonts w:ascii="Times New Roman" w:eastAsia="Times New Roman" w:hAnsi="Times New Roman" w:cs="Times New Roman"/>
+          <w:bCs/>
+          <w:sz w:val="24"/>
+          <w:szCs w:val="24"/>
+        </w:rPr>
+      </w:pPr>
+      <w:r>
+        <w:rPr>
+          <w:rFonts w:ascii="Times New Roman" w:eastAsia="Times New Roman" w:hAnsi="Times New Roman" w:cs="Times New Roman"/>
+          <w:bCs/>
+          <w:sz w:val="24"/>
+          <w:szCs w:val="24"/>
+        </w:rPr>
+        <w:t>Este processo é considerado crítico, pois impacta diretamente na eficiência operacional e na experiência do paciente.</w:t>
+      </w:r>
+    </w:p>
+    <w:p>
+      <w:pPr>
+        <w:spacing w:line="360" w:lineRule="auto"/>
+        <w:rPr>
+          <w:rFonts w:ascii="Times New Roman" w:eastAsia="Times New Roman" w:hAnsi="Times New Roman" w:cs="Times New Roman"/>
+          <w:b/>
+          <w:bCs/>
+          <w:sz w:val="24"/>
+          <w:szCs w:val="24"/>
+        </w:rPr>
+      </w:pPr>
+    </w:p>
+    <w:p>
+      <w:pPr>
+        <w:spacing w:line="360" w:lineRule="auto"/>
+        <w:rPr>
+          <w:rFonts w:ascii="Times New Roman" w:eastAsia="Times New Roman" w:hAnsi="Times New Roman" w:cs="Times New Roman"/>
+          <w:b/>
+          <w:bCs/>
+          <w:sz w:val="24"/>
+          <w:szCs w:val="24"/>
+        </w:rPr>
+      </w:pPr>
+      <w:r>
+        <w:rPr>
+          <w:rFonts w:ascii="Times New Roman" w:eastAsia="Times New Roman" w:hAnsi="Times New Roman" w:cs="Times New Roman"/>
+          <w:b/>
+          <w:bCs/>
+          <w:sz w:val="24"/>
+          <w:szCs w:val="24"/>
+        </w:rPr>
+        <w:t>3.3 - Processo de Chamada do Paciente</w:t>
+      </w:r>
+    </w:p>
+    <w:p>
+      <w:pPr>
+        <w:spacing w:line="360" w:lineRule="auto"/>
+        <w:jc w:val="both"/>
+        <w:rPr>
+          <w:rFonts w:ascii="Times New Roman" w:eastAsia="Times New Roman" w:hAnsi="Times New Roman" w:cs="Times New Roman"/>
+          <w:bCs/>
+          <w:sz w:val="24"/>
+          <w:szCs w:val="24"/>
+        </w:rPr>
+      </w:pPr>
+      <w:r>
+        <w:rPr>
+          <w:rFonts w:ascii="Times New Roman" w:eastAsia="Times New Roman" w:hAnsi="Times New Roman" w:cs="Times New Roman"/>
+          <w:bCs/>
+          <w:sz w:val="24"/>
+          <w:szCs w:val="24"/>
+        </w:rPr>
+        <w:t>O processo de chamada é executado pelo profissional médico por meio do sistema de painel eletrônico.</w:t>
+      </w:r>
+    </w:p>
+    <w:p>
+      <w:pPr>
+        <w:spacing w:line="360" w:lineRule="auto"/>
+        <w:rPr>
+          <w:rFonts w:ascii="Times New Roman" w:eastAsia="Times New Roman" w:hAnsi="Times New Roman" w:cs="Times New Roman"/>
+          <w:bCs/>
+          <w:sz w:val="24"/>
+          <w:szCs w:val="24"/>
+        </w:rPr>
+      </w:pPr>
+    </w:p>
+    <w:p>
+      <w:pPr>
+        <w:spacing w:line="360" w:lineRule="auto"/>
+        <w:rPr>
+          <w:rFonts w:ascii="Times New Roman" w:eastAsia="Times New Roman" w:hAnsi="Times New Roman" w:cs="Times New Roman"/>
+          <w:b/>
+          <w:bCs/>
+          <w:sz w:val="24"/>
+          <w:szCs w:val="24"/>
+        </w:rPr>
+      </w:pPr>
+      <w:r>
+        <w:rPr>
+          <w:rFonts w:ascii="Times New Roman" w:eastAsia="Times New Roman" w:hAnsi="Times New Roman" w:cs="Times New Roman"/>
+          <w:b/>
+          <w:bCs/>
+          <w:sz w:val="24"/>
+          <w:szCs w:val="24"/>
+        </w:rPr>
+        <w:t>3.3.1</w:t>
+      </w:r>
+      <w:r>
+        <w:rPr>
+          <w:rFonts w:ascii="Times New Roman" w:eastAsia="Times New Roman" w:hAnsi="Times New Roman" w:cs="Times New Roman"/>
+          <w:b/>
+          <w:bCs/>
+          <w:sz w:val="24"/>
+          <w:szCs w:val="24"/>
+        </w:rPr>
+        <w:t xml:space="preserve"> -</w:t>
+      </w:r>
+      <w:r>
+        <w:rPr>
+          <w:rFonts w:ascii="Times New Roman" w:eastAsia="Times New Roman" w:hAnsi="Times New Roman" w:cs="Times New Roman"/>
+          <w:b/>
+          <w:bCs/>
+          <w:sz w:val="24"/>
+          <w:szCs w:val="24"/>
+        </w:rPr>
+        <w:t xml:space="preserve"> Atividades principais</w:t>
+      </w:r>
+    </w:p>
+    <w:p>
+      <w:pPr>
+        <w:pStyle w:val="PargrafodaLista"/>
+        <w:numPr>
+          <w:ilvl w:val="0"/>
+          <w:numId w:val="4"/>
+        </w:numPr>
+        <w:spacing w:line="360" w:lineRule="auto"/>
+        <w:rPr>
+          <w:rFonts w:ascii="Times New Roman" w:eastAsia="Times New Roman" w:hAnsi="Times New Roman" w:cs="Times New Roman"/>
+          <w:bCs/>
+          <w:sz w:val="24"/>
+          <w:szCs w:val="24"/>
+        </w:rPr>
+      </w:pPr>
+      <w:r>
+        <w:rPr>
+          <w:rFonts w:ascii="Times New Roman" w:eastAsia="Times New Roman" w:hAnsi="Times New Roman" w:cs="Times New Roman"/>
+          <w:bCs/>
+          <w:sz w:val="24"/>
+          <w:szCs w:val="24"/>
+        </w:rPr>
+        <w:t>Seleção do paciente na fila;</w:t>
+      </w:r>
+    </w:p>
+    <w:p>
+      <w:pPr>
+        <w:pStyle w:val="PargrafodaLista"/>
+        <w:numPr>
+          <w:ilvl w:val="0"/>
+          <w:numId w:val="4"/>
+        </w:numPr>
+        <w:spacing w:line="360" w:lineRule="auto"/>
+        <w:rPr>
+          <w:rFonts w:ascii="Times New Roman" w:eastAsia="Times New Roman" w:hAnsi="Times New Roman" w:cs="Times New Roman"/>
+          <w:bCs/>
+          <w:sz w:val="24"/>
+          <w:szCs w:val="24"/>
+        </w:rPr>
+      </w:pPr>
+      <w:r>
+        <w:rPr>
+          <w:rFonts w:ascii="Times New Roman" w:eastAsia="Times New Roman" w:hAnsi="Times New Roman" w:cs="Times New Roman"/>
+          <w:bCs/>
+          <w:sz w:val="24"/>
+          <w:szCs w:val="24"/>
+        </w:rPr>
+        <w:t>Realização da chamada por meio do painel;</w:t>
+      </w:r>
+    </w:p>
+    <w:p>
+      <w:pPr>
+        <w:pStyle w:val="PargrafodaLista"/>
+        <w:numPr>
+          <w:ilvl w:val="0"/>
+          <w:numId w:val="4"/>
+        </w:numPr>
+        <w:spacing w:line="360" w:lineRule="auto"/>
+        <w:rPr>
+          <w:rFonts w:ascii="Times New Roman" w:eastAsia="Times New Roman" w:hAnsi="Times New Roman" w:cs="Times New Roman"/>
+          <w:bCs/>
+          <w:sz w:val="24"/>
+          <w:szCs w:val="24"/>
+        </w:rPr>
+      </w:pPr>
+      <w:r>
+        <w:rPr>
+          <w:rFonts w:ascii="Times New Roman" w:eastAsia="Times New Roman" w:hAnsi="Times New Roman" w:cs="Times New Roman"/>
+          <w:bCs/>
+          <w:sz w:val="24"/>
+          <w:szCs w:val="24"/>
+        </w:rPr>
+        <w:t>Direcionamento do paciente ao consultório.</w:t>
+      </w:r>
+    </w:p>
+    <w:p>
+      <w:pPr>
+        <w:spacing w:line="360" w:lineRule="auto"/>
+        <w:rPr>
+          <w:rFonts w:ascii="Times New Roman" w:eastAsia="Times New Roman" w:hAnsi="Times New Roman" w:cs="Times New Roman"/>
+          <w:bCs/>
+          <w:sz w:val="24"/>
+          <w:szCs w:val="24"/>
+        </w:rPr>
+      </w:pPr>
+    </w:p>
+    <w:p>
+      <w:pPr>
+        <w:spacing w:line="360" w:lineRule="auto"/>
+        <w:rPr>
+          <w:rFonts w:ascii="Times New Roman" w:eastAsia="Times New Roman" w:hAnsi="Times New Roman" w:cs="Times New Roman"/>
+          <w:b/>
+          <w:bCs/>
+          <w:sz w:val="24"/>
+          <w:szCs w:val="24"/>
+        </w:rPr>
+      </w:pPr>
+      <w:r>
+        <w:rPr>
+          <w:rFonts w:ascii="Times New Roman" w:eastAsia="Times New Roman" w:hAnsi="Times New Roman" w:cs="Times New Roman"/>
+          <w:b/>
+          <w:bCs/>
+          <w:sz w:val="24"/>
+          <w:szCs w:val="24"/>
+        </w:rPr>
+        <w:t>3.3.2 - Ponto de decisão</w:t>
+      </w:r>
+    </w:p>
+    <w:p>
+      <w:pPr>
+        <w:spacing w:line="360" w:lineRule="auto"/>
+        <w:jc w:val="both"/>
+        <w:rPr>
+          <w:rFonts w:ascii="Times New Roman" w:eastAsia="Times New Roman" w:hAnsi="Times New Roman" w:cs="Times New Roman"/>
+          <w:bCs/>
+          <w:sz w:val="24"/>
+          <w:szCs w:val="24"/>
+        </w:rPr>
+      </w:pPr>
+      <w:r>
+        <w:rPr>
+          <w:rFonts w:ascii="Times New Roman" w:eastAsia="Times New Roman" w:hAnsi="Times New Roman" w:cs="Times New Roman"/>
+          <w:bCs/>
+          <w:sz w:val="24"/>
+          <w:szCs w:val="24"/>
+        </w:rPr>
+        <w:t>Durante este processo, ocorre a verificação da presença do paciente, carac</w:t>
+      </w:r>
+      <w:r>
+        <w:rPr>
+          <w:rFonts w:ascii="Times New Roman" w:eastAsia="Times New Roman" w:hAnsi="Times New Roman" w:cs="Times New Roman"/>
+          <w:bCs/>
+          <w:sz w:val="24"/>
+          <w:szCs w:val="24"/>
+        </w:rPr>
+        <w:t>terizada pela seguinte decisão:</w:t>
+      </w:r>
+    </w:p>
+    <w:p>
+      <w:pPr>
+        <w:pStyle w:val="PargrafodaLista"/>
+        <w:numPr>
+          <w:ilvl w:val="0"/>
+          <w:numId w:val="5"/>
+        </w:numPr>
+        <w:spacing w:line="360" w:lineRule="auto"/>
+        <w:rPr>
+          <w:rFonts w:ascii="Times New Roman" w:eastAsia="Times New Roman" w:hAnsi="Times New Roman" w:cs="Times New Roman"/>
+          <w:bCs/>
+          <w:sz w:val="24"/>
+          <w:szCs w:val="24"/>
+        </w:rPr>
+      </w:pPr>
+      <w:r>
+        <w:rPr>
+          <w:rFonts w:ascii="Times New Roman" w:eastAsia="Times New Roman" w:hAnsi="Times New Roman" w:cs="Times New Roman"/>
+          <w:bCs/>
+          <w:sz w:val="24"/>
+          <w:szCs w:val="24"/>
+        </w:rPr>
+        <w:t>Paciente responde à chamada;</w:t>
+      </w:r>
+    </w:p>
+    <w:p>
+      <w:pPr>
+        <w:pStyle w:val="PargrafodaLista"/>
+        <w:numPr>
+          <w:ilvl w:val="0"/>
+          <w:numId w:val="5"/>
+        </w:numPr>
+        <w:spacing w:line="360" w:lineRule="auto"/>
+        <w:rPr>
+          <w:rFonts w:ascii="Times New Roman" w:eastAsia="Times New Roman" w:hAnsi="Times New Roman" w:cs="Times New Roman"/>
+          <w:bCs/>
+          <w:sz w:val="24"/>
+          <w:szCs w:val="24"/>
+        </w:rPr>
+      </w:pPr>
+      <w:r>
+        <w:rPr>
+          <w:rFonts w:ascii="Times New Roman" w:eastAsia="Times New Roman" w:hAnsi="Times New Roman" w:cs="Times New Roman"/>
+          <w:bCs/>
+          <w:sz w:val="24"/>
+          <w:szCs w:val="24"/>
+        </w:rPr>
+        <w:t>Paciente não responde à chamada.</w:t>
+      </w:r>
+    </w:p>
+    <w:p>
+      <w:pPr>
+        <w:spacing w:line="360" w:lineRule="auto"/>
+        <w:rPr>
+          <w:rFonts w:ascii="Times New Roman" w:eastAsia="Times New Roman" w:hAnsi="Times New Roman" w:cs="Times New Roman"/>
+          <w:bCs/>
+          <w:sz w:val="24"/>
+          <w:szCs w:val="24"/>
+        </w:rPr>
+      </w:pPr>
+    </w:p>
+    <w:p>
+      <w:pPr>
+        <w:spacing w:line="360" w:lineRule="auto"/>
+        <w:rPr>
+          <w:rFonts w:ascii="Times New Roman" w:eastAsia="Times New Roman" w:hAnsi="Times New Roman" w:cs="Times New Roman"/>
+          <w:b/>
+          <w:bCs/>
+          <w:sz w:val="24"/>
+          <w:szCs w:val="24"/>
+        </w:rPr>
+      </w:pPr>
+      <w:r>
+        <w:rPr>
+          <w:rFonts w:ascii="Times New Roman" w:eastAsia="Times New Roman" w:hAnsi="Times New Roman" w:cs="Times New Roman"/>
+          <w:b/>
+          <w:bCs/>
+          <w:sz w:val="24"/>
+          <w:szCs w:val="24"/>
+        </w:rPr>
+        <w:t xml:space="preserve">3.4 - </w:t>
+      </w:r>
+      <w:r>
+        <w:rPr>
+          <w:rFonts w:ascii="Times New Roman" w:eastAsia="Times New Roman" w:hAnsi="Times New Roman" w:cs="Times New Roman"/>
+          <w:b/>
+          <w:bCs/>
+          <w:sz w:val="24"/>
+          <w:szCs w:val="24"/>
+        </w:rPr>
+        <w:t>Processo de Tratamento de Au</w:t>
+      </w:r>
+      <w:r>
+        <w:rPr>
+          <w:rFonts w:ascii="Times New Roman" w:eastAsia="Times New Roman" w:hAnsi="Times New Roman" w:cs="Times New Roman"/>
+          <w:b/>
+          <w:bCs/>
+          <w:sz w:val="24"/>
+          <w:szCs w:val="24"/>
+        </w:rPr>
+        <w:t>sência (Situação Atual – AS-IS)</w:t>
+      </w:r>
+    </w:p>
+    <w:p>
+      <w:pPr>
+        <w:spacing w:line="360" w:lineRule="auto"/>
+        <w:jc w:val="both"/>
+        <w:rPr>
+          <w:rFonts w:ascii="Times New Roman" w:eastAsia="Times New Roman" w:hAnsi="Times New Roman" w:cs="Times New Roman"/>
+          <w:bCs/>
+          <w:sz w:val="24"/>
+          <w:szCs w:val="24"/>
+        </w:rPr>
+      </w:pPr>
+      <w:r>
+        <w:rPr>
+          <w:rFonts w:ascii="Times New Roman" w:eastAsia="Times New Roman" w:hAnsi="Times New Roman" w:cs="Times New Roman"/>
+          <w:bCs/>
+          <w:sz w:val="24"/>
+          <w:szCs w:val="24"/>
+        </w:rPr>
+        <w:t>Na situação atual, o sistema apresenta limitações no tratamento de pacientes ausentes.</w:t>
+      </w:r>
+    </w:p>
+    <w:p>
+      <w:pPr>
+        <w:spacing w:line="360" w:lineRule="auto"/>
+        <w:rPr>
+          <w:rFonts w:ascii="Times New Roman" w:eastAsia="Times New Roman" w:hAnsi="Times New Roman" w:cs="Times New Roman"/>
+          <w:bCs/>
+          <w:sz w:val="24"/>
+          <w:szCs w:val="24"/>
+        </w:rPr>
+      </w:pPr>
+    </w:p>
+    <w:p>
+      <w:pPr>
+        <w:spacing w:line="360" w:lineRule="auto"/>
+        <w:rPr>
+          <w:rFonts w:ascii="Times New Roman" w:eastAsia="Times New Roman" w:hAnsi="Times New Roman" w:cs="Times New Roman"/>
+          <w:b/>
+          <w:bCs/>
+          <w:sz w:val="24"/>
+          <w:szCs w:val="24"/>
+        </w:rPr>
+      </w:pPr>
+      <w:r>
+        <w:rPr>
+          <w:rFonts w:ascii="Times New Roman" w:eastAsia="Times New Roman" w:hAnsi="Times New Roman" w:cs="Times New Roman"/>
+          <w:b/>
+          <w:bCs/>
+          <w:sz w:val="24"/>
+          <w:szCs w:val="24"/>
+        </w:rPr>
+        <w:t>3.4</w:t>
+      </w:r>
+      <w:r>
+        <w:rPr>
+          <w:rFonts w:ascii="Times New Roman" w:eastAsia="Times New Roman" w:hAnsi="Times New Roman" w:cs="Times New Roman"/>
+          <w:b/>
+          <w:bCs/>
+          <w:sz w:val="24"/>
+          <w:szCs w:val="24"/>
+        </w:rPr>
+        <w:t>.1</w:t>
+      </w:r>
+      <w:r>
+        <w:rPr>
+          <w:rFonts w:ascii="Times New Roman" w:eastAsia="Times New Roman" w:hAnsi="Times New Roman" w:cs="Times New Roman"/>
+          <w:b/>
+          <w:bCs/>
+          <w:sz w:val="24"/>
+          <w:szCs w:val="24"/>
+        </w:rPr>
+        <w:t xml:space="preserve"> -</w:t>
+      </w:r>
+      <w:r>
+        <w:rPr>
+          <w:rFonts w:ascii="Times New Roman" w:eastAsia="Times New Roman" w:hAnsi="Times New Roman" w:cs="Times New Roman"/>
+          <w:b/>
+          <w:bCs/>
+          <w:sz w:val="24"/>
+          <w:szCs w:val="24"/>
+        </w:rPr>
+        <w:t xml:space="preserve"> Atividades principais</w:t>
+      </w:r>
+    </w:p>
+    <w:p>
+      <w:pPr>
+        <w:pStyle w:val="PargrafodaLista"/>
+        <w:numPr>
+          <w:ilvl w:val="0"/>
+          <w:numId w:val="6"/>
+        </w:numPr>
+        <w:spacing w:line="360" w:lineRule="auto"/>
+        <w:rPr>
+          <w:rFonts w:ascii="Times New Roman" w:eastAsia="Times New Roman" w:hAnsi="Times New Roman" w:cs="Times New Roman"/>
+          <w:bCs/>
+          <w:sz w:val="24"/>
+          <w:szCs w:val="24"/>
+        </w:rPr>
+      </w:pPr>
+      <w:r>
+        <w:rPr>
+          <w:rFonts w:ascii="Times New Roman" w:eastAsia="Times New Roman" w:hAnsi="Times New Roman" w:cs="Times New Roman"/>
+          <w:bCs/>
+          <w:sz w:val="24"/>
+          <w:szCs w:val="24"/>
+        </w:rPr>
+        <w:t>Identificação da ausência do paciente;</w:t>
+      </w:r>
+    </w:p>
+    <w:p>
+      <w:pPr>
+        <w:pStyle w:val="PargrafodaLista"/>
+        <w:numPr>
+          <w:ilvl w:val="0"/>
+          <w:numId w:val="6"/>
+        </w:numPr>
+        <w:spacing w:line="360" w:lineRule="auto"/>
+        <w:rPr>
+          <w:rFonts w:ascii="Times New Roman" w:eastAsia="Times New Roman" w:hAnsi="Times New Roman" w:cs="Times New Roman"/>
+          <w:bCs/>
+          <w:sz w:val="24"/>
+          <w:szCs w:val="24"/>
+        </w:rPr>
+      </w:pPr>
+      <w:r>
+        <w:rPr>
+          <w:rFonts w:ascii="Times New Roman" w:eastAsia="Times New Roman" w:hAnsi="Times New Roman" w:cs="Times New Roman"/>
+          <w:bCs/>
+          <w:sz w:val="24"/>
+          <w:szCs w:val="24"/>
+        </w:rPr>
+        <w:t>Dificuldade de localização no sistema;</w:t>
+      </w:r>
+    </w:p>
+    <w:p>
+      <w:pPr>
+        <w:pStyle w:val="PargrafodaLista"/>
+        <w:numPr>
+          <w:ilvl w:val="0"/>
+          <w:numId w:val="6"/>
+        </w:numPr>
+        <w:spacing w:line="360" w:lineRule="auto"/>
+        <w:rPr>
+          <w:rFonts w:ascii="Times New Roman" w:eastAsia="Times New Roman" w:hAnsi="Times New Roman" w:cs="Times New Roman"/>
+          <w:bCs/>
+          <w:sz w:val="24"/>
+          <w:szCs w:val="24"/>
+        </w:rPr>
+      </w:pPr>
+      <w:r>
+        <w:rPr>
+          <w:rFonts w:ascii="Times New Roman" w:eastAsia="Times New Roman" w:hAnsi="Times New Roman" w:cs="Times New Roman"/>
+          <w:bCs/>
+          <w:sz w:val="24"/>
+          <w:szCs w:val="24"/>
+        </w:rPr>
+        <w:t>Acionamento da equipe de Tecnologia da Informação (TI);</w:t>
+      </w:r>
+    </w:p>
+    <w:p>
+      <w:pPr>
+        <w:pStyle w:val="PargrafodaLista"/>
+        <w:numPr>
+          <w:ilvl w:val="0"/>
+          <w:numId w:val="6"/>
+        </w:numPr>
+        <w:spacing w:line="360" w:lineRule="auto"/>
+        <w:rPr>
+          <w:rFonts w:ascii="Times New Roman" w:eastAsia="Times New Roman" w:hAnsi="Times New Roman" w:cs="Times New Roman"/>
+          <w:bCs/>
+          <w:sz w:val="24"/>
+          <w:szCs w:val="24"/>
+        </w:rPr>
+      </w:pPr>
+      <w:r>
+        <w:rPr>
+          <w:rFonts w:ascii="Times New Roman" w:eastAsia="Times New Roman" w:hAnsi="Times New Roman" w:cs="Times New Roman"/>
+          <w:bCs/>
+          <w:sz w:val="24"/>
+          <w:szCs w:val="24"/>
+        </w:rPr>
+        <w:t>Intervenção técnica para localização do paciente;</w:t>
+      </w:r>
+    </w:p>
+    <w:p>
+      <w:pPr>
+        <w:pStyle w:val="PargrafodaLista"/>
+        <w:numPr>
+          <w:ilvl w:val="0"/>
+          <w:numId w:val="6"/>
+        </w:numPr>
+        <w:spacing w:line="360" w:lineRule="auto"/>
+        <w:rPr>
+          <w:rFonts w:ascii="Times New Roman" w:eastAsia="Times New Roman" w:hAnsi="Times New Roman" w:cs="Times New Roman"/>
+          <w:bCs/>
+          <w:sz w:val="24"/>
+          <w:szCs w:val="24"/>
+        </w:rPr>
+      </w:pPr>
+      <w:r>
+        <w:rPr>
+          <w:rFonts w:ascii="Times New Roman" w:eastAsia="Times New Roman" w:hAnsi="Times New Roman" w:cs="Times New Roman"/>
+          <w:bCs/>
+          <w:sz w:val="24"/>
+          <w:szCs w:val="24"/>
+        </w:rPr>
+        <w:t>Realização de chamada manual (boca a boca).</w:t>
+      </w:r>
+    </w:p>
+    <w:p>
+      <w:pPr>
+        <w:spacing w:line="360" w:lineRule="auto"/>
+        <w:rPr>
+          <w:rFonts w:ascii="Times New Roman" w:eastAsia="Times New Roman" w:hAnsi="Times New Roman" w:cs="Times New Roman"/>
+          <w:bCs/>
+          <w:sz w:val="24"/>
+          <w:szCs w:val="24"/>
+        </w:rPr>
+      </w:pPr>
+    </w:p>
+    <w:p>
+      <w:pPr>
+        <w:spacing w:line="360" w:lineRule="auto"/>
+        <w:rPr>
+          <w:rFonts w:ascii="Times New Roman" w:eastAsia="Times New Roman" w:hAnsi="Times New Roman" w:cs="Times New Roman"/>
+          <w:b/>
+          <w:bCs/>
+          <w:sz w:val="24"/>
+          <w:szCs w:val="24"/>
+        </w:rPr>
+      </w:pPr>
+      <w:r>
+        <w:rPr>
+          <w:rFonts w:ascii="Times New Roman" w:eastAsia="Times New Roman" w:hAnsi="Times New Roman" w:cs="Times New Roman"/>
+          <w:b/>
+          <w:bCs/>
+          <w:sz w:val="24"/>
+          <w:szCs w:val="24"/>
+        </w:rPr>
+        <w:lastRenderedPageBreak/>
+        <w:t>3.4</w:t>
+      </w:r>
+      <w:r>
+        <w:rPr>
+          <w:rFonts w:ascii="Times New Roman" w:eastAsia="Times New Roman" w:hAnsi="Times New Roman" w:cs="Times New Roman"/>
+          <w:b/>
+          <w:bCs/>
+          <w:sz w:val="24"/>
+          <w:szCs w:val="24"/>
+        </w:rPr>
+        <w:t>.2</w:t>
+      </w:r>
+      <w:r>
+        <w:rPr>
+          <w:rFonts w:ascii="Times New Roman" w:eastAsia="Times New Roman" w:hAnsi="Times New Roman" w:cs="Times New Roman"/>
+          <w:b/>
+          <w:bCs/>
+          <w:sz w:val="24"/>
+          <w:szCs w:val="24"/>
+        </w:rPr>
+        <w:t xml:space="preserve"> -</w:t>
+      </w:r>
+      <w:r>
+        <w:rPr>
+          <w:rFonts w:ascii="Times New Roman" w:eastAsia="Times New Roman" w:hAnsi="Times New Roman" w:cs="Times New Roman"/>
+          <w:b/>
+          <w:bCs/>
+          <w:sz w:val="24"/>
+          <w:szCs w:val="24"/>
+        </w:rPr>
+        <w:t xml:space="preserve"> Problemas identificados</w:t>
+      </w:r>
+    </w:p>
+    <w:p>
+      <w:pPr>
+        <w:pStyle w:val="PargrafodaLista"/>
+        <w:numPr>
+          <w:ilvl w:val="0"/>
+          <w:numId w:val="7"/>
+        </w:numPr>
+        <w:spacing w:line="360" w:lineRule="auto"/>
+        <w:rPr>
+          <w:rFonts w:ascii="Times New Roman" w:eastAsia="Times New Roman" w:hAnsi="Times New Roman" w:cs="Times New Roman"/>
+          <w:bCs/>
+          <w:sz w:val="24"/>
+          <w:szCs w:val="24"/>
+        </w:rPr>
+      </w:pPr>
+      <w:r>
+        <w:rPr>
+          <w:rFonts w:ascii="Times New Roman" w:eastAsia="Times New Roman" w:hAnsi="Times New Roman" w:cs="Times New Roman"/>
+          <w:bCs/>
+          <w:sz w:val="24"/>
+          <w:szCs w:val="24"/>
+        </w:rPr>
+        <w:t>Dependência da equipe de TI para atividades operacionais;</w:t>
+      </w:r>
+    </w:p>
+    <w:p>
+      <w:pPr>
+        <w:pStyle w:val="PargrafodaLista"/>
+        <w:numPr>
+          <w:ilvl w:val="0"/>
+          <w:numId w:val="7"/>
+        </w:numPr>
+        <w:spacing w:line="360" w:lineRule="auto"/>
+        <w:rPr>
+          <w:rFonts w:ascii="Times New Roman" w:eastAsia="Times New Roman" w:hAnsi="Times New Roman" w:cs="Times New Roman"/>
+          <w:bCs/>
+          <w:sz w:val="24"/>
+          <w:szCs w:val="24"/>
+        </w:rPr>
+      </w:pPr>
+      <w:r>
+        <w:rPr>
+          <w:rFonts w:ascii="Times New Roman" w:eastAsia="Times New Roman" w:hAnsi="Times New Roman" w:cs="Times New Roman"/>
+          <w:bCs/>
+          <w:sz w:val="24"/>
+          <w:szCs w:val="24"/>
+        </w:rPr>
+        <w:t>Ausência de padronização no tratamento de pacientes ausentes;</w:t>
+      </w:r>
+    </w:p>
+    <w:p>
+      <w:pPr>
+        <w:pStyle w:val="PargrafodaLista"/>
+        <w:numPr>
+          <w:ilvl w:val="0"/>
+          <w:numId w:val="7"/>
+        </w:numPr>
+        <w:spacing w:line="360" w:lineRule="auto"/>
+        <w:rPr>
+          <w:rFonts w:ascii="Times New Roman" w:eastAsia="Times New Roman" w:hAnsi="Times New Roman" w:cs="Times New Roman"/>
+          <w:bCs/>
+          <w:sz w:val="24"/>
+          <w:szCs w:val="24"/>
+        </w:rPr>
+      </w:pPr>
+      <w:r>
+        <w:rPr>
+          <w:rFonts w:ascii="Times New Roman" w:eastAsia="Times New Roman" w:hAnsi="Times New Roman" w:cs="Times New Roman"/>
+          <w:bCs/>
+          <w:sz w:val="24"/>
+          <w:szCs w:val="24"/>
+        </w:rPr>
+        <w:t>Geração de gargalos no fluxo de atendimento;</w:t>
+      </w:r>
+    </w:p>
+    <w:p>
+      <w:pPr>
+        <w:pStyle w:val="PargrafodaLista"/>
+        <w:numPr>
+          <w:ilvl w:val="0"/>
+          <w:numId w:val="7"/>
+        </w:numPr>
+        <w:spacing w:line="360" w:lineRule="auto"/>
+        <w:rPr>
+          <w:rFonts w:ascii="Times New Roman" w:eastAsia="Times New Roman" w:hAnsi="Times New Roman" w:cs="Times New Roman"/>
+          <w:bCs/>
+          <w:sz w:val="24"/>
+          <w:szCs w:val="24"/>
+        </w:rPr>
+      </w:pPr>
+      <w:r>
+        <w:rPr>
+          <w:rFonts w:ascii="Times New Roman" w:eastAsia="Times New Roman" w:hAnsi="Times New Roman" w:cs="Times New Roman"/>
+          <w:bCs/>
+          <w:sz w:val="24"/>
+          <w:szCs w:val="24"/>
+        </w:rPr>
+        <w:t>Perda de tempo de consulta;</w:t>
+      </w:r>
+    </w:p>
+    <w:p>
+      <w:pPr>
+        <w:pStyle w:val="PargrafodaLista"/>
+        <w:numPr>
+          <w:ilvl w:val="0"/>
+          <w:numId w:val="7"/>
+        </w:numPr>
+        <w:spacing w:line="360" w:lineRule="auto"/>
+        <w:rPr>
+          <w:rFonts w:ascii="Times New Roman" w:eastAsia="Times New Roman" w:hAnsi="Times New Roman" w:cs="Times New Roman"/>
+          <w:bCs/>
+          <w:sz w:val="24"/>
+          <w:szCs w:val="24"/>
+        </w:rPr>
+      </w:pPr>
+      <w:r>
+        <w:rPr>
+          <w:rFonts w:ascii="Times New Roman" w:eastAsia="Times New Roman" w:hAnsi="Times New Roman" w:cs="Times New Roman"/>
+          <w:bCs/>
+          <w:sz w:val="24"/>
+          <w:szCs w:val="24"/>
+        </w:rPr>
+        <w:t>Sobrecarga da equipe técnica.</w:t>
+      </w:r>
+    </w:p>
+    <w:p>
+      <w:pPr>
+        <w:spacing w:line="360" w:lineRule="auto"/>
+        <w:rPr>
+          <w:rFonts w:ascii="Times New Roman" w:eastAsia="Times New Roman" w:hAnsi="Times New Roman" w:cs="Times New Roman"/>
+          <w:b/>
+          <w:bCs/>
+          <w:sz w:val="24"/>
+          <w:szCs w:val="24"/>
+        </w:rPr>
+      </w:pPr>
+    </w:p>
+    <w:p>
+      <w:pPr>
+        <w:spacing w:line="360" w:lineRule="auto"/>
+        <w:rPr>
+          <w:rFonts w:ascii="Times New Roman" w:eastAsia="Times New Roman" w:hAnsi="Times New Roman" w:cs="Times New Roman"/>
+          <w:b/>
+          <w:bCs/>
+          <w:sz w:val="24"/>
+          <w:szCs w:val="24"/>
+        </w:rPr>
+      </w:pPr>
+    </w:p>
+    <w:p>
+      <w:pPr>
+        <w:spacing w:line="360" w:lineRule="auto"/>
+        <w:rPr>
+          <w:rFonts w:ascii="Times New Roman" w:eastAsia="Times New Roman" w:hAnsi="Times New Roman" w:cs="Times New Roman"/>
+          <w:b/>
+          <w:bCs/>
+          <w:sz w:val="24"/>
+          <w:szCs w:val="24"/>
+        </w:rPr>
+      </w:pPr>
+      <w:r>
+        <w:rPr>
+          <w:rFonts w:ascii="Times New Roman" w:eastAsia="Times New Roman" w:hAnsi="Times New Roman" w:cs="Times New Roman"/>
+          <w:b/>
+          <w:bCs/>
+          <w:sz w:val="24"/>
+          <w:szCs w:val="24"/>
+        </w:rPr>
+        <w:t>3</w:t>
+      </w:r>
+      <w:r>
+        <w:rPr>
+          <w:rFonts w:ascii="Times New Roman" w:eastAsia="Times New Roman" w:hAnsi="Times New Roman" w:cs="Times New Roman"/>
+          <w:b/>
+          <w:bCs/>
           <w:sz w:val="24"/>
           <w:szCs w:val="24"/>
         </w:rPr>
@@ -1671,30 +3028,973 @@
       <w:r>
         <w:rPr>
           <w:rFonts w:ascii="Times New Roman" w:eastAsia="Times New Roman" w:hAnsi="Times New Roman" w:cs="Times New Roman"/>
-          <w:sz w:val="24"/>
-          <w:szCs w:val="24"/>
-        </w:rPr>
-        <w:t xml:space="preserve"> Mas, além disso, o processo mais crítico e onde há o maior</w:t>
-      </w:r>
-      <w:r>
-        <w:rPr>
-          <w:rFonts w:ascii="Times New Roman" w:eastAsia="Times New Roman" w:hAnsi="Times New Roman" w:cs="Times New Roman"/>
-          <w:sz w:val="24"/>
-          <w:szCs w:val="24"/>
-        </w:rPr>
-        <w:t xml:space="preserve"> problema </w:t>
-      </w:r>
-      <w:r>
-        <w:rPr>
-          <w:rFonts w:ascii="Times New Roman" w:eastAsia="Times New Roman" w:hAnsi="Times New Roman" w:cs="Times New Roman"/>
-          <w:sz w:val="24"/>
-          <w:szCs w:val="24"/>
-        </w:rPr>
-        <w:t>na clínica é o fluxo de atendimento.</w:t>
-      </w:r>
-      <w:r>
-        <w:rPr>
-          <w:rFonts w:ascii="Times New Roman" w:eastAsia="Times New Roman" w:hAnsi="Times New Roman" w:cs="Times New Roman"/>
+          <w:b/>
+          <w:bCs/>
+          <w:sz w:val="24"/>
+          <w:szCs w:val="24"/>
+        </w:rPr>
+        <w:t>5 -</w:t>
+      </w:r>
+      <w:r>
+        <w:rPr>
+          <w:rFonts w:ascii="Times New Roman" w:eastAsia="Times New Roman" w:hAnsi="Times New Roman" w:cs="Times New Roman"/>
+          <w:b/>
+          <w:bCs/>
+          <w:sz w:val="24"/>
+          <w:szCs w:val="24"/>
+        </w:rPr>
+        <w:t xml:space="preserve"> Processo de Tratamento de Ausên</w:t>
+      </w:r>
+      <w:r>
+        <w:rPr>
+          <w:rFonts w:ascii="Times New Roman" w:eastAsia="Times New Roman" w:hAnsi="Times New Roman" w:cs="Times New Roman"/>
+          <w:b/>
+          <w:bCs/>
+          <w:sz w:val="24"/>
+          <w:szCs w:val="24"/>
+        </w:rPr>
+        <w:t>cia (Situação Proposta – TO-BE)</w:t>
+      </w:r>
+    </w:p>
+    <w:p>
+      <w:pPr>
+        <w:spacing w:line="360" w:lineRule="auto"/>
+        <w:jc w:val="both"/>
+        <w:rPr>
+          <w:rFonts w:ascii="Times New Roman" w:eastAsia="Times New Roman" w:hAnsi="Times New Roman" w:cs="Times New Roman"/>
+          <w:bCs/>
+          <w:sz w:val="24"/>
+          <w:szCs w:val="24"/>
+        </w:rPr>
+      </w:pPr>
+      <w:r>
+        <w:rPr>
+          <w:rFonts w:ascii="Times New Roman" w:eastAsia="Times New Roman" w:hAnsi="Times New Roman" w:cs="Times New Roman"/>
+          <w:bCs/>
+          <w:sz w:val="24"/>
+          <w:szCs w:val="24"/>
+        </w:rPr>
+        <w:t>A proposta de melhoria consiste na implementação de funcionalidades específicas no sistema para tratamento adequado de pacientes ausentes.</w:t>
+      </w:r>
+    </w:p>
+    <w:p>
+      <w:pPr>
+        <w:spacing w:line="360" w:lineRule="auto"/>
+        <w:rPr>
+          <w:rFonts w:ascii="Times New Roman" w:eastAsia="Times New Roman" w:hAnsi="Times New Roman" w:cs="Times New Roman"/>
+          <w:bCs/>
+          <w:sz w:val="24"/>
+          <w:szCs w:val="24"/>
+        </w:rPr>
+      </w:pPr>
+    </w:p>
+    <w:p>
+      <w:pPr>
+        <w:spacing w:line="360" w:lineRule="auto"/>
+        <w:rPr>
+          <w:rFonts w:ascii="Times New Roman" w:eastAsia="Times New Roman" w:hAnsi="Times New Roman" w:cs="Times New Roman"/>
+          <w:b/>
+          <w:bCs/>
+          <w:sz w:val="24"/>
+          <w:szCs w:val="24"/>
+        </w:rPr>
+      </w:pPr>
+      <w:r>
+        <w:rPr>
+          <w:rFonts w:ascii="Times New Roman" w:eastAsia="Times New Roman" w:hAnsi="Times New Roman" w:cs="Times New Roman"/>
+          <w:b/>
+          <w:bCs/>
+          <w:sz w:val="24"/>
+          <w:szCs w:val="24"/>
+        </w:rPr>
+        <w:t>3.5.1 -</w:t>
+      </w:r>
+      <w:r>
+        <w:rPr>
+          <w:rFonts w:ascii="Times New Roman" w:eastAsia="Times New Roman" w:hAnsi="Times New Roman" w:cs="Times New Roman"/>
+          <w:b/>
+          <w:bCs/>
+          <w:sz w:val="24"/>
+          <w:szCs w:val="24"/>
+        </w:rPr>
+        <w:t xml:space="preserve"> Atividades principais</w:t>
+      </w:r>
+    </w:p>
+    <w:p>
+      <w:pPr>
+        <w:pStyle w:val="PargrafodaLista"/>
+        <w:numPr>
+          <w:ilvl w:val="0"/>
+          <w:numId w:val="8"/>
+        </w:numPr>
+        <w:spacing w:line="360" w:lineRule="auto"/>
+        <w:rPr>
+          <w:rFonts w:ascii="Times New Roman" w:eastAsia="Times New Roman" w:hAnsi="Times New Roman" w:cs="Times New Roman"/>
+          <w:bCs/>
+          <w:sz w:val="24"/>
+          <w:szCs w:val="24"/>
+        </w:rPr>
+      </w:pPr>
+      <w:r>
+        <w:rPr>
+          <w:rFonts w:ascii="Times New Roman" w:eastAsia="Times New Roman" w:hAnsi="Times New Roman" w:cs="Times New Roman"/>
+          <w:bCs/>
+          <w:sz w:val="24"/>
+          <w:szCs w:val="24"/>
+        </w:rPr>
+        <w:t>Registro do paciente como “ausente” pelo médico;</w:t>
+      </w:r>
+    </w:p>
+    <w:p>
+      <w:pPr>
+        <w:pStyle w:val="PargrafodaLista"/>
+        <w:numPr>
+          <w:ilvl w:val="0"/>
+          <w:numId w:val="8"/>
+        </w:numPr>
+        <w:spacing w:line="360" w:lineRule="auto"/>
+        <w:rPr>
+          <w:rFonts w:ascii="Times New Roman" w:eastAsia="Times New Roman" w:hAnsi="Times New Roman" w:cs="Times New Roman"/>
+          <w:bCs/>
+          <w:sz w:val="24"/>
+          <w:szCs w:val="24"/>
+        </w:rPr>
+      </w:pPr>
+      <w:r>
+        <w:rPr>
+          <w:rFonts w:ascii="Times New Roman" w:eastAsia="Times New Roman" w:hAnsi="Times New Roman" w:cs="Times New Roman"/>
+          <w:bCs/>
+          <w:sz w:val="24"/>
+          <w:szCs w:val="24"/>
+        </w:rPr>
+        <w:t>Armazenamento em lista específica de pacientes ausentes;</w:t>
+      </w:r>
+    </w:p>
+    <w:p>
+      <w:pPr>
+        <w:pStyle w:val="PargrafodaLista"/>
+        <w:numPr>
+          <w:ilvl w:val="0"/>
+          <w:numId w:val="8"/>
+        </w:numPr>
+        <w:spacing w:line="360" w:lineRule="auto"/>
+        <w:rPr>
+          <w:rFonts w:ascii="Times New Roman" w:eastAsia="Times New Roman" w:hAnsi="Times New Roman" w:cs="Times New Roman"/>
+          <w:bCs/>
+          <w:sz w:val="24"/>
+          <w:szCs w:val="24"/>
+        </w:rPr>
+      </w:pPr>
+      <w:r>
+        <w:rPr>
+          <w:rFonts w:ascii="Times New Roman" w:eastAsia="Times New Roman" w:hAnsi="Times New Roman" w:cs="Times New Roman"/>
+          <w:bCs/>
+          <w:sz w:val="24"/>
+          <w:szCs w:val="24"/>
+        </w:rPr>
+        <w:t xml:space="preserve">Possibilidade de </w:t>
+      </w:r>
+      <w:proofErr w:type="spellStart"/>
+      <w:r>
+        <w:rPr>
+          <w:rFonts w:ascii="Times New Roman" w:eastAsia="Times New Roman" w:hAnsi="Times New Roman" w:cs="Times New Roman"/>
+          <w:bCs/>
+          <w:sz w:val="24"/>
+          <w:szCs w:val="24"/>
+        </w:rPr>
+        <w:t>rechamada</w:t>
+      </w:r>
+      <w:proofErr w:type="spellEnd"/>
+      <w:r>
+        <w:rPr>
+          <w:rFonts w:ascii="Times New Roman" w:eastAsia="Times New Roman" w:hAnsi="Times New Roman" w:cs="Times New Roman"/>
+          <w:bCs/>
+          <w:sz w:val="24"/>
+          <w:szCs w:val="24"/>
+        </w:rPr>
+        <w:t xml:space="preserve"> direta pelo sistema;</w:t>
+      </w:r>
+    </w:p>
+    <w:p>
+      <w:pPr>
+        <w:pStyle w:val="PargrafodaLista"/>
+        <w:numPr>
+          <w:ilvl w:val="0"/>
+          <w:numId w:val="8"/>
+        </w:numPr>
+        <w:spacing w:line="360" w:lineRule="auto"/>
+        <w:rPr>
+          <w:rFonts w:ascii="Times New Roman" w:eastAsia="Times New Roman" w:hAnsi="Times New Roman" w:cs="Times New Roman"/>
+          <w:bCs/>
+          <w:sz w:val="24"/>
+          <w:szCs w:val="24"/>
+        </w:rPr>
+      </w:pPr>
+      <w:r>
+        <w:rPr>
+          <w:rFonts w:ascii="Times New Roman" w:eastAsia="Times New Roman" w:hAnsi="Times New Roman" w:cs="Times New Roman"/>
+          <w:bCs/>
+          <w:sz w:val="24"/>
+          <w:szCs w:val="24"/>
+        </w:rPr>
+        <w:t>Reintegração do paciente à fila de espera.</w:t>
+      </w:r>
+    </w:p>
+    <w:p>
+      <w:pPr>
+        <w:spacing w:line="360" w:lineRule="auto"/>
+        <w:rPr>
+          <w:rFonts w:ascii="Times New Roman" w:eastAsia="Times New Roman" w:hAnsi="Times New Roman" w:cs="Times New Roman"/>
+          <w:bCs/>
+          <w:sz w:val="24"/>
+          <w:szCs w:val="24"/>
+        </w:rPr>
+      </w:pPr>
+    </w:p>
+    <w:p>
+      <w:pPr>
+        <w:spacing w:line="360" w:lineRule="auto"/>
+        <w:rPr>
+          <w:rFonts w:ascii="Times New Roman" w:eastAsia="Times New Roman" w:hAnsi="Times New Roman" w:cs="Times New Roman"/>
+          <w:b/>
+          <w:bCs/>
+          <w:sz w:val="24"/>
+          <w:szCs w:val="24"/>
+        </w:rPr>
+      </w:pPr>
+      <w:r>
+        <w:rPr>
+          <w:rFonts w:ascii="Times New Roman" w:eastAsia="Times New Roman" w:hAnsi="Times New Roman" w:cs="Times New Roman"/>
+          <w:b/>
+          <w:bCs/>
+          <w:sz w:val="24"/>
+          <w:szCs w:val="24"/>
+        </w:rPr>
+        <w:t>3.5</w:t>
+      </w:r>
+      <w:r>
+        <w:rPr>
+          <w:rFonts w:ascii="Times New Roman" w:eastAsia="Times New Roman" w:hAnsi="Times New Roman" w:cs="Times New Roman"/>
+          <w:b/>
+          <w:bCs/>
+          <w:sz w:val="24"/>
+          <w:szCs w:val="24"/>
+        </w:rPr>
+        <w:t>.2</w:t>
+      </w:r>
+      <w:r>
+        <w:rPr>
+          <w:rFonts w:ascii="Times New Roman" w:eastAsia="Times New Roman" w:hAnsi="Times New Roman" w:cs="Times New Roman"/>
+          <w:b/>
+          <w:bCs/>
+          <w:sz w:val="24"/>
+          <w:szCs w:val="24"/>
+        </w:rPr>
+        <w:t xml:space="preserve"> -</w:t>
+      </w:r>
+      <w:r>
+        <w:rPr>
+          <w:rFonts w:ascii="Times New Roman" w:eastAsia="Times New Roman" w:hAnsi="Times New Roman" w:cs="Times New Roman"/>
+          <w:b/>
+          <w:bCs/>
+          <w:sz w:val="24"/>
+          <w:szCs w:val="24"/>
+        </w:rPr>
+        <w:t xml:space="preserve"> Funcionalidades propostas</w:t>
+      </w:r>
+    </w:p>
+    <w:p>
+      <w:pPr>
+        <w:pStyle w:val="PargrafodaLista"/>
+        <w:numPr>
+          <w:ilvl w:val="0"/>
+          <w:numId w:val="9"/>
+        </w:numPr>
+        <w:spacing w:line="360" w:lineRule="auto"/>
+        <w:rPr>
+          <w:rFonts w:ascii="Times New Roman" w:eastAsia="Times New Roman" w:hAnsi="Times New Roman" w:cs="Times New Roman"/>
+          <w:bCs/>
+          <w:sz w:val="24"/>
+          <w:szCs w:val="24"/>
+        </w:rPr>
+      </w:pPr>
+      <w:r>
+        <w:rPr>
+          <w:rFonts w:ascii="Times New Roman" w:eastAsia="Times New Roman" w:hAnsi="Times New Roman" w:cs="Times New Roman"/>
+          <w:bCs/>
+          <w:sz w:val="24"/>
+          <w:szCs w:val="24"/>
+        </w:rPr>
+        <w:t>Botão “Ausente” no painel do médico;</w:t>
+      </w:r>
+    </w:p>
+    <w:p>
+      <w:pPr>
+        <w:pStyle w:val="PargrafodaLista"/>
+        <w:numPr>
+          <w:ilvl w:val="0"/>
+          <w:numId w:val="9"/>
+        </w:numPr>
+        <w:spacing w:line="360" w:lineRule="auto"/>
+        <w:rPr>
+          <w:rFonts w:ascii="Times New Roman" w:eastAsia="Times New Roman" w:hAnsi="Times New Roman" w:cs="Times New Roman"/>
+          <w:bCs/>
+          <w:sz w:val="24"/>
+          <w:szCs w:val="24"/>
+        </w:rPr>
+      </w:pPr>
+      <w:r>
+        <w:rPr>
+          <w:rFonts w:ascii="Times New Roman" w:eastAsia="Times New Roman" w:hAnsi="Times New Roman" w:cs="Times New Roman"/>
+          <w:bCs/>
+          <w:sz w:val="24"/>
+          <w:szCs w:val="24"/>
+        </w:rPr>
+        <w:t>Botão “</w:t>
+      </w:r>
+      <w:proofErr w:type="spellStart"/>
+      <w:r>
+        <w:rPr>
+          <w:rFonts w:ascii="Times New Roman" w:eastAsia="Times New Roman" w:hAnsi="Times New Roman" w:cs="Times New Roman"/>
+          <w:bCs/>
+          <w:sz w:val="24"/>
+          <w:szCs w:val="24"/>
+        </w:rPr>
+        <w:t>Rechamar</w:t>
+      </w:r>
+      <w:proofErr w:type="spellEnd"/>
+      <w:r>
+        <w:rPr>
+          <w:rFonts w:ascii="Times New Roman" w:eastAsia="Times New Roman" w:hAnsi="Times New Roman" w:cs="Times New Roman"/>
+          <w:bCs/>
+          <w:sz w:val="24"/>
+          <w:szCs w:val="24"/>
+        </w:rPr>
+        <w:t>” para retorno do paciente à fila;</w:t>
+      </w:r>
+    </w:p>
+    <w:p>
+      <w:pPr>
+        <w:pStyle w:val="PargrafodaLista"/>
+        <w:numPr>
+          <w:ilvl w:val="0"/>
+          <w:numId w:val="9"/>
+        </w:numPr>
+        <w:spacing w:line="360" w:lineRule="auto"/>
+        <w:rPr>
+          <w:rFonts w:ascii="Times New Roman" w:eastAsia="Times New Roman" w:hAnsi="Times New Roman" w:cs="Times New Roman"/>
+          <w:bCs/>
+          <w:sz w:val="24"/>
+          <w:szCs w:val="24"/>
+        </w:rPr>
+      </w:pPr>
+      <w:r>
+        <w:rPr>
+          <w:rFonts w:ascii="Times New Roman" w:eastAsia="Times New Roman" w:hAnsi="Times New Roman" w:cs="Times New Roman"/>
+          <w:bCs/>
+          <w:sz w:val="24"/>
+          <w:szCs w:val="24"/>
+        </w:rPr>
+        <w:t>Atualização automática do estado do paciente no sistema.</w:t>
+      </w:r>
+    </w:p>
+    <w:p>
+      <w:pPr>
+        <w:spacing w:line="360" w:lineRule="auto"/>
+        <w:rPr>
+          <w:rFonts w:ascii="Times New Roman" w:eastAsia="Times New Roman" w:hAnsi="Times New Roman" w:cs="Times New Roman"/>
+          <w:bCs/>
+          <w:sz w:val="24"/>
+          <w:szCs w:val="24"/>
+        </w:rPr>
+      </w:pPr>
+    </w:p>
+    <w:p>
+      <w:pPr>
+        <w:spacing w:line="360" w:lineRule="auto"/>
+        <w:rPr>
+          <w:rFonts w:ascii="Times New Roman" w:eastAsia="Times New Roman" w:hAnsi="Times New Roman" w:cs="Times New Roman"/>
+          <w:b/>
+          <w:bCs/>
+          <w:sz w:val="24"/>
+          <w:szCs w:val="24"/>
+        </w:rPr>
+      </w:pPr>
+      <w:r>
+        <w:rPr>
+          <w:rFonts w:ascii="Times New Roman" w:eastAsia="Times New Roman" w:hAnsi="Times New Roman" w:cs="Times New Roman"/>
+          <w:b/>
+          <w:bCs/>
+          <w:sz w:val="24"/>
+          <w:szCs w:val="24"/>
+        </w:rPr>
+        <w:t xml:space="preserve">3.6 - </w:t>
+      </w:r>
+      <w:r>
+        <w:rPr>
+          <w:rFonts w:ascii="Times New Roman" w:eastAsia="Times New Roman" w:hAnsi="Times New Roman" w:cs="Times New Roman"/>
+          <w:b/>
+          <w:bCs/>
+          <w:sz w:val="24"/>
+          <w:szCs w:val="24"/>
+        </w:rPr>
+        <w:t xml:space="preserve">Processo de </w:t>
+      </w:r>
+      <w:proofErr w:type="spellStart"/>
+      <w:r>
+        <w:rPr>
+          <w:rFonts w:ascii="Times New Roman" w:eastAsia="Times New Roman" w:hAnsi="Times New Roman" w:cs="Times New Roman"/>
+          <w:b/>
+          <w:bCs/>
+          <w:sz w:val="24"/>
+          <w:szCs w:val="24"/>
+        </w:rPr>
+        <w:t>Rechamada</w:t>
+      </w:r>
+      <w:proofErr w:type="spellEnd"/>
+      <w:r>
+        <w:rPr>
+          <w:rFonts w:ascii="Times New Roman" w:eastAsia="Times New Roman" w:hAnsi="Times New Roman" w:cs="Times New Roman"/>
+          <w:b/>
+          <w:bCs/>
+          <w:sz w:val="24"/>
+          <w:szCs w:val="24"/>
+        </w:rPr>
+        <w:t xml:space="preserve"> e Reintegração à Fila</w:t>
+      </w:r>
+    </w:p>
+    <w:p>
+      <w:pPr>
+        <w:spacing w:line="360" w:lineRule="auto"/>
+        <w:jc w:val="both"/>
+        <w:rPr>
+          <w:rFonts w:ascii="Times New Roman" w:eastAsia="Times New Roman" w:hAnsi="Times New Roman" w:cs="Times New Roman"/>
+          <w:bCs/>
+          <w:sz w:val="24"/>
+          <w:szCs w:val="24"/>
+        </w:rPr>
+      </w:pPr>
+      <w:r>
+        <w:rPr>
+          <w:rFonts w:ascii="Times New Roman" w:eastAsia="Times New Roman" w:hAnsi="Times New Roman" w:cs="Times New Roman"/>
+          <w:bCs/>
+          <w:sz w:val="24"/>
+          <w:szCs w:val="24"/>
+        </w:rPr>
+        <w:t>Este processo é introduzido como parte da melhoria proposta, visando garantir maior autonomia operacional.</w:t>
+      </w:r>
+    </w:p>
+    <w:p>
+      <w:pPr>
+        <w:spacing w:line="360" w:lineRule="auto"/>
+        <w:rPr>
+          <w:rFonts w:ascii="Times New Roman" w:eastAsia="Times New Roman" w:hAnsi="Times New Roman" w:cs="Times New Roman"/>
+          <w:b/>
+          <w:bCs/>
+          <w:sz w:val="24"/>
+          <w:szCs w:val="24"/>
+        </w:rPr>
+      </w:pPr>
+    </w:p>
+    <w:p>
+      <w:pPr>
+        <w:spacing w:line="360" w:lineRule="auto"/>
+        <w:rPr>
+          <w:rFonts w:ascii="Times New Roman" w:eastAsia="Times New Roman" w:hAnsi="Times New Roman" w:cs="Times New Roman"/>
+          <w:b/>
+          <w:bCs/>
+          <w:sz w:val="24"/>
+          <w:szCs w:val="24"/>
+        </w:rPr>
+      </w:pPr>
+      <w:r>
+        <w:rPr>
+          <w:rFonts w:ascii="Times New Roman" w:eastAsia="Times New Roman" w:hAnsi="Times New Roman" w:cs="Times New Roman"/>
+          <w:b/>
+          <w:bCs/>
+          <w:sz w:val="24"/>
+          <w:szCs w:val="24"/>
+        </w:rPr>
+        <w:t>3.6</w:t>
+      </w:r>
+      <w:r>
+        <w:rPr>
+          <w:rFonts w:ascii="Times New Roman" w:eastAsia="Times New Roman" w:hAnsi="Times New Roman" w:cs="Times New Roman"/>
+          <w:b/>
+          <w:bCs/>
+          <w:sz w:val="24"/>
+          <w:szCs w:val="24"/>
+        </w:rPr>
+        <w:t>.1</w:t>
+      </w:r>
+      <w:r>
+        <w:rPr>
+          <w:rFonts w:ascii="Times New Roman" w:eastAsia="Times New Roman" w:hAnsi="Times New Roman" w:cs="Times New Roman"/>
+          <w:b/>
+          <w:bCs/>
+          <w:sz w:val="24"/>
+          <w:szCs w:val="24"/>
+        </w:rPr>
+        <w:t xml:space="preserve"> -</w:t>
+      </w:r>
+      <w:r>
+        <w:rPr>
+          <w:rFonts w:ascii="Times New Roman" w:eastAsia="Times New Roman" w:hAnsi="Times New Roman" w:cs="Times New Roman"/>
+          <w:b/>
+          <w:bCs/>
+          <w:sz w:val="24"/>
+          <w:szCs w:val="24"/>
+        </w:rPr>
+        <w:t xml:space="preserve"> Atividades principais</w:t>
+      </w:r>
+    </w:p>
+    <w:p>
+      <w:pPr>
+        <w:pStyle w:val="PargrafodaLista"/>
+        <w:numPr>
+          <w:ilvl w:val="0"/>
+          <w:numId w:val="10"/>
+        </w:numPr>
+        <w:spacing w:line="360" w:lineRule="auto"/>
+        <w:rPr>
+          <w:rFonts w:ascii="Times New Roman" w:eastAsia="Times New Roman" w:hAnsi="Times New Roman" w:cs="Times New Roman"/>
+          <w:bCs/>
+          <w:sz w:val="24"/>
+          <w:szCs w:val="24"/>
+        </w:rPr>
+      </w:pPr>
+      <w:r>
+        <w:rPr>
+          <w:rFonts w:ascii="Times New Roman" w:eastAsia="Times New Roman" w:hAnsi="Times New Roman" w:cs="Times New Roman"/>
+          <w:bCs/>
+          <w:sz w:val="24"/>
+          <w:szCs w:val="24"/>
+        </w:rPr>
+        <w:t>Identificação do paciente ausente;</w:t>
+      </w:r>
+    </w:p>
+    <w:p>
+      <w:pPr>
+        <w:pStyle w:val="PargrafodaLista"/>
+        <w:numPr>
+          <w:ilvl w:val="0"/>
+          <w:numId w:val="10"/>
+        </w:numPr>
+        <w:spacing w:line="360" w:lineRule="auto"/>
+        <w:rPr>
+          <w:rFonts w:ascii="Times New Roman" w:eastAsia="Times New Roman" w:hAnsi="Times New Roman" w:cs="Times New Roman"/>
+          <w:bCs/>
+          <w:sz w:val="24"/>
+          <w:szCs w:val="24"/>
+        </w:rPr>
+      </w:pPr>
+      <w:r>
+        <w:rPr>
+          <w:rFonts w:ascii="Times New Roman" w:eastAsia="Times New Roman" w:hAnsi="Times New Roman" w:cs="Times New Roman"/>
+          <w:bCs/>
+          <w:sz w:val="24"/>
+          <w:szCs w:val="24"/>
+        </w:rPr>
+        <w:t>Reposicionamento do paciente no topo da fila de espera;</w:t>
+      </w:r>
+    </w:p>
+    <w:p>
+      <w:pPr>
+        <w:pStyle w:val="PargrafodaLista"/>
+        <w:numPr>
+          <w:ilvl w:val="0"/>
+          <w:numId w:val="10"/>
+        </w:numPr>
+        <w:spacing w:line="360" w:lineRule="auto"/>
+        <w:rPr>
+          <w:rFonts w:ascii="Times New Roman" w:eastAsia="Times New Roman" w:hAnsi="Times New Roman" w:cs="Times New Roman"/>
+          <w:bCs/>
+          <w:sz w:val="24"/>
+          <w:szCs w:val="24"/>
+        </w:rPr>
+      </w:pPr>
+      <w:r>
+        <w:rPr>
+          <w:rFonts w:ascii="Times New Roman" w:eastAsia="Times New Roman" w:hAnsi="Times New Roman" w:cs="Times New Roman"/>
+          <w:bCs/>
+          <w:sz w:val="24"/>
+          <w:szCs w:val="24"/>
+        </w:rPr>
+        <w:t>Realização de nova chamada por meio do painel eletrônico.</w:t>
+      </w:r>
+    </w:p>
+    <w:p>
+      <w:pPr>
+        <w:spacing w:line="360" w:lineRule="auto"/>
+        <w:jc w:val="both"/>
+        <w:rPr>
+          <w:rFonts w:ascii="Times New Roman" w:eastAsia="Times New Roman" w:hAnsi="Times New Roman" w:cs="Times New Roman"/>
+          <w:bCs/>
+          <w:sz w:val="24"/>
+          <w:szCs w:val="24"/>
+        </w:rPr>
+      </w:pPr>
+      <w:r>
+        <w:rPr>
+          <w:rFonts w:ascii="Times New Roman" w:eastAsia="Times New Roman" w:hAnsi="Times New Roman" w:cs="Times New Roman"/>
+          <w:bCs/>
+          <w:sz w:val="24"/>
+          <w:szCs w:val="24"/>
+        </w:rPr>
+        <w:t>Este processo elimina a necessidade de intervenção da equipe de TI e garante maior fluidez ao atendimento.</w:t>
+      </w:r>
+    </w:p>
+    <w:p>
+      <w:pPr>
+        <w:spacing w:line="360" w:lineRule="auto"/>
+        <w:rPr>
+          <w:rFonts w:ascii="Times New Roman" w:eastAsia="Times New Roman" w:hAnsi="Times New Roman" w:cs="Times New Roman"/>
+          <w:b/>
+          <w:bCs/>
+          <w:sz w:val="24"/>
+          <w:szCs w:val="24"/>
+        </w:rPr>
+      </w:pPr>
+    </w:p>
+    <w:p>
+      <w:pPr>
+        <w:spacing w:line="360" w:lineRule="auto"/>
+        <w:rPr>
+          <w:rFonts w:ascii="Times New Roman" w:eastAsia="Times New Roman" w:hAnsi="Times New Roman" w:cs="Times New Roman"/>
+          <w:b/>
+          <w:bCs/>
+          <w:sz w:val="24"/>
+          <w:szCs w:val="24"/>
+        </w:rPr>
+      </w:pPr>
+      <w:r>
+        <w:rPr>
+          <w:rFonts w:ascii="Times New Roman" w:eastAsia="Times New Roman" w:hAnsi="Times New Roman" w:cs="Times New Roman"/>
+          <w:b/>
+          <w:bCs/>
+          <w:sz w:val="24"/>
+          <w:szCs w:val="24"/>
+        </w:rPr>
+        <w:t>3.7 - Processo de Atendimento Médico</w:t>
+      </w:r>
+    </w:p>
+    <w:p>
+      <w:pPr>
+        <w:spacing w:line="360" w:lineRule="auto"/>
+        <w:rPr>
+          <w:rFonts w:ascii="Times New Roman" w:eastAsia="Times New Roman" w:hAnsi="Times New Roman" w:cs="Times New Roman"/>
+          <w:bCs/>
+          <w:sz w:val="24"/>
+          <w:szCs w:val="24"/>
+        </w:rPr>
+      </w:pPr>
+      <w:r>
+        <w:rPr>
+          <w:rFonts w:ascii="Times New Roman" w:eastAsia="Times New Roman" w:hAnsi="Times New Roman" w:cs="Times New Roman"/>
+          <w:bCs/>
+          <w:sz w:val="24"/>
+          <w:szCs w:val="24"/>
+        </w:rPr>
+        <w:t>O processo de atendimento médico corresponde à etapa final do fluxo.</w:t>
+      </w:r>
+    </w:p>
+    <w:p>
+      <w:pPr>
+        <w:spacing w:line="360" w:lineRule="auto"/>
+        <w:rPr>
+          <w:rFonts w:ascii="Times New Roman" w:eastAsia="Times New Roman" w:hAnsi="Times New Roman" w:cs="Times New Roman"/>
+          <w:b/>
+          <w:bCs/>
+          <w:sz w:val="24"/>
+          <w:szCs w:val="24"/>
+        </w:rPr>
+      </w:pPr>
+    </w:p>
+    <w:p>
+      <w:pPr>
+        <w:spacing w:line="360" w:lineRule="auto"/>
+        <w:rPr>
+          <w:rFonts w:ascii="Times New Roman" w:eastAsia="Times New Roman" w:hAnsi="Times New Roman" w:cs="Times New Roman"/>
+          <w:b/>
+          <w:bCs/>
+          <w:sz w:val="24"/>
+          <w:szCs w:val="24"/>
+        </w:rPr>
+      </w:pPr>
+      <w:r>
+        <w:rPr>
+          <w:rFonts w:ascii="Times New Roman" w:eastAsia="Times New Roman" w:hAnsi="Times New Roman" w:cs="Times New Roman"/>
+          <w:b/>
+          <w:bCs/>
+          <w:sz w:val="24"/>
+          <w:szCs w:val="24"/>
+        </w:rPr>
+        <w:t>3.7</w:t>
+      </w:r>
+      <w:r>
+        <w:rPr>
+          <w:rFonts w:ascii="Times New Roman" w:eastAsia="Times New Roman" w:hAnsi="Times New Roman" w:cs="Times New Roman"/>
+          <w:b/>
+          <w:bCs/>
+          <w:sz w:val="24"/>
+          <w:szCs w:val="24"/>
+        </w:rPr>
+        <w:t>.1</w:t>
+      </w:r>
+      <w:r>
+        <w:rPr>
+          <w:rFonts w:ascii="Times New Roman" w:eastAsia="Times New Roman" w:hAnsi="Times New Roman" w:cs="Times New Roman"/>
+          <w:b/>
+          <w:bCs/>
+          <w:sz w:val="24"/>
+          <w:szCs w:val="24"/>
+        </w:rPr>
+        <w:t xml:space="preserve"> -</w:t>
+      </w:r>
+      <w:r>
+        <w:rPr>
+          <w:rFonts w:ascii="Times New Roman" w:eastAsia="Times New Roman" w:hAnsi="Times New Roman" w:cs="Times New Roman"/>
+          <w:b/>
+          <w:bCs/>
+          <w:sz w:val="24"/>
+          <w:szCs w:val="24"/>
+        </w:rPr>
+        <w:t xml:space="preserve"> Atividades principais</w:t>
+      </w:r>
+    </w:p>
+    <w:p>
+      <w:pPr>
+        <w:pStyle w:val="PargrafodaLista"/>
+        <w:numPr>
+          <w:ilvl w:val="0"/>
+          <w:numId w:val="11"/>
+        </w:numPr>
+        <w:spacing w:line="360" w:lineRule="auto"/>
+        <w:rPr>
+          <w:rFonts w:ascii="Times New Roman" w:eastAsia="Times New Roman" w:hAnsi="Times New Roman" w:cs="Times New Roman"/>
+          <w:bCs/>
+          <w:sz w:val="24"/>
+          <w:szCs w:val="24"/>
+        </w:rPr>
+      </w:pPr>
+      <w:r>
+        <w:rPr>
+          <w:rFonts w:ascii="Times New Roman" w:eastAsia="Times New Roman" w:hAnsi="Times New Roman" w:cs="Times New Roman"/>
+          <w:bCs/>
+          <w:sz w:val="24"/>
+          <w:szCs w:val="24"/>
+        </w:rPr>
+        <w:t>Entrada do paciente no consultório;</w:t>
+      </w:r>
+    </w:p>
+    <w:p>
+      <w:pPr>
+        <w:pStyle w:val="PargrafodaLista"/>
+        <w:numPr>
+          <w:ilvl w:val="0"/>
+          <w:numId w:val="11"/>
+        </w:numPr>
+        <w:spacing w:line="360" w:lineRule="auto"/>
+        <w:rPr>
+          <w:rFonts w:ascii="Times New Roman" w:eastAsia="Times New Roman" w:hAnsi="Times New Roman" w:cs="Times New Roman"/>
+          <w:bCs/>
+          <w:sz w:val="24"/>
+          <w:szCs w:val="24"/>
+        </w:rPr>
+      </w:pPr>
+      <w:r>
+        <w:rPr>
+          <w:rFonts w:ascii="Times New Roman" w:eastAsia="Times New Roman" w:hAnsi="Times New Roman" w:cs="Times New Roman"/>
+          <w:bCs/>
+          <w:sz w:val="24"/>
+          <w:szCs w:val="24"/>
+        </w:rPr>
+        <w:t>Realização da consulta;</w:t>
+      </w:r>
+    </w:p>
+    <w:p>
+      <w:pPr>
+        <w:pStyle w:val="PargrafodaLista"/>
+        <w:numPr>
+          <w:ilvl w:val="0"/>
+          <w:numId w:val="11"/>
+        </w:numPr>
+        <w:spacing w:line="360" w:lineRule="auto"/>
+        <w:rPr>
+          <w:rFonts w:ascii="Times New Roman" w:eastAsia="Times New Roman" w:hAnsi="Times New Roman" w:cs="Times New Roman"/>
+          <w:bCs/>
+          <w:sz w:val="24"/>
+          <w:szCs w:val="24"/>
+        </w:rPr>
+      </w:pPr>
+      <w:r>
+        <w:rPr>
+          <w:rFonts w:ascii="Times New Roman" w:eastAsia="Times New Roman" w:hAnsi="Times New Roman" w:cs="Times New Roman"/>
+          <w:bCs/>
+          <w:sz w:val="24"/>
+          <w:szCs w:val="24"/>
+        </w:rPr>
+        <w:t>Encerramento do atendimento no sistema.</w:t>
+      </w:r>
+    </w:p>
+    <w:p>
+      <w:pPr>
+        <w:spacing w:line="360" w:lineRule="auto"/>
+        <w:jc w:val="both"/>
+        <w:rPr>
+          <w:rFonts w:ascii="Times New Roman" w:eastAsia="Times New Roman" w:hAnsi="Times New Roman" w:cs="Times New Roman"/>
+          <w:bCs/>
+          <w:sz w:val="24"/>
+          <w:szCs w:val="24"/>
+        </w:rPr>
+      </w:pPr>
+      <w:r>
+        <w:rPr>
+          <w:rFonts w:ascii="Times New Roman" w:eastAsia="Times New Roman" w:hAnsi="Times New Roman" w:cs="Times New Roman"/>
+          <w:bCs/>
+          <w:sz w:val="24"/>
+          <w:szCs w:val="24"/>
+        </w:rPr>
+        <w:t>Este processo depende diretamente da eficiência dos processos anteriores, especialmente da gestão da fila e da chamada de pacientes.</w:t>
+      </w:r>
+    </w:p>
+    <w:p>
+      <w:pPr>
+        <w:spacing w:line="360" w:lineRule="auto"/>
+        <w:rPr>
+          <w:rFonts w:ascii="Times New Roman" w:eastAsia="Times New Roman" w:hAnsi="Times New Roman" w:cs="Times New Roman"/>
+          <w:b/>
+          <w:bCs/>
+          <w:sz w:val="24"/>
+          <w:szCs w:val="24"/>
+        </w:rPr>
+      </w:pPr>
+    </w:p>
+    <w:p>
+      <w:pPr>
+        <w:spacing w:line="360" w:lineRule="auto"/>
+        <w:rPr>
+          <w:rFonts w:ascii="Times New Roman" w:eastAsia="Times New Roman" w:hAnsi="Times New Roman" w:cs="Times New Roman"/>
+          <w:b/>
+          <w:bCs/>
+          <w:sz w:val="24"/>
+          <w:szCs w:val="24"/>
+        </w:rPr>
+      </w:pPr>
+      <w:r>
+        <w:rPr>
+          <w:rFonts w:ascii="Times New Roman" w:eastAsia="Times New Roman" w:hAnsi="Times New Roman" w:cs="Times New Roman"/>
+          <w:b/>
+          <w:bCs/>
+          <w:sz w:val="24"/>
+          <w:szCs w:val="24"/>
+        </w:rPr>
+        <w:t>4</w:t>
+      </w:r>
+      <w:r>
+        <w:rPr>
+          <w:rFonts w:ascii="Times New Roman" w:eastAsia="Times New Roman" w:hAnsi="Times New Roman" w:cs="Times New Roman"/>
+          <w:b/>
+          <w:bCs/>
+          <w:sz w:val="24"/>
+          <w:szCs w:val="24"/>
+        </w:rPr>
+        <w:t xml:space="preserve"> - </w:t>
+      </w:r>
+      <w:r>
+        <w:rPr>
+          <w:rFonts w:ascii="Times New Roman" w:eastAsia="Times New Roman" w:hAnsi="Times New Roman" w:cs="Times New Roman"/>
+          <w:b/>
+          <w:bCs/>
+          <w:sz w:val="24"/>
+          <w:szCs w:val="24"/>
+        </w:rPr>
+        <w:t>Área Crítica</w:t>
+      </w:r>
+      <w:r>
+        <w:rPr>
+          <w:rFonts w:ascii="Times New Roman" w:eastAsia="Times New Roman" w:hAnsi="Times New Roman" w:cs="Times New Roman"/>
+          <w:b/>
+          <w:bCs/>
+          <w:sz w:val="24"/>
+          <w:szCs w:val="24"/>
+        </w:rPr>
+        <w:t>:</w:t>
+      </w:r>
+    </w:p>
+    <w:p>
+      <w:pPr>
+        <w:spacing w:line="360" w:lineRule="auto"/>
+        <w:jc w:val="both"/>
+        <w:rPr>
+          <w:rFonts w:ascii="Times New Roman" w:eastAsia="Times New Roman" w:hAnsi="Times New Roman" w:cs="Times New Roman"/>
+          <w:b/>
+          <w:bCs/>
+          <w:sz w:val="24"/>
+          <w:szCs w:val="24"/>
+        </w:rPr>
+      </w:pPr>
+      <w:r>
+        <w:rPr>
+          <w:rFonts w:ascii="Times New Roman" w:hAnsi="Times New Roman" w:cs="Times New Roman"/>
+          <w:sz w:val="24"/>
+          <w:szCs w:val="24"/>
+        </w:rPr>
+        <w:t>Temos problemas com o processo de chamada do p</w:t>
+      </w:r>
+      <w:r>
+        <w:rPr>
+          <w:rFonts w:ascii="Times New Roman" w:hAnsi="Times New Roman" w:cs="Times New Roman"/>
+          <w:sz w:val="24"/>
+          <w:szCs w:val="24"/>
+        </w:rPr>
+        <w:t>aciente</w:t>
+      </w:r>
+      <w:r>
+        <w:rPr>
+          <w:rFonts w:ascii="Times New Roman" w:hAnsi="Times New Roman" w:cs="Times New Roman"/>
+          <w:sz w:val="24"/>
+          <w:szCs w:val="24"/>
+        </w:rPr>
+        <w:t xml:space="preserve">, onde o sistema atual </w:t>
+      </w:r>
+      <w:proofErr w:type="gramStart"/>
+      <w:r>
+        <w:rPr>
+          <w:rFonts w:ascii="Times New Roman" w:hAnsi="Times New Roman" w:cs="Times New Roman"/>
+          <w:sz w:val="24"/>
+          <w:szCs w:val="24"/>
+        </w:rPr>
+        <w:t>deixa a desejar</w:t>
+      </w:r>
+      <w:proofErr w:type="gramEnd"/>
+      <w:r>
+        <w:rPr>
+          <w:rFonts w:ascii="Times New Roman" w:hAnsi="Times New Roman" w:cs="Times New Roman"/>
+          <w:sz w:val="24"/>
+          <w:szCs w:val="24"/>
+        </w:rPr>
+        <w:t xml:space="preserve"> em UI/UX. </w:t>
+      </w:r>
+      <w:r>
+        <w:rPr>
+          <w:rFonts w:ascii="Times New Roman" w:hAnsi="Times New Roman" w:cs="Times New Roman"/>
+          <w:sz w:val="24"/>
+          <w:szCs w:val="24"/>
+        </w:rPr>
+        <w:t>Além disso</w:t>
+      </w:r>
+      <w:r>
+        <w:rPr>
+          <w:rFonts w:ascii="Times New Roman" w:hAnsi="Times New Roman" w:cs="Times New Roman"/>
+          <w:sz w:val="24"/>
+          <w:szCs w:val="24"/>
+        </w:rPr>
+        <w:t>,</w:t>
+      </w:r>
+      <w:r>
+        <w:rPr>
+          <w:rFonts w:ascii="Times New Roman" w:hAnsi="Times New Roman" w:cs="Times New Roman"/>
           <w:sz w:val="24"/>
           <w:szCs w:val="24"/>
         </w:rPr>
@@ -1702,100 +4002,254 @@
       </w:r>
       <w:r>
         <w:rPr>
-          <w:rFonts w:ascii="Times New Roman" w:eastAsia="Times New Roman" w:hAnsi="Times New Roman" w:cs="Times New Roman"/>
-          <w:sz w:val="24"/>
-          <w:szCs w:val="24"/>
-        </w:rPr>
-        <w:t>Q</w:t>
-      </w:r>
-      <w:r>
-        <w:rPr>
-          <w:rFonts w:ascii="Times New Roman" w:eastAsia="Times New Roman" w:hAnsi="Times New Roman" w:cs="Times New Roman"/>
-          <w:sz w:val="24"/>
-          <w:szCs w:val="24"/>
-        </w:rPr>
-        <w:t>uando um paciente</w:t>
-      </w:r>
-      <w:r>
-        <w:rPr>
-          <w:rFonts w:ascii="Times New Roman" w:eastAsia="Times New Roman" w:hAnsi="Times New Roman" w:cs="Times New Roman"/>
-          <w:sz w:val="24"/>
-          <w:szCs w:val="24"/>
-        </w:rPr>
-        <w:t xml:space="preserve"> perde a chamada, o médico não consegue </w:t>
-      </w:r>
-      <w:r>
-        <w:rPr>
-          <w:rFonts w:ascii="Times New Roman" w:eastAsia="Times New Roman" w:hAnsi="Times New Roman" w:cs="Times New Roman"/>
-          <w:sz w:val="24"/>
-          <w:szCs w:val="24"/>
-        </w:rPr>
-        <w:t>chama-lo novamente</w:t>
-      </w:r>
-      <w:r>
-        <w:rPr>
-          <w:rFonts w:ascii="Times New Roman" w:eastAsia="Times New Roman" w:hAnsi="Times New Roman" w:cs="Times New Roman"/>
-          <w:sz w:val="24"/>
-          <w:szCs w:val="24"/>
-        </w:rPr>
-        <w:t xml:space="preserve"> pelo sistema, sendo necessário apoio da TI ou chamada manual, o que gera atrasos e sobrecarga. Como melhoria, propõe-se a </w:t>
-      </w:r>
-      <w:r>
-        <w:rPr>
-          <w:rFonts w:ascii="Times New Roman" w:eastAsia="Times New Roman" w:hAnsi="Times New Roman" w:cs="Times New Roman"/>
-          <w:sz w:val="24"/>
-          <w:szCs w:val="24"/>
-        </w:rPr>
-        <w:t>adesão de um sistema</w:t>
-      </w:r>
-      <w:r>
-        <w:rPr>
-          <w:rFonts w:ascii="Times New Roman" w:eastAsia="Times New Roman" w:hAnsi="Times New Roman" w:cs="Times New Roman"/>
-          <w:sz w:val="24"/>
-          <w:szCs w:val="24"/>
-        </w:rPr>
-        <w:t xml:space="preserve"> que permita ao médico remarcar o paciente como ausente e reco</w:t>
-      </w:r>
-      <w:r>
-        <w:rPr>
-          <w:rFonts w:ascii="Times New Roman" w:eastAsia="Times New Roman" w:hAnsi="Times New Roman" w:cs="Times New Roman"/>
-          <w:sz w:val="24"/>
-          <w:szCs w:val="24"/>
-        </w:rPr>
-        <w:t>locá-lo automaticamente na fila. Dessa forma, o cenário atual evidencia a necessidade de um sistema ERP para automatizar processos, reduzir erros e melhorar o controle financeiro da clínica.</w:t>
-      </w:r>
-    </w:p>
-    <w:p>
-      <w:pPr>
+          <w:rFonts w:ascii="Times New Roman" w:hAnsi="Times New Roman" w:cs="Times New Roman"/>
+          <w:sz w:val="24"/>
+          <w:szCs w:val="24"/>
+        </w:rPr>
+        <w:t>tem o processo de gestão da fila de e</w:t>
+      </w:r>
+      <w:r>
+        <w:rPr>
+          <w:rFonts w:ascii="Times New Roman" w:hAnsi="Times New Roman" w:cs="Times New Roman"/>
+          <w:sz w:val="24"/>
+          <w:szCs w:val="24"/>
+        </w:rPr>
+        <w:t>spera</w:t>
+      </w:r>
+      <w:r>
+        <w:rPr>
+          <w:rFonts w:ascii="Times New Roman" w:hAnsi="Times New Roman" w:cs="Times New Roman"/>
+          <w:sz w:val="24"/>
+          <w:szCs w:val="24"/>
+        </w:rPr>
+        <w:t xml:space="preserve">, que </w:t>
+      </w:r>
+      <w:r>
+        <w:rPr>
+          <w:rFonts w:ascii="Times New Roman" w:hAnsi="Times New Roman" w:cs="Times New Roman"/>
+          <w:sz w:val="24"/>
+          <w:szCs w:val="24"/>
+        </w:rPr>
+        <w:t>é a área mais crítica, poi</w:t>
+      </w:r>
+      <w:r>
+        <w:rPr>
+          <w:rFonts w:ascii="Times New Roman" w:hAnsi="Times New Roman" w:cs="Times New Roman"/>
+          <w:sz w:val="24"/>
+          <w:szCs w:val="24"/>
+        </w:rPr>
+        <w:t>s o médico</w:t>
+      </w:r>
+      <w:r>
+        <w:rPr>
+          <w:rFonts w:ascii="Times New Roman" w:hAnsi="Times New Roman" w:cs="Times New Roman"/>
+          <w:sz w:val="24"/>
+          <w:szCs w:val="24"/>
+        </w:rPr>
+        <w:t xml:space="preserve"> não está </w:t>
+      </w:r>
+      <w:r>
+        <w:rPr>
+          <w:rFonts w:ascii="Times New Roman" w:hAnsi="Times New Roman" w:cs="Times New Roman"/>
+          <w:sz w:val="24"/>
+          <w:szCs w:val="24"/>
+        </w:rPr>
+        <w:t xml:space="preserve">conseguindo: </w:t>
+      </w:r>
+      <w:r>
+        <w:rPr>
+          <w:rFonts w:ascii="Times New Roman" w:hAnsi="Times New Roman" w:cs="Times New Roman"/>
+          <w:sz w:val="24"/>
+          <w:szCs w:val="24"/>
+        </w:rPr>
+        <w:t xml:space="preserve">manter o estado correto do paciente (aguardando, chamado, </w:t>
+      </w:r>
+      <w:proofErr w:type="gramStart"/>
+      <w:r>
+        <w:rPr>
+          <w:rFonts w:ascii="Times New Roman" w:hAnsi="Times New Roman" w:cs="Times New Roman"/>
+          <w:sz w:val="24"/>
+          <w:szCs w:val="24"/>
+        </w:rPr>
+        <w:t>ausente, etc.</w:t>
+      </w:r>
+      <w:proofErr w:type="gramEnd"/>
+      <w:r>
+        <w:rPr>
+          <w:rFonts w:ascii="Times New Roman" w:hAnsi="Times New Roman" w:cs="Times New Roman"/>
+          <w:sz w:val="24"/>
+          <w:szCs w:val="24"/>
+        </w:rPr>
+        <w:t>), permitir retorno do paciente à fila e nem manter o histórico recente de chamados.</w:t>
+      </w:r>
+    </w:p>
+    <w:p>
+      <w:pPr>
+        <w:spacing w:line="360" w:lineRule="auto"/>
+        <w:rPr>
+          <w:rFonts w:ascii="Times New Roman" w:eastAsia="Times New Roman" w:hAnsi="Times New Roman" w:cs="Times New Roman"/>
+          <w:b/>
+          <w:bCs/>
+          <w:sz w:val="24"/>
+          <w:szCs w:val="24"/>
+        </w:rPr>
+      </w:pPr>
+    </w:p>
+    <w:p>
+      <w:pPr>
+        <w:spacing w:line="360" w:lineRule="auto"/>
+        <w:rPr>
+          <w:rFonts w:ascii="Times New Roman" w:eastAsia="Times New Roman" w:hAnsi="Times New Roman" w:cs="Times New Roman"/>
+          <w:b/>
+          <w:bCs/>
+          <w:sz w:val="24"/>
+          <w:szCs w:val="24"/>
+        </w:rPr>
+      </w:pPr>
+      <w:r>
+        <w:rPr>
+          <w:rFonts w:ascii="Times New Roman" w:eastAsia="Times New Roman" w:hAnsi="Times New Roman" w:cs="Times New Roman"/>
+          <w:b/>
+          <w:bCs/>
+          <w:sz w:val="24"/>
+          <w:szCs w:val="24"/>
+        </w:rPr>
+        <w:t>4</w:t>
+      </w:r>
+      <w:r>
+        <w:rPr>
+          <w:rFonts w:ascii="Times New Roman" w:eastAsia="Times New Roman" w:hAnsi="Times New Roman" w:cs="Times New Roman"/>
+          <w:b/>
+          <w:bCs/>
+          <w:sz w:val="24"/>
+          <w:szCs w:val="24"/>
+        </w:rPr>
+        <w:t xml:space="preserve">.1 - </w:t>
+      </w:r>
+      <w:r>
+        <w:rPr>
+          <w:rFonts w:ascii="Times New Roman" w:eastAsia="Times New Roman" w:hAnsi="Times New Roman" w:cs="Times New Roman"/>
+          <w:b/>
+          <w:bCs/>
+          <w:sz w:val="24"/>
+          <w:szCs w:val="24"/>
+        </w:rPr>
+        <w:t>Qual é o processo da empresa impactado por essa área crítica</w:t>
+      </w:r>
+      <w:r>
+        <w:rPr>
+          <w:rFonts w:ascii="Times New Roman" w:eastAsia="Times New Roman" w:hAnsi="Times New Roman" w:cs="Times New Roman"/>
+          <w:b/>
+          <w:bCs/>
+          <w:sz w:val="24"/>
+          <w:szCs w:val="24"/>
+        </w:rPr>
+        <w:t>:</w:t>
+      </w:r>
+    </w:p>
+    <w:p>
+      <w:pPr>
+        <w:tabs>
+          <w:tab w:val="left" w:pos="2524"/>
+        </w:tabs>
         <w:spacing w:line="360" w:lineRule="auto"/>
         <w:jc w:val="both"/>
         <w:rPr>
           <w:rFonts w:ascii="Times New Roman" w:eastAsia="Times New Roman" w:hAnsi="Times New Roman" w:cs="Times New Roman"/>
-          <w:sz w:val="24"/>
-          <w:szCs w:val="24"/>
-        </w:rPr>
-      </w:pPr>
-    </w:p>
-    <w:p>
-      <w:pPr>
-        <w:spacing w:line="360" w:lineRule="auto"/>
-        <w:rPr>
-          <w:rFonts w:ascii="Times New Roman" w:eastAsia="Times New Roman" w:hAnsi="Times New Roman" w:cs="Times New Roman"/>
-          <w:b/>
-          <w:bCs/>
-          <w:sz w:val="24"/>
-          <w:szCs w:val="24"/>
-        </w:rPr>
-      </w:pPr>
-      <w:r>
-        <w:rPr>
-          <w:rFonts w:ascii="Times New Roman" w:eastAsia="Times New Roman" w:hAnsi="Times New Roman" w:cs="Times New Roman"/>
-          <w:b/>
-          <w:bCs/>
-          <w:sz w:val="24"/>
-          <w:szCs w:val="24"/>
-        </w:rPr>
-        <w:t>4 - Definir o escopo do ERP:</w:t>
+          <w:bCs/>
+          <w:sz w:val="24"/>
+          <w:szCs w:val="24"/>
+        </w:rPr>
+      </w:pPr>
+      <w:r>
+        <w:rPr>
+          <w:rFonts w:ascii="Times New Roman" w:eastAsia="Times New Roman" w:hAnsi="Times New Roman" w:cs="Times New Roman"/>
+          <w:bCs/>
+          <w:sz w:val="24"/>
+          <w:szCs w:val="24"/>
+        </w:rPr>
+        <w:t>O fluxo da clínica é significativamente atrapalhado</w:t>
+      </w:r>
+      <w:r>
+        <w:rPr>
+          <w:rFonts w:ascii="Times New Roman" w:eastAsia="Times New Roman" w:hAnsi="Times New Roman" w:cs="Times New Roman"/>
+          <w:bCs/>
+          <w:sz w:val="24"/>
+          <w:szCs w:val="24"/>
+        </w:rPr>
+        <w:t xml:space="preserve"> em diversas áreas</w:t>
+      </w:r>
+      <w:r>
+        <w:rPr>
+          <w:rFonts w:ascii="Times New Roman" w:eastAsia="Times New Roman" w:hAnsi="Times New Roman" w:cs="Times New Roman"/>
+          <w:bCs/>
+          <w:sz w:val="24"/>
+          <w:szCs w:val="24"/>
+        </w:rPr>
+        <w:t xml:space="preserve">. </w:t>
+      </w:r>
+      <w:r>
+        <w:rPr>
+          <w:rFonts w:ascii="Times New Roman" w:eastAsia="Times New Roman" w:hAnsi="Times New Roman" w:cs="Times New Roman"/>
+          <w:bCs/>
+          <w:sz w:val="24"/>
+          <w:szCs w:val="24"/>
+        </w:rPr>
+        <w:t xml:space="preserve">Por exemplo: o </w:t>
+      </w:r>
+      <w:r>
+        <w:rPr>
+          <w:rFonts w:ascii="Times New Roman" w:eastAsia="Times New Roman" w:hAnsi="Times New Roman" w:cs="Times New Roman"/>
+          <w:bCs/>
+          <w:sz w:val="24"/>
+          <w:szCs w:val="24"/>
+        </w:rPr>
+        <w:t>acionamento desnecessári</w:t>
+      </w:r>
+      <w:r>
+        <w:rPr>
+          <w:rFonts w:ascii="Times New Roman" w:eastAsia="Times New Roman" w:hAnsi="Times New Roman" w:cs="Times New Roman"/>
+          <w:bCs/>
+          <w:sz w:val="24"/>
+          <w:szCs w:val="24"/>
+        </w:rPr>
+        <w:t xml:space="preserve">o da TI. </w:t>
+      </w:r>
+      <w:r>
+        <w:rPr>
+          <w:rFonts w:ascii="Times New Roman" w:eastAsia="Times New Roman" w:hAnsi="Times New Roman" w:cs="Times New Roman"/>
+          <w:bCs/>
+          <w:sz w:val="24"/>
+          <w:szCs w:val="24"/>
+        </w:rPr>
+        <w:t xml:space="preserve"> Pode</w:t>
+      </w:r>
+      <w:r>
+        <w:rPr>
+          <w:rFonts w:ascii="Times New Roman" w:eastAsia="Times New Roman" w:hAnsi="Times New Roman" w:cs="Times New Roman"/>
+          <w:bCs/>
+          <w:sz w:val="24"/>
+          <w:szCs w:val="24"/>
+        </w:rPr>
+        <w:t xml:space="preserve"> também atrapalhar o </w:t>
+      </w:r>
+      <w:r>
+        <w:rPr>
+          <w:rFonts w:ascii="Times New Roman" w:eastAsia="Times New Roman" w:hAnsi="Times New Roman" w:cs="Times New Roman"/>
+          <w:bCs/>
+          <w:sz w:val="24"/>
+          <w:szCs w:val="24"/>
+        </w:rPr>
+        <w:t>andamento do atendimento da recepção, pois com a fila desorga</w:t>
+      </w:r>
+      <w:r>
+        <w:rPr>
+          <w:rFonts w:ascii="Times New Roman" w:eastAsia="Times New Roman" w:hAnsi="Times New Roman" w:cs="Times New Roman"/>
+          <w:bCs/>
+          <w:sz w:val="24"/>
+          <w:szCs w:val="24"/>
+        </w:rPr>
+        <w:t>nizada necessitaria do apoio dos(as) recepcionistas.</w:t>
       </w:r>
     </w:p>
     <w:p>
@@ -1804,6 +4258,69 @@
         <w:jc w:val="both"/>
         <w:rPr>
           <w:rFonts w:ascii="Times New Roman" w:eastAsia="Times New Roman" w:hAnsi="Times New Roman" w:cs="Times New Roman"/>
+          <w:sz w:val="24"/>
+          <w:szCs w:val="24"/>
+        </w:rPr>
+      </w:pPr>
+    </w:p>
+    <w:p>
+      <w:pPr>
+        <w:spacing w:line="360" w:lineRule="auto"/>
+        <w:rPr>
+          <w:rFonts w:ascii="Times New Roman" w:eastAsia="Times New Roman" w:hAnsi="Times New Roman" w:cs="Times New Roman"/>
+          <w:b/>
+          <w:bCs/>
+          <w:sz w:val="24"/>
+          <w:szCs w:val="24"/>
+        </w:rPr>
+      </w:pPr>
+      <w:r>
+        <w:rPr>
+          <w:rFonts w:ascii="Times New Roman" w:eastAsia="Times New Roman" w:hAnsi="Times New Roman" w:cs="Times New Roman"/>
+          <w:b/>
+          <w:bCs/>
+          <w:sz w:val="24"/>
+          <w:szCs w:val="24"/>
+        </w:rPr>
+        <w:t>5</w:t>
+      </w:r>
+      <w:r>
+        <w:rPr>
+          <w:rFonts w:ascii="Times New Roman" w:eastAsia="Times New Roman" w:hAnsi="Times New Roman" w:cs="Times New Roman"/>
+          <w:b/>
+          <w:bCs/>
+          <w:sz w:val="24"/>
+          <w:szCs w:val="24"/>
+        </w:rPr>
+        <w:t xml:space="preserve"> - Definir o ERP</w:t>
+      </w:r>
+      <w:r>
+        <w:rPr>
+          <w:rFonts w:ascii="Times New Roman" w:eastAsia="Times New Roman" w:hAnsi="Times New Roman" w:cs="Times New Roman"/>
+          <w:b/>
+          <w:bCs/>
+          <w:sz w:val="24"/>
+          <w:szCs w:val="24"/>
+        </w:rPr>
+        <w:t xml:space="preserve"> que será utilizado</w:t>
+      </w:r>
+      <w:r>
+        <w:rPr>
+          <w:rFonts w:ascii="Times New Roman" w:eastAsia="Times New Roman" w:hAnsi="Times New Roman" w:cs="Times New Roman"/>
+          <w:b/>
+          <w:bCs/>
+          <w:sz w:val="24"/>
+          <w:szCs w:val="24"/>
+        </w:rPr>
+        <w:t>:</w:t>
+      </w:r>
+    </w:p>
+    <w:p>
+      <w:pPr>
+        <w:spacing w:line="360" w:lineRule="auto"/>
+        <w:jc w:val="both"/>
+        <w:rPr>
+          <w:rFonts w:ascii="Times New Roman" w:eastAsia="Times New Roman" w:hAnsi="Times New Roman" w:cs="Times New Roman"/>
           <w:b/>
           <w:bCs/>
           <w:sz w:val="24"/>
@@ -1816,7 +4333,7 @@
           <w:sz w:val="24"/>
           <w:szCs w:val="24"/>
         </w:rPr>
-        <w:t>Com base no</w:t>
+        <w:t>Com base no cenário descrito,</w:t>
       </w:r>
       <w:r>
         <w:rPr>
@@ -1824,7 +4341,7 @@
           <w:sz w:val="24"/>
           <w:szCs w:val="24"/>
         </w:rPr>
-        <w:t xml:space="preserve"> cenário</w:t>
+        <w:t xml:space="preserve"> foi escolhido o </w:t>
       </w:r>
       <w:r>
         <w:rPr>
@@ -1832,52 +4349,9 @@
           <w:sz w:val="24"/>
           <w:szCs w:val="24"/>
         </w:rPr>
-        <w:t xml:space="preserve"> descrito</w:t>
-      </w:r>
-      <w:r>
-        <w:rPr>
-          <w:rFonts w:ascii="Times New Roman" w:hAnsi="Times New Roman" w:cs="Times New Roman"/>
-          <w:sz w:val="24"/>
-          <w:szCs w:val="24"/>
-        </w:rPr>
-        <w:t xml:space="preserve">, definiu-se como escopo do ERP a gestão da fila de atendimento, abrangendo o controle de pacientes em espera, a realização de chamadas, a possibilidade de </w:t>
+        <w:t xml:space="preserve">ERP </w:t>
       </w:r>
       <w:proofErr w:type="spellStart"/>
-      <w:r>
-        <w:rPr>
-          <w:rFonts w:ascii="Times New Roman" w:hAnsi="Times New Roman" w:cs="Times New Roman"/>
-          <w:sz w:val="24"/>
-          <w:szCs w:val="24"/>
-        </w:rPr>
-        <w:t>rechamada</w:t>
-      </w:r>
-      <w:proofErr w:type="spellEnd"/>
-      <w:r>
-        <w:rPr>
-          <w:rFonts w:ascii="Times New Roman" w:hAnsi="Times New Roman" w:cs="Times New Roman"/>
-          <w:sz w:val="24"/>
-          <w:szCs w:val="24"/>
-        </w:rPr>
-        <w:t>, bem como o acompanhamento em tempo real do status de cada paciente no fluxo de atendimento.</w:t>
-      </w:r>
-      <w:r>
-        <w:rPr>
-          <w:rFonts w:ascii="Times New Roman" w:hAnsi="Times New Roman" w:cs="Times New Roman"/>
-          <w:sz w:val="24"/>
-          <w:szCs w:val="24"/>
-        </w:rPr>
-        <w:t xml:space="preserve"> </w:t>
-      </w:r>
-      <w:r>
-        <w:rPr>
-          <w:rFonts w:ascii="Times New Roman" w:hAnsi="Times New Roman" w:cs="Times New Roman"/>
-          <w:sz w:val="24"/>
-          <w:szCs w:val="24"/>
-        </w:rPr>
-        <w:t xml:space="preserve">Com base nesses requisitos, foi selecionado o sistema </w:t>
-      </w:r>
-      <w:proofErr w:type="spellStart"/>
-      <w:proofErr w:type="gramStart"/>
       <w:r>
         <w:rPr>
           <w:rStyle w:val="whitespace-normal"/>
@@ -1889,169 +4363,158 @@
         <w:t>ClinicGest</w:t>
       </w:r>
       <w:proofErr w:type="spellEnd"/>
-      <w:proofErr w:type="gramEnd"/>
       <w:r>
         <w:rPr>
           <w:rFonts w:ascii="Times New Roman" w:hAnsi="Times New Roman" w:cs="Times New Roman"/>
           <w:sz w:val="24"/>
           <w:szCs w:val="24"/>
         </w:rPr>
-        <w:t>, por apresentar funcionalidades compatíveis com o escopo definido, como painel de chamadas, controle de fila, monitoramento de status dos pacientes e suporte à análise de indicadores operacionais.</w:t>
-      </w:r>
-    </w:p>
-    <w:p>
-      <w:pPr>
-        <w:rPr>
-          <w:rFonts w:ascii="Times New Roman" w:eastAsia="Times New Roman" w:hAnsi="Times New Roman" w:cs="Times New Roman"/>
-          <w:b/>
-          <w:bCs/>
-          <w:sz w:val="24"/>
-          <w:szCs w:val="24"/>
-        </w:rPr>
-      </w:pPr>
-    </w:p>
-    <w:p>
-      <w:pPr>
-        <w:rPr>
-          <w:rFonts w:ascii="Times New Roman" w:eastAsia="Times New Roman" w:hAnsi="Times New Roman" w:cs="Times New Roman"/>
-          <w:b/>
-          <w:bCs/>
-          <w:sz w:val="24"/>
-          <w:szCs w:val="24"/>
-        </w:rPr>
-      </w:pPr>
-    </w:p>
-    <w:p>
-      <w:pPr>
-        <w:rPr>
-          <w:rFonts w:ascii="Times New Roman" w:eastAsia="Times New Roman" w:hAnsi="Times New Roman" w:cs="Times New Roman"/>
-          <w:b/>
-          <w:bCs/>
-          <w:sz w:val="24"/>
-          <w:szCs w:val="24"/>
-        </w:rPr>
-      </w:pPr>
-    </w:p>
-    <w:p>
-      <w:pPr>
-        <w:rPr>
-          <w:rFonts w:ascii="Times New Roman" w:eastAsia="Times New Roman" w:hAnsi="Times New Roman" w:cs="Times New Roman"/>
-          <w:b/>
-          <w:bCs/>
-          <w:sz w:val="24"/>
-          <w:szCs w:val="24"/>
-        </w:rPr>
-      </w:pPr>
-    </w:p>
-    <w:p>
-      <w:pPr>
-        <w:rPr>
-          <w:rFonts w:ascii="Times New Roman" w:eastAsia="Times New Roman" w:hAnsi="Times New Roman" w:cs="Times New Roman"/>
-          <w:b/>
-          <w:bCs/>
-          <w:sz w:val="24"/>
-          <w:szCs w:val="24"/>
-        </w:rPr>
-      </w:pPr>
-    </w:p>
-    <w:p>
-      <w:pPr>
-        <w:rPr>
-          <w:rFonts w:ascii="Times New Roman" w:eastAsia="Times New Roman" w:hAnsi="Times New Roman" w:cs="Times New Roman"/>
-          <w:b/>
-          <w:bCs/>
-          <w:sz w:val="24"/>
-          <w:szCs w:val="24"/>
-        </w:rPr>
-      </w:pPr>
-    </w:p>
-    <w:p>
-      <w:pPr>
-        <w:rPr>
-          <w:rFonts w:ascii="Times New Roman" w:eastAsia="Times New Roman" w:hAnsi="Times New Roman" w:cs="Times New Roman"/>
-          <w:b/>
-          <w:bCs/>
-          <w:sz w:val="24"/>
-          <w:szCs w:val="24"/>
-        </w:rPr>
-      </w:pPr>
-    </w:p>
-    <w:p>
-      <w:pPr>
-        <w:rPr>
-          <w:rFonts w:ascii="Times New Roman" w:eastAsia="Times New Roman" w:hAnsi="Times New Roman" w:cs="Times New Roman"/>
-          <w:b/>
-          <w:bCs/>
-          <w:sz w:val="24"/>
-          <w:szCs w:val="24"/>
-        </w:rPr>
-      </w:pPr>
-    </w:p>
-    <w:p>
-      <w:pPr>
-        <w:rPr>
-          <w:rFonts w:ascii="Times New Roman" w:eastAsia="Times New Roman" w:hAnsi="Times New Roman" w:cs="Times New Roman"/>
-          <w:b/>
-          <w:bCs/>
-          <w:sz w:val="24"/>
-          <w:szCs w:val="24"/>
-        </w:rPr>
-      </w:pPr>
-    </w:p>
-    <w:p>
-      <w:pPr>
-        <w:rPr>
-          <w:rFonts w:ascii="Times New Roman" w:eastAsia="Times New Roman" w:hAnsi="Times New Roman" w:cs="Times New Roman"/>
-          <w:b/>
-          <w:bCs/>
-          <w:sz w:val="24"/>
-          <w:szCs w:val="24"/>
-        </w:rPr>
-      </w:pPr>
-    </w:p>
-    <w:p>
-      <w:pPr>
-        <w:rPr>
-          <w:rFonts w:ascii="Times New Roman" w:eastAsia="Times New Roman" w:hAnsi="Times New Roman" w:cs="Times New Roman"/>
-          <w:b/>
-          <w:bCs/>
-          <w:sz w:val="24"/>
-          <w:szCs w:val="24"/>
-        </w:rPr>
-      </w:pPr>
-    </w:p>
-    <w:p>
-      <w:pPr>
-        <w:rPr>
-          <w:rFonts w:ascii="Times New Roman" w:eastAsia="Times New Roman" w:hAnsi="Times New Roman" w:cs="Times New Roman"/>
-          <w:b/>
-          <w:bCs/>
-          <w:sz w:val="24"/>
-          <w:szCs w:val="24"/>
-        </w:rPr>
-      </w:pPr>
-    </w:p>
-    <w:p>
-      <w:pPr>
-        <w:rPr>
-          <w:rFonts w:ascii="Times New Roman" w:eastAsia="Times New Roman" w:hAnsi="Times New Roman" w:cs="Times New Roman"/>
-          <w:b/>
-          <w:bCs/>
-          <w:sz w:val="24"/>
-          <w:szCs w:val="24"/>
-        </w:rPr>
-      </w:pPr>
-    </w:p>
-    <w:p>
-      <w:pPr>
-        <w:rPr>
-          <w:rFonts w:ascii="Times New Roman" w:eastAsia="Times New Roman" w:hAnsi="Times New Roman" w:cs="Times New Roman"/>
-          <w:b/>
-          <w:bCs/>
-          <w:sz w:val="24"/>
-          <w:szCs w:val="24"/>
-        </w:rPr>
-      </w:pPr>
+        <w:t xml:space="preserve"> que faz </w:t>
+      </w:r>
+      <w:r>
+        <w:rPr>
+          <w:rFonts w:ascii="Times New Roman" w:hAnsi="Times New Roman" w:cs="Times New Roman"/>
+          <w:sz w:val="24"/>
+          <w:szCs w:val="24"/>
+        </w:rPr>
+        <w:t xml:space="preserve">a gestão da fila de atendimento, abrangendo o controle de pacientes em espera, a realização de chamadas, a possibilidade de </w:t>
+      </w:r>
+      <w:proofErr w:type="spellStart"/>
+      <w:r>
+        <w:rPr>
+          <w:rFonts w:ascii="Times New Roman" w:hAnsi="Times New Roman" w:cs="Times New Roman"/>
+          <w:sz w:val="24"/>
+          <w:szCs w:val="24"/>
+        </w:rPr>
+        <w:t>rechamada</w:t>
+      </w:r>
+      <w:proofErr w:type="spellEnd"/>
+      <w:r>
+        <w:rPr>
+          <w:rFonts w:ascii="Times New Roman" w:hAnsi="Times New Roman" w:cs="Times New Roman"/>
+          <w:sz w:val="24"/>
+          <w:szCs w:val="24"/>
+        </w:rPr>
+        <w:t>, bem como o acompanhamento em tempo real do status de cada paciente no fluxo de atendimento.</w:t>
+      </w:r>
+    </w:p>
+    <w:p>
+      <w:pPr>
+        <w:spacing w:line="360" w:lineRule="auto"/>
+        <w:jc w:val="both"/>
+        <w:rPr>
+          <w:rFonts w:ascii="Times New Roman" w:eastAsia="Times New Roman" w:hAnsi="Times New Roman" w:cs="Times New Roman"/>
+          <w:b/>
+          <w:bCs/>
+          <w:sz w:val="24"/>
+          <w:szCs w:val="24"/>
+        </w:rPr>
+      </w:pPr>
+    </w:p>
+    <w:p>
+      <w:pPr>
+        <w:spacing w:line="360" w:lineRule="auto"/>
+        <w:rPr>
+          <w:rFonts w:ascii="Times New Roman" w:eastAsia="Times New Roman" w:hAnsi="Times New Roman" w:cs="Times New Roman"/>
+          <w:b/>
+          <w:bCs/>
+          <w:sz w:val="24"/>
+          <w:szCs w:val="24"/>
+        </w:rPr>
+      </w:pPr>
+      <w:r>
+        <w:rPr>
+          <w:rFonts w:ascii="Times New Roman" w:eastAsia="Times New Roman" w:hAnsi="Times New Roman" w:cs="Times New Roman"/>
+          <w:b/>
+          <w:bCs/>
+          <w:sz w:val="24"/>
+          <w:szCs w:val="24"/>
+        </w:rPr>
+        <w:t xml:space="preserve">5.1 - </w:t>
+      </w:r>
+      <w:r>
+        <w:rPr>
+          <w:rFonts w:ascii="Times New Roman" w:eastAsia="Times New Roman" w:hAnsi="Times New Roman" w:cs="Times New Roman"/>
+          <w:b/>
+          <w:bCs/>
+          <w:sz w:val="24"/>
+          <w:szCs w:val="24"/>
+        </w:rPr>
+        <w:t>Justifica a escolha do ERP</w:t>
+      </w:r>
+      <w:r>
+        <w:rPr>
+          <w:rFonts w:ascii="Times New Roman" w:eastAsia="Times New Roman" w:hAnsi="Times New Roman" w:cs="Times New Roman"/>
+          <w:b/>
+          <w:bCs/>
+          <w:sz w:val="24"/>
+          <w:szCs w:val="24"/>
+        </w:rPr>
+        <w:t>:</w:t>
+      </w:r>
+    </w:p>
+    <w:p>
+      <w:pPr>
+        <w:spacing w:line="360" w:lineRule="auto"/>
+        <w:jc w:val="both"/>
+        <w:rPr>
+          <w:rFonts w:ascii="Times New Roman" w:hAnsi="Times New Roman" w:cs="Times New Roman"/>
+          <w:sz w:val="24"/>
+          <w:szCs w:val="24"/>
+        </w:rPr>
+      </w:pPr>
+      <w:r>
+        <w:rPr>
+          <w:rFonts w:ascii="Times New Roman" w:hAnsi="Times New Roman" w:cs="Times New Roman"/>
+          <w:sz w:val="24"/>
+          <w:szCs w:val="24"/>
+        </w:rPr>
+        <w:t>O</w:t>
+      </w:r>
+      <w:r>
+        <w:rPr>
+          <w:rFonts w:ascii="Times New Roman" w:hAnsi="Times New Roman" w:cs="Times New Roman"/>
+          <w:sz w:val="24"/>
+          <w:szCs w:val="24"/>
+        </w:rPr>
+        <w:t xml:space="preserve"> sistema </w:t>
+      </w:r>
+      <w:proofErr w:type="spellStart"/>
+      <w:r>
+        <w:rPr>
+          <w:rStyle w:val="whitespace-normal"/>
+          <w:rFonts w:ascii="Times New Roman" w:hAnsi="Times New Roman" w:cs="Times New Roman"/>
+          <w:i/>
+          <w:sz w:val="24"/>
+          <w:szCs w:val="24"/>
+        </w:rPr>
+        <w:t>ClinicGest</w:t>
+      </w:r>
+      <w:proofErr w:type="spellEnd"/>
+      <w:r>
+        <w:rPr>
+          <w:rFonts w:ascii="Times New Roman" w:hAnsi="Times New Roman" w:cs="Times New Roman"/>
+          <w:sz w:val="24"/>
+          <w:szCs w:val="24"/>
+        </w:rPr>
+        <w:t xml:space="preserve">, </w:t>
+      </w:r>
+      <w:r>
+        <w:rPr>
+          <w:rFonts w:ascii="Times New Roman" w:hAnsi="Times New Roman" w:cs="Times New Roman"/>
+          <w:sz w:val="24"/>
+          <w:szCs w:val="24"/>
+        </w:rPr>
+        <w:t xml:space="preserve">foi escolhido </w:t>
+      </w:r>
+      <w:r>
+        <w:rPr>
+          <w:rFonts w:ascii="Times New Roman" w:hAnsi="Times New Roman" w:cs="Times New Roman"/>
+          <w:sz w:val="24"/>
+          <w:szCs w:val="24"/>
+        </w:rPr>
+        <w:t>por apresentar funcionalidades compatíveis com o escopo definido, como painel de chamadas, controle de fila, monitoramento de status dos pacientes e suporte à análise de indicadores operacionais.</w:t>
+      </w:r>
     </w:p>
     <w:p>
       <w:pPr>
@@ -2083,7 +4546,17 @@
           <w:szCs w:val="24"/>
         </w:rPr>
         <w:lastRenderedPageBreak/>
-        <w:t xml:space="preserve">5 - </w:t>
+        <w:t>6</w:t>
+      </w:r>
+      <w:r>
+        <w:rPr>
+          <w:rFonts w:ascii="Times New Roman" w:eastAsia="Times New Roman" w:hAnsi="Times New Roman" w:cs="Times New Roman"/>
+          <w:b/>
+          <w:bCs/>
+          <w:sz w:val="24"/>
+          <w:szCs w:val="24"/>
+        </w:rPr>
+        <w:t xml:space="preserve"> - </w:t>
       </w:r>
       <w:r>
         <w:rPr>
@@ -2108,51 +4581,146 @@
     </w:p>
     <w:p>
       <w:pPr>
+        <w:spacing w:line="360" w:lineRule="auto"/>
+        <w:jc w:val="both"/>
+        <w:rPr>
+          <w:rFonts w:ascii="Times New Roman" w:eastAsia="Times New Roman" w:hAnsi="Times New Roman" w:cs="Times New Roman"/>
+          <w:b/>
+          <w:bCs/>
+          <w:sz w:val="24"/>
+          <w:szCs w:val="24"/>
+        </w:rPr>
+      </w:pPr>
+      <w:r>
+        <w:rPr>
+          <w:rFonts w:ascii="Times New Roman" w:eastAsia="Times New Roman" w:hAnsi="Times New Roman" w:cs="Times New Roman"/>
+          <w:b/>
+          <w:bCs/>
+          <w:sz w:val="24"/>
+          <w:szCs w:val="24"/>
+        </w:rPr>
+        <w:t>6</w:t>
+      </w:r>
+      <w:r>
+        <w:rPr>
+          <w:rFonts w:ascii="Times New Roman" w:eastAsia="Times New Roman" w:hAnsi="Times New Roman" w:cs="Times New Roman"/>
+          <w:b/>
+          <w:bCs/>
+          <w:sz w:val="24"/>
+          <w:szCs w:val="24"/>
+        </w:rPr>
+        <w:t xml:space="preserve">.1 - </w:t>
+      </w:r>
+      <w:r>
+        <w:rPr>
+          <w:rFonts w:ascii="Times New Roman" w:eastAsia="Times New Roman" w:hAnsi="Times New Roman" w:cs="Times New Roman"/>
+          <w:b/>
+          <w:bCs/>
+          <w:sz w:val="24"/>
+          <w:szCs w:val="24"/>
+        </w:rPr>
+        <w:t>Telas críticas</w:t>
+      </w:r>
+      <w:r>
+        <w:rPr>
+          <w:rFonts w:ascii="Times New Roman" w:eastAsia="Times New Roman" w:hAnsi="Times New Roman" w:cs="Times New Roman"/>
+          <w:b/>
+          <w:bCs/>
+          <w:sz w:val="24"/>
+          <w:szCs w:val="24"/>
+        </w:rPr>
+        <w:t>:</w:t>
+      </w:r>
+    </w:p>
+    <w:p>
+      <w:pPr>
+        <w:pStyle w:val="Legenda"/>
+        <w:keepNext/>
+        <w:rPr>
+          <w:rFonts w:ascii="Times New Roman" w:hAnsi="Times New Roman" w:cs="Times New Roman"/>
+          <w:i w:val="0"/>
+          <w:iCs w:val="0"/>
+          <w:sz w:val="24"/>
+          <w:szCs w:val="24"/>
+        </w:rPr>
+      </w:pPr>
+      <w:r>
+        <w:rPr>
+          <w:rFonts w:ascii="Times New Roman" w:hAnsi="Times New Roman" w:cs="Times New Roman"/>
+          <w:i w:val="0"/>
+          <w:iCs w:val="0"/>
+          <w:sz w:val="24"/>
+          <w:szCs w:val="24"/>
+        </w:rPr>
+        <w:t xml:space="preserve">Figura </w:t>
+      </w:r>
+      <w:r>
+        <w:rPr>
+          <w:rFonts w:ascii="Times New Roman" w:hAnsi="Times New Roman" w:cs="Times New Roman"/>
+          <w:i w:val="0"/>
+          <w:iCs w:val="0"/>
+          <w:sz w:val="24"/>
+          <w:szCs w:val="24"/>
+        </w:rPr>
+        <w:fldChar w:fldCharType="begin"/>
+      </w:r>
+      <w:r>
+        <w:rPr>
+          <w:rFonts w:ascii="Times New Roman" w:hAnsi="Times New Roman" w:cs="Times New Roman"/>
+          <w:i w:val="0"/>
+          <w:iCs w:val="0"/>
+          <w:sz w:val="24"/>
+          <w:szCs w:val="24"/>
+        </w:rPr>
+        <w:instrText xml:space="preserve"> SEQ Figura \* ARABIC </w:instrText>
+      </w:r>
+      <w:r>
+        <w:rPr>
+          <w:rFonts w:ascii="Times New Roman" w:hAnsi="Times New Roman" w:cs="Times New Roman"/>
+          <w:i w:val="0"/>
+          <w:iCs w:val="0"/>
+          <w:sz w:val="24"/>
+          <w:szCs w:val="24"/>
+        </w:rPr>
+        <w:fldChar w:fldCharType="separate"/>
+      </w:r>
+      <w:r>
+        <w:rPr>
+          <w:rFonts w:ascii="Times New Roman" w:hAnsi="Times New Roman" w:cs="Times New Roman"/>
+          <w:i w:val="0"/>
+          <w:iCs w:val="0"/>
+          <w:noProof/>
+          <w:sz w:val="24"/>
+          <w:szCs w:val="24"/>
+        </w:rPr>
+        <w:t>3</w:t>
+      </w:r>
+      <w:r>
+        <w:rPr>
+          <w:rFonts w:ascii="Times New Roman" w:hAnsi="Times New Roman" w:cs="Times New Roman"/>
+          <w:i w:val="0"/>
+          <w:iCs w:val="0"/>
+          <w:sz w:val="24"/>
+          <w:szCs w:val="24"/>
+        </w:rPr>
+        <w:fldChar w:fldCharType="end"/>
+      </w:r>
+      <w:r>
+        <w:rPr>
+          <w:rFonts w:ascii="Times New Roman" w:hAnsi="Times New Roman" w:cs="Times New Roman"/>
+          <w:i w:val="0"/>
+          <w:iCs w:val="0"/>
+          <w:sz w:val="24"/>
+          <w:szCs w:val="24"/>
+        </w:rPr>
+        <w:t xml:space="preserve"> - Protótipo de tela do ERP</w:t>
+      </w:r>
+    </w:p>
+    <w:p>
+      <w:pPr>
         <w:spacing w:before="240" w:after="240" w:line="360" w:lineRule="auto"/>
         <w:rPr>
           <w:rFonts w:ascii="Times New Roman" w:eastAsia="Times New Roman" w:hAnsi="Times New Roman" w:cs="Times New Roman"/>
-          <w:b/>
-          <w:bCs/>
-          <w:sz w:val="24"/>
-          <w:szCs w:val="24"/>
-        </w:rPr>
-      </w:pPr>
-      <w:r>
-        <w:rPr>
-          <w:rFonts w:ascii="Times New Roman" w:eastAsia="Times New Roman" w:hAnsi="Times New Roman" w:cs="Times New Roman"/>
-          <w:b/>
-          <w:bCs/>
-          <w:sz w:val="24"/>
-          <w:szCs w:val="24"/>
-        </w:rPr>
-        <w:t xml:space="preserve">5.1 - </w:t>
-      </w:r>
-      <w:r>
-        <w:rPr>
-          <w:rFonts w:ascii="Times New Roman" w:eastAsia="Times New Roman" w:hAnsi="Times New Roman" w:cs="Times New Roman"/>
-          <w:b/>
-          <w:bCs/>
-          <w:sz w:val="24"/>
-          <w:szCs w:val="24"/>
-        </w:rPr>
-        <w:t>Telas críticas</w:t>
-      </w:r>
-      <w:r>
-        <w:rPr>
-          <w:rFonts w:ascii="Times New Roman" w:eastAsia="Times New Roman" w:hAnsi="Times New Roman" w:cs="Times New Roman"/>
-          <w:b/>
-          <w:bCs/>
-          <w:sz w:val="24"/>
-          <w:szCs w:val="24"/>
-        </w:rPr>
-        <w:t>:</w:t>
-      </w:r>
-    </w:p>
-    <w:p>
-      <w:pPr>
-        <w:spacing w:before="240" w:after="240" w:line="360" w:lineRule="auto"/>
-        <w:rPr>
-          <w:rFonts w:ascii="Times New Roman" w:eastAsia="Times New Roman" w:hAnsi="Times New Roman" w:cs="Times New Roman"/>
           <w:color w:val="FFFFFF" w:themeColor="background1"/>
           <w:sz w:val="24"/>
           <w:szCs w:val="24"/>
@@ -2163,7 +4731,7 @@
           <w:noProof/>
         </w:rPr>
         <w:drawing>
-          <wp:inline distT="0" distB="0" distL="0" distR="0">
+          <wp:inline distT="0" distB="0" distL="0" distR="0" wp14:anchorId="69444F3F" wp14:editId="69444F40">
             <wp:extent cx="5763260" cy="3238232"/>
             <wp:effectExtent l="0" t="0" r="0" b="635"/>
             <wp:docPr id="2" name="Imagem 2" descr="Recepção do ClinicGest"/>
@@ -2180,7 +4748,7 @@
                     </pic:cNvPicPr>
                   </pic:nvPicPr>
                   <pic:blipFill>
-                    <a:blip r:embed="rId6" cstate="print">
+                    <a:blip r:embed="rId11" cstate="print">
                       <a:extLst>
                         <a:ext uri="{28A0092B-C50C-407E-A947-70E740481C1C}">
                           <a14:useLocalDpi xmlns:a14="http://schemas.microsoft.com/office/drawing/2010/main" val="0"/>
@@ -2238,17 +4806,17 @@
           <w:sz w:val="24"/>
           <w:szCs w:val="24"/>
         </w:rPr>
-        <w:t>5.2</w:t>
-      </w:r>
-      <w:r>
-        <w:rPr>
-          <w:rFonts w:ascii="Times New Roman" w:eastAsia="Times New Roman" w:hAnsi="Times New Roman" w:cs="Times New Roman"/>
-          <w:b/>
-          <w:bCs/>
-          <w:sz w:val="24"/>
-          <w:szCs w:val="24"/>
-        </w:rPr>
-        <w:t xml:space="preserve"> - </w:t>
+        <w:t>6</w:t>
+      </w:r>
+      <w:r>
+        <w:rPr>
+          <w:rFonts w:ascii="Times New Roman" w:eastAsia="Times New Roman" w:hAnsi="Times New Roman" w:cs="Times New Roman"/>
+          <w:b/>
+          <w:bCs/>
+          <w:sz w:val="24"/>
+          <w:szCs w:val="24"/>
+        </w:rPr>
+        <w:t xml:space="preserve">.2 - </w:t>
       </w:r>
       <w:r>
         <w:rPr>
@@ -2294,10 +4862,2708 @@
           <w:sz w:val="24"/>
           <w:szCs w:val="24"/>
         </w:rPr>
-        <w:t>A foto acima mostra a funcionalidade de fila de pacientes do sistema. Ele integra a fila atual com a agenda de agendamentos do dia, juntamente com um recurso fácil de busca de atendimentos concluídos hoje.</w:t>
-      </w:r>
-      <w:bookmarkStart w:id="3" w:name="_GoBack"/>
-      <w:bookmarkEnd w:id="3"/>
+        <w:t xml:space="preserve">A imagem apresentada demonstra a funcionalidade de gestão de filas do sistema </w:t>
+      </w:r>
+      <w:proofErr w:type="spellStart"/>
+      <w:r>
+        <w:rPr>
+          <w:rFonts w:ascii="Times New Roman" w:eastAsia="Times New Roman" w:hAnsi="Times New Roman" w:cs="Times New Roman"/>
+          <w:bCs/>
+          <w:i/>
+          <w:iCs/>
+          <w:sz w:val="24"/>
+          <w:szCs w:val="24"/>
+        </w:rPr>
+        <w:t>ClinicGest</w:t>
+      </w:r>
+      <w:proofErr w:type="spellEnd"/>
+      <w:r>
+        <w:rPr>
+          <w:rFonts w:ascii="Times New Roman" w:eastAsia="Times New Roman" w:hAnsi="Times New Roman" w:cs="Times New Roman"/>
+          <w:bCs/>
+          <w:sz w:val="24"/>
+          <w:szCs w:val="24"/>
+        </w:rPr>
+        <w:t>, evidenciando sua integração entre a fila de espera em tempo real e a agenda diária de atendimentos. O sistema permite que os profissionais visualizem simultaneamente os pacientes aguardando atendimento, os agendamentos do dia e os atendimentos já concluídos, por meio de um mecanismo de busca simples e intuitivo.</w:t>
+      </w:r>
+    </w:p>
+    <w:p>
+      <w:pPr>
+        <w:widowControl w:val="0"/>
+        <w:tabs>
+          <w:tab w:val="left" w:pos="479"/>
+          <w:tab w:val="left" w:pos="479"/>
+        </w:tabs>
+        <w:spacing w:before="5" w:line="360" w:lineRule="auto"/>
+        <w:jc w:val="both"/>
+        <w:rPr>
+          <w:rFonts w:ascii="Times New Roman" w:eastAsia="Times New Roman" w:hAnsi="Times New Roman" w:cs="Times New Roman"/>
+          <w:bCs/>
+          <w:sz w:val="24"/>
+          <w:szCs w:val="24"/>
+        </w:rPr>
+      </w:pPr>
+      <w:r>
+        <w:rPr>
+          <w:rFonts w:ascii="Times New Roman" w:eastAsia="Times New Roman" w:hAnsi="Times New Roman" w:cs="Times New Roman"/>
+          <w:bCs/>
+          <w:sz w:val="24"/>
+          <w:szCs w:val="24"/>
+        </w:rPr>
+        <w:t xml:space="preserve">A escolha do </w:t>
+      </w:r>
+      <w:proofErr w:type="spellStart"/>
+      <w:r>
+        <w:rPr>
+          <w:rFonts w:ascii="Times New Roman" w:eastAsia="Times New Roman" w:hAnsi="Times New Roman" w:cs="Times New Roman"/>
+          <w:bCs/>
+          <w:i/>
+          <w:iCs/>
+          <w:sz w:val="24"/>
+          <w:szCs w:val="24"/>
+        </w:rPr>
+        <w:t>ClinicGest</w:t>
+      </w:r>
+      <w:proofErr w:type="spellEnd"/>
+      <w:r>
+        <w:rPr>
+          <w:rFonts w:ascii="Times New Roman" w:eastAsia="Times New Roman" w:hAnsi="Times New Roman" w:cs="Times New Roman"/>
+          <w:bCs/>
+          <w:sz w:val="24"/>
+          <w:szCs w:val="24"/>
+        </w:rPr>
+        <w:t xml:space="preserve"> como solução para o problema identificado ocorreu devido à sua capacidade de centralizar e organizar o fluxo de atendimento da clínica, reduzindo falhas operacionais relacionadas à gestão da fila de pacientes. Além disso, o sistema oferece recursos que facilitam o acompanhamento do status dos atendimentos, proporcionando maior autonomia aos profissionais da saúde e diminuindo a dependência da equipe de Tecnologia da Informação (TI).</w:t>
+      </w:r>
+    </w:p>
+    <w:p>
+      <w:pPr>
+        <w:widowControl w:val="0"/>
+        <w:tabs>
+          <w:tab w:val="left" w:pos="479"/>
+          <w:tab w:val="left" w:pos="479"/>
+        </w:tabs>
+        <w:spacing w:before="5" w:line="360" w:lineRule="auto"/>
+        <w:jc w:val="both"/>
+        <w:rPr>
+          <w:rFonts w:ascii="Times New Roman" w:eastAsia="Times New Roman" w:hAnsi="Times New Roman" w:cs="Times New Roman"/>
+          <w:bCs/>
+          <w:sz w:val="24"/>
+          <w:szCs w:val="24"/>
+        </w:rPr>
+      </w:pPr>
+    </w:p>
+    <w:p>
+      <w:pPr>
+        <w:rPr>
+          <w:rFonts w:ascii="Times New Roman" w:eastAsia="Times New Roman" w:hAnsi="Times New Roman" w:cs="Times New Roman"/>
+          <w:b/>
+          <w:sz w:val="24"/>
+          <w:szCs w:val="24"/>
+        </w:rPr>
+      </w:pPr>
+      <w:r>
+        <w:rPr>
+          <w:rFonts w:ascii="Times New Roman" w:eastAsia="Times New Roman" w:hAnsi="Times New Roman" w:cs="Times New Roman"/>
+          <w:b/>
+          <w:sz w:val="24"/>
+          <w:szCs w:val="24"/>
+        </w:rPr>
+        <w:br w:type="page"/>
+      </w:r>
+    </w:p>
+    <w:p>
+      <w:pPr>
+        <w:widowControl w:val="0"/>
+        <w:tabs>
+          <w:tab w:val="left" w:pos="479"/>
+          <w:tab w:val="left" w:pos="479"/>
+        </w:tabs>
+        <w:spacing w:before="5" w:line="360" w:lineRule="auto"/>
+        <w:jc w:val="both"/>
+        <w:rPr>
+          <w:rFonts w:ascii="Times New Roman" w:eastAsia="Times New Roman" w:hAnsi="Times New Roman" w:cs="Times New Roman"/>
+          <w:b/>
+          <w:sz w:val="24"/>
+          <w:szCs w:val="24"/>
+        </w:rPr>
+      </w:pPr>
+      <w:r>
+        <w:rPr>
+          <w:rFonts w:ascii="Times New Roman" w:eastAsia="Times New Roman" w:hAnsi="Times New Roman" w:cs="Times New Roman"/>
+          <w:b/>
+          <w:sz w:val="24"/>
+          <w:szCs w:val="24"/>
+        </w:rPr>
+        <w:lastRenderedPageBreak/>
+        <w:t>7.1 – Estrutura Analítica do Projeto (EAP):</w:t>
+      </w:r>
+    </w:p>
+    <w:p>
+      <w:pPr>
+        <w:pStyle w:val="Legenda"/>
+        <w:keepNext/>
+        <w:jc w:val="both"/>
+      </w:pPr>
+      <w:r>
+        <w:t xml:space="preserve">Figura </w:t>
+      </w:r>
+      <w:fldSimple w:instr=" SEQ Figura \* ARABIC ">
+        <w:r>
+          <w:rPr>
+            <w:noProof/>
+          </w:rPr>
+          <w:t>4</w:t>
+        </w:r>
+      </w:fldSimple>
+      <w:r>
+        <w:t xml:space="preserve"> - EAP</w:t>
+      </w:r>
+    </w:p>
+    <w:p>
+      <w:pPr>
+        <w:widowControl w:val="0"/>
+        <w:tabs>
+          <w:tab w:val="left" w:pos="479"/>
+          <w:tab w:val="left" w:pos="479"/>
+        </w:tabs>
+        <w:spacing w:before="5" w:line="360" w:lineRule="auto"/>
+        <w:jc w:val="both"/>
+        <w:rPr>
+          <w:rFonts w:ascii="Times New Roman" w:eastAsia="Times New Roman" w:hAnsi="Times New Roman" w:cs="Times New Roman"/>
+          <w:bCs/>
+          <w:sz w:val="24"/>
+          <w:szCs w:val="24"/>
+        </w:rPr>
+      </w:pPr>
+      <w:r>
+        <w:rPr>
+          <w:rFonts w:ascii="Times New Roman" w:eastAsia="Times New Roman" w:hAnsi="Times New Roman" w:cs="Times New Roman"/>
+          <w:bCs/>
+          <w:noProof/>
+          <w:sz w:val="24"/>
+          <w:szCs w:val="24"/>
+        </w:rPr>
+        <w:drawing>
+          <wp:inline distT="0" distB="0" distL="0" distR="0" wp14:anchorId="1657B934" wp14:editId="41671B14">
+            <wp:extent cx="5763260" cy="3842385"/>
+            <wp:effectExtent l="0" t="0" r="8890" b="5715"/>
+            <wp:docPr id="1987742626" name="Picture 1"/>
+            <wp:cNvGraphicFramePr>
+              <a:graphicFrameLocks xmlns:a="http://schemas.openxmlformats.org/drawingml/2006/main" noChangeAspect="1"/>
+            </wp:cNvGraphicFramePr>
+            <a:graphic xmlns:a="http://schemas.openxmlformats.org/drawingml/2006/main">
+              <a:graphicData uri="http://schemas.openxmlformats.org/drawingml/2006/picture">
+                <pic:pic xmlns:pic="http://schemas.openxmlformats.org/drawingml/2006/picture">
+                  <pic:nvPicPr>
+                    <pic:cNvPr id="1987742626" name="Picture 1987742626"/>
+                    <pic:cNvPicPr/>
+                  </pic:nvPicPr>
+                  <pic:blipFill>
+                    <a:blip r:embed="rId12" cstate="print">
+                      <a:extLst>
+                        <a:ext uri="{28A0092B-C50C-407E-A947-70E740481C1C}">
+                          <a14:useLocalDpi xmlns:a14="http://schemas.microsoft.com/office/drawing/2010/main" val="0"/>
+                        </a:ext>
+                      </a:extLst>
+                    </a:blip>
+                    <a:stretch>
+                      <a:fillRect/>
+                    </a:stretch>
+                  </pic:blipFill>
+                  <pic:spPr>
+                    <a:xfrm>
+                      <a:off x="0" y="0"/>
+                      <a:ext cx="5763260" cy="3842385"/>
+                    </a:xfrm>
+                    <a:prstGeom prst="rect">
+                      <a:avLst/>
+                    </a:prstGeom>
+                  </pic:spPr>
+                </pic:pic>
+              </a:graphicData>
+            </a:graphic>
+          </wp:inline>
+        </w:drawing>
+      </w:r>
+    </w:p>
+    <w:p>
+      <w:pPr>
+        <w:widowControl w:val="0"/>
+        <w:tabs>
+          <w:tab w:val="left" w:pos="479"/>
+          <w:tab w:val="left" w:pos="479"/>
+        </w:tabs>
+        <w:spacing w:before="5" w:line="360" w:lineRule="auto"/>
+        <w:jc w:val="both"/>
+        <w:rPr>
+          <w:rFonts w:ascii="Times New Roman" w:eastAsia="Times New Roman" w:hAnsi="Times New Roman" w:cs="Times New Roman"/>
+          <w:b/>
+          <w:sz w:val="24"/>
+          <w:szCs w:val="24"/>
+        </w:rPr>
+      </w:pPr>
+    </w:p>
+    <w:p>
+      <w:pPr>
+        <w:widowControl w:val="0"/>
+        <w:tabs>
+          <w:tab w:val="left" w:pos="479"/>
+          <w:tab w:val="left" w:pos="479"/>
+        </w:tabs>
+        <w:spacing w:before="5" w:line="360" w:lineRule="auto"/>
+        <w:jc w:val="both"/>
+        <w:rPr>
+          <w:rFonts w:ascii="Times New Roman" w:eastAsia="Times New Roman" w:hAnsi="Times New Roman" w:cs="Times New Roman"/>
+          <w:b/>
+          <w:sz w:val="24"/>
+          <w:szCs w:val="24"/>
+        </w:rPr>
+      </w:pPr>
+      <w:r>
+        <w:rPr>
+          <w:rFonts w:ascii="Times New Roman" w:eastAsia="Times New Roman" w:hAnsi="Times New Roman" w:cs="Times New Roman"/>
+          <w:b/>
+          <w:sz w:val="24"/>
+          <w:szCs w:val="24"/>
+        </w:rPr>
+        <w:t>8.1 – Cronograma do Projeto:</w:t>
+      </w:r>
+    </w:p>
+    <w:p>
+      <w:pPr>
+        <w:widowControl w:val="0"/>
+        <w:tabs>
+          <w:tab w:val="left" w:pos="479"/>
+          <w:tab w:val="left" w:pos="479"/>
+        </w:tabs>
+        <w:spacing w:before="5" w:line="360" w:lineRule="auto"/>
+        <w:jc w:val="both"/>
+        <w:rPr>
+          <w:rFonts w:ascii="Times New Roman" w:eastAsia="Times New Roman" w:hAnsi="Times New Roman" w:cs="Times New Roman"/>
+          <w:bCs/>
+          <w:sz w:val="24"/>
+          <w:szCs w:val="24"/>
+        </w:rPr>
+      </w:pPr>
+      <w:r>
+        <w:rPr>
+          <w:rFonts w:ascii="Times New Roman" w:eastAsia="Times New Roman" w:hAnsi="Times New Roman" w:cs="Times New Roman"/>
+          <w:bCs/>
+          <w:sz w:val="24"/>
+          <w:szCs w:val="24"/>
+        </w:rPr>
+        <w:t xml:space="preserve">O cronograma do projeto foi elaborado com base na Estrutura Analítica do Projeto (EAP), considerando as principais etapas necessárias para implementação do ERP </w:t>
+      </w:r>
+      <w:proofErr w:type="spellStart"/>
+      <w:r>
+        <w:rPr>
+          <w:rFonts w:ascii="Times New Roman" w:eastAsia="Times New Roman" w:hAnsi="Times New Roman" w:cs="Times New Roman"/>
+          <w:bCs/>
+          <w:i/>
+          <w:iCs/>
+          <w:sz w:val="24"/>
+          <w:szCs w:val="24"/>
+        </w:rPr>
+        <w:t>ClinicGest</w:t>
+      </w:r>
+      <w:proofErr w:type="spellEnd"/>
+      <w:r>
+        <w:rPr>
+          <w:rFonts w:ascii="Times New Roman" w:eastAsia="Times New Roman" w:hAnsi="Times New Roman" w:cs="Times New Roman"/>
+          <w:bCs/>
+          <w:sz w:val="24"/>
+          <w:szCs w:val="24"/>
+        </w:rPr>
+        <w:t xml:space="preserve"> na gestão da fila de pacientes da clínica. O objetivo do cronograma é organizar temporalmente as atividades do projeto, facilitando o acompanhamento da execução e o controle das entregas.</w:t>
+      </w:r>
+    </w:p>
+    <w:p>
+      <w:pPr>
+        <w:widowControl w:val="0"/>
+        <w:tabs>
+          <w:tab w:val="left" w:pos="479"/>
+          <w:tab w:val="left" w:pos="479"/>
+        </w:tabs>
+        <w:spacing w:before="5" w:line="360" w:lineRule="auto"/>
+        <w:jc w:val="both"/>
+        <w:rPr>
+          <w:rFonts w:ascii="Times New Roman" w:eastAsia="Times New Roman" w:hAnsi="Times New Roman" w:cs="Times New Roman"/>
+          <w:bCs/>
+          <w:sz w:val="24"/>
+          <w:szCs w:val="24"/>
+        </w:rPr>
+      </w:pPr>
+    </w:p>
+    <w:tbl>
+      <w:tblPr>
+        <w:tblW w:w="0" w:type="auto"/>
+        <w:tblCellSpacing w:w="15" w:type="dxa"/>
+        <w:tblCellMar>
+          <w:top w:w="15" w:type="dxa"/>
+          <w:left w:w="15" w:type="dxa"/>
+          <w:bottom w:w="15" w:type="dxa"/>
+          <w:right w:w="15" w:type="dxa"/>
+        </w:tblCellMar>
+        <w:tblLook w:val="04A0" w:firstRow="1" w:lastRow="0" w:firstColumn="1" w:lastColumn="0" w:noHBand="0" w:noVBand="1"/>
+      </w:tblPr>
+      <w:tblGrid>
+        <w:gridCol w:w="689"/>
+        <w:gridCol w:w="4433"/>
+        <w:gridCol w:w="1989"/>
+      </w:tblGrid>
+      <w:tr>
+        <w:trPr>
+          <w:tblHeader/>
+          <w:tblCellSpacing w:w="15" w:type="dxa"/>
+        </w:trPr>
+        <w:tc>
+          <w:tcPr>
+            <w:tcW w:w="0" w:type="auto"/>
+            <w:vAlign w:val="center"/>
+            <w:hideMark/>
+          </w:tcPr>
+          <w:p>
+            <w:pPr>
+              <w:widowControl w:val="0"/>
+              <w:tabs>
+                <w:tab w:val="left" w:pos="479"/>
+                <w:tab w:val="left" w:pos="479"/>
+              </w:tabs>
+              <w:spacing w:before="5" w:line="360" w:lineRule="auto"/>
+              <w:jc w:val="both"/>
+              <w:rPr>
+                <w:rFonts w:ascii="Times New Roman" w:eastAsia="Times New Roman" w:hAnsi="Times New Roman" w:cs="Times New Roman"/>
+                <w:b/>
+                <w:bCs/>
+                <w:sz w:val="24"/>
+                <w:szCs w:val="24"/>
+              </w:rPr>
+            </w:pPr>
+            <w:r>
+              <w:rPr>
+                <w:rFonts w:ascii="Times New Roman" w:eastAsia="Times New Roman" w:hAnsi="Times New Roman" w:cs="Times New Roman"/>
+                <w:b/>
+                <w:bCs/>
+                <w:sz w:val="24"/>
+                <w:szCs w:val="24"/>
+              </w:rPr>
+              <w:t>Etapa</w:t>
+            </w:r>
+          </w:p>
+        </w:tc>
+        <w:tc>
+          <w:tcPr>
+            <w:tcW w:w="0" w:type="auto"/>
+            <w:vAlign w:val="center"/>
+            <w:hideMark/>
+          </w:tcPr>
+          <w:p>
+            <w:pPr>
+              <w:widowControl w:val="0"/>
+              <w:tabs>
+                <w:tab w:val="left" w:pos="479"/>
+                <w:tab w:val="left" w:pos="479"/>
+              </w:tabs>
+              <w:spacing w:before="5" w:line="360" w:lineRule="auto"/>
+              <w:jc w:val="both"/>
+              <w:rPr>
+                <w:rFonts w:ascii="Times New Roman" w:eastAsia="Times New Roman" w:hAnsi="Times New Roman" w:cs="Times New Roman"/>
+                <w:b/>
+                <w:bCs/>
+                <w:sz w:val="24"/>
+                <w:szCs w:val="24"/>
+              </w:rPr>
+            </w:pPr>
+            <w:r>
+              <w:rPr>
+                <w:rFonts w:ascii="Times New Roman" w:eastAsia="Times New Roman" w:hAnsi="Times New Roman" w:cs="Times New Roman"/>
+                <w:b/>
+                <w:bCs/>
+                <w:sz w:val="24"/>
+                <w:szCs w:val="24"/>
+              </w:rPr>
+              <w:t>Atividade</w:t>
+            </w:r>
+          </w:p>
+        </w:tc>
+        <w:tc>
+          <w:tcPr>
+            <w:tcW w:w="0" w:type="auto"/>
+            <w:vAlign w:val="center"/>
+            <w:hideMark/>
+          </w:tcPr>
+          <w:p>
+            <w:pPr>
+              <w:widowControl w:val="0"/>
+              <w:tabs>
+                <w:tab w:val="left" w:pos="479"/>
+                <w:tab w:val="left" w:pos="479"/>
+              </w:tabs>
+              <w:spacing w:before="5" w:line="360" w:lineRule="auto"/>
+              <w:jc w:val="both"/>
+              <w:rPr>
+                <w:rFonts w:ascii="Times New Roman" w:eastAsia="Times New Roman" w:hAnsi="Times New Roman" w:cs="Times New Roman"/>
+                <w:b/>
+                <w:bCs/>
+                <w:sz w:val="24"/>
+                <w:szCs w:val="24"/>
+              </w:rPr>
+            </w:pPr>
+            <w:r>
+              <w:rPr>
+                <w:rFonts w:ascii="Times New Roman" w:eastAsia="Times New Roman" w:hAnsi="Times New Roman" w:cs="Times New Roman"/>
+                <w:b/>
+                <w:bCs/>
+                <w:sz w:val="24"/>
+                <w:szCs w:val="24"/>
+              </w:rPr>
+              <w:t>Duração Estimada</w:t>
+            </w:r>
+          </w:p>
+        </w:tc>
+      </w:tr>
+      <w:tr>
+        <w:trPr>
+          <w:tblCellSpacing w:w="15" w:type="dxa"/>
+        </w:trPr>
+        <w:tc>
+          <w:tcPr>
+            <w:tcW w:w="0" w:type="auto"/>
+            <w:vAlign w:val="center"/>
+            <w:hideMark/>
+          </w:tcPr>
+          <w:p>
+            <w:pPr>
+              <w:widowControl w:val="0"/>
+              <w:tabs>
+                <w:tab w:val="left" w:pos="479"/>
+                <w:tab w:val="left" w:pos="479"/>
+              </w:tabs>
+              <w:spacing w:before="5" w:line="360" w:lineRule="auto"/>
+              <w:jc w:val="both"/>
+              <w:rPr>
+                <w:rFonts w:ascii="Times New Roman" w:eastAsia="Times New Roman" w:hAnsi="Times New Roman" w:cs="Times New Roman"/>
+                <w:b/>
+                <w:bCs/>
+                <w:sz w:val="24"/>
+                <w:szCs w:val="24"/>
+              </w:rPr>
+            </w:pPr>
+            <w:r>
+              <w:rPr>
+                <w:rFonts w:ascii="Times New Roman" w:eastAsia="Times New Roman" w:hAnsi="Times New Roman" w:cs="Times New Roman"/>
+                <w:b/>
+                <w:bCs/>
+                <w:sz w:val="24"/>
+                <w:szCs w:val="24"/>
+              </w:rPr>
+              <w:t>1</w:t>
+            </w:r>
+          </w:p>
+        </w:tc>
+        <w:tc>
+          <w:tcPr>
+            <w:tcW w:w="0" w:type="auto"/>
+            <w:vAlign w:val="center"/>
+            <w:hideMark/>
+          </w:tcPr>
+          <w:p>
+            <w:pPr>
+              <w:widowControl w:val="0"/>
+              <w:tabs>
+                <w:tab w:val="left" w:pos="479"/>
+                <w:tab w:val="left" w:pos="479"/>
+              </w:tabs>
+              <w:spacing w:before="5" w:line="360" w:lineRule="auto"/>
+              <w:jc w:val="both"/>
+              <w:rPr>
+                <w:rFonts w:ascii="Times New Roman" w:eastAsia="Times New Roman" w:hAnsi="Times New Roman" w:cs="Times New Roman"/>
+                <w:b/>
+                <w:bCs/>
+                <w:sz w:val="24"/>
+                <w:szCs w:val="24"/>
+              </w:rPr>
+            </w:pPr>
+            <w:r>
+              <w:rPr>
+                <w:rFonts w:ascii="Times New Roman" w:eastAsia="Times New Roman" w:hAnsi="Times New Roman" w:cs="Times New Roman"/>
+                <w:b/>
+                <w:bCs/>
+                <w:sz w:val="24"/>
+                <w:szCs w:val="24"/>
+              </w:rPr>
+              <w:t>Inicialização do projeto</w:t>
+            </w:r>
+          </w:p>
+        </w:tc>
+        <w:tc>
+          <w:tcPr>
+            <w:tcW w:w="0" w:type="auto"/>
+            <w:vAlign w:val="center"/>
+            <w:hideMark/>
+          </w:tcPr>
+          <w:p>
+            <w:pPr>
+              <w:widowControl w:val="0"/>
+              <w:tabs>
+                <w:tab w:val="left" w:pos="479"/>
+                <w:tab w:val="left" w:pos="479"/>
+              </w:tabs>
+              <w:spacing w:before="5" w:line="360" w:lineRule="auto"/>
+              <w:jc w:val="both"/>
+              <w:rPr>
+                <w:rFonts w:ascii="Times New Roman" w:eastAsia="Times New Roman" w:hAnsi="Times New Roman" w:cs="Times New Roman"/>
+                <w:b/>
+                <w:bCs/>
+                <w:sz w:val="24"/>
+                <w:szCs w:val="24"/>
+              </w:rPr>
+            </w:pPr>
+            <w:r>
+              <w:rPr>
+                <w:rFonts w:ascii="Times New Roman" w:eastAsia="Times New Roman" w:hAnsi="Times New Roman" w:cs="Times New Roman"/>
+                <w:b/>
+                <w:bCs/>
+                <w:sz w:val="24"/>
+                <w:szCs w:val="24"/>
+              </w:rPr>
+              <w:t>5 dias</w:t>
+            </w:r>
+          </w:p>
+        </w:tc>
+      </w:tr>
+      <w:tr>
+        <w:trPr>
+          <w:tblCellSpacing w:w="15" w:type="dxa"/>
+        </w:trPr>
+        <w:tc>
+          <w:tcPr>
+            <w:tcW w:w="0" w:type="auto"/>
+            <w:vAlign w:val="center"/>
+            <w:hideMark/>
+          </w:tcPr>
+          <w:p>
+            <w:pPr>
+              <w:widowControl w:val="0"/>
+              <w:tabs>
+                <w:tab w:val="left" w:pos="479"/>
+                <w:tab w:val="left" w:pos="479"/>
+              </w:tabs>
+              <w:spacing w:before="5" w:line="360" w:lineRule="auto"/>
+              <w:jc w:val="both"/>
+              <w:rPr>
+                <w:rFonts w:ascii="Times New Roman" w:eastAsia="Times New Roman" w:hAnsi="Times New Roman" w:cs="Times New Roman"/>
+                <w:b/>
+                <w:bCs/>
+                <w:sz w:val="24"/>
+                <w:szCs w:val="24"/>
+              </w:rPr>
+            </w:pPr>
+            <w:r>
+              <w:rPr>
+                <w:rFonts w:ascii="Times New Roman" w:eastAsia="Times New Roman" w:hAnsi="Times New Roman" w:cs="Times New Roman"/>
+                <w:b/>
+                <w:bCs/>
+                <w:sz w:val="24"/>
+                <w:szCs w:val="24"/>
+              </w:rPr>
+              <w:t>1.1</w:t>
+            </w:r>
+          </w:p>
+        </w:tc>
+        <w:tc>
+          <w:tcPr>
+            <w:tcW w:w="0" w:type="auto"/>
+            <w:vAlign w:val="center"/>
+            <w:hideMark/>
+          </w:tcPr>
+          <w:p>
+            <w:pPr>
+              <w:widowControl w:val="0"/>
+              <w:tabs>
+                <w:tab w:val="left" w:pos="479"/>
+                <w:tab w:val="left" w:pos="479"/>
+              </w:tabs>
+              <w:spacing w:before="5" w:line="360" w:lineRule="auto"/>
+              <w:jc w:val="both"/>
+              <w:rPr>
+                <w:rFonts w:ascii="Times New Roman" w:eastAsia="Times New Roman" w:hAnsi="Times New Roman" w:cs="Times New Roman"/>
+                <w:b/>
+                <w:bCs/>
+                <w:sz w:val="24"/>
+                <w:szCs w:val="24"/>
+              </w:rPr>
+            </w:pPr>
+            <w:r>
+              <w:rPr>
+                <w:rFonts w:ascii="Times New Roman" w:eastAsia="Times New Roman" w:hAnsi="Times New Roman" w:cs="Times New Roman"/>
+                <w:b/>
+                <w:bCs/>
+                <w:sz w:val="24"/>
+                <w:szCs w:val="24"/>
+              </w:rPr>
+              <w:t>Levantamento do problema operacional</w:t>
+            </w:r>
+          </w:p>
+        </w:tc>
+        <w:tc>
+          <w:tcPr>
+            <w:tcW w:w="0" w:type="auto"/>
+            <w:vAlign w:val="center"/>
+            <w:hideMark/>
+          </w:tcPr>
+          <w:p>
+            <w:pPr>
+              <w:widowControl w:val="0"/>
+              <w:tabs>
+                <w:tab w:val="left" w:pos="479"/>
+                <w:tab w:val="left" w:pos="479"/>
+              </w:tabs>
+              <w:spacing w:before="5" w:line="360" w:lineRule="auto"/>
+              <w:jc w:val="both"/>
+              <w:rPr>
+                <w:rFonts w:ascii="Times New Roman" w:eastAsia="Times New Roman" w:hAnsi="Times New Roman" w:cs="Times New Roman"/>
+                <w:b/>
+                <w:bCs/>
+                <w:sz w:val="24"/>
+                <w:szCs w:val="24"/>
+              </w:rPr>
+            </w:pPr>
+            <w:r>
+              <w:rPr>
+                <w:rFonts w:ascii="Times New Roman" w:eastAsia="Times New Roman" w:hAnsi="Times New Roman" w:cs="Times New Roman"/>
+                <w:b/>
+                <w:bCs/>
+                <w:sz w:val="24"/>
+                <w:szCs w:val="24"/>
+              </w:rPr>
+              <w:t>2 dias</w:t>
+            </w:r>
+          </w:p>
+        </w:tc>
+      </w:tr>
+      <w:tr>
+        <w:trPr>
+          <w:tblCellSpacing w:w="15" w:type="dxa"/>
+        </w:trPr>
+        <w:tc>
+          <w:tcPr>
+            <w:tcW w:w="0" w:type="auto"/>
+            <w:vAlign w:val="center"/>
+            <w:hideMark/>
+          </w:tcPr>
+          <w:p>
+            <w:pPr>
+              <w:widowControl w:val="0"/>
+              <w:tabs>
+                <w:tab w:val="left" w:pos="479"/>
+                <w:tab w:val="left" w:pos="479"/>
+              </w:tabs>
+              <w:spacing w:before="5" w:line="360" w:lineRule="auto"/>
+              <w:jc w:val="both"/>
+              <w:rPr>
+                <w:rFonts w:ascii="Times New Roman" w:eastAsia="Times New Roman" w:hAnsi="Times New Roman" w:cs="Times New Roman"/>
+                <w:b/>
+                <w:bCs/>
+                <w:sz w:val="24"/>
+                <w:szCs w:val="24"/>
+              </w:rPr>
+            </w:pPr>
+            <w:r>
+              <w:rPr>
+                <w:rFonts w:ascii="Times New Roman" w:eastAsia="Times New Roman" w:hAnsi="Times New Roman" w:cs="Times New Roman"/>
+                <w:b/>
+                <w:bCs/>
+                <w:sz w:val="24"/>
+                <w:szCs w:val="24"/>
+              </w:rPr>
+              <w:t>1.2</w:t>
+            </w:r>
+          </w:p>
+        </w:tc>
+        <w:tc>
+          <w:tcPr>
+            <w:tcW w:w="0" w:type="auto"/>
+            <w:vAlign w:val="center"/>
+            <w:hideMark/>
+          </w:tcPr>
+          <w:p>
+            <w:pPr>
+              <w:widowControl w:val="0"/>
+              <w:tabs>
+                <w:tab w:val="left" w:pos="479"/>
+                <w:tab w:val="left" w:pos="479"/>
+              </w:tabs>
+              <w:spacing w:before="5" w:line="360" w:lineRule="auto"/>
+              <w:jc w:val="both"/>
+              <w:rPr>
+                <w:rFonts w:ascii="Times New Roman" w:eastAsia="Times New Roman" w:hAnsi="Times New Roman" w:cs="Times New Roman"/>
+                <w:b/>
+                <w:bCs/>
+                <w:sz w:val="24"/>
+                <w:szCs w:val="24"/>
+              </w:rPr>
+            </w:pPr>
+            <w:r>
+              <w:rPr>
+                <w:rFonts w:ascii="Times New Roman" w:eastAsia="Times New Roman" w:hAnsi="Times New Roman" w:cs="Times New Roman"/>
+                <w:b/>
+                <w:bCs/>
+                <w:sz w:val="24"/>
+                <w:szCs w:val="24"/>
+              </w:rPr>
+              <w:t>Identificação das partes interessadas</w:t>
+            </w:r>
+          </w:p>
+        </w:tc>
+        <w:tc>
+          <w:tcPr>
+            <w:tcW w:w="0" w:type="auto"/>
+            <w:vAlign w:val="center"/>
+            <w:hideMark/>
+          </w:tcPr>
+          <w:p>
+            <w:pPr>
+              <w:widowControl w:val="0"/>
+              <w:tabs>
+                <w:tab w:val="left" w:pos="479"/>
+                <w:tab w:val="left" w:pos="479"/>
+              </w:tabs>
+              <w:spacing w:before="5" w:line="360" w:lineRule="auto"/>
+              <w:jc w:val="both"/>
+              <w:rPr>
+                <w:rFonts w:ascii="Times New Roman" w:eastAsia="Times New Roman" w:hAnsi="Times New Roman" w:cs="Times New Roman"/>
+                <w:b/>
+                <w:bCs/>
+                <w:sz w:val="24"/>
+                <w:szCs w:val="24"/>
+              </w:rPr>
+            </w:pPr>
+            <w:r>
+              <w:rPr>
+                <w:rFonts w:ascii="Times New Roman" w:eastAsia="Times New Roman" w:hAnsi="Times New Roman" w:cs="Times New Roman"/>
+                <w:b/>
+                <w:bCs/>
+                <w:sz w:val="24"/>
+                <w:szCs w:val="24"/>
+              </w:rPr>
+              <w:t>1 dia</w:t>
+            </w:r>
+          </w:p>
+        </w:tc>
+      </w:tr>
+      <w:tr>
+        <w:trPr>
+          <w:tblCellSpacing w:w="15" w:type="dxa"/>
+        </w:trPr>
+        <w:tc>
+          <w:tcPr>
+            <w:tcW w:w="0" w:type="auto"/>
+            <w:vAlign w:val="center"/>
+            <w:hideMark/>
+          </w:tcPr>
+          <w:p>
+            <w:pPr>
+              <w:widowControl w:val="0"/>
+              <w:tabs>
+                <w:tab w:val="left" w:pos="479"/>
+                <w:tab w:val="left" w:pos="479"/>
+              </w:tabs>
+              <w:spacing w:before="5" w:line="360" w:lineRule="auto"/>
+              <w:jc w:val="both"/>
+              <w:rPr>
+                <w:rFonts w:ascii="Times New Roman" w:eastAsia="Times New Roman" w:hAnsi="Times New Roman" w:cs="Times New Roman"/>
+                <w:b/>
+                <w:bCs/>
+                <w:sz w:val="24"/>
+                <w:szCs w:val="24"/>
+              </w:rPr>
+            </w:pPr>
+            <w:r>
+              <w:rPr>
+                <w:rFonts w:ascii="Times New Roman" w:eastAsia="Times New Roman" w:hAnsi="Times New Roman" w:cs="Times New Roman"/>
+                <w:b/>
+                <w:bCs/>
+                <w:sz w:val="24"/>
+                <w:szCs w:val="24"/>
+              </w:rPr>
+              <w:t>1.3</w:t>
+            </w:r>
+          </w:p>
+        </w:tc>
+        <w:tc>
+          <w:tcPr>
+            <w:tcW w:w="0" w:type="auto"/>
+            <w:vAlign w:val="center"/>
+            <w:hideMark/>
+          </w:tcPr>
+          <w:p>
+            <w:pPr>
+              <w:widowControl w:val="0"/>
+              <w:tabs>
+                <w:tab w:val="left" w:pos="479"/>
+                <w:tab w:val="left" w:pos="479"/>
+              </w:tabs>
+              <w:spacing w:before="5" w:line="360" w:lineRule="auto"/>
+              <w:jc w:val="both"/>
+              <w:rPr>
+                <w:rFonts w:ascii="Times New Roman" w:eastAsia="Times New Roman" w:hAnsi="Times New Roman" w:cs="Times New Roman"/>
+                <w:b/>
+                <w:bCs/>
+                <w:sz w:val="24"/>
+                <w:szCs w:val="24"/>
+              </w:rPr>
+            </w:pPr>
+            <w:r>
+              <w:rPr>
+                <w:rFonts w:ascii="Times New Roman" w:eastAsia="Times New Roman" w:hAnsi="Times New Roman" w:cs="Times New Roman"/>
+                <w:b/>
+                <w:bCs/>
+                <w:sz w:val="24"/>
+                <w:szCs w:val="24"/>
+              </w:rPr>
+              <w:t>Levantamento de requisitos</w:t>
+            </w:r>
+          </w:p>
+        </w:tc>
+        <w:tc>
+          <w:tcPr>
+            <w:tcW w:w="0" w:type="auto"/>
+            <w:vAlign w:val="center"/>
+            <w:hideMark/>
+          </w:tcPr>
+          <w:p>
+            <w:pPr>
+              <w:widowControl w:val="0"/>
+              <w:tabs>
+                <w:tab w:val="left" w:pos="479"/>
+                <w:tab w:val="left" w:pos="479"/>
+              </w:tabs>
+              <w:spacing w:before="5" w:line="360" w:lineRule="auto"/>
+              <w:jc w:val="both"/>
+              <w:rPr>
+                <w:rFonts w:ascii="Times New Roman" w:eastAsia="Times New Roman" w:hAnsi="Times New Roman" w:cs="Times New Roman"/>
+                <w:b/>
+                <w:bCs/>
+                <w:sz w:val="24"/>
+                <w:szCs w:val="24"/>
+              </w:rPr>
+            </w:pPr>
+            <w:r>
+              <w:rPr>
+                <w:rFonts w:ascii="Times New Roman" w:eastAsia="Times New Roman" w:hAnsi="Times New Roman" w:cs="Times New Roman"/>
+                <w:b/>
+                <w:bCs/>
+                <w:sz w:val="24"/>
+                <w:szCs w:val="24"/>
+              </w:rPr>
+              <w:t>2 dias</w:t>
+            </w:r>
+          </w:p>
+        </w:tc>
+      </w:tr>
+      <w:tr>
+        <w:trPr>
+          <w:tblCellSpacing w:w="15" w:type="dxa"/>
+        </w:trPr>
+        <w:tc>
+          <w:tcPr>
+            <w:tcW w:w="0" w:type="auto"/>
+            <w:vAlign w:val="center"/>
+            <w:hideMark/>
+          </w:tcPr>
+          <w:p>
+            <w:pPr>
+              <w:widowControl w:val="0"/>
+              <w:tabs>
+                <w:tab w:val="left" w:pos="479"/>
+                <w:tab w:val="left" w:pos="479"/>
+              </w:tabs>
+              <w:spacing w:before="5" w:line="360" w:lineRule="auto"/>
+              <w:jc w:val="both"/>
+              <w:rPr>
+                <w:rFonts w:ascii="Times New Roman" w:eastAsia="Times New Roman" w:hAnsi="Times New Roman" w:cs="Times New Roman"/>
+                <w:b/>
+                <w:bCs/>
+                <w:sz w:val="24"/>
+                <w:szCs w:val="24"/>
+              </w:rPr>
+            </w:pPr>
+            <w:r>
+              <w:rPr>
+                <w:rFonts w:ascii="Times New Roman" w:eastAsia="Times New Roman" w:hAnsi="Times New Roman" w:cs="Times New Roman"/>
+                <w:b/>
+                <w:bCs/>
+                <w:sz w:val="24"/>
+                <w:szCs w:val="24"/>
+              </w:rPr>
+              <w:t>2</w:t>
+            </w:r>
+          </w:p>
+        </w:tc>
+        <w:tc>
+          <w:tcPr>
+            <w:tcW w:w="0" w:type="auto"/>
+            <w:vAlign w:val="center"/>
+            <w:hideMark/>
+          </w:tcPr>
+          <w:p>
+            <w:pPr>
+              <w:widowControl w:val="0"/>
+              <w:tabs>
+                <w:tab w:val="left" w:pos="479"/>
+                <w:tab w:val="left" w:pos="479"/>
+              </w:tabs>
+              <w:spacing w:before="5" w:line="360" w:lineRule="auto"/>
+              <w:jc w:val="both"/>
+              <w:rPr>
+                <w:rFonts w:ascii="Times New Roman" w:eastAsia="Times New Roman" w:hAnsi="Times New Roman" w:cs="Times New Roman"/>
+                <w:b/>
+                <w:bCs/>
+                <w:sz w:val="24"/>
+                <w:szCs w:val="24"/>
+              </w:rPr>
+            </w:pPr>
+            <w:r>
+              <w:rPr>
+                <w:rFonts w:ascii="Times New Roman" w:eastAsia="Times New Roman" w:hAnsi="Times New Roman" w:cs="Times New Roman"/>
+                <w:b/>
+                <w:bCs/>
+                <w:sz w:val="24"/>
+                <w:szCs w:val="24"/>
+              </w:rPr>
+              <w:t>Planejamento do projeto</w:t>
+            </w:r>
+          </w:p>
+        </w:tc>
+        <w:tc>
+          <w:tcPr>
+            <w:tcW w:w="0" w:type="auto"/>
+            <w:vAlign w:val="center"/>
+            <w:hideMark/>
+          </w:tcPr>
+          <w:p>
+            <w:pPr>
+              <w:widowControl w:val="0"/>
+              <w:tabs>
+                <w:tab w:val="left" w:pos="479"/>
+                <w:tab w:val="left" w:pos="479"/>
+              </w:tabs>
+              <w:spacing w:before="5" w:line="360" w:lineRule="auto"/>
+              <w:jc w:val="both"/>
+              <w:rPr>
+                <w:rFonts w:ascii="Times New Roman" w:eastAsia="Times New Roman" w:hAnsi="Times New Roman" w:cs="Times New Roman"/>
+                <w:b/>
+                <w:bCs/>
+                <w:sz w:val="24"/>
+                <w:szCs w:val="24"/>
+              </w:rPr>
+            </w:pPr>
+            <w:r>
+              <w:rPr>
+                <w:rFonts w:ascii="Times New Roman" w:eastAsia="Times New Roman" w:hAnsi="Times New Roman" w:cs="Times New Roman"/>
+                <w:b/>
+                <w:bCs/>
+                <w:sz w:val="24"/>
+                <w:szCs w:val="24"/>
+              </w:rPr>
+              <w:t>7 dias</w:t>
+            </w:r>
+          </w:p>
+        </w:tc>
+      </w:tr>
+      <w:tr>
+        <w:trPr>
+          <w:tblCellSpacing w:w="15" w:type="dxa"/>
+        </w:trPr>
+        <w:tc>
+          <w:tcPr>
+            <w:tcW w:w="0" w:type="auto"/>
+            <w:vAlign w:val="center"/>
+            <w:hideMark/>
+          </w:tcPr>
+          <w:p>
+            <w:pPr>
+              <w:widowControl w:val="0"/>
+              <w:tabs>
+                <w:tab w:val="left" w:pos="479"/>
+                <w:tab w:val="left" w:pos="479"/>
+              </w:tabs>
+              <w:spacing w:before="5" w:line="360" w:lineRule="auto"/>
+              <w:jc w:val="both"/>
+              <w:rPr>
+                <w:rFonts w:ascii="Times New Roman" w:eastAsia="Times New Roman" w:hAnsi="Times New Roman" w:cs="Times New Roman"/>
+                <w:b/>
+                <w:bCs/>
+                <w:sz w:val="24"/>
+                <w:szCs w:val="24"/>
+              </w:rPr>
+            </w:pPr>
+            <w:r>
+              <w:rPr>
+                <w:rFonts w:ascii="Times New Roman" w:eastAsia="Times New Roman" w:hAnsi="Times New Roman" w:cs="Times New Roman"/>
+                <w:b/>
+                <w:bCs/>
+                <w:sz w:val="24"/>
+                <w:szCs w:val="24"/>
+              </w:rPr>
+              <w:t>2.1</w:t>
+            </w:r>
+          </w:p>
+        </w:tc>
+        <w:tc>
+          <w:tcPr>
+            <w:tcW w:w="0" w:type="auto"/>
+            <w:vAlign w:val="center"/>
+            <w:hideMark/>
+          </w:tcPr>
+          <w:p>
+            <w:pPr>
+              <w:widowControl w:val="0"/>
+              <w:tabs>
+                <w:tab w:val="left" w:pos="479"/>
+                <w:tab w:val="left" w:pos="479"/>
+              </w:tabs>
+              <w:spacing w:before="5" w:line="360" w:lineRule="auto"/>
+              <w:jc w:val="both"/>
+              <w:rPr>
+                <w:rFonts w:ascii="Times New Roman" w:eastAsia="Times New Roman" w:hAnsi="Times New Roman" w:cs="Times New Roman"/>
+                <w:b/>
+                <w:bCs/>
+                <w:sz w:val="24"/>
+                <w:szCs w:val="24"/>
+              </w:rPr>
+            </w:pPr>
+            <w:r>
+              <w:rPr>
+                <w:rFonts w:ascii="Times New Roman" w:eastAsia="Times New Roman" w:hAnsi="Times New Roman" w:cs="Times New Roman"/>
+                <w:b/>
+                <w:bCs/>
+                <w:sz w:val="24"/>
+                <w:szCs w:val="24"/>
+              </w:rPr>
+              <w:t>Definição do escopo</w:t>
+            </w:r>
+          </w:p>
+        </w:tc>
+        <w:tc>
+          <w:tcPr>
+            <w:tcW w:w="0" w:type="auto"/>
+            <w:vAlign w:val="center"/>
+            <w:hideMark/>
+          </w:tcPr>
+          <w:p>
+            <w:pPr>
+              <w:widowControl w:val="0"/>
+              <w:tabs>
+                <w:tab w:val="left" w:pos="479"/>
+                <w:tab w:val="left" w:pos="479"/>
+              </w:tabs>
+              <w:spacing w:before="5" w:line="360" w:lineRule="auto"/>
+              <w:jc w:val="both"/>
+              <w:rPr>
+                <w:rFonts w:ascii="Times New Roman" w:eastAsia="Times New Roman" w:hAnsi="Times New Roman" w:cs="Times New Roman"/>
+                <w:b/>
+                <w:bCs/>
+                <w:sz w:val="24"/>
+                <w:szCs w:val="24"/>
+              </w:rPr>
+            </w:pPr>
+            <w:r>
+              <w:rPr>
+                <w:rFonts w:ascii="Times New Roman" w:eastAsia="Times New Roman" w:hAnsi="Times New Roman" w:cs="Times New Roman"/>
+                <w:b/>
+                <w:bCs/>
+                <w:sz w:val="24"/>
+                <w:szCs w:val="24"/>
+              </w:rPr>
+              <w:t>1 dia</w:t>
+            </w:r>
+          </w:p>
+        </w:tc>
+      </w:tr>
+      <w:tr>
+        <w:trPr>
+          <w:tblCellSpacing w:w="15" w:type="dxa"/>
+        </w:trPr>
+        <w:tc>
+          <w:tcPr>
+            <w:tcW w:w="0" w:type="auto"/>
+            <w:vAlign w:val="center"/>
+            <w:hideMark/>
+          </w:tcPr>
+          <w:p>
+            <w:pPr>
+              <w:widowControl w:val="0"/>
+              <w:tabs>
+                <w:tab w:val="left" w:pos="479"/>
+                <w:tab w:val="left" w:pos="479"/>
+              </w:tabs>
+              <w:spacing w:before="5" w:line="360" w:lineRule="auto"/>
+              <w:jc w:val="both"/>
+              <w:rPr>
+                <w:rFonts w:ascii="Times New Roman" w:eastAsia="Times New Roman" w:hAnsi="Times New Roman" w:cs="Times New Roman"/>
+                <w:b/>
+                <w:bCs/>
+                <w:sz w:val="24"/>
+                <w:szCs w:val="24"/>
+              </w:rPr>
+            </w:pPr>
+            <w:r>
+              <w:rPr>
+                <w:rFonts w:ascii="Times New Roman" w:eastAsia="Times New Roman" w:hAnsi="Times New Roman" w:cs="Times New Roman"/>
+                <w:b/>
+                <w:bCs/>
+                <w:sz w:val="24"/>
+                <w:szCs w:val="24"/>
+              </w:rPr>
+              <w:t>2.2</w:t>
+            </w:r>
+          </w:p>
+        </w:tc>
+        <w:tc>
+          <w:tcPr>
+            <w:tcW w:w="0" w:type="auto"/>
+            <w:vAlign w:val="center"/>
+            <w:hideMark/>
+          </w:tcPr>
+          <w:p>
+            <w:pPr>
+              <w:widowControl w:val="0"/>
+              <w:tabs>
+                <w:tab w:val="left" w:pos="479"/>
+                <w:tab w:val="left" w:pos="479"/>
+              </w:tabs>
+              <w:spacing w:before="5" w:line="360" w:lineRule="auto"/>
+              <w:jc w:val="both"/>
+              <w:rPr>
+                <w:rFonts w:ascii="Times New Roman" w:eastAsia="Times New Roman" w:hAnsi="Times New Roman" w:cs="Times New Roman"/>
+                <w:b/>
+                <w:bCs/>
+                <w:sz w:val="24"/>
+                <w:szCs w:val="24"/>
+              </w:rPr>
+            </w:pPr>
+            <w:r>
+              <w:rPr>
+                <w:rFonts w:ascii="Times New Roman" w:eastAsia="Times New Roman" w:hAnsi="Times New Roman" w:cs="Times New Roman"/>
+                <w:b/>
+                <w:bCs/>
+                <w:sz w:val="24"/>
+                <w:szCs w:val="24"/>
+              </w:rPr>
+              <w:t>Modelagem do processo AS-IS</w:t>
+            </w:r>
+          </w:p>
+        </w:tc>
+        <w:tc>
+          <w:tcPr>
+            <w:tcW w:w="0" w:type="auto"/>
+            <w:vAlign w:val="center"/>
+            <w:hideMark/>
+          </w:tcPr>
+          <w:p>
+            <w:pPr>
+              <w:widowControl w:val="0"/>
+              <w:tabs>
+                <w:tab w:val="left" w:pos="479"/>
+                <w:tab w:val="left" w:pos="479"/>
+              </w:tabs>
+              <w:spacing w:before="5" w:line="360" w:lineRule="auto"/>
+              <w:jc w:val="both"/>
+              <w:rPr>
+                <w:rFonts w:ascii="Times New Roman" w:eastAsia="Times New Roman" w:hAnsi="Times New Roman" w:cs="Times New Roman"/>
+                <w:b/>
+                <w:bCs/>
+                <w:sz w:val="24"/>
+                <w:szCs w:val="24"/>
+              </w:rPr>
+            </w:pPr>
+            <w:r>
+              <w:rPr>
+                <w:rFonts w:ascii="Times New Roman" w:eastAsia="Times New Roman" w:hAnsi="Times New Roman" w:cs="Times New Roman"/>
+                <w:b/>
+                <w:bCs/>
+                <w:sz w:val="24"/>
+                <w:szCs w:val="24"/>
+              </w:rPr>
+              <w:t>2 dias</w:t>
+            </w:r>
+          </w:p>
+        </w:tc>
+      </w:tr>
+      <w:tr>
+        <w:trPr>
+          <w:tblCellSpacing w:w="15" w:type="dxa"/>
+        </w:trPr>
+        <w:tc>
+          <w:tcPr>
+            <w:tcW w:w="0" w:type="auto"/>
+            <w:vAlign w:val="center"/>
+            <w:hideMark/>
+          </w:tcPr>
+          <w:p>
+            <w:pPr>
+              <w:widowControl w:val="0"/>
+              <w:tabs>
+                <w:tab w:val="left" w:pos="479"/>
+                <w:tab w:val="left" w:pos="479"/>
+              </w:tabs>
+              <w:spacing w:before="5" w:line="360" w:lineRule="auto"/>
+              <w:jc w:val="both"/>
+              <w:rPr>
+                <w:rFonts w:ascii="Times New Roman" w:eastAsia="Times New Roman" w:hAnsi="Times New Roman" w:cs="Times New Roman"/>
+                <w:b/>
+                <w:bCs/>
+                <w:sz w:val="24"/>
+                <w:szCs w:val="24"/>
+              </w:rPr>
+            </w:pPr>
+            <w:r>
+              <w:rPr>
+                <w:rFonts w:ascii="Times New Roman" w:eastAsia="Times New Roman" w:hAnsi="Times New Roman" w:cs="Times New Roman"/>
+                <w:b/>
+                <w:bCs/>
+                <w:sz w:val="24"/>
+                <w:szCs w:val="24"/>
+              </w:rPr>
+              <w:lastRenderedPageBreak/>
+              <w:t>2.3</w:t>
+            </w:r>
+          </w:p>
+        </w:tc>
+        <w:tc>
+          <w:tcPr>
+            <w:tcW w:w="0" w:type="auto"/>
+            <w:vAlign w:val="center"/>
+            <w:hideMark/>
+          </w:tcPr>
+          <w:p>
+            <w:pPr>
+              <w:widowControl w:val="0"/>
+              <w:tabs>
+                <w:tab w:val="left" w:pos="479"/>
+                <w:tab w:val="left" w:pos="479"/>
+              </w:tabs>
+              <w:spacing w:before="5" w:line="360" w:lineRule="auto"/>
+              <w:jc w:val="both"/>
+              <w:rPr>
+                <w:rFonts w:ascii="Times New Roman" w:eastAsia="Times New Roman" w:hAnsi="Times New Roman" w:cs="Times New Roman"/>
+                <w:b/>
+                <w:bCs/>
+                <w:sz w:val="24"/>
+                <w:szCs w:val="24"/>
+              </w:rPr>
+            </w:pPr>
+            <w:r>
+              <w:rPr>
+                <w:rFonts w:ascii="Times New Roman" w:eastAsia="Times New Roman" w:hAnsi="Times New Roman" w:cs="Times New Roman"/>
+                <w:b/>
+                <w:bCs/>
+                <w:sz w:val="24"/>
+                <w:szCs w:val="24"/>
+              </w:rPr>
+              <w:t>Modelagem do processo TO-BE</w:t>
+            </w:r>
+          </w:p>
+        </w:tc>
+        <w:tc>
+          <w:tcPr>
+            <w:tcW w:w="0" w:type="auto"/>
+            <w:vAlign w:val="center"/>
+            <w:hideMark/>
+          </w:tcPr>
+          <w:p>
+            <w:pPr>
+              <w:widowControl w:val="0"/>
+              <w:tabs>
+                <w:tab w:val="left" w:pos="479"/>
+                <w:tab w:val="left" w:pos="479"/>
+              </w:tabs>
+              <w:spacing w:before="5" w:line="360" w:lineRule="auto"/>
+              <w:jc w:val="both"/>
+              <w:rPr>
+                <w:rFonts w:ascii="Times New Roman" w:eastAsia="Times New Roman" w:hAnsi="Times New Roman" w:cs="Times New Roman"/>
+                <w:b/>
+                <w:bCs/>
+                <w:sz w:val="24"/>
+                <w:szCs w:val="24"/>
+              </w:rPr>
+            </w:pPr>
+            <w:r>
+              <w:rPr>
+                <w:rFonts w:ascii="Times New Roman" w:eastAsia="Times New Roman" w:hAnsi="Times New Roman" w:cs="Times New Roman"/>
+                <w:b/>
+                <w:bCs/>
+                <w:sz w:val="24"/>
+                <w:szCs w:val="24"/>
+              </w:rPr>
+              <w:t>2 dias</w:t>
+            </w:r>
+          </w:p>
+        </w:tc>
+      </w:tr>
+      <w:tr>
+        <w:trPr>
+          <w:tblCellSpacing w:w="15" w:type="dxa"/>
+        </w:trPr>
+        <w:tc>
+          <w:tcPr>
+            <w:tcW w:w="0" w:type="auto"/>
+            <w:vAlign w:val="center"/>
+            <w:hideMark/>
+          </w:tcPr>
+          <w:p>
+            <w:pPr>
+              <w:widowControl w:val="0"/>
+              <w:tabs>
+                <w:tab w:val="left" w:pos="479"/>
+                <w:tab w:val="left" w:pos="479"/>
+              </w:tabs>
+              <w:spacing w:before="5" w:line="360" w:lineRule="auto"/>
+              <w:jc w:val="both"/>
+              <w:rPr>
+                <w:rFonts w:ascii="Times New Roman" w:eastAsia="Times New Roman" w:hAnsi="Times New Roman" w:cs="Times New Roman"/>
+                <w:b/>
+                <w:bCs/>
+                <w:sz w:val="24"/>
+                <w:szCs w:val="24"/>
+              </w:rPr>
+            </w:pPr>
+            <w:r>
+              <w:rPr>
+                <w:rFonts w:ascii="Times New Roman" w:eastAsia="Times New Roman" w:hAnsi="Times New Roman" w:cs="Times New Roman"/>
+                <w:b/>
+                <w:bCs/>
+                <w:sz w:val="24"/>
+                <w:szCs w:val="24"/>
+              </w:rPr>
+              <w:t>2.4</w:t>
+            </w:r>
+          </w:p>
+        </w:tc>
+        <w:tc>
+          <w:tcPr>
+            <w:tcW w:w="0" w:type="auto"/>
+            <w:vAlign w:val="center"/>
+            <w:hideMark/>
+          </w:tcPr>
+          <w:p>
+            <w:pPr>
+              <w:widowControl w:val="0"/>
+              <w:tabs>
+                <w:tab w:val="left" w:pos="479"/>
+                <w:tab w:val="left" w:pos="479"/>
+              </w:tabs>
+              <w:spacing w:before="5" w:line="360" w:lineRule="auto"/>
+              <w:jc w:val="both"/>
+              <w:rPr>
+                <w:rFonts w:ascii="Times New Roman" w:eastAsia="Times New Roman" w:hAnsi="Times New Roman" w:cs="Times New Roman"/>
+                <w:b/>
+                <w:bCs/>
+                <w:sz w:val="24"/>
+                <w:szCs w:val="24"/>
+              </w:rPr>
+            </w:pPr>
+            <w:r>
+              <w:rPr>
+                <w:rFonts w:ascii="Times New Roman" w:eastAsia="Times New Roman" w:hAnsi="Times New Roman" w:cs="Times New Roman"/>
+                <w:b/>
+                <w:bCs/>
+                <w:sz w:val="24"/>
+                <w:szCs w:val="24"/>
+              </w:rPr>
+              <w:t>Planejamento da implantação</w:t>
+            </w:r>
+          </w:p>
+        </w:tc>
+        <w:tc>
+          <w:tcPr>
+            <w:tcW w:w="0" w:type="auto"/>
+            <w:vAlign w:val="center"/>
+            <w:hideMark/>
+          </w:tcPr>
+          <w:p>
+            <w:pPr>
+              <w:widowControl w:val="0"/>
+              <w:tabs>
+                <w:tab w:val="left" w:pos="479"/>
+                <w:tab w:val="left" w:pos="479"/>
+              </w:tabs>
+              <w:spacing w:before="5" w:line="360" w:lineRule="auto"/>
+              <w:jc w:val="both"/>
+              <w:rPr>
+                <w:rFonts w:ascii="Times New Roman" w:eastAsia="Times New Roman" w:hAnsi="Times New Roman" w:cs="Times New Roman"/>
+                <w:b/>
+                <w:bCs/>
+                <w:sz w:val="24"/>
+                <w:szCs w:val="24"/>
+              </w:rPr>
+            </w:pPr>
+            <w:r>
+              <w:rPr>
+                <w:rFonts w:ascii="Times New Roman" w:eastAsia="Times New Roman" w:hAnsi="Times New Roman" w:cs="Times New Roman"/>
+                <w:b/>
+                <w:bCs/>
+                <w:sz w:val="24"/>
+                <w:szCs w:val="24"/>
+              </w:rPr>
+              <w:t>2 dias</w:t>
+            </w:r>
+          </w:p>
+        </w:tc>
+      </w:tr>
+      <w:tr>
+        <w:trPr>
+          <w:tblCellSpacing w:w="15" w:type="dxa"/>
+        </w:trPr>
+        <w:tc>
+          <w:tcPr>
+            <w:tcW w:w="0" w:type="auto"/>
+            <w:vAlign w:val="center"/>
+            <w:hideMark/>
+          </w:tcPr>
+          <w:p>
+            <w:pPr>
+              <w:widowControl w:val="0"/>
+              <w:tabs>
+                <w:tab w:val="left" w:pos="479"/>
+                <w:tab w:val="left" w:pos="479"/>
+              </w:tabs>
+              <w:spacing w:before="5" w:line="360" w:lineRule="auto"/>
+              <w:jc w:val="both"/>
+              <w:rPr>
+                <w:rFonts w:ascii="Times New Roman" w:eastAsia="Times New Roman" w:hAnsi="Times New Roman" w:cs="Times New Roman"/>
+                <w:b/>
+                <w:bCs/>
+                <w:sz w:val="24"/>
+                <w:szCs w:val="24"/>
+              </w:rPr>
+            </w:pPr>
+            <w:r>
+              <w:rPr>
+                <w:rFonts w:ascii="Times New Roman" w:eastAsia="Times New Roman" w:hAnsi="Times New Roman" w:cs="Times New Roman"/>
+                <w:b/>
+                <w:bCs/>
+                <w:sz w:val="24"/>
+                <w:szCs w:val="24"/>
+              </w:rPr>
+              <w:t>3</w:t>
+            </w:r>
+          </w:p>
+        </w:tc>
+        <w:tc>
+          <w:tcPr>
+            <w:tcW w:w="0" w:type="auto"/>
+            <w:vAlign w:val="center"/>
+            <w:hideMark/>
+          </w:tcPr>
+          <w:p>
+            <w:pPr>
+              <w:widowControl w:val="0"/>
+              <w:tabs>
+                <w:tab w:val="left" w:pos="479"/>
+                <w:tab w:val="left" w:pos="479"/>
+              </w:tabs>
+              <w:spacing w:before="5" w:line="360" w:lineRule="auto"/>
+              <w:jc w:val="both"/>
+              <w:rPr>
+                <w:rFonts w:ascii="Times New Roman" w:eastAsia="Times New Roman" w:hAnsi="Times New Roman" w:cs="Times New Roman"/>
+                <w:b/>
+                <w:bCs/>
+                <w:sz w:val="24"/>
+                <w:szCs w:val="24"/>
+              </w:rPr>
+            </w:pPr>
+            <w:r>
+              <w:rPr>
+                <w:rFonts w:ascii="Times New Roman" w:eastAsia="Times New Roman" w:hAnsi="Times New Roman" w:cs="Times New Roman"/>
+                <w:b/>
+                <w:bCs/>
+                <w:sz w:val="24"/>
+                <w:szCs w:val="24"/>
+              </w:rPr>
+              <w:t>Execução do projeto</w:t>
+            </w:r>
+          </w:p>
+        </w:tc>
+        <w:tc>
+          <w:tcPr>
+            <w:tcW w:w="0" w:type="auto"/>
+            <w:vAlign w:val="center"/>
+            <w:hideMark/>
+          </w:tcPr>
+          <w:p>
+            <w:pPr>
+              <w:widowControl w:val="0"/>
+              <w:tabs>
+                <w:tab w:val="left" w:pos="479"/>
+                <w:tab w:val="left" w:pos="479"/>
+              </w:tabs>
+              <w:spacing w:before="5" w:line="360" w:lineRule="auto"/>
+              <w:jc w:val="both"/>
+              <w:rPr>
+                <w:rFonts w:ascii="Times New Roman" w:eastAsia="Times New Roman" w:hAnsi="Times New Roman" w:cs="Times New Roman"/>
+                <w:b/>
+                <w:bCs/>
+                <w:sz w:val="24"/>
+                <w:szCs w:val="24"/>
+              </w:rPr>
+            </w:pPr>
+            <w:r>
+              <w:rPr>
+                <w:rFonts w:ascii="Times New Roman" w:eastAsia="Times New Roman" w:hAnsi="Times New Roman" w:cs="Times New Roman"/>
+                <w:b/>
+                <w:bCs/>
+                <w:sz w:val="24"/>
+                <w:szCs w:val="24"/>
+              </w:rPr>
+              <w:t>15 dias</w:t>
+            </w:r>
+          </w:p>
+        </w:tc>
+      </w:tr>
+      <w:tr>
+        <w:trPr>
+          <w:tblCellSpacing w:w="15" w:type="dxa"/>
+        </w:trPr>
+        <w:tc>
+          <w:tcPr>
+            <w:tcW w:w="0" w:type="auto"/>
+            <w:vAlign w:val="center"/>
+            <w:hideMark/>
+          </w:tcPr>
+          <w:p>
+            <w:pPr>
+              <w:widowControl w:val="0"/>
+              <w:tabs>
+                <w:tab w:val="left" w:pos="479"/>
+                <w:tab w:val="left" w:pos="479"/>
+              </w:tabs>
+              <w:spacing w:before="5" w:line="360" w:lineRule="auto"/>
+              <w:jc w:val="both"/>
+              <w:rPr>
+                <w:rFonts w:ascii="Times New Roman" w:eastAsia="Times New Roman" w:hAnsi="Times New Roman" w:cs="Times New Roman"/>
+                <w:b/>
+                <w:bCs/>
+                <w:sz w:val="24"/>
+                <w:szCs w:val="24"/>
+              </w:rPr>
+            </w:pPr>
+            <w:r>
+              <w:rPr>
+                <w:rFonts w:ascii="Times New Roman" w:eastAsia="Times New Roman" w:hAnsi="Times New Roman" w:cs="Times New Roman"/>
+                <w:b/>
+                <w:bCs/>
+                <w:sz w:val="24"/>
+                <w:szCs w:val="24"/>
+              </w:rPr>
+              <w:t>3.1</w:t>
+            </w:r>
+          </w:p>
+        </w:tc>
+        <w:tc>
+          <w:tcPr>
+            <w:tcW w:w="0" w:type="auto"/>
+            <w:vAlign w:val="center"/>
+            <w:hideMark/>
+          </w:tcPr>
+          <w:p>
+            <w:pPr>
+              <w:widowControl w:val="0"/>
+              <w:tabs>
+                <w:tab w:val="left" w:pos="479"/>
+                <w:tab w:val="left" w:pos="479"/>
+              </w:tabs>
+              <w:spacing w:before="5" w:line="360" w:lineRule="auto"/>
+              <w:jc w:val="both"/>
+              <w:rPr>
+                <w:rFonts w:ascii="Times New Roman" w:eastAsia="Times New Roman" w:hAnsi="Times New Roman" w:cs="Times New Roman"/>
+                <w:b/>
+                <w:bCs/>
+                <w:sz w:val="24"/>
+                <w:szCs w:val="24"/>
+              </w:rPr>
+            </w:pPr>
+            <w:r>
+              <w:rPr>
+                <w:rFonts w:ascii="Times New Roman" w:eastAsia="Times New Roman" w:hAnsi="Times New Roman" w:cs="Times New Roman"/>
+                <w:b/>
+                <w:bCs/>
+                <w:sz w:val="24"/>
+                <w:szCs w:val="24"/>
+              </w:rPr>
+              <w:t xml:space="preserve">Configuração do ERP </w:t>
+            </w:r>
+            <w:proofErr w:type="spellStart"/>
+            <w:r>
+              <w:rPr>
+                <w:rFonts w:ascii="Times New Roman" w:eastAsia="Times New Roman" w:hAnsi="Times New Roman" w:cs="Times New Roman"/>
+                <w:b/>
+                <w:bCs/>
+                <w:sz w:val="24"/>
+                <w:szCs w:val="24"/>
+              </w:rPr>
+              <w:t>ClinicGest</w:t>
+            </w:r>
+            <w:proofErr w:type="spellEnd"/>
+          </w:p>
+        </w:tc>
+        <w:tc>
+          <w:tcPr>
+            <w:tcW w:w="0" w:type="auto"/>
+            <w:vAlign w:val="center"/>
+            <w:hideMark/>
+          </w:tcPr>
+          <w:p>
+            <w:pPr>
+              <w:widowControl w:val="0"/>
+              <w:tabs>
+                <w:tab w:val="left" w:pos="479"/>
+                <w:tab w:val="left" w:pos="479"/>
+              </w:tabs>
+              <w:spacing w:before="5" w:line="360" w:lineRule="auto"/>
+              <w:jc w:val="both"/>
+              <w:rPr>
+                <w:rFonts w:ascii="Times New Roman" w:eastAsia="Times New Roman" w:hAnsi="Times New Roman" w:cs="Times New Roman"/>
+                <w:b/>
+                <w:bCs/>
+                <w:sz w:val="24"/>
+                <w:szCs w:val="24"/>
+              </w:rPr>
+            </w:pPr>
+            <w:r>
+              <w:rPr>
+                <w:rFonts w:ascii="Times New Roman" w:eastAsia="Times New Roman" w:hAnsi="Times New Roman" w:cs="Times New Roman"/>
+                <w:b/>
+                <w:bCs/>
+                <w:sz w:val="24"/>
+                <w:szCs w:val="24"/>
+              </w:rPr>
+              <w:t>5 dias</w:t>
+            </w:r>
+          </w:p>
+        </w:tc>
+      </w:tr>
+      <w:tr>
+        <w:trPr>
+          <w:tblCellSpacing w:w="15" w:type="dxa"/>
+        </w:trPr>
+        <w:tc>
+          <w:tcPr>
+            <w:tcW w:w="0" w:type="auto"/>
+            <w:vAlign w:val="center"/>
+            <w:hideMark/>
+          </w:tcPr>
+          <w:p>
+            <w:pPr>
+              <w:widowControl w:val="0"/>
+              <w:tabs>
+                <w:tab w:val="left" w:pos="479"/>
+                <w:tab w:val="left" w:pos="479"/>
+              </w:tabs>
+              <w:spacing w:before="5" w:line="360" w:lineRule="auto"/>
+              <w:jc w:val="both"/>
+              <w:rPr>
+                <w:rFonts w:ascii="Times New Roman" w:eastAsia="Times New Roman" w:hAnsi="Times New Roman" w:cs="Times New Roman"/>
+                <w:b/>
+                <w:bCs/>
+                <w:sz w:val="24"/>
+                <w:szCs w:val="24"/>
+              </w:rPr>
+            </w:pPr>
+            <w:r>
+              <w:rPr>
+                <w:rFonts w:ascii="Times New Roman" w:eastAsia="Times New Roman" w:hAnsi="Times New Roman" w:cs="Times New Roman"/>
+                <w:b/>
+                <w:bCs/>
+                <w:sz w:val="24"/>
+                <w:szCs w:val="24"/>
+              </w:rPr>
+              <w:t>3.2</w:t>
+            </w:r>
+          </w:p>
+        </w:tc>
+        <w:tc>
+          <w:tcPr>
+            <w:tcW w:w="0" w:type="auto"/>
+            <w:vAlign w:val="center"/>
+            <w:hideMark/>
+          </w:tcPr>
+          <w:p>
+            <w:pPr>
+              <w:widowControl w:val="0"/>
+              <w:tabs>
+                <w:tab w:val="left" w:pos="479"/>
+                <w:tab w:val="left" w:pos="479"/>
+              </w:tabs>
+              <w:spacing w:before="5" w:line="360" w:lineRule="auto"/>
+              <w:jc w:val="both"/>
+              <w:rPr>
+                <w:rFonts w:ascii="Times New Roman" w:eastAsia="Times New Roman" w:hAnsi="Times New Roman" w:cs="Times New Roman"/>
+                <w:b/>
+                <w:bCs/>
+                <w:sz w:val="24"/>
+                <w:szCs w:val="24"/>
+              </w:rPr>
+            </w:pPr>
+            <w:r>
+              <w:rPr>
+                <w:rFonts w:ascii="Times New Roman" w:eastAsia="Times New Roman" w:hAnsi="Times New Roman" w:cs="Times New Roman"/>
+                <w:b/>
+                <w:bCs/>
+                <w:sz w:val="24"/>
+                <w:szCs w:val="24"/>
+              </w:rPr>
+              <w:t>Parametrização da fila de pacientes</w:t>
+            </w:r>
+          </w:p>
+        </w:tc>
+        <w:tc>
+          <w:tcPr>
+            <w:tcW w:w="0" w:type="auto"/>
+            <w:vAlign w:val="center"/>
+            <w:hideMark/>
+          </w:tcPr>
+          <w:p>
+            <w:pPr>
+              <w:widowControl w:val="0"/>
+              <w:tabs>
+                <w:tab w:val="left" w:pos="479"/>
+                <w:tab w:val="left" w:pos="479"/>
+              </w:tabs>
+              <w:spacing w:before="5" w:line="360" w:lineRule="auto"/>
+              <w:jc w:val="both"/>
+              <w:rPr>
+                <w:rFonts w:ascii="Times New Roman" w:eastAsia="Times New Roman" w:hAnsi="Times New Roman" w:cs="Times New Roman"/>
+                <w:b/>
+                <w:bCs/>
+                <w:sz w:val="24"/>
+                <w:szCs w:val="24"/>
+              </w:rPr>
+            </w:pPr>
+            <w:r>
+              <w:rPr>
+                <w:rFonts w:ascii="Times New Roman" w:eastAsia="Times New Roman" w:hAnsi="Times New Roman" w:cs="Times New Roman"/>
+                <w:b/>
+                <w:bCs/>
+                <w:sz w:val="24"/>
+                <w:szCs w:val="24"/>
+              </w:rPr>
+              <w:t>3 dias</w:t>
+            </w:r>
+          </w:p>
+        </w:tc>
+      </w:tr>
+      <w:tr>
+        <w:trPr>
+          <w:tblCellSpacing w:w="15" w:type="dxa"/>
+        </w:trPr>
+        <w:tc>
+          <w:tcPr>
+            <w:tcW w:w="0" w:type="auto"/>
+            <w:vAlign w:val="center"/>
+            <w:hideMark/>
+          </w:tcPr>
+          <w:p>
+            <w:pPr>
+              <w:widowControl w:val="0"/>
+              <w:tabs>
+                <w:tab w:val="left" w:pos="479"/>
+                <w:tab w:val="left" w:pos="479"/>
+              </w:tabs>
+              <w:spacing w:before="5" w:line="360" w:lineRule="auto"/>
+              <w:jc w:val="both"/>
+              <w:rPr>
+                <w:rFonts w:ascii="Times New Roman" w:eastAsia="Times New Roman" w:hAnsi="Times New Roman" w:cs="Times New Roman"/>
+                <w:b/>
+                <w:bCs/>
+                <w:sz w:val="24"/>
+                <w:szCs w:val="24"/>
+              </w:rPr>
+            </w:pPr>
+            <w:r>
+              <w:rPr>
+                <w:rFonts w:ascii="Times New Roman" w:eastAsia="Times New Roman" w:hAnsi="Times New Roman" w:cs="Times New Roman"/>
+                <w:b/>
+                <w:bCs/>
+                <w:sz w:val="24"/>
+                <w:szCs w:val="24"/>
+              </w:rPr>
+              <w:t>3.3</w:t>
+            </w:r>
+          </w:p>
+        </w:tc>
+        <w:tc>
+          <w:tcPr>
+            <w:tcW w:w="0" w:type="auto"/>
+            <w:vAlign w:val="center"/>
+            <w:hideMark/>
+          </w:tcPr>
+          <w:p>
+            <w:pPr>
+              <w:widowControl w:val="0"/>
+              <w:tabs>
+                <w:tab w:val="left" w:pos="479"/>
+                <w:tab w:val="left" w:pos="479"/>
+              </w:tabs>
+              <w:spacing w:before="5" w:line="360" w:lineRule="auto"/>
+              <w:jc w:val="both"/>
+              <w:rPr>
+                <w:rFonts w:ascii="Times New Roman" w:eastAsia="Times New Roman" w:hAnsi="Times New Roman" w:cs="Times New Roman"/>
+                <w:b/>
+                <w:bCs/>
+                <w:sz w:val="24"/>
+                <w:szCs w:val="24"/>
+              </w:rPr>
+            </w:pPr>
+            <w:r>
+              <w:rPr>
+                <w:rFonts w:ascii="Times New Roman" w:eastAsia="Times New Roman" w:hAnsi="Times New Roman" w:cs="Times New Roman"/>
+                <w:b/>
+                <w:bCs/>
+                <w:sz w:val="24"/>
+                <w:szCs w:val="24"/>
+              </w:rPr>
+              <w:t>Integração com agenda médica</w:t>
+            </w:r>
+          </w:p>
+        </w:tc>
+        <w:tc>
+          <w:tcPr>
+            <w:tcW w:w="0" w:type="auto"/>
+            <w:vAlign w:val="center"/>
+            <w:hideMark/>
+          </w:tcPr>
+          <w:p>
+            <w:pPr>
+              <w:widowControl w:val="0"/>
+              <w:tabs>
+                <w:tab w:val="left" w:pos="479"/>
+                <w:tab w:val="left" w:pos="479"/>
+              </w:tabs>
+              <w:spacing w:before="5" w:line="360" w:lineRule="auto"/>
+              <w:jc w:val="both"/>
+              <w:rPr>
+                <w:rFonts w:ascii="Times New Roman" w:eastAsia="Times New Roman" w:hAnsi="Times New Roman" w:cs="Times New Roman"/>
+                <w:b/>
+                <w:bCs/>
+                <w:sz w:val="24"/>
+                <w:szCs w:val="24"/>
+              </w:rPr>
+            </w:pPr>
+            <w:r>
+              <w:rPr>
+                <w:rFonts w:ascii="Times New Roman" w:eastAsia="Times New Roman" w:hAnsi="Times New Roman" w:cs="Times New Roman"/>
+                <w:b/>
+                <w:bCs/>
+                <w:sz w:val="24"/>
+                <w:szCs w:val="24"/>
+              </w:rPr>
+              <w:t>2 dias</w:t>
+            </w:r>
+          </w:p>
+        </w:tc>
+      </w:tr>
+      <w:tr>
+        <w:trPr>
+          <w:tblCellSpacing w:w="15" w:type="dxa"/>
+        </w:trPr>
+        <w:tc>
+          <w:tcPr>
+            <w:tcW w:w="0" w:type="auto"/>
+            <w:vAlign w:val="center"/>
+            <w:hideMark/>
+          </w:tcPr>
+          <w:p>
+            <w:pPr>
+              <w:widowControl w:val="0"/>
+              <w:tabs>
+                <w:tab w:val="left" w:pos="479"/>
+                <w:tab w:val="left" w:pos="479"/>
+              </w:tabs>
+              <w:spacing w:before="5" w:line="360" w:lineRule="auto"/>
+              <w:jc w:val="both"/>
+              <w:rPr>
+                <w:rFonts w:ascii="Times New Roman" w:eastAsia="Times New Roman" w:hAnsi="Times New Roman" w:cs="Times New Roman"/>
+                <w:b/>
+                <w:bCs/>
+                <w:sz w:val="24"/>
+                <w:szCs w:val="24"/>
+              </w:rPr>
+            </w:pPr>
+            <w:r>
+              <w:rPr>
+                <w:rFonts w:ascii="Times New Roman" w:eastAsia="Times New Roman" w:hAnsi="Times New Roman" w:cs="Times New Roman"/>
+                <w:b/>
+                <w:bCs/>
+                <w:sz w:val="24"/>
+                <w:szCs w:val="24"/>
+              </w:rPr>
+              <w:t>3.4</w:t>
+            </w:r>
+          </w:p>
+        </w:tc>
+        <w:tc>
+          <w:tcPr>
+            <w:tcW w:w="0" w:type="auto"/>
+            <w:vAlign w:val="center"/>
+            <w:hideMark/>
+          </w:tcPr>
+          <w:p>
+            <w:pPr>
+              <w:widowControl w:val="0"/>
+              <w:tabs>
+                <w:tab w:val="left" w:pos="479"/>
+                <w:tab w:val="left" w:pos="479"/>
+              </w:tabs>
+              <w:spacing w:before="5" w:line="360" w:lineRule="auto"/>
+              <w:jc w:val="both"/>
+              <w:rPr>
+                <w:rFonts w:ascii="Times New Roman" w:eastAsia="Times New Roman" w:hAnsi="Times New Roman" w:cs="Times New Roman"/>
+                <w:b/>
+                <w:bCs/>
+                <w:sz w:val="24"/>
+                <w:szCs w:val="24"/>
+              </w:rPr>
+            </w:pPr>
+            <w:r>
+              <w:rPr>
+                <w:rFonts w:ascii="Times New Roman" w:eastAsia="Times New Roman" w:hAnsi="Times New Roman" w:cs="Times New Roman"/>
+                <w:b/>
+                <w:bCs/>
+                <w:sz w:val="24"/>
+                <w:szCs w:val="24"/>
+              </w:rPr>
+              <w:t xml:space="preserve">Desenvolvimento das regras de </w:t>
+            </w:r>
+            <w:proofErr w:type="spellStart"/>
+            <w:r>
+              <w:rPr>
+                <w:rFonts w:ascii="Times New Roman" w:eastAsia="Times New Roman" w:hAnsi="Times New Roman" w:cs="Times New Roman"/>
+                <w:b/>
+                <w:bCs/>
+                <w:sz w:val="24"/>
+                <w:szCs w:val="24"/>
+              </w:rPr>
+              <w:t>rechamada</w:t>
+            </w:r>
+            <w:proofErr w:type="spellEnd"/>
+          </w:p>
+        </w:tc>
+        <w:tc>
+          <w:tcPr>
+            <w:tcW w:w="0" w:type="auto"/>
+            <w:vAlign w:val="center"/>
+            <w:hideMark/>
+          </w:tcPr>
+          <w:p>
+            <w:pPr>
+              <w:widowControl w:val="0"/>
+              <w:tabs>
+                <w:tab w:val="left" w:pos="479"/>
+                <w:tab w:val="left" w:pos="479"/>
+              </w:tabs>
+              <w:spacing w:before="5" w:line="360" w:lineRule="auto"/>
+              <w:jc w:val="both"/>
+              <w:rPr>
+                <w:rFonts w:ascii="Times New Roman" w:eastAsia="Times New Roman" w:hAnsi="Times New Roman" w:cs="Times New Roman"/>
+                <w:b/>
+                <w:bCs/>
+                <w:sz w:val="24"/>
+                <w:szCs w:val="24"/>
+              </w:rPr>
+            </w:pPr>
+            <w:r>
+              <w:rPr>
+                <w:rFonts w:ascii="Times New Roman" w:eastAsia="Times New Roman" w:hAnsi="Times New Roman" w:cs="Times New Roman"/>
+                <w:b/>
+                <w:bCs/>
+                <w:sz w:val="24"/>
+                <w:szCs w:val="24"/>
+              </w:rPr>
+              <w:t>2 dias</w:t>
+            </w:r>
+          </w:p>
+        </w:tc>
+      </w:tr>
+      <w:tr>
+        <w:trPr>
+          <w:tblCellSpacing w:w="15" w:type="dxa"/>
+        </w:trPr>
+        <w:tc>
+          <w:tcPr>
+            <w:tcW w:w="0" w:type="auto"/>
+            <w:vAlign w:val="center"/>
+            <w:hideMark/>
+          </w:tcPr>
+          <w:p>
+            <w:pPr>
+              <w:widowControl w:val="0"/>
+              <w:tabs>
+                <w:tab w:val="left" w:pos="479"/>
+                <w:tab w:val="left" w:pos="479"/>
+              </w:tabs>
+              <w:spacing w:before="5" w:line="360" w:lineRule="auto"/>
+              <w:jc w:val="both"/>
+              <w:rPr>
+                <w:rFonts w:ascii="Times New Roman" w:eastAsia="Times New Roman" w:hAnsi="Times New Roman" w:cs="Times New Roman"/>
+                <w:b/>
+                <w:bCs/>
+                <w:sz w:val="24"/>
+                <w:szCs w:val="24"/>
+              </w:rPr>
+            </w:pPr>
+            <w:r>
+              <w:rPr>
+                <w:rFonts w:ascii="Times New Roman" w:eastAsia="Times New Roman" w:hAnsi="Times New Roman" w:cs="Times New Roman"/>
+                <w:b/>
+                <w:bCs/>
+                <w:sz w:val="24"/>
+                <w:szCs w:val="24"/>
+              </w:rPr>
+              <w:t>3.5</w:t>
+            </w:r>
+          </w:p>
+        </w:tc>
+        <w:tc>
+          <w:tcPr>
+            <w:tcW w:w="0" w:type="auto"/>
+            <w:vAlign w:val="center"/>
+            <w:hideMark/>
+          </w:tcPr>
+          <w:p>
+            <w:pPr>
+              <w:widowControl w:val="0"/>
+              <w:tabs>
+                <w:tab w:val="left" w:pos="479"/>
+                <w:tab w:val="left" w:pos="479"/>
+              </w:tabs>
+              <w:spacing w:before="5" w:line="360" w:lineRule="auto"/>
+              <w:jc w:val="both"/>
+              <w:rPr>
+                <w:rFonts w:ascii="Times New Roman" w:eastAsia="Times New Roman" w:hAnsi="Times New Roman" w:cs="Times New Roman"/>
+                <w:b/>
+                <w:bCs/>
+                <w:sz w:val="24"/>
+                <w:szCs w:val="24"/>
+              </w:rPr>
+            </w:pPr>
+            <w:r>
+              <w:rPr>
+                <w:rFonts w:ascii="Times New Roman" w:eastAsia="Times New Roman" w:hAnsi="Times New Roman" w:cs="Times New Roman"/>
+                <w:b/>
+                <w:bCs/>
+                <w:sz w:val="24"/>
+                <w:szCs w:val="24"/>
+              </w:rPr>
+              <w:t>Testes funcionais e validação</w:t>
+            </w:r>
+          </w:p>
+        </w:tc>
+        <w:tc>
+          <w:tcPr>
+            <w:tcW w:w="0" w:type="auto"/>
+            <w:vAlign w:val="center"/>
+            <w:hideMark/>
+          </w:tcPr>
+          <w:p>
+            <w:pPr>
+              <w:widowControl w:val="0"/>
+              <w:tabs>
+                <w:tab w:val="left" w:pos="479"/>
+                <w:tab w:val="left" w:pos="479"/>
+              </w:tabs>
+              <w:spacing w:before="5" w:line="360" w:lineRule="auto"/>
+              <w:jc w:val="both"/>
+              <w:rPr>
+                <w:rFonts w:ascii="Times New Roman" w:eastAsia="Times New Roman" w:hAnsi="Times New Roman" w:cs="Times New Roman"/>
+                <w:b/>
+                <w:bCs/>
+                <w:sz w:val="24"/>
+                <w:szCs w:val="24"/>
+              </w:rPr>
+            </w:pPr>
+            <w:r>
+              <w:rPr>
+                <w:rFonts w:ascii="Times New Roman" w:eastAsia="Times New Roman" w:hAnsi="Times New Roman" w:cs="Times New Roman"/>
+                <w:b/>
+                <w:bCs/>
+                <w:sz w:val="24"/>
+                <w:szCs w:val="24"/>
+              </w:rPr>
+              <w:t>3 dias</w:t>
+            </w:r>
+          </w:p>
+        </w:tc>
+      </w:tr>
+      <w:tr>
+        <w:trPr>
+          <w:tblCellSpacing w:w="15" w:type="dxa"/>
+        </w:trPr>
+        <w:tc>
+          <w:tcPr>
+            <w:tcW w:w="0" w:type="auto"/>
+            <w:vAlign w:val="center"/>
+            <w:hideMark/>
+          </w:tcPr>
+          <w:p>
+            <w:pPr>
+              <w:widowControl w:val="0"/>
+              <w:tabs>
+                <w:tab w:val="left" w:pos="479"/>
+                <w:tab w:val="left" w:pos="479"/>
+              </w:tabs>
+              <w:spacing w:before="5" w:line="360" w:lineRule="auto"/>
+              <w:jc w:val="both"/>
+              <w:rPr>
+                <w:rFonts w:ascii="Times New Roman" w:eastAsia="Times New Roman" w:hAnsi="Times New Roman" w:cs="Times New Roman"/>
+                <w:b/>
+                <w:bCs/>
+                <w:sz w:val="24"/>
+                <w:szCs w:val="24"/>
+              </w:rPr>
+            </w:pPr>
+            <w:r>
+              <w:rPr>
+                <w:rFonts w:ascii="Times New Roman" w:eastAsia="Times New Roman" w:hAnsi="Times New Roman" w:cs="Times New Roman"/>
+                <w:b/>
+                <w:bCs/>
+                <w:sz w:val="24"/>
+                <w:szCs w:val="24"/>
+              </w:rPr>
+              <w:t>4</w:t>
+            </w:r>
+          </w:p>
+        </w:tc>
+        <w:tc>
+          <w:tcPr>
+            <w:tcW w:w="0" w:type="auto"/>
+            <w:vAlign w:val="center"/>
+            <w:hideMark/>
+          </w:tcPr>
+          <w:p>
+            <w:pPr>
+              <w:widowControl w:val="0"/>
+              <w:tabs>
+                <w:tab w:val="left" w:pos="479"/>
+                <w:tab w:val="left" w:pos="479"/>
+              </w:tabs>
+              <w:spacing w:before="5" w:line="360" w:lineRule="auto"/>
+              <w:jc w:val="both"/>
+              <w:rPr>
+                <w:rFonts w:ascii="Times New Roman" w:eastAsia="Times New Roman" w:hAnsi="Times New Roman" w:cs="Times New Roman"/>
+                <w:b/>
+                <w:bCs/>
+                <w:sz w:val="24"/>
+                <w:szCs w:val="24"/>
+              </w:rPr>
+            </w:pPr>
+            <w:r>
+              <w:rPr>
+                <w:rFonts w:ascii="Times New Roman" w:eastAsia="Times New Roman" w:hAnsi="Times New Roman" w:cs="Times New Roman"/>
+                <w:b/>
+                <w:bCs/>
+                <w:sz w:val="24"/>
+                <w:szCs w:val="24"/>
+              </w:rPr>
+              <w:t>Finalização do projeto</w:t>
+            </w:r>
+          </w:p>
+        </w:tc>
+        <w:tc>
+          <w:tcPr>
+            <w:tcW w:w="0" w:type="auto"/>
+            <w:vAlign w:val="center"/>
+            <w:hideMark/>
+          </w:tcPr>
+          <w:p>
+            <w:pPr>
+              <w:widowControl w:val="0"/>
+              <w:tabs>
+                <w:tab w:val="left" w:pos="479"/>
+                <w:tab w:val="left" w:pos="479"/>
+              </w:tabs>
+              <w:spacing w:before="5" w:line="360" w:lineRule="auto"/>
+              <w:jc w:val="both"/>
+              <w:rPr>
+                <w:rFonts w:ascii="Times New Roman" w:eastAsia="Times New Roman" w:hAnsi="Times New Roman" w:cs="Times New Roman"/>
+                <w:b/>
+                <w:bCs/>
+                <w:sz w:val="24"/>
+                <w:szCs w:val="24"/>
+              </w:rPr>
+            </w:pPr>
+            <w:r>
+              <w:rPr>
+                <w:rFonts w:ascii="Times New Roman" w:eastAsia="Times New Roman" w:hAnsi="Times New Roman" w:cs="Times New Roman"/>
+                <w:b/>
+                <w:bCs/>
+                <w:sz w:val="24"/>
+                <w:szCs w:val="24"/>
+              </w:rPr>
+              <w:t>5 dias</w:t>
+            </w:r>
+          </w:p>
+        </w:tc>
+      </w:tr>
+      <w:tr>
+        <w:trPr>
+          <w:tblCellSpacing w:w="15" w:type="dxa"/>
+        </w:trPr>
+        <w:tc>
+          <w:tcPr>
+            <w:tcW w:w="0" w:type="auto"/>
+            <w:vAlign w:val="center"/>
+            <w:hideMark/>
+          </w:tcPr>
+          <w:p>
+            <w:pPr>
+              <w:widowControl w:val="0"/>
+              <w:tabs>
+                <w:tab w:val="left" w:pos="479"/>
+                <w:tab w:val="left" w:pos="479"/>
+              </w:tabs>
+              <w:spacing w:before="5" w:line="360" w:lineRule="auto"/>
+              <w:jc w:val="both"/>
+              <w:rPr>
+                <w:rFonts w:ascii="Times New Roman" w:eastAsia="Times New Roman" w:hAnsi="Times New Roman" w:cs="Times New Roman"/>
+                <w:b/>
+                <w:bCs/>
+                <w:sz w:val="24"/>
+                <w:szCs w:val="24"/>
+              </w:rPr>
+            </w:pPr>
+            <w:r>
+              <w:rPr>
+                <w:rFonts w:ascii="Times New Roman" w:eastAsia="Times New Roman" w:hAnsi="Times New Roman" w:cs="Times New Roman"/>
+                <w:b/>
+                <w:bCs/>
+                <w:sz w:val="24"/>
+                <w:szCs w:val="24"/>
+              </w:rPr>
+              <w:t>4.1</w:t>
+            </w:r>
+          </w:p>
+        </w:tc>
+        <w:tc>
+          <w:tcPr>
+            <w:tcW w:w="0" w:type="auto"/>
+            <w:vAlign w:val="center"/>
+            <w:hideMark/>
+          </w:tcPr>
+          <w:p>
+            <w:pPr>
+              <w:widowControl w:val="0"/>
+              <w:tabs>
+                <w:tab w:val="left" w:pos="479"/>
+                <w:tab w:val="left" w:pos="479"/>
+              </w:tabs>
+              <w:spacing w:before="5" w:line="360" w:lineRule="auto"/>
+              <w:jc w:val="both"/>
+              <w:rPr>
+                <w:rFonts w:ascii="Times New Roman" w:eastAsia="Times New Roman" w:hAnsi="Times New Roman" w:cs="Times New Roman"/>
+                <w:b/>
+                <w:bCs/>
+                <w:sz w:val="24"/>
+                <w:szCs w:val="24"/>
+              </w:rPr>
+            </w:pPr>
+            <w:r>
+              <w:rPr>
+                <w:rFonts w:ascii="Times New Roman" w:eastAsia="Times New Roman" w:hAnsi="Times New Roman" w:cs="Times New Roman"/>
+                <w:b/>
+                <w:bCs/>
+                <w:sz w:val="24"/>
+                <w:szCs w:val="24"/>
+              </w:rPr>
+              <w:t>Treinamento dos usuários</w:t>
+            </w:r>
+          </w:p>
+        </w:tc>
+        <w:tc>
+          <w:tcPr>
+            <w:tcW w:w="0" w:type="auto"/>
+            <w:vAlign w:val="center"/>
+            <w:hideMark/>
+          </w:tcPr>
+          <w:p>
+            <w:pPr>
+              <w:widowControl w:val="0"/>
+              <w:tabs>
+                <w:tab w:val="left" w:pos="479"/>
+                <w:tab w:val="left" w:pos="479"/>
+              </w:tabs>
+              <w:spacing w:before="5" w:line="360" w:lineRule="auto"/>
+              <w:jc w:val="both"/>
+              <w:rPr>
+                <w:rFonts w:ascii="Times New Roman" w:eastAsia="Times New Roman" w:hAnsi="Times New Roman" w:cs="Times New Roman"/>
+                <w:b/>
+                <w:bCs/>
+                <w:sz w:val="24"/>
+                <w:szCs w:val="24"/>
+              </w:rPr>
+            </w:pPr>
+            <w:r>
+              <w:rPr>
+                <w:rFonts w:ascii="Times New Roman" w:eastAsia="Times New Roman" w:hAnsi="Times New Roman" w:cs="Times New Roman"/>
+                <w:b/>
+                <w:bCs/>
+                <w:sz w:val="24"/>
+                <w:szCs w:val="24"/>
+              </w:rPr>
+              <w:t>2 dias</w:t>
+            </w:r>
+          </w:p>
+        </w:tc>
+      </w:tr>
+      <w:tr>
+        <w:trPr>
+          <w:tblCellSpacing w:w="15" w:type="dxa"/>
+        </w:trPr>
+        <w:tc>
+          <w:tcPr>
+            <w:tcW w:w="0" w:type="auto"/>
+            <w:vAlign w:val="center"/>
+            <w:hideMark/>
+          </w:tcPr>
+          <w:p>
+            <w:pPr>
+              <w:widowControl w:val="0"/>
+              <w:tabs>
+                <w:tab w:val="left" w:pos="479"/>
+                <w:tab w:val="left" w:pos="479"/>
+              </w:tabs>
+              <w:spacing w:before="5" w:line="360" w:lineRule="auto"/>
+              <w:jc w:val="both"/>
+              <w:rPr>
+                <w:rFonts w:ascii="Times New Roman" w:eastAsia="Times New Roman" w:hAnsi="Times New Roman" w:cs="Times New Roman"/>
+                <w:b/>
+                <w:bCs/>
+                <w:sz w:val="24"/>
+                <w:szCs w:val="24"/>
+              </w:rPr>
+            </w:pPr>
+            <w:r>
+              <w:rPr>
+                <w:rFonts w:ascii="Times New Roman" w:eastAsia="Times New Roman" w:hAnsi="Times New Roman" w:cs="Times New Roman"/>
+                <w:b/>
+                <w:bCs/>
+                <w:sz w:val="24"/>
+                <w:szCs w:val="24"/>
+              </w:rPr>
+              <w:t>4.2</w:t>
+            </w:r>
+          </w:p>
+        </w:tc>
+        <w:tc>
+          <w:tcPr>
+            <w:tcW w:w="0" w:type="auto"/>
+            <w:vAlign w:val="center"/>
+            <w:hideMark/>
+          </w:tcPr>
+          <w:p>
+            <w:pPr>
+              <w:widowControl w:val="0"/>
+              <w:tabs>
+                <w:tab w:val="left" w:pos="479"/>
+                <w:tab w:val="left" w:pos="479"/>
+              </w:tabs>
+              <w:spacing w:before="5" w:line="360" w:lineRule="auto"/>
+              <w:jc w:val="both"/>
+              <w:rPr>
+                <w:rFonts w:ascii="Times New Roman" w:eastAsia="Times New Roman" w:hAnsi="Times New Roman" w:cs="Times New Roman"/>
+                <w:b/>
+                <w:bCs/>
+                <w:sz w:val="24"/>
+                <w:szCs w:val="24"/>
+              </w:rPr>
+            </w:pPr>
+            <w:r>
+              <w:rPr>
+                <w:rFonts w:ascii="Times New Roman" w:eastAsia="Times New Roman" w:hAnsi="Times New Roman" w:cs="Times New Roman"/>
+                <w:b/>
+                <w:bCs/>
+                <w:sz w:val="24"/>
+                <w:szCs w:val="24"/>
+              </w:rPr>
+              <w:t>Implantação definitiva (Go-Live)</w:t>
+            </w:r>
+          </w:p>
+        </w:tc>
+        <w:tc>
+          <w:tcPr>
+            <w:tcW w:w="0" w:type="auto"/>
+            <w:vAlign w:val="center"/>
+            <w:hideMark/>
+          </w:tcPr>
+          <w:p>
+            <w:pPr>
+              <w:widowControl w:val="0"/>
+              <w:tabs>
+                <w:tab w:val="left" w:pos="479"/>
+                <w:tab w:val="left" w:pos="479"/>
+              </w:tabs>
+              <w:spacing w:before="5" w:line="360" w:lineRule="auto"/>
+              <w:jc w:val="both"/>
+              <w:rPr>
+                <w:rFonts w:ascii="Times New Roman" w:eastAsia="Times New Roman" w:hAnsi="Times New Roman" w:cs="Times New Roman"/>
+                <w:b/>
+                <w:bCs/>
+                <w:sz w:val="24"/>
+                <w:szCs w:val="24"/>
+              </w:rPr>
+            </w:pPr>
+            <w:r>
+              <w:rPr>
+                <w:rFonts w:ascii="Times New Roman" w:eastAsia="Times New Roman" w:hAnsi="Times New Roman" w:cs="Times New Roman"/>
+                <w:b/>
+                <w:bCs/>
+                <w:sz w:val="24"/>
+                <w:szCs w:val="24"/>
+              </w:rPr>
+              <w:t>1 dia</w:t>
+            </w:r>
+          </w:p>
+        </w:tc>
+      </w:tr>
+      <w:tr>
+        <w:trPr>
+          <w:tblCellSpacing w:w="15" w:type="dxa"/>
+        </w:trPr>
+        <w:tc>
+          <w:tcPr>
+            <w:tcW w:w="0" w:type="auto"/>
+            <w:vAlign w:val="center"/>
+            <w:hideMark/>
+          </w:tcPr>
+          <w:p>
+            <w:pPr>
+              <w:widowControl w:val="0"/>
+              <w:tabs>
+                <w:tab w:val="left" w:pos="479"/>
+                <w:tab w:val="left" w:pos="479"/>
+              </w:tabs>
+              <w:spacing w:before="5" w:line="360" w:lineRule="auto"/>
+              <w:jc w:val="both"/>
+              <w:rPr>
+                <w:rFonts w:ascii="Times New Roman" w:eastAsia="Times New Roman" w:hAnsi="Times New Roman" w:cs="Times New Roman"/>
+                <w:b/>
+                <w:bCs/>
+                <w:sz w:val="24"/>
+                <w:szCs w:val="24"/>
+              </w:rPr>
+            </w:pPr>
+            <w:r>
+              <w:rPr>
+                <w:rFonts w:ascii="Times New Roman" w:eastAsia="Times New Roman" w:hAnsi="Times New Roman" w:cs="Times New Roman"/>
+                <w:b/>
+                <w:bCs/>
+                <w:sz w:val="24"/>
+                <w:szCs w:val="24"/>
+              </w:rPr>
+              <w:t>4.3</w:t>
+            </w:r>
+          </w:p>
+        </w:tc>
+        <w:tc>
+          <w:tcPr>
+            <w:tcW w:w="0" w:type="auto"/>
+            <w:vAlign w:val="center"/>
+            <w:hideMark/>
+          </w:tcPr>
+          <w:p>
+            <w:pPr>
+              <w:widowControl w:val="0"/>
+              <w:tabs>
+                <w:tab w:val="left" w:pos="479"/>
+                <w:tab w:val="left" w:pos="479"/>
+              </w:tabs>
+              <w:spacing w:before="5" w:line="360" w:lineRule="auto"/>
+              <w:jc w:val="both"/>
+              <w:rPr>
+                <w:rFonts w:ascii="Times New Roman" w:eastAsia="Times New Roman" w:hAnsi="Times New Roman" w:cs="Times New Roman"/>
+                <w:b/>
+                <w:bCs/>
+                <w:sz w:val="24"/>
+                <w:szCs w:val="24"/>
+              </w:rPr>
+            </w:pPr>
+            <w:r>
+              <w:rPr>
+                <w:rFonts w:ascii="Times New Roman" w:eastAsia="Times New Roman" w:hAnsi="Times New Roman" w:cs="Times New Roman"/>
+                <w:b/>
+                <w:bCs/>
+                <w:sz w:val="24"/>
+                <w:szCs w:val="24"/>
+              </w:rPr>
+              <w:t>Monitoramento pós-implantação</w:t>
+            </w:r>
+          </w:p>
+        </w:tc>
+        <w:tc>
+          <w:tcPr>
+            <w:tcW w:w="0" w:type="auto"/>
+            <w:vAlign w:val="center"/>
+            <w:hideMark/>
+          </w:tcPr>
+          <w:p>
+            <w:pPr>
+              <w:widowControl w:val="0"/>
+              <w:tabs>
+                <w:tab w:val="left" w:pos="479"/>
+                <w:tab w:val="left" w:pos="479"/>
+              </w:tabs>
+              <w:spacing w:before="5" w:line="360" w:lineRule="auto"/>
+              <w:jc w:val="both"/>
+              <w:rPr>
+                <w:rFonts w:ascii="Times New Roman" w:eastAsia="Times New Roman" w:hAnsi="Times New Roman" w:cs="Times New Roman"/>
+                <w:b/>
+                <w:bCs/>
+                <w:sz w:val="24"/>
+                <w:szCs w:val="24"/>
+              </w:rPr>
+            </w:pPr>
+            <w:r>
+              <w:rPr>
+                <w:rFonts w:ascii="Times New Roman" w:eastAsia="Times New Roman" w:hAnsi="Times New Roman" w:cs="Times New Roman"/>
+                <w:b/>
+                <w:bCs/>
+                <w:sz w:val="24"/>
+                <w:szCs w:val="24"/>
+              </w:rPr>
+              <w:t>1 dia</w:t>
+            </w:r>
+          </w:p>
+        </w:tc>
+      </w:tr>
+      <w:tr>
+        <w:trPr>
+          <w:tblCellSpacing w:w="15" w:type="dxa"/>
+        </w:trPr>
+        <w:tc>
+          <w:tcPr>
+            <w:tcW w:w="0" w:type="auto"/>
+            <w:vAlign w:val="center"/>
+            <w:hideMark/>
+          </w:tcPr>
+          <w:p>
+            <w:pPr>
+              <w:widowControl w:val="0"/>
+              <w:tabs>
+                <w:tab w:val="left" w:pos="479"/>
+                <w:tab w:val="left" w:pos="479"/>
+              </w:tabs>
+              <w:spacing w:before="5" w:line="360" w:lineRule="auto"/>
+              <w:jc w:val="both"/>
+              <w:rPr>
+                <w:rFonts w:ascii="Times New Roman" w:eastAsia="Times New Roman" w:hAnsi="Times New Roman" w:cs="Times New Roman"/>
+                <w:b/>
+                <w:bCs/>
+                <w:sz w:val="24"/>
+                <w:szCs w:val="24"/>
+              </w:rPr>
+            </w:pPr>
+            <w:r>
+              <w:rPr>
+                <w:rFonts w:ascii="Times New Roman" w:eastAsia="Times New Roman" w:hAnsi="Times New Roman" w:cs="Times New Roman"/>
+                <w:b/>
+                <w:bCs/>
+                <w:sz w:val="24"/>
+                <w:szCs w:val="24"/>
+              </w:rPr>
+              <w:t>4.4</w:t>
+            </w:r>
+          </w:p>
+        </w:tc>
+        <w:tc>
+          <w:tcPr>
+            <w:tcW w:w="0" w:type="auto"/>
+            <w:vAlign w:val="center"/>
+            <w:hideMark/>
+          </w:tcPr>
+          <w:p>
+            <w:pPr>
+              <w:widowControl w:val="0"/>
+              <w:tabs>
+                <w:tab w:val="left" w:pos="479"/>
+                <w:tab w:val="left" w:pos="479"/>
+              </w:tabs>
+              <w:spacing w:before="5" w:line="360" w:lineRule="auto"/>
+              <w:jc w:val="both"/>
+              <w:rPr>
+                <w:rFonts w:ascii="Times New Roman" w:eastAsia="Times New Roman" w:hAnsi="Times New Roman" w:cs="Times New Roman"/>
+                <w:b/>
+                <w:bCs/>
+                <w:sz w:val="24"/>
+                <w:szCs w:val="24"/>
+              </w:rPr>
+            </w:pPr>
+            <w:r>
+              <w:rPr>
+                <w:rFonts w:ascii="Times New Roman" w:eastAsia="Times New Roman" w:hAnsi="Times New Roman" w:cs="Times New Roman"/>
+                <w:b/>
+                <w:bCs/>
+                <w:sz w:val="24"/>
+                <w:szCs w:val="24"/>
+              </w:rPr>
+              <w:t>Encerramento do projeto</w:t>
+            </w:r>
+          </w:p>
+        </w:tc>
+        <w:tc>
+          <w:tcPr>
+            <w:tcW w:w="0" w:type="auto"/>
+            <w:vAlign w:val="center"/>
+            <w:hideMark/>
+          </w:tcPr>
+          <w:p>
+            <w:pPr>
+              <w:widowControl w:val="0"/>
+              <w:tabs>
+                <w:tab w:val="left" w:pos="479"/>
+                <w:tab w:val="left" w:pos="479"/>
+              </w:tabs>
+              <w:spacing w:before="5" w:line="360" w:lineRule="auto"/>
+              <w:jc w:val="both"/>
+              <w:rPr>
+                <w:rFonts w:ascii="Times New Roman" w:eastAsia="Times New Roman" w:hAnsi="Times New Roman" w:cs="Times New Roman"/>
+                <w:b/>
+                <w:bCs/>
+                <w:sz w:val="24"/>
+                <w:szCs w:val="24"/>
+              </w:rPr>
+            </w:pPr>
+            <w:r>
+              <w:rPr>
+                <w:rFonts w:ascii="Times New Roman" w:eastAsia="Times New Roman" w:hAnsi="Times New Roman" w:cs="Times New Roman"/>
+                <w:b/>
+                <w:bCs/>
+                <w:sz w:val="24"/>
+                <w:szCs w:val="24"/>
+              </w:rPr>
+              <w:t>1 dia</w:t>
+            </w:r>
+          </w:p>
+        </w:tc>
+      </w:tr>
+    </w:tbl>
+    <w:p>
+      <w:pPr>
+        <w:widowControl w:val="0"/>
+        <w:tabs>
+          <w:tab w:val="left" w:pos="479"/>
+          <w:tab w:val="left" w:pos="479"/>
+        </w:tabs>
+        <w:spacing w:before="5" w:line="360" w:lineRule="auto"/>
+        <w:jc w:val="both"/>
+        <w:rPr>
+          <w:rFonts w:ascii="Times New Roman" w:eastAsia="Times New Roman" w:hAnsi="Times New Roman" w:cs="Times New Roman"/>
+          <w:bCs/>
+          <w:sz w:val="24"/>
+          <w:szCs w:val="24"/>
+        </w:rPr>
+      </w:pPr>
     </w:p>
     <w:sectPr>
       <w:pgSz w:w="11909" w:h="16834"/>
@@ -2308,8 +7574,1375 @@
 </w:document>
 </file>
 
+<file path=word/endnotes.xml><?xml version="1.0" encoding="utf-8"?>
+<w:endnotes xmlns:wpc="http://schemas.microsoft.com/office/word/2010/wordprocessingCanvas" xmlns:cx="http://schemas.microsoft.com/office/drawing/2014/chartex" xmlns:cx1="http://schemas.microsoft.com/office/drawing/2015/9/8/chartex" xmlns:cx2="http://schemas.microsoft.com/office/drawing/2015/10/21/chartex" xmlns:cx3="http://schemas.microsoft.com/office/drawing/2016/5/9/chartex" xmlns:cx4="http://schemas.microsoft.com/office/drawing/2016/5/10/chartex" xmlns:cx5="http://schemas.microsoft.com/office/drawing/2016/5/11/chartex" xmlns:cx6="http://schemas.microsoft.com/office/drawing/2016/5/12/chartex" xmlns:cx7="http://schemas.microsoft.com/office/drawing/2016/5/13/chartex" xmlns:cx8="http://schemas.microsoft.com/office/drawing/2016/5/14/chartex" xmlns:mc="http://schemas.openxmlformats.org/markup-compatibility/2006" xmlns:aink="http://schemas.microsoft.com/office/drawing/2016/ink" xmlns:am3d="http://schemas.microsoft.com/office/drawing/2017/model3d" xmlns:o="urn:schemas-microsoft-com:office:office" xmlns:oel="http://schemas.microsoft.com/office/2019/extlst" xmlns:r="http://schemas.openxmlformats.org/officeDocument/2006/relationships" xmlns:m="http://schemas.openxmlformats.org/officeDocument/2006/math" xmlns:v="urn:schemas-microsoft-com:vml" xmlns:wp14="http://schemas.microsoft.com/office/word/2010/wordprocessingDrawing" xmlns:wp="http://schemas.openxmlformats.org/drawingml/2006/wordprocessingDrawing" xmlns:w10="urn:schemas-microsoft-com:office:word" xmlns:w="http://schemas.openxmlformats.org/wordprocessingml/2006/main" xmlns:w14="http://schemas.microsoft.com/office/word/2010/wordml" xmlns:w15="http://schemas.microsoft.com/office/word/2012/wordml" xmlns:w16cex="http://schemas.microsoft.com/office/word/2018/wordml/cex" xmlns:w16cid="http://schemas.microsoft.com/office/word/2016/wordml/cid" xmlns:w16="http://schemas.microsoft.com/office/word/2018/wordml" xmlns:w16du="http://schemas.microsoft.com/office/word/2023/wordml/word16du" xmlns:w16sdtdh="http://schemas.microsoft.com/office/word/2020/wordml/sdtdatahash" xmlns:w16sdtfl="http://schemas.microsoft.com/office/word/2024/wordml/sdtformatlock" xmlns:w16se="http://schemas.microsoft.com/office/word/2015/wordml/symex" xmlns:wpg="http://schemas.microsoft.com/office/word/2010/wordprocessingGroup" xmlns:wpi="http://schemas.microsoft.com/office/word/2010/wordprocessingInk" xmlns:wne="http://schemas.microsoft.com/office/word/2006/wordml" xmlns:wps="http://schemas.microsoft.com/office/word/2010/wordprocessingShape" mc:Ignorable="w14 w15 w16se w16cid w16 w16cex w16sdtdh w16sdtfl w16du wp14">
+  <w:endnote w:type="separator" w:id="-1">
+    <w:p>
+      <w:pPr>
+        <w:spacing w:line="240" w:lineRule="auto"/>
+      </w:pPr>
+      <w:r>
+        <w:separator/>
+      </w:r>
+    </w:p>
+  </w:endnote>
+  <w:endnote w:type="continuationSeparator" w:id="0">
+    <w:p>
+      <w:pPr>
+        <w:spacing w:line="240" w:lineRule="auto"/>
+      </w:pPr>
+      <w:r>
+        <w:continuationSeparator/>
+      </w:r>
+    </w:p>
+  </w:endnote>
+</w:endnotes>
+</file>
+
+<file path=word/footnotes.xml><?xml version="1.0" encoding="utf-8"?>
+<w:footnotes xmlns:wpc="http://schemas.microsoft.com/office/word/2010/wordprocessingCanvas" xmlns:cx="http://schemas.microsoft.com/office/drawing/2014/chartex" xmlns:cx1="http://schemas.microsoft.com/office/drawing/2015/9/8/chartex" xmlns:cx2="http://schemas.microsoft.com/office/drawing/2015/10/21/chartex" xmlns:cx3="http://schemas.microsoft.com/office/drawing/2016/5/9/chartex" xmlns:cx4="http://schemas.microsoft.com/office/drawing/2016/5/10/chartex" xmlns:cx5="http://schemas.microsoft.com/office/drawing/2016/5/11/chartex" xmlns:cx6="http://schemas.microsoft.com/office/drawing/2016/5/12/chartex" xmlns:cx7="http://schemas.microsoft.com/office/drawing/2016/5/13/chartex" xmlns:cx8="http://schemas.microsoft.com/office/drawing/2016/5/14/chartex" xmlns:mc="http://schemas.openxmlformats.org/markup-compatibility/2006" xmlns:aink="http://schemas.microsoft.com/office/drawing/2016/ink" xmlns:am3d="http://schemas.microsoft.com/office/drawing/2017/model3d" xmlns:o="urn:schemas-microsoft-com:office:office" xmlns:oel="http://schemas.microsoft.com/office/2019/extlst" xmlns:r="http://schemas.openxmlformats.org/officeDocument/2006/relationships" xmlns:m="http://schemas.openxmlformats.org/officeDocument/2006/math" xmlns:v="urn:schemas-microsoft-com:vml" xmlns:wp14="http://schemas.microsoft.com/office/word/2010/wordprocessingDrawing" xmlns:wp="http://schemas.openxmlformats.org/drawingml/2006/wordprocessingDrawing" xmlns:w10="urn:schemas-microsoft-com:office:word" xmlns:w="http://schemas.openxmlformats.org/wordprocessingml/2006/main" xmlns:w14="http://schemas.microsoft.com/office/word/2010/wordml" xmlns:w15="http://schemas.microsoft.com/office/word/2012/wordml" xmlns:w16cex="http://schemas.microsoft.com/office/word/2018/wordml/cex" xmlns:w16cid="http://schemas.microsoft.com/office/word/2016/wordml/cid" xmlns:w16="http://schemas.microsoft.com/office/word/2018/wordml" xmlns:w16du="http://schemas.microsoft.com/office/word/2023/wordml/word16du" xmlns:w16sdtdh="http://schemas.microsoft.com/office/word/2020/wordml/sdtdatahash" xmlns:w16sdtfl="http://schemas.microsoft.com/office/word/2024/wordml/sdtformatlock" xmlns:w16se="http://schemas.microsoft.com/office/word/2015/wordml/symex" xmlns:wpg="http://schemas.microsoft.com/office/word/2010/wordprocessingGroup" xmlns:wpi="http://schemas.microsoft.com/office/word/2010/wordprocessingInk" xmlns:wne="http://schemas.microsoft.com/office/word/2006/wordml" xmlns:wps="http://schemas.microsoft.com/office/word/2010/wordprocessingShape" mc:Ignorable="w14 w15 w16se w16cid w16 w16cex w16sdtdh w16sdtfl w16du wp14">
+  <w:footnote w:type="separator" w:id="-1">
+    <w:p>
+      <w:pPr>
+        <w:spacing w:line="240" w:lineRule="auto"/>
+      </w:pPr>
+      <w:r>
+        <w:separator/>
+      </w:r>
+    </w:p>
+  </w:footnote>
+  <w:footnote w:type="continuationSeparator" w:id="0">
+    <w:p>
+      <w:pPr>
+        <w:spacing w:line="240" w:lineRule="auto"/>
+      </w:pPr>
+      <w:r>
+        <w:continuationSeparator/>
+      </w:r>
+    </w:p>
+  </w:footnote>
+</w:footnotes>
+</file>
+
+<file path=word/numbering.xml><?xml version="1.0" encoding="utf-8"?>
+<w:numbering xmlns:wpc="http://schemas.microsoft.com/office/word/2010/wordprocessingCanvas" xmlns:cx="http://schemas.microsoft.com/office/drawing/2014/chartex" xmlns:cx1="http://schemas.microsoft.com/office/drawing/2015/9/8/chartex" xmlns:cx2="http://schemas.microsoft.com/office/drawing/2015/10/21/chartex" xmlns:cx3="http://schemas.microsoft.com/office/drawing/2016/5/9/chartex" xmlns:cx4="http://schemas.microsoft.com/office/drawing/2016/5/10/chartex" xmlns:cx5="http://schemas.microsoft.com/office/drawing/2016/5/11/chartex" xmlns:cx6="http://schemas.microsoft.com/office/drawing/2016/5/12/chartex" xmlns:cx7="http://schemas.microsoft.com/office/drawing/2016/5/13/chartex" xmlns:cx8="http://schemas.microsoft.com/office/drawing/2016/5/14/chartex" xmlns:mc="http://schemas.openxmlformats.org/markup-compatibility/2006" xmlns:aink="http://schemas.microsoft.com/office/drawing/2016/ink" xmlns:am3d="http://schemas.microsoft.com/office/drawing/2017/model3d" xmlns:o="urn:schemas-microsoft-com:office:office" xmlns:oel="http://schemas.microsoft.com/office/2019/extlst" xmlns:r="http://schemas.openxmlformats.org/officeDocument/2006/relationships" xmlns:m="http://schemas.openxmlformats.org/officeDocument/2006/math" xmlns:v="urn:schemas-microsoft-com:vml" xmlns:wp14="http://schemas.microsoft.com/office/word/2010/wordprocessingDrawing" xmlns:wp="http://schemas.openxmlformats.org/drawingml/2006/wordprocessingDrawing" xmlns:w10="urn:schemas-microsoft-com:office:word" xmlns:w="http://schemas.openxmlformats.org/wordprocessingml/2006/main" xmlns:w14="http://schemas.microsoft.com/office/word/2010/wordml" xmlns:w15="http://schemas.microsoft.com/office/word/2012/wordml" xmlns:w16cex="http://schemas.microsoft.com/office/word/2018/wordml/cex" xmlns:w16cid="http://schemas.microsoft.com/office/word/2016/wordml/cid" xmlns:w16="http://schemas.microsoft.com/office/word/2018/wordml" xmlns:w16du="http://schemas.microsoft.com/office/word/2023/wordml/word16du" xmlns:w16sdtdh="http://schemas.microsoft.com/office/word/2020/wordml/sdtdatahash" xmlns:w16sdtfl="http://schemas.microsoft.com/office/word/2024/wordml/sdtformatlock" xmlns:w16se="http://schemas.microsoft.com/office/word/2015/wordml/symex" xmlns:wpg="http://schemas.microsoft.com/office/word/2010/wordprocessingGroup" xmlns:wpi="http://schemas.microsoft.com/office/word/2010/wordprocessingInk" xmlns:wne="http://schemas.microsoft.com/office/word/2006/wordml" xmlns:wps="http://schemas.microsoft.com/office/word/2010/wordprocessingShape" mc:Ignorable="w14 w15 w16se w16cid w16 w16cex w16sdtdh w16sdtfl w16du wp14">
+  <w:abstractNum w:abstractNumId="0" w15:restartNumberingAfterBreak="0">
+    <w:nsid w:val="04E86904"/>
+    <w:multiLevelType w:val="hybridMultilevel"/>
+    <w:tmpl w:val="1F4CEA44"/>
+    <w:lvl w:ilvl="0" w:tplc="04160001">
+      <w:start w:val="1"/>
+      <w:numFmt w:val="bullet"/>
+      <w:lvlText w:val=""/>
+      <w:lvlJc w:val="left"/>
+      <w:pPr>
+        <w:ind w:left="720" w:hanging="360"/>
+      </w:pPr>
+      <w:rPr>
+        <w:rFonts w:ascii="Symbol" w:hAnsi="Symbol" w:hint="default"/>
+      </w:rPr>
+    </w:lvl>
+    <w:lvl w:ilvl="1" w:tplc="04160003" w:tentative="1">
+      <w:start w:val="1"/>
+      <w:numFmt w:val="bullet"/>
+      <w:lvlText w:val="o"/>
+      <w:lvlJc w:val="left"/>
+      <w:pPr>
+        <w:ind w:left="1440" w:hanging="360"/>
+      </w:pPr>
+      <w:rPr>
+        <w:rFonts w:ascii="Courier New" w:hAnsi="Courier New" w:cs="Courier New" w:hint="default"/>
+      </w:rPr>
+    </w:lvl>
+    <w:lvl w:ilvl="2" w:tplc="04160005" w:tentative="1">
+      <w:start w:val="1"/>
+      <w:numFmt w:val="bullet"/>
+      <w:lvlText w:val=""/>
+      <w:lvlJc w:val="left"/>
+      <w:pPr>
+        <w:ind w:left="2160" w:hanging="360"/>
+      </w:pPr>
+      <w:rPr>
+        <w:rFonts w:ascii="Wingdings" w:hAnsi="Wingdings" w:hint="default"/>
+      </w:rPr>
+    </w:lvl>
+    <w:lvl w:ilvl="3" w:tplc="04160001" w:tentative="1">
+      <w:start w:val="1"/>
+      <w:numFmt w:val="bullet"/>
+      <w:lvlText w:val=""/>
+      <w:lvlJc w:val="left"/>
+      <w:pPr>
+        <w:ind w:left="2880" w:hanging="360"/>
+      </w:pPr>
+      <w:rPr>
+        <w:rFonts w:ascii="Symbol" w:hAnsi="Symbol" w:hint="default"/>
+      </w:rPr>
+    </w:lvl>
+    <w:lvl w:ilvl="4" w:tplc="04160003" w:tentative="1">
+      <w:start w:val="1"/>
+      <w:numFmt w:val="bullet"/>
+      <w:lvlText w:val="o"/>
+      <w:lvlJc w:val="left"/>
+      <w:pPr>
+        <w:ind w:left="3600" w:hanging="360"/>
+      </w:pPr>
+      <w:rPr>
+        <w:rFonts w:ascii="Courier New" w:hAnsi="Courier New" w:cs="Courier New" w:hint="default"/>
+      </w:rPr>
+    </w:lvl>
+    <w:lvl w:ilvl="5" w:tplc="04160005" w:tentative="1">
+      <w:start w:val="1"/>
+      <w:numFmt w:val="bullet"/>
+      <w:lvlText w:val=""/>
+      <w:lvlJc w:val="left"/>
+      <w:pPr>
+        <w:ind w:left="4320" w:hanging="360"/>
+      </w:pPr>
+      <w:rPr>
+        <w:rFonts w:ascii="Wingdings" w:hAnsi="Wingdings" w:hint="default"/>
+      </w:rPr>
+    </w:lvl>
+    <w:lvl w:ilvl="6" w:tplc="04160001" w:tentative="1">
+      <w:start w:val="1"/>
+      <w:numFmt w:val="bullet"/>
+      <w:lvlText w:val=""/>
+      <w:lvlJc w:val="left"/>
+      <w:pPr>
+        <w:ind w:left="5040" w:hanging="360"/>
+      </w:pPr>
+      <w:rPr>
+        <w:rFonts w:ascii="Symbol" w:hAnsi="Symbol" w:hint="default"/>
+      </w:rPr>
+    </w:lvl>
+    <w:lvl w:ilvl="7" w:tplc="04160003" w:tentative="1">
+      <w:start w:val="1"/>
+      <w:numFmt w:val="bullet"/>
+      <w:lvlText w:val="o"/>
+      <w:lvlJc w:val="left"/>
+      <w:pPr>
+        <w:ind w:left="5760" w:hanging="360"/>
+      </w:pPr>
+      <w:rPr>
+        <w:rFonts w:ascii="Courier New" w:hAnsi="Courier New" w:cs="Courier New" w:hint="default"/>
+      </w:rPr>
+    </w:lvl>
+    <w:lvl w:ilvl="8" w:tplc="04160005" w:tentative="1">
+      <w:start w:val="1"/>
+      <w:numFmt w:val="bullet"/>
+      <w:lvlText w:val=""/>
+      <w:lvlJc w:val="left"/>
+      <w:pPr>
+        <w:ind w:left="6480" w:hanging="360"/>
+      </w:pPr>
+      <w:rPr>
+        <w:rFonts w:ascii="Wingdings" w:hAnsi="Wingdings" w:hint="default"/>
+      </w:rPr>
+    </w:lvl>
+  </w:abstractNum>
+  <w:abstractNum w:abstractNumId="1" w15:restartNumberingAfterBreak="0">
+    <w:nsid w:val="14385D4D"/>
+    <w:multiLevelType w:val="hybridMultilevel"/>
+    <w:tmpl w:val="5778FF5A"/>
+    <w:lvl w:ilvl="0" w:tplc="04160001">
+      <w:start w:val="1"/>
+      <w:numFmt w:val="bullet"/>
+      <w:lvlText w:val=""/>
+      <w:lvlJc w:val="left"/>
+      <w:pPr>
+        <w:ind w:left="720" w:hanging="360"/>
+      </w:pPr>
+      <w:rPr>
+        <w:rFonts w:ascii="Symbol" w:hAnsi="Symbol" w:hint="default"/>
+      </w:rPr>
+    </w:lvl>
+    <w:lvl w:ilvl="1" w:tplc="04160003" w:tentative="1">
+      <w:start w:val="1"/>
+      <w:numFmt w:val="bullet"/>
+      <w:lvlText w:val="o"/>
+      <w:lvlJc w:val="left"/>
+      <w:pPr>
+        <w:ind w:left="1440" w:hanging="360"/>
+      </w:pPr>
+      <w:rPr>
+        <w:rFonts w:ascii="Courier New" w:hAnsi="Courier New" w:cs="Courier New" w:hint="default"/>
+      </w:rPr>
+    </w:lvl>
+    <w:lvl w:ilvl="2" w:tplc="04160005" w:tentative="1">
+      <w:start w:val="1"/>
+      <w:numFmt w:val="bullet"/>
+      <w:lvlText w:val=""/>
+      <w:lvlJc w:val="left"/>
+      <w:pPr>
+        <w:ind w:left="2160" w:hanging="360"/>
+      </w:pPr>
+      <w:rPr>
+        <w:rFonts w:ascii="Wingdings" w:hAnsi="Wingdings" w:hint="default"/>
+      </w:rPr>
+    </w:lvl>
+    <w:lvl w:ilvl="3" w:tplc="04160001" w:tentative="1">
+      <w:start w:val="1"/>
+      <w:numFmt w:val="bullet"/>
+      <w:lvlText w:val=""/>
+      <w:lvlJc w:val="left"/>
+      <w:pPr>
+        <w:ind w:left="2880" w:hanging="360"/>
+      </w:pPr>
+      <w:rPr>
+        <w:rFonts w:ascii="Symbol" w:hAnsi="Symbol" w:hint="default"/>
+      </w:rPr>
+    </w:lvl>
+    <w:lvl w:ilvl="4" w:tplc="04160003" w:tentative="1">
+      <w:start w:val="1"/>
+      <w:numFmt w:val="bullet"/>
+      <w:lvlText w:val="o"/>
+      <w:lvlJc w:val="left"/>
+      <w:pPr>
+        <w:ind w:left="3600" w:hanging="360"/>
+      </w:pPr>
+      <w:rPr>
+        <w:rFonts w:ascii="Courier New" w:hAnsi="Courier New" w:cs="Courier New" w:hint="default"/>
+      </w:rPr>
+    </w:lvl>
+    <w:lvl w:ilvl="5" w:tplc="04160005" w:tentative="1">
+      <w:start w:val="1"/>
+      <w:numFmt w:val="bullet"/>
+      <w:lvlText w:val=""/>
+      <w:lvlJc w:val="left"/>
+      <w:pPr>
+        <w:ind w:left="4320" w:hanging="360"/>
+      </w:pPr>
+      <w:rPr>
+        <w:rFonts w:ascii="Wingdings" w:hAnsi="Wingdings" w:hint="default"/>
+      </w:rPr>
+    </w:lvl>
+    <w:lvl w:ilvl="6" w:tplc="04160001" w:tentative="1">
+      <w:start w:val="1"/>
+      <w:numFmt w:val="bullet"/>
+      <w:lvlText w:val=""/>
+      <w:lvlJc w:val="left"/>
+      <w:pPr>
+        <w:ind w:left="5040" w:hanging="360"/>
+      </w:pPr>
+      <w:rPr>
+        <w:rFonts w:ascii="Symbol" w:hAnsi="Symbol" w:hint="default"/>
+      </w:rPr>
+    </w:lvl>
+    <w:lvl w:ilvl="7" w:tplc="04160003" w:tentative="1">
+      <w:start w:val="1"/>
+      <w:numFmt w:val="bullet"/>
+      <w:lvlText w:val="o"/>
+      <w:lvlJc w:val="left"/>
+      <w:pPr>
+        <w:ind w:left="5760" w:hanging="360"/>
+      </w:pPr>
+      <w:rPr>
+        <w:rFonts w:ascii="Courier New" w:hAnsi="Courier New" w:cs="Courier New" w:hint="default"/>
+      </w:rPr>
+    </w:lvl>
+    <w:lvl w:ilvl="8" w:tplc="04160005" w:tentative="1">
+      <w:start w:val="1"/>
+      <w:numFmt w:val="bullet"/>
+      <w:lvlText w:val=""/>
+      <w:lvlJc w:val="left"/>
+      <w:pPr>
+        <w:ind w:left="6480" w:hanging="360"/>
+      </w:pPr>
+      <w:rPr>
+        <w:rFonts w:ascii="Wingdings" w:hAnsi="Wingdings" w:hint="default"/>
+      </w:rPr>
+    </w:lvl>
+  </w:abstractNum>
+  <w:abstractNum w:abstractNumId="2" w15:restartNumberingAfterBreak="0">
+    <w:nsid w:val="168D4893"/>
+    <w:multiLevelType w:val="hybridMultilevel"/>
+    <w:tmpl w:val="4CEC647C"/>
+    <w:lvl w:ilvl="0" w:tplc="04160001">
+      <w:start w:val="1"/>
+      <w:numFmt w:val="bullet"/>
+      <w:lvlText w:val=""/>
+      <w:lvlJc w:val="left"/>
+      <w:pPr>
+        <w:ind w:left="720" w:hanging="360"/>
+      </w:pPr>
+      <w:rPr>
+        <w:rFonts w:ascii="Symbol" w:hAnsi="Symbol" w:hint="default"/>
+      </w:rPr>
+    </w:lvl>
+    <w:lvl w:ilvl="1" w:tplc="04160003" w:tentative="1">
+      <w:start w:val="1"/>
+      <w:numFmt w:val="bullet"/>
+      <w:lvlText w:val="o"/>
+      <w:lvlJc w:val="left"/>
+      <w:pPr>
+        <w:ind w:left="1440" w:hanging="360"/>
+      </w:pPr>
+      <w:rPr>
+        <w:rFonts w:ascii="Courier New" w:hAnsi="Courier New" w:cs="Courier New" w:hint="default"/>
+      </w:rPr>
+    </w:lvl>
+    <w:lvl w:ilvl="2" w:tplc="04160005" w:tentative="1">
+      <w:start w:val="1"/>
+      <w:numFmt w:val="bullet"/>
+      <w:lvlText w:val=""/>
+      <w:lvlJc w:val="left"/>
+      <w:pPr>
+        <w:ind w:left="2160" w:hanging="360"/>
+      </w:pPr>
+      <w:rPr>
+        <w:rFonts w:ascii="Wingdings" w:hAnsi="Wingdings" w:hint="default"/>
+      </w:rPr>
+    </w:lvl>
+    <w:lvl w:ilvl="3" w:tplc="04160001" w:tentative="1">
+      <w:start w:val="1"/>
+      <w:numFmt w:val="bullet"/>
+      <w:lvlText w:val=""/>
+      <w:lvlJc w:val="left"/>
+      <w:pPr>
+        <w:ind w:left="2880" w:hanging="360"/>
+      </w:pPr>
+      <w:rPr>
+        <w:rFonts w:ascii="Symbol" w:hAnsi="Symbol" w:hint="default"/>
+      </w:rPr>
+    </w:lvl>
+    <w:lvl w:ilvl="4" w:tplc="04160003" w:tentative="1">
+      <w:start w:val="1"/>
+      <w:numFmt w:val="bullet"/>
+      <w:lvlText w:val="o"/>
+      <w:lvlJc w:val="left"/>
+      <w:pPr>
+        <w:ind w:left="3600" w:hanging="360"/>
+      </w:pPr>
+      <w:rPr>
+        <w:rFonts w:ascii="Courier New" w:hAnsi="Courier New" w:cs="Courier New" w:hint="default"/>
+      </w:rPr>
+    </w:lvl>
+    <w:lvl w:ilvl="5" w:tplc="04160005" w:tentative="1">
+      <w:start w:val="1"/>
+      <w:numFmt w:val="bullet"/>
+      <w:lvlText w:val=""/>
+      <w:lvlJc w:val="left"/>
+      <w:pPr>
+        <w:ind w:left="4320" w:hanging="360"/>
+      </w:pPr>
+      <w:rPr>
+        <w:rFonts w:ascii="Wingdings" w:hAnsi="Wingdings" w:hint="default"/>
+      </w:rPr>
+    </w:lvl>
+    <w:lvl w:ilvl="6" w:tplc="04160001" w:tentative="1">
+      <w:start w:val="1"/>
+      <w:numFmt w:val="bullet"/>
+      <w:lvlText w:val=""/>
+      <w:lvlJc w:val="left"/>
+      <w:pPr>
+        <w:ind w:left="5040" w:hanging="360"/>
+      </w:pPr>
+      <w:rPr>
+        <w:rFonts w:ascii="Symbol" w:hAnsi="Symbol" w:hint="default"/>
+      </w:rPr>
+    </w:lvl>
+    <w:lvl w:ilvl="7" w:tplc="04160003" w:tentative="1">
+      <w:start w:val="1"/>
+      <w:numFmt w:val="bullet"/>
+      <w:lvlText w:val="o"/>
+      <w:lvlJc w:val="left"/>
+      <w:pPr>
+        <w:ind w:left="5760" w:hanging="360"/>
+      </w:pPr>
+      <w:rPr>
+        <w:rFonts w:ascii="Courier New" w:hAnsi="Courier New" w:cs="Courier New" w:hint="default"/>
+      </w:rPr>
+    </w:lvl>
+    <w:lvl w:ilvl="8" w:tplc="04160005" w:tentative="1">
+      <w:start w:val="1"/>
+      <w:numFmt w:val="bullet"/>
+      <w:lvlText w:val=""/>
+      <w:lvlJc w:val="left"/>
+      <w:pPr>
+        <w:ind w:left="6480" w:hanging="360"/>
+      </w:pPr>
+      <w:rPr>
+        <w:rFonts w:ascii="Wingdings" w:hAnsi="Wingdings" w:hint="default"/>
+      </w:rPr>
+    </w:lvl>
+  </w:abstractNum>
+  <w:abstractNum w:abstractNumId="3" w15:restartNumberingAfterBreak="0">
+    <w:nsid w:val="273B3747"/>
+    <w:multiLevelType w:val="multilevel"/>
+    <w:tmpl w:val="989C315E"/>
+    <w:lvl w:ilvl="0">
+      <w:start w:val="1"/>
+      <w:numFmt w:val="bullet"/>
+      <w:lvlText w:val=""/>
+      <w:lvlJc w:val="left"/>
+      <w:pPr>
+        <w:tabs>
+          <w:tab w:val="num" w:pos="720"/>
+        </w:tabs>
+        <w:ind w:left="720" w:hanging="360"/>
+      </w:pPr>
+      <w:rPr>
+        <w:rFonts w:ascii="Symbol" w:hAnsi="Symbol" w:hint="default"/>
+        <w:sz w:val="20"/>
+      </w:rPr>
+    </w:lvl>
+    <w:lvl w:ilvl="1" w:tentative="1">
+      <w:start w:val="1"/>
+      <w:numFmt w:val="bullet"/>
+      <w:lvlText w:val="o"/>
+      <w:lvlJc w:val="left"/>
+      <w:pPr>
+        <w:tabs>
+          <w:tab w:val="num" w:pos="1440"/>
+        </w:tabs>
+        <w:ind w:left="1440" w:hanging="360"/>
+      </w:pPr>
+      <w:rPr>
+        <w:rFonts w:ascii="Courier New" w:hAnsi="Courier New" w:hint="default"/>
+        <w:sz w:val="20"/>
+      </w:rPr>
+    </w:lvl>
+    <w:lvl w:ilvl="2" w:tentative="1">
+      <w:start w:val="1"/>
+      <w:numFmt w:val="bullet"/>
+      <w:lvlText w:val=""/>
+      <w:lvlJc w:val="left"/>
+      <w:pPr>
+        <w:tabs>
+          <w:tab w:val="num" w:pos="2160"/>
+        </w:tabs>
+        <w:ind w:left="2160" w:hanging="360"/>
+      </w:pPr>
+      <w:rPr>
+        <w:rFonts w:ascii="Wingdings" w:hAnsi="Wingdings" w:hint="default"/>
+        <w:sz w:val="20"/>
+      </w:rPr>
+    </w:lvl>
+    <w:lvl w:ilvl="3" w:tentative="1">
+      <w:start w:val="1"/>
+      <w:numFmt w:val="bullet"/>
+      <w:lvlText w:val=""/>
+      <w:lvlJc w:val="left"/>
+      <w:pPr>
+        <w:tabs>
+          <w:tab w:val="num" w:pos="2880"/>
+        </w:tabs>
+        <w:ind w:left="2880" w:hanging="360"/>
+      </w:pPr>
+      <w:rPr>
+        <w:rFonts w:ascii="Wingdings" w:hAnsi="Wingdings" w:hint="default"/>
+        <w:sz w:val="20"/>
+      </w:rPr>
+    </w:lvl>
+    <w:lvl w:ilvl="4" w:tentative="1">
+      <w:start w:val="1"/>
+      <w:numFmt w:val="bullet"/>
+      <w:lvlText w:val=""/>
+      <w:lvlJc w:val="left"/>
+      <w:pPr>
+        <w:tabs>
+          <w:tab w:val="num" w:pos="3600"/>
+        </w:tabs>
+        <w:ind w:left="3600" w:hanging="360"/>
+      </w:pPr>
+      <w:rPr>
+        <w:rFonts w:ascii="Wingdings" w:hAnsi="Wingdings" w:hint="default"/>
+        <w:sz w:val="20"/>
+      </w:rPr>
+    </w:lvl>
+    <w:lvl w:ilvl="5" w:tentative="1">
+      <w:start w:val="1"/>
+      <w:numFmt w:val="bullet"/>
+      <w:lvlText w:val=""/>
+      <w:lvlJc w:val="left"/>
+      <w:pPr>
+        <w:tabs>
+          <w:tab w:val="num" w:pos="4320"/>
+        </w:tabs>
+        <w:ind w:left="4320" w:hanging="360"/>
+      </w:pPr>
+      <w:rPr>
+        <w:rFonts w:ascii="Wingdings" w:hAnsi="Wingdings" w:hint="default"/>
+        <w:sz w:val="20"/>
+      </w:rPr>
+    </w:lvl>
+    <w:lvl w:ilvl="6" w:tentative="1">
+      <w:start w:val="1"/>
+      <w:numFmt w:val="bullet"/>
+      <w:lvlText w:val=""/>
+      <w:lvlJc w:val="left"/>
+      <w:pPr>
+        <w:tabs>
+          <w:tab w:val="num" w:pos="5040"/>
+        </w:tabs>
+        <w:ind w:left="5040" w:hanging="360"/>
+      </w:pPr>
+      <w:rPr>
+        <w:rFonts w:ascii="Wingdings" w:hAnsi="Wingdings" w:hint="default"/>
+        <w:sz w:val="20"/>
+      </w:rPr>
+    </w:lvl>
+    <w:lvl w:ilvl="7" w:tentative="1">
+      <w:start w:val="1"/>
+      <w:numFmt w:val="bullet"/>
+      <w:lvlText w:val=""/>
+      <w:lvlJc w:val="left"/>
+      <w:pPr>
+        <w:tabs>
+          <w:tab w:val="num" w:pos="5760"/>
+        </w:tabs>
+        <w:ind w:left="5760" w:hanging="360"/>
+      </w:pPr>
+      <w:rPr>
+        <w:rFonts w:ascii="Wingdings" w:hAnsi="Wingdings" w:hint="default"/>
+        <w:sz w:val="20"/>
+      </w:rPr>
+    </w:lvl>
+    <w:lvl w:ilvl="8" w:tentative="1">
+      <w:start w:val="1"/>
+      <w:numFmt w:val="bullet"/>
+      <w:lvlText w:val=""/>
+      <w:lvlJc w:val="left"/>
+      <w:pPr>
+        <w:tabs>
+          <w:tab w:val="num" w:pos="6480"/>
+        </w:tabs>
+        <w:ind w:left="6480" w:hanging="360"/>
+      </w:pPr>
+      <w:rPr>
+        <w:rFonts w:ascii="Wingdings" w:hAnsi="Wingdings" w:hint="default"/>
+        <w:sz w:val="20"/>
+      </w:rPr>
+    </w:lvl>
+  </w:abstractNum>
+  <w:abstractNum w:abstractNumId="4" w15:restartNumberingAfterBreak="0">
+    <w:nsid w:val="395A6607"/>
+    <w:multiLevelType w:val="hybridMultilevel"/>
+    <w:tmpl w:val="E7C63042"/>
+    <w:lvl w:ilvl="0" w:tplc="04160001">
+      <w:start w:val="1"/>
+      <w:numFmt w:val="bullet"/>
+      <w:lvlText w:val=""/>
+      <w:lvlJc w:val="left"/>
+      <w:pPr>
+        <w:ind w:left="720" w:hanging="360"/>
+      </w:pPr>
+      <w:rPr>
+        <w:rFonts w:ascii="Symbol" w:hAnsi="Symbol" w:hint="default"/>
+      </w:rPr>
+    </w:lvl>
+    <w:lvl w:ilvl="1" w:tplc="04160003" w:tentative="1">
+      <w:start w:val="1"/>
+      <w:numFmt w:val="bullet"/>
+      <w:lvlText w:val="o"/>
+      <w:lvlJc w:val="left"/>
+      <w:pPr>
+        <w:ind w:left="1440" w:hanging="360"/>
+      </w:pPr>
+      <w:rPr>
+        <w:rFonts w:ascii="Courier New" w:hAnsi="Courier New" w:cs="Courier New" w:hint="default"/>
+      </w:rPr>
+    </w:lvl>
+    <w:lvl w:ilvl="2" w:tplc="04160005" w:tentative="1">
+      <w:start w:val="1"/>
+      <w:numFmt w:val="bullet"/>
+      <w:lvlText w:val=""/>
+      <w:lvlJc w:val="left"/>
+      <w:pPr>
+        <w:ind w:left="2160" w:hanging="360"/>
+      </w:pPr>
+      <w:rPr>
+        <w:rFonts w:ascii="Wingdings" w:hAnsi="Wingdings" w:hint="default"/>
+      </w:rPr>
+    </w:lvl>
+    <w:lvl w:ilvl="3" w:tplc="04160001" w:tentative="1">
+      <w:start w:val="1"/>
+      <w:numFmt w:val="bullet"/>
+      <w:lvlText w:val=""/>
+      <w:lvlJc w:val="left"/>
+      <w:pPr>
+        <w:ind w:left="2880" w:hanging="360"/>
+      </w:pPr>
+      <w:rPr>
+        <w:rFonts w:ascii="Symbol" w:hAnsi="Symbol" w:hint="default"/>
+      </w:rPr>
+    </w:lvl>
+    <w:lvl w:ilvl="4" w:tplc="04160003" w:tentative="1">
+      <w:start w:val="1"/>
+      <w:numFmt w:val="bullet"/>
+      <w:lvlText w:val="o"/>
+      <w:lvlJc w:val="left"/>
+      <w:pPr>
+        <w:ind w:left="3600" w:hanging="360"/>
+      </w:pPr>
+      <w:rPr>
+        <w:rFonts w:ascii="Courier New" w:hAnsi="Courier New" w:cs="Courier New" w:hint="default"/>
+      </w:rPr>
+    </w:lvl>
+    <w:lvl w:ilvl="5" w:tplc="04160005" w:tentative="1">
+      <w:start w:val="1"/>
+      <w:numFmt w:val="bullet"/>
+      <w:lvlText w:val=""/>
+      <w:lvlJc w:val="left"/>
+      <w:pPr>
+        <w:ind w:left="4320" w:hanging="360"/>
+      </w:pPr>
+      <w:rPr>
+        <w:rFonts w:ascii="Wingdings" w:hAnsi="Wingdings" w:hint="default"/>
+      </w:rPr>
+    </w:lvl>
+    <w:lvl w:ilvl="6" w:tplc="04160001" w:tentative="1">
+      <w:start w:val="1"/>
+      <w:numFmt w:val="bullet"/>
+      <w:lvlText w:val=""/>
+      <w:lvlJc w:val="left"/>
+      <w:pPr>
+        <w:ind w:left="5040" w:hanging="360"/>
+      </w:pPr>
+      <w:rPr>
+        <w:rFonts w:ascii="Symbol" w:hAnsi="Symbol" w:hint="default"/>
+      </w:rPr>
+    </w:lvl>
+    <w:lvl w:ilvl="7" w:tplc="04160003" w:tentative="1">
+      <w:start w:val="1"/>
+      <w:numFmt w:val="bullet"/>
+      <w:lvlText w:val="o"/>
+      <w:lvlJc w:val="left"/>
+      <w:pPr>
+        <w:ind w:left="5760" w:hanging="360"/>
+      </w:pPr>
+      <w:rPr>
+        <w:rFonts w:ascii="Courier New" w:hAnsi="Courier New" w:cs="Courier New" w:hint="default"/>
+      </w:rPr>
+    </w:lvl>
+    <w:lvl w:ilvl="8" w:tplc="04160005" w:tentative="1">
+      <w:start w:val="1"/>
+      <w:numFmt w:val="bullet"/>
+      <w:lvlText w:val=""/>
+      <w:lvlJc w:val="left"/>
+      <w:pPr>
+        <w:ind w:left="6480" w:hanging="360"/>
+      </w:pPr>
+      <w:rPr>
+        <w:rFonts w:ascii="Wingdings" w:hAnsi="Wingdings" w:hint="default"/>
+      </w:rPr>
+    </w:lvl>
+  </w:abstractNum>
+  <w:abstractNum w:abstractNumId="5" w15:restartNumberingAfterBreak="0">
+    <w:nsid w:val="43944853"/>
+    <w:multiLevelType w:val="hybridMultilevel"/>
+    <w:tmpl w:val="1E9EE9E8"/>
+    <w:lvl w:ilvl="0" w:tplc="04160001">
+      <w:start w:val="1"/>
+      <w:numFmt w:val="bullet"/>
+      <w:lvlText w:val=""/>
+      <w:lvlJc w:val="left"/>
+      <w:pPr>
+        <w:ind w:left="720" w:hanging="360"/>
+      </w:pPr>
+      <w:rPr>
+        <w:rFonts w:ascii="Symbol" w:hAnsi="Symbol" w:hint="default"/>
+      </w:rPr>
+    </w:lvl>
+    <w:lvl w:ilvl="1" w:tplc="04160003" w:tentative="1">
+      <w:start w:val="1"/>
+      <w:numFmt w:val="bullet"/>
+      <w:lvlText w:val="o"/>
+      <w:lvlJc w:val="left"/>
+      <w:pPr>
+        <w:ind w:left="1440" w:hanging="360"/>
+      </w:pPr>
+      <w:rPr>
+        <w:rFonts w:ascii="Courier New" w:hAnsi="Courier New" w:cs="Courier New" w:hint="default"/>
+      </w:rPr>
+    </w:lvl>
+    <w:lvl w:ilvl="2" w:tplc="04160005" w:tentative="1">
+      <w:start w:val="1"/>
+      <w:numFmt w:val="bullet"/>
+      <w:lvlText w:val=""/>
+      <w:lvlJc w:val="left"/>
+      <w:pPr>
+        <w:ind w:left="2160" w:hanging="360"/>
+      </w:pPr>
+      <w:rPr>
+        <w:rFonts w:ascii="Wingdings" w:hAnsi="Wingdings" w:hint="default"/>
+      </w:rPr>
+    </w:lvl>
+    <w:lvl w:ilvl="3" w:tplc="04160001" w:tentative="1">
+      <w:start w:val="1"/>
+      <w:numFmt w:val="bullet"/>
+      <w:lvlText w:val=""/>
+      <w:lvlJc w:val="left"/>
+      <w:pPr>
+        <w:ind w:left="2880" w:hanging="360"/>
+      </w:pPr>
+      <w:rPr>
+        <w:rFonts w:ascii="Symbol" w:hAnsi="Symbol" w:hint="default"/>
+      </w:rPr>
+    </w:lvl>
+    <w:lvl w:ilvl="4" w:tplc="04160003" w:tentative="1">
+      <w:start w:val="1"/>
+      <w:numFmt w:val="bullet"/>
+      <w:lvlText w:val="o"/>
+      <w:lvlJc w:val="left"/>
+      <w:pPr>
+        <w:ind w:left="3600" w:hanging="360"/>
+      </w:pPr>
+      <w:rPr>
+        <w:rFonts w:ascii="Courier New" w:hAnsi="Courier New" w:cs="Courier New" w:hint="default"/>
+      </w:rPr>
+    </w:lvl>
+    <w:lvl w:ilvl="5" w:tplc="04160005" w:tentative="1">
+      <w:start w:val="1"/>
+      <w:numFmt w:val="bullet"/>
+      <w:lvlText w:val=""/>
+      <w:lvlJc w:val="left"/>
+      <w:pPr>
+        <w:ind w:left="4320" w:hanging="360"/>
+      </w:pPr>
+      <w:rPr>
+        <w:rFonts w:ascii="Wingdings" w:hAnsi="Wingdings" w:hint="default"/>
+      </w:rPr>
+    </w:lvl>
+    <w:lvl w:ilvl="6" w:tplc="04160001" w:tentative="1">
+      <w:start w:val="1"/>
+      <w:numFmt w:val="bullet"/>
+      <w:lvlText w:val=""/>
+      <w:lvlJc w:val="left"/>
+      <w:pPr>
+        <w:ind w:left="5040" w:hanging="360"/>
+      </w:pPr>
+      <w:rPr>
+        <w:rFonts w:ascii="Symbol" w:hAnsi="Symbol" w:hint="default"/>
+      </w:rPr>
+    </w:lvl>
+    <w:lvl w:ilvl="7" w:tplc="04160003" w:tentative="1">
+      <w:start w:val="1"/>
+      <w:numFmt w:val="bullet"/>
+      <w:lvlText w:val="o"/>
+      <w:lvlJc w:val="left"/>
+      <w:pPr>
+        <w:ind w:left="5760" w:hanging="360"/>
+      </w:pPr>
+      <w:rPr>
+        <w:rFonts w:ascii="Courier New" w:hAnsi="Courier New" w:cs="Courier New" w:hint="default"/>
+      </w:rPr>
+    </w:lvl>
+    <w:lvl w:ilvl="8" w:tplc="04160005" w:tentative="1">
+      <w:start w:val="1"/>
+      <w:numFmt w:val="bullet"/>
+      <w:lvlText w:val=""/>
+      <w:lvlJc w:val="left"/>
+      <w:pPr>
+        <w:ind w:left="6480" w:hanging="360"/>
+      </w:pPr>
+      <w:rPr>
+        <w:rFonts w:ascii="Wingdings" w:hAnsi="Wingdings" w:hint="default"/>
+      </w:rPr>
+    </w:lvl>
+  </w:abstractNum>
+  <w:abstractNum w:abstractNumId="6" w15:restartNumberingAfterBreak="0">
+    <w:nsid w:val="4C1B707B"/>
+    <w:multiLevelType w:val="hybridMultilevel"/>
+    <w:tmpl w:val="BAE6A7BA"/>
+    <w:lvl w:ilvl="0" w:tplc="04160001">
+      <w:start w:val="1"/>
+      <w:numFmt w:val="bullet"/>
+      <w:lvlText w:val=""/>
+      <w:lvlJc w:val="left"/>
+      <w:pPr>
+        <w:ind w:left="720" w:hanging="360"/>
+      </w:pPr>
+      <w:rPr>
+        <w:rFonts w:ascii="Symbol" w:hAnsi="Symbol" w:hint="default"/>
+      </w:rPr>
+    </w:lvl>
+    <w:lvl w:ilvl="1" w:tplc="04160003" w:tentative="1">
+      <w:start w:val="1"/>
+      <w:numFmt w:val="bullet"/>
+      <w:lvlText w:val="o"/>
+      <w:lvlJc w:val="left"/>
+      <w:pPr>
+        <w:ind w:left="1440" w:hanging="360"/>
+      </w:pPr>
+      <w:rPr>
+        <w:rFonts w:ascii="Courier New" w:hAnsi="Courier New" w:cs="Courier New" w:hint="default"/>
+      </w:rPr>
+    </w:lvl>
+    <w:lvl w:ilvl="2" w:tplc="04160005" w:tentative="1">
+      <w:start w:val="1"/>
+      <w:numFmt w:val="bullet"/>
+      <w:lvlText w:val=""/>
+      <w:lvlJc w:val="left"/>
+      <w:pPr>
+        <w:ind w:left="2160" w:hanging="360"/>
+      </w:pPr>
+      <w:rPr>
+        <w:rFonts w:ascii="Wingdings" w:hAnsi="Wingdings" w:hint="default"/>
+      </w:rPr>
+    </w:lvl>
+    <w:lvl w:ilvl="3" w:tplc="04160001" w:tentative="1">
+      <w:start w:val="1"/>
+      <w:numFmt w:val="bullet"/>
+      <w:lvlText w:val=""/>
+      <w:lvlJc w:val="left"/>
+      <w:pPr>
+        <w:ind w:left="2880" w:hanging="360"/>
+      </w:pPr>
+      <w:rPr>
+        <w:rFonts w:ascii="Symbol" w:hAnsi="Symbol" w:hint="default"/>
+      </w:rPr>
+    </w:lvl>
+    <w:lvl w:ilvl="4" w:tplc="04160003" w:tentative="1">
+      <w:start w:val="1"/>
+      <w:numFmt w:val="bullet"/>
+      <w:lvlText w:val="o"/>
+      <w:lvlJc w:val="left"/>
+      <w:pPr>
+        <w:ind w:left="3600" w:hanging="360"/>
+      </w:pPr>
+      <w:rPr>
+        <w:rFonts w:ascii="Courier New" w:hAnsi="Courier New" w:cs="Courier New" w:hint="default"/>
+      </w:rPr>
+    </w:lvl>
+    <w:lvl w:ilvl="5" w:tplc="04160005" w:tentative="1">
+      <w:start w:val="1"/>
+      <w:numFmt w:val="bullet"/>
+      <w:lvlText w:val=""/>
+      <w:lvlJc w:val="left"/>
+      <w:pPr>
+        <w:ind w:left="4320" w:hanging="360"/>
+      </w:pPr>
+      <w:rPr>
+        <w:rFonts w:ascii="Wingdings" w:hAnsi="Wingdings" w:hint="default"/>
+      </w:rPr>
+    </w:lvl>
+    <w:lvl w:ilvl="6" w:tplc="04160001" w:tentative="1">
+      <w:start w:val="1"/>
+      <w:numFmt w:val="bullet"/>
+      <w:lvlText w:val=""/>
+      <w:lvlJc w:val="left"/>
+      <w:pPr>
+        <w:ind w:left="5040" w:hanging="360"/>
+      </w:pPr>
+      <w:rPr>
+        <w:rFonts w:ascii="Symbol" w:hAnsi="Symbol" w:hint="default"/>
+      </w:rPr>
+    </w:lvl>
+    <w:lvl w:ilvl="7" w:tplc="04160003" w:tentative="1">
+      <w:start w:val="1"/>
+      <w:numFmt w:val="bullet"/>
+      <w:lvlText w:val="o"/>
+      <w:lvlJc w:val="left"/>
+      <w:pPr>
+        <w:ind w:left="5760" w:hanging="360"/>
+      </w:pPr>
+      <w:rPr>
+        <w:rFonts w:ascii="Courier New" w:hAnsi="Courier New" w:cs="Courier New" w:hint="default"/>
+      </w:rPr>
+    </w:lvl>
+    <w:lvl w:ilvl="8" w:tplc="04160005" w:tentative="1">
+      <w:start w:val="1"/>
+      <w:numFmt w:val="bullet"/>
+      <w:lvlText w:val=""/>
+      <w:lvlJc w:val="left"/>
+      <w:pPr>
+        <w:ind w:left="6480" w:hanging="360"/>
+      </w:pPr>
+      <w:rPr>
+        <w:rFonts w:ascii="Wingdings" w:hAnsi="Wingdings" w:hint="default"/>
+      </w:rPr>
+    </w:lvl>
+  </w:abstractNum>
+  <w:abstractNum w:abstractNumId="7" w15:restartNumberingAfterBreak="0">
+    <w:nsid w:val="4F6B02FC"/>
+    <w:multiLevelType w:val="hybridMultilevel"/>
+    <w:tmpl w:val="D292B75C"/>
+    <w:lvl w:ilvl="0" w:tplc="04160001">
+      <w:start w:val="1"/>
+      <w:numFmt w:val="bullet"/>
+      <w:lvlText w:val=""/>
+      <w:lvlJc w:val="left"/>
+      <w:pPr>
+        <w:ind w:left="720" w:hanging="360"/>
+      </w:pPr>
+      <w:rPr>
+        <w:rFonts w:ascii="Symbol" w:hAnsi="Symbol" w:hint="default"/>
+      </w:rPr>
+    </w:lvl>
+    <w:lvl w:ilvl="1" w:tplc="04160003" w:tentative="1">
+      <w:start w:val="1"/>
+      <w:numFmt w:val="bullet"/>
+      <w:lvlText w:val="o"/>
+      <w:lvlJc w:val="left"/>
+      <w:pPr>
+        <w:ind w:left="1440" w:hanging="360"/>
+      </w:pPr>
+      <w:rPr>
+        <w:rFonts w:ascii="Courier New" w:hAnsi="Courier New" w:cs="Courier New" w:hint="default"/>
+      </w:rPr>
+    </w:lvl>
+    <w:lvl w:ilvl="2" w:tplc="04160005" w:tentative="1">
+      <w:start w:val="1"/>
+      <w:numFmt w:val="bullet"/>
+      <w:lvlText w:val=""/>
+      <w:lvlJc w:val="left"/>
+      <w:pPr>
+        <w:ind w:left="2160" w:hanging="360"/>
+      </w:pPr>
+      <w:rPr>
+        <w:rFonts w:ascii="Wingdings" w:hAnsi="Wingdings" w:hint="default"/>
+      </w:rPr>
+    </w:lvl>
+    <w:lvl w:ilvl="3" w:tplc="04160001" w:tentative="1">
+      <w:start w:val="1"/>
+      <w:numFmt w:val="bullet"/>
+      <w:lvlText w:val=""/>
+      <w:lvlJc w:val="left"/>
+      <w:pPr>
+        <w:ind w:left="2880" w:hanging="360"/>
+      </w:pPr>
+      <w:rPr>
+        <w:rFonts w:ascii="Symbol" w:hAnsi="Symbol" w:hint="default"/>
+      </w:rPr>
+    </w:lvl>
+    <w:lvl w:ilvl="4" w:tplc="04160003" w:tentative="1">
+      <w:start w:val="1"/>
+      <w:numFmt w:val="bullet"/>
+      <w:lvlText w:val="o"/>
+      <w:lvlJc w:val="left"/>
+      <w:pPr>
+        <w:ind w:left="3600" w:hanging="360"/>
+      </w:pPr>
+      <w:rPr>
+        <w:rFonts w:ascii="Courier New" w:hAnsi="Courier New" w:cs="Courier New" w:hint="default"/>
+      </w:rPr>
+    </w:lvl>
+    <w:lvl w:ilvl="5" w:tplc="04160005" w:tentative="1">
+      <w:start w:val="1"/>
+      <w:numFmt w:val="bullet"/>
+      <w:lvlText w:val=""/>
+      <w:lvlJc w:val="left"/>
+      <w:pPr>
+        <w:ind w:left="4320" w:hanging="360"/>
+      </w:pPr>
+      <w:rPr>
+        <w:rFonts w:ascii="Wingdings" w:hAnsi="Wingdings" w:hint="default"/>
+      </w:rPr>
+    </w:lvl>
+    <w:lvl w:ilvl="6" w:tplc="04160001" w:tentative="1">
+      <w:start w:val="1"/>
+      <w:numFmt w:val="bullet"/>
+      <w:lvlText w:val=""/>
+      <w:lvlJc w:val="left"/>
+      <w:pPr>
+        <w:ind w:left="5040" w:hanging="360"/>
+      </w:pPr>
+      <w:rPr>
+        <w:rFonts w:ascii="Symbol" w:hAnsi="Symbol" w:hint="default"/>
+      </w:rPr>
+    </w:lvl>
+    <w:lvl w:ilvl="7" w:tplc="04160003" w:tentative="1">
+      <w:start w:val="1"/>
+      <w:numFmt w:val="bullet"/>
+      <w:lvlText w:val="o"/>
+      <w:lvlJc w:val="left"/>
+      <w:pPr>
+        <w:ind w:left="5760" w:hanging="360"/>
+      </w:pPr>
+      <w:rPr>
+        <w:rFonts w:ascii="Courier New" w:hAnsi="Courier New" w:cs="Courier New" w:hint="default"/>
+      </w:rPr>
+    </w:lvl>
+    <w:lvl w:ilvl="8" w:tplc="04160005" w:tentative="1">
+      <w:start w:val="1"/>
+      <w:numFmt w:val="bullet"/>
+      <w:lvlText w:val=""/>
+      <w:lvlJc w:val="left"/>
+      <w:pPr>
+        <w:ind w:left="6480" w:hanging="360"/>
+      </w:pPr>
+      <w:rPr>
+        <w:rFonts w:ascii="Wingdings" w:hAnsi="Wingdings" w:hint="default"/>
+      </w:rPr>
+    </w:lvl>
+  </w:abstractNum>
+  <w:abstractNum w:abstractNumId="8" w15:restartNumberingAfterBreak="0">
+    <w:nsid w:val="50CE24E0"/>
+    <w:multiLevelType w:val="hybridMultilevel"/>
+    <w:tmpl w:val="DF8219B6"/>
+    <w:lvl w:ilvl="0" w:tplc="04160001">
+      <w:start w:val="1"/>
+      <w:numFmt w:val="bullet"/>
+      <w:lvlText w:val=""/>
+      <w:lvlJc w:val="left"/>
+      <w:pPr>
+        <w:ind w:left="720" w:hanging="360"/>
+      </w:pPr>
+      <w:rPr>
+        <w:rFonts w:ascii="Symbol" w:hAnsi="Symbol" w:hint="default"/>
+      </w:rPr>
+    </w:lvl>
+    <w:lvl w:ilvl="1" w:tplc="04160003" w:tentative="1">
+      <w:start w:val="1"/>
+      <w:numFmt w:val="bullet"/>
+      <w:lvlText w:val="o"/>
+      <w:lvlJc w:val="left"/>
+      <w:pPr>
+        <w:ind w:left="1440" w:hanging="360"/>
+      </w:pPr>
+      <w:rPr>
+        <w:rFonts w:ascii="Courier New" w:hAnsi="Courier New" w:cs="Courier New" w:hint="default"/>
+      </w:rPr>
+    </w:lvl>
+    <w:lvl w:ilvl="2" w:tplc="04160005" w:tentative="1">
+      <w:start w:val="1"/>
+      <w:numFmt w:val="bullet"/>
+      <w:lvlText w:val=""/>
+      <w:lvlJc w:val="left"/>
+      <w:pPr>
+        <w:ind w:left="2160" w:hanging="360"/>
+      </w:pPr>
+      <w:rPr>
+        <w:rFonts w:ascii="Wingdings" w:hAnsi="Wingdings" w:hint="default"/>
+      </w:rPr>
+    </w:lvl>
+    <w:lvl w:ilvl="3" w:tplc="04160001" w:tentative="1">
+      <w:start w:val="1"/>
+      <w:numFmt w:val="bullet"/>
+      <w:lvlText w:val=""/>
+      <w:lvlJc w:val="left"/>
+      <w:pPr>
+        <w:ind w:left="2880" w:hanging="360"/>
+      </w:pPr>
+      <w:rPr>
+        <w:rFonts w:ascii="Symbol" w:hAnsi="Symbol" w:hint="default"/>
+      </w:rPr>
+    </w:lvl>
+    <w:lvl w:ilvl="4" w:tplc="04160003" w:tentative="1">
+      <w:start w:val="1"/>
+      <w:numFmt w:val="bullet"/>
+      <w:lvlText w:val="o"/>
+      <w:lvlJc w:val="left"/>
+      <w:pPr>
+        <w:ind w:left="3600" w:hanging="360"/>
+      </w:pPr>
+      <w:rPr>
+        <w:rFonts w:ascii="Courier New" w:hAnsi="Courier New" w:cs="Courier New" w:hint="default"/>
+      </w:rPr>
+    </w:lvl>
+    <w:lvl w:ilvl="5" w:tplc="04160005" w:tentative="1">
+      <w:start w:val="1"/>
+      <w:numFmt w:val="bullet"/>
+      <w:lvlText w:val=""/>
+      <w:lvlJc w:val="left"/>
+      <w:pPr>
+        <w:ind w:left="4320" w:hanging="360"/>
+      </w:pPr>
+      <w:rPr>
+        <w:rFonts w:ascii="Wingdings" w:hAnsi="Wingdings" w:hint="default"/>
+      </w:rPr>
+    </w:lvl>
+    <w:lvl w:ilvl="6" w:tplc="04160001" w:tentative="1">
+      <w:start w:val="1"/>
+      <w:numFmt w:val="bullet"/>
+      <w:lvlText w:val=""/>
+      <w:lvlJc w:val="left"/>
+      <w:pPr>
+        <w:ind w:left="5040" w:hanging="360"/>
+      </w:pPr>
+      <w:rPr>
+        <w:rFonts w:ascii="Symbol" w:hAnsi="Symbol" w:hint="default"/>
+      </w:rPr>
+    </w:lvl>
+    <w:lvl w:ilvl="7" w:tplc="04160003" w:tentative="1">
+      <w:start w:val="1"/>
+      <w:numFmt w:val="bullet"/>
+      <w:lvlText w:val="o"/>
+      <w:lvlJc w:val="left"/>
+      <w:pPr>
+        <w:ind w:left="5760" w:hanging="360"/>
+      </w:pPr>
+      <w:rPr>
+        <w:rFonts w:ascii="Courier New" w:hAnsi="Courier New" w:cs="Courier New" w:hint="default"/>
+      </w:rPr>
+    </w:lvl>
+    <w:lvl w:ilvl="8" w:tplc="04160005" w:tentative="1">
+      <w:start w:val="1"/>
+      <w:numFmt w:val="bullet"/>
+      <w:lvlText w:val=""/>
+      <w:lvlJc w:val="left"/>
+      <w:pPr>
+        <w:ind w:left="6480" w:hanging="360"/>
+      </w:pPr>
+      <w:rPr>
+        <w:rFonts w:ascii="Wingdings" w:hAnsi="Wingdings" w:hint="default"/>
+      </w:rPr>
+    </w:lvl>
+  </w:abstractNum>
+  <w:abstractNum w:abstractNumId="9" w15:restartNumberingAfterBreak="0">
+    <w:nsid w:val="56542850"/>
+    <w:multiLevelType w:val="hybridMultilevel"/>
+    <w:tmpl w:val="D75C5DF6"/>
+    <w:lvl w:ilvl="0" w:tplc="04160001">
+      <w:start w:val="1"/>
+      <w:numFmt w:val="bullet"/>
+      <w:lvlText w:val=""/>
+      <w:lvlJc w:val="left"/>
+      <w:pPr>
+        <w:ind w:left="720" w:hanging="360"/>
+      </w:pPr>
+      <w:rPr>
+        <w:rFonts w:ascii="Symbol" w:hAnsi="Symbol" w:hint="default"/>
+      </w:rPr>
+    </w:lvl>
+    <w:lvl w:ilvl="1" w:tplc="04160003" w:tentative="1">
+      <w:start w:val="1"/>
+      <w:numFmt w:val="bullet"/>
+      <w:lvlText w:val="o"/>
+      <w:lvlJc w:val="left"/>
+      <w:pPr>
+        <w:ind w:left="1440" w:hanging="360"/>
+      </w:pPr>
+      <w:rPr>
+        <w:rFonts w:ascii="Courier New" w:hAnsi="Courier New" w:cs="Courier New" w:hint="default"/>
+      </w:rPr>
+    </w:lvl>
+    <w:lvl w:ilvl="2" w:tplc="04160005" w:tentative="1">
+      <w:start w:val="1"/>
+      <w:numFmt w:val="bullet"/>
+      <w:lvlText w:val=""/>
+      <w:lvlJc w:val="left"/>
+      <w:pPr>
+        <w:ind w:left="2160" w:hanging="360"/>
+      </w:pPr>
+      <w:rPr>
+        <w:rFonts w:ascii="Wingdings" w:hAnsi="Wingdings" w:hint="default"/>
+      </w:rPr>
+    </w:lvl>
+    <w:lvl w:ilvl="3" w:tplc="04160001" w:tentative="1">
+      <w:start w:val="1"/>
+      <w:numFmt w:val="bullet"/>
+      <w:lvlText w:val=""/>
+      <w:lvlJc w:val="left"/>
+      <w:pPr>
+        <w:ind w:left="2880" w:hanging="360"/>
+      </w:pPr>
+      <w:rPr>
+        <w:rFonts w:ascii="Symbol" w:hAnsi="Symbol" w:hint="default"/>
+      </w:rPr>
+    </w:lvl>
+    <w:lvl w:ilvl="4" w:tplc="04160003" w:tentative="1">
+      <w:start w:val="1"/>
+      <w:numFmt w:val="bullet"/>
+      <w:lvlText w:val="o"/>
+      <w:lvlJc w:val="left"/>
+      <w:pPr>
+        <w:ind w:left="3600" w:hanging="360"/>
+      </w:pPr>
+      <w:rPr>
+        <w:rFonts w:ascii="Courier New" w:hAnsi="Courier New" w:cs="Courier New" w:hint="default"/>
+      </w:rPr>
+    </w:lvl>
+    <w:lvl w:ilvl="5" w:tplc="04160005" w:tentative="1">
+      <w:start w:val="1"/>
+      <w:numFmt w:val="bullet"/>
+      <w:lvlText w:val=""/>
+      <w:lvlJc w:val="left"/>
+      <w:pPr>
+        <w:ind w:left="4320" w:hanging="360"/>
+      </w:pPr>
+      <w:rPr>
+        <w:rFonts w:ascii="Wingdings" w:hAnsi="Wingdings" w:hint="default"/>
+      </w:rPr>
+    </w:lvl>
+    <w:lvl w:ilvl="6" w:tplc="04160001" w:tentative="1">
+      <w:start w:val="1"/>
+      <w:numFmt w:val="bullet"/>
+      <w:lvlText w:val=""/>
+      <w:lvlJc w:val="left"/>
+      <w:pPr>
+        <w:ind w:left="5040" w:hanging="360"/>
+      </w:pPr>
+      <w:rPr>
+        <w:rFonts w:ascii="Symbol" w:hAnsi="Symbol" w:hint="default"/>
+      </w:rPr>
+    </w:lvl>
+    <w:lvl w:ilvl="7" w:tplc="04160003" w:tentative="1">
+      <w:start w:val="1"/>
+      <w:numFmt w:val="bullet"/>
+      <w:lvlText w:val="o"/>
+      <w:lvlJc w:val="left"/>
+      <w:pPr>
+        <w:ind w:left="5760" w:hanging="360"/>
+      </w:pPr>
+      <w:rPr>
+        <w:rFonts w:ascii="Courier New" w:hAnsi="Courier New" w:cs="Courier New" w:hint="default"/>
+      </w:rPr>
+    </w:lvl>
+    <w:lvl w:ilvl="8" w:tplc="04160005" w:tentative="1">
+      <w:start w:val="1"/>
+      <w:numFmt w:val="bullet"/>
+      <w:lvlText w:val=""/>
+      <w:lvlJc w:val="left"/>
+      <w:pPr>
+        <w:ind w:left="6480" w:hanging="360"/>
+      </w:pPr>
+      <w:rPr>
+        <w:rFonts w:ascii="Wingdings" w:hAnsi="Wingdings" w:hint="default"/>
+      </w:rPr>
+    </w:lvl>
+  </w:abstractNum>
+  <w:abstractNum w:abstractNumId="10" w15:restartNumberingAfterBreak="0">
+    <w:nsid w:val="6E005539"/>
+    <w:multiLevelType w:val="hybridMultilevel"/>
+    <w:tmpl w:val="BF34C138"/>
+    <w:lvl w:ilvl="0" w:tplc="04160001">
+      <w:start w:val="1"/>
+      <w:numFmt w:val="bullet"/>
+      <w:lvlText w:val=""/>
+      <w:lvlJc w:val="left"/>
+      <w:pPr>
+        <w:ind w:left="720" w:hanging="360"/>
+      </w:pPr>
+      <w:rPr>
+        <w:rFonts w:ascii="Symbol" w:hAnsi="Symbol" w:hint="default"/>
+      </w:rPr>
+    </w:lvl>
+    <w:lvl w:ilvl="1" w:tplc="04160003" w:tentative="1">
+      <w:start w:val="1"/>
+      <w:numFmt w:val="bullet"/>
+      <w:lvlText w:val="o"/>
+      <w:lvlJc w:val="left"/>
+      <w:pPr>
+        <w:ind w:left="1440" w:hanging="360"/>
+      </w:pPr>
+      <w:rPr>
+        <w:rFonts w:ascii="Courier New" w:hAnsi="Courier New" w:cs="Courier New" w:hint="default"/>
+      </w:rPr>
+    </w:lvl>
+    <w:lvl w:ilvl="2" w:tplc="04160005" w:tentative="1">
+      <w:start w:val="1"/>
+      <w:numFmt w:val="bullet"/>
+      <w:lvlText w:val=""/>
+      <w:lvlJc w:val="left"/>
+      <w:pPr>
+        <w:ind w:left="2160" w:hanging="360"/>
+      </w:pPr>
+      <w:rPr>
+        <w:rFonts w:ascii="Wingdings" w:hAnsi="Wingdings" w:hint="default"/>
+      </w:rPr>
+    </w:lvl>
+    <w:lvl w:ilvl="3" w:tplc="04160001" w:tentative="1">
+      <w:start w:val="1"/>
+      <w:numFmt w:val="bullet"/>
+      <w:lvlText w:val=""/>
+      <w:lvlJc w:val="left"/>
+      <w:pPr>
+        <w:ind w:left="2880" w:hanging="360"/>
+      </w:pPr>
+      <w:rPr>
+        <w:rFonts w:ascii="Symbol" w:hAnsi="Symbol" w:hint="default"/>
+      </w:rPr>
+    </w:lvl>
+    <w:lvl w:ilvl="4" w:tplc="04160003" w:tentative="1">
+      <w:start w:val="1"/>
+      <w:numFmt w:val="bullet"/>
+      <w:lvlText w:val="o"/>
+      <w:lvlJc w:val="left"/>
+      <w:pPr>
+        <w:ind w:left="3600" w:hanging="360"/>
+      </w:pPr>
+      <w:rPr>
+        <w:rFonts w:ascii="Courier New" w:hAnsi="Courier New" w:cs="Courier New" w:hint="default"/>
+      </w:rPr>
+    </w:lvl>
+    <w:lvl w:ilvl="5" w:tplc="04160005" w:tentative="1">
+      <w:start w:val="1"/>
+      <w:numFmt w:val="bullet"/>
+      <w:lvlText w:val=""/>
+      <w:lvlJc w:val="left"/>
+      <w:pPr>
+        <w:ind w:left="4320" w:hanging="360"/>
+      </w:pPr>
+      <w:rPr>
+        <w:rFonts w:ascii="Wingdings" w:hAnsi="Wingdings" w:hint="default"/>
+      </w:rPr>
+    </w:lvl>
+    <w:lvl w:ilvl="6" w:tplc="04160001" w:tentative="1">
+      <w:start w:val="1"/>
+      <w:numFmt w:val="bullet"/>
+      <w:lvlText w:val=""/>
+      <w:lvlJc w:val="left"/>
+      <w:pPr>
+        <w:ind w:left="5040" w:hanging="360"/>
+      </w:pPr>
+      <w:rPr>
+        <w:rFonts w:ascii="Symbol" w:hAnsi="Symbol" w:hint="default"/>
+      </w:rPr>
+    </w:lvl>
+    <w:lvl w:ilvl="7" w:tplc="04160003" w:tentative="1">
+      <w:start w:val="1"/>
+      <w:numFmt w:val="bullet"/>
+      <w:lvlText w:val="o"/>
+      <w:lvlJc w:val="left"/>
+      <w:pPr>
+        <w:ind w:left="5760" w:hanging="360"/>
+      </w:pPr>
+      <w:rPr>
+        <w:rFonts w:ascii="Courier New" w:hAnsi="Courier New" w:cs="Courier New" w:hint="default"/>
+      </w:rPr>
+    </w:lvl>
+    <w:lvl w:ilvl="8" w:tplc="04160005" w:tentative="1">
+      <w:start w:val="1"/>
+      <w:numFmt w:val="bullet"/>
+      <w:lvlText w:val=""/>
+      <w:lvlJc w:val="left"/>
+      <w:pPr>
+        <w:ind w:left="6480" w:hanging="360"/>
+      </w:pPr>
+      <w:rPr>
+        <w:rFonts w:ascii="Wingdings" w:hAnsi="Wingdings" w:hint="default"/>
+      </w:rPr>
+    </w:lvl>
+  </w:abstractNum>
+  <w:num w:numId="1" w16cid:durableId="205409902">
+    <w:abstractNumId w:val="3"/>
+  </w:num>
+  <w:num w:numId="2" w16cid:durableId="929200474">
+    <w:abstractNumId w:val="7"/>
+  </w:num>
+  <w:num w:numId="3" w16cid:durableId="585958854">
+    <w:abstractNumId w:val="5"/>
+  </w:num>
+  <w:num w:numId="4" w16cid:durableId="290599476">
+    <w:abstractNumId w:val="10"/>
+  </w:num>
+  <w:num w:numId="5" w16cid:durableId="22831144">
+    <w:abstractNumId w:val="9"/>
+  </w:num>
+  <w:num w:numId="6" w16cid:durableId="1221092212">
+    <w:abstractNumId w:val="8"/>
+  </w:num>
+  <w:num w:numId="7" w16cid:durableId="935331922">
+    <w:abstractNumId w:val="2"/>
+  </w:num>
+  <w:num w:numId="8" w16cid:durableId="835875185">
+    <w:abstractNumId w:val="6"/>
+  </w:num>
+  <w:num w:numId="9" w16cid:durableId="1367945480">
+    <w:abstractNumId w:val="4"/>
+  </w:num>
+  <w:num w:numId="10" w16cid:durableId="1135635737">
+    <w:abstractNumId w:val="0"/>
+  </w:num>
+  <w:num w:numId="11" w16cid:durableId="1740250115">
+    <w:abstractNumId w:val="1"/>
+  </w:num>
+</w:numbering>
+</file>
+
 <file path=word/styles.xml><?xml version="1.0" encoding="utf-8"?>
-<w:styles xmlns:mc="http://schemas.openxmlformats.org/markup-compatibility/2006" xmlns:r="http://schemas.openxmlformats.org/officeDocument/2006/relationships" xmlns:w="http://schemas.openxmlformats.org/wordprocessingml/2006/main" xmlns:w14="http://schemas.microsoft.com/office/word/2010/wordml" mc:Ignorable="w14">
+<w:styles xmlns:mc="http://schemas.openxmlformats.org/markup-compatibility/2006" xmlns:r="http://schemas.openxmlformats.org/officeDocument/2006/relationships" xmlns:w="http://schemas.openxmlformats.org/wordprocessingml/2006/main" xmlns:w14="http://schemas.microsoft.com/office/word/2010/wordml" xmlns:w15="http://schemas.microsoft.com/office/word/2012/wordml" xmlns:w16cex="http://schemas.microsoft.com/office/word/2018/wordml/cex" xmlns:w16cid="http://schemas.microsoft.com/office/word/2016/wordml/cid" xmlns:w16="http://schemas.microsoft.com/office/word/2018/wordml" xmlns:w16du="http://schemas.microsoft.com/office/word/2023/wordml/word16du" xmlns:w16sdtdh="http://schemas.microsoft.com/office/word/2020/wordml/sdtdatahash" xmlns:w16sdtfl="http://schemas.microsoft.com/office/word/2024/wordml/sdtformatlock" xmlns:w16se="http://schemas.microsoft.com/office/word/2015/wordml/symex" mc:Ignorable="w14 w15 w16se w16cid w16 w16cex w16sdtdh w16sdtfl w16du">
   <w:docDefaults>
     <w:rPrDefault>
       <w:rPr>
@@ -2325,144 +8958,383 @@
       </w:pPr>
     </w:pPrDefault>
   </w:docDefaults>
-  <w:latentStyles w:defLockedState="0" w:defUIPriority="99" w:defSemiHidden="1" w:defUnhideWhenUsed="1" w:defQFormat="0" w:count="267">
-    <w:lsdException w:name="Normal" w:semiHidden="0" w:uiPriority="0" w:unhideWhenUsed="0" w:qFormat="1"/>
-    <w:lsdException w:name="heading 1" w:semiHidden="0" w:uiPriority="9" w:unhideWhenUsed="0" w:qFormat="1"/>
-    <w:lsdException w:name="heading 2" w:uiPriority="9" w:qFormat="1"/>
-    <w:lsdException w:name="heading 3" w:uiPriority="9" w:qFormat="1"/>
-    <w:lsdException w:name="heading 4" w:uiPriority="9" w:qFormat="1"/>
-    <w:lsdException w:name="heading 5" w:uiPriority="9" w:qFormat="1"/>
-    <w:lsdException w:name="heading 6" w:uiPriority="9" w:qFormat="1"/>
-    <w:lsdException w:name="heading 7" w:uiPriority="9" w:qFormat="1"/>
-    <w:lsdException w:name="heading 8" w:uiPriority="9" w:qFormat="1"/>
-    <w:lsdException w:name="heading 9" w:uiPriority="9" w:qFormat="1"/>
-    <w:lsdException w:name="toc 1" w:uiPriority="39"/>
-    <w:lsdException w:name="toc 2" w:uiPriority="39"/>
-    <w:lsdException w:name="toc 3" w:uiPriority="39"/>
-    <w:lsdException w:name="toc 4" w:uiPriority="39"/>
-    <w:lsdException w:name="toc 5" w:uiPriority="39"/>
-    <w:lsdException w:name="toc 6" w:uiPriority="39"/>
-    <w:lsdException w:name="toc 7" w:uiPriority="39"/>
-    <w:lsdException w:name="toc 8" w:uiPriority="39"/>
-    <w:lsdException w:name="toc 9" w:uiPriority="39"/>
-    <w:lsdException w:name="caption" w:uiPriority="35" w:qFormat="1"/>
-    <w:lsdException w:name="Title" w:semiHidden="0" w:uiPriority="10" w:unhideWhenUsed="0" w:qFormat="1"/>
-    <w:lsdException w:name="Default Paragraph Font" w:uiPriority="1"/>
-    <w:lsdException w:name="Subtitle" w:semiHidden="0" w:uiPriority="11" w:unhideWhenUsed="0" w:qFormat="1"/>
-    <w:lsdException w:name="Strong" w:semiHidden="0" w:uiPriority="22" w:unhideWhenUsed="0" w:qFormat="1"/>
-    <w:lsdException w:name="Emphasis" w:semiHidden="0" w:uiPriority="20" w:unhideWhenUsed="0" w:qFormat="1"/>
-    <w:lsdException w:name="Table Grid" w:semiHidden="0" w:uiPriority="59" w:unhideWhenUsed="0"/>
-    <w:lsdException w:name="Placeholder Text" w:unhideWhenUsed="0"/>
-    <w:lsdException w:name="No Spacing" w:semiHidden="0" w:uiPriority="1" w:unhideWhenUsed="0" w:qFormat="1"/>
-    <w:lsdException w:name="Light Shading" w:semiHidden="0" w:uiPriority="60" w:unhideWhenUsed="0"/>
-    <w:lsdException w:name="Light List" w:semiHidden="0" w:uiPriority="61" w:unhideWhenUsed="0"/>
-    <w:lsdException w:name="Light Grid" w:semiHidden="0" w:uiPriority="62" w:unhideWhenUsed="0"/>
-    <w:lsdException w:name="Medium Shading 1" w:semiHidden="0" w:uiPriority="63" w:unhideWhenUsed="0"/>
-    <w:lsdException w:name="Medium Shading 2" w:semiHidden="0" w:uiPriority="64" w:unhideWhenUsed="0"/>
-    <w:lsdException w:name="Medium List 1" w:semiHidden="0" w:uiPriority="65" w:unhideWhenUsed="0"/>
-    <w:lsdException w:name="Medium List 2" w:semiHidden="0" w:uiPriority="66" w:unhideWhenUsed="0"/>
-    <w:lsdException w:name="Medium Grid 1" w:semiHidden="0" w:uiPriority="67" w:unhideWhenUsed="0"/>
-    <w:lsdException w:name="Medium Grid 2" w:semiHidden="0" w:uiPriority="68" w:unhideWhenUsed="0"/>
-    <w:lsdException w:name="Medium Grid 3" w:semiHidden="0" w:uiPriority="69" w:unhideWhenUsed="0"/>
-    <w:lsdException w:name="Dark List" w:semiHidden="0" w:uiPriority="70" w:unhideWhenUsed="0"/>
-    <w:lsdException w:name="Colorful Shading" w:semiHidden="0" w:uiPriority="71" w:unhideWhenUsed="0"/>
-    <w:lsdException w:name="Colorful List" w:semiHidden="0" w:uiPriority="72" w:unhideWhenUsed="0"/>
-    <w:lsdException w:name="Colorful Grid" w:semiHidden="0" w:uiPriority="73" w:unhideWhenUsed="0"/>
-    <w:lsdException w:name="Light Shading Accent 1" w:semiHidden="0" w:uiPriority="60" w:unhideWhenUsed="0"/>
-    <w:lsdException w:name="Light List Accent 1" w:semiHidden="0" w:uiPriority="61" w:unhideWhenUsed="0"/>
-    <w:lsdException w:name="Light Grid Accent 1" w:semiHidden="0" w:uiPriority="62" w:unhideWhenUsed="0"/>
-    <w:lsdException w:name="Medium Shading 1 Accent 1" w:semiHidden="0" w:uiPriority="63" w:unhideWhenUsed="0"/>
-    <w:lsdException w:name="Medium Shading 2 Accent 1" w:semiHidden="0" w:uiPriority="64" w:unhideWhenUsed="0"/>
-    <w:lsdException w:name="Medium List 1 Accent 1" w:semiHidden="0" w:uiPriority="65" w:unhideWhenUsed="0"/>
-    <w:lsdException w:name="Revision" w:unhideWhenUsed="0"/>
-    <w:lsdException w:name="List Paragraph" w:semiHidden="0" w:uiPriority="34" w:unhideWhenUsed="0" w:qFormat="1"/>
-    <w:lsdException w:name="Quote" w:semiHidden="0" w:uiPriority="29" w:unhideWhenUsed="0" w:qFormat="1"/>
-    <w:lsdException w:name="Intense Quote" w:semiHidden="0" w:uiPriority="30" w:unhideWhenUsed="0" w:qFormat="1"/>
-    <w:lsdException w:name="Medium List 2 Accent 1" w:semiHidden="0" w:uiPriority="66" w:unhideWhenUsed="0"/>
-    <w:lsdException w:name="Medium Grid 1 Accent 1" w:semiHidden="0" w:uiPriority="67" w:unhideWhenUsed="0"/>
-    <w:lsdException w:name="Medium Grid 2 Accent 1" w:semiHidden="0" w:uiPriority="68" w:unhideWhenUsed="0"/>
-    <w:lsdException w:name="Medium Grid 3 Accent 1" w:semiHidden="0" w:uiPriority="69" w:unhideWhenUsed="0"/>
-    <w:lsdException w:name="Dark List Accent 1" w:semiHidden="0" w:uiPriority="70" w:unhideWhenUsed="0"/>
-    <w:lsdException w:name="Colorful Shading Accent 1" w:semiHidden="0" w:uiPriority="71" w:unhideWhenUsed="0"/>
-    <w:lsdException w:name="Colorful List Accent 1" w:semiHidden="0" w:uiPriority="72" w:unhideWhenUsed="0"/>
-    <w:lsdException w:name="Colorful Grid Accent 1" w:semiHidden="0" w:uiPriority="73" w:unhideWhenUsed="0"/>
-    <w:lsdException w:name="Light Shading Accent 2" w:semiHidden="0" w:uiPriority="60" w:unhideWhenUsed="0"/>
-    <w:lsdException w:name="Light List Accent 2" w:semiHidden="0" w:uiPriority="61" w:unhideWhenUsed="0"/>
-    <w:lsdException w:name="Light Grid Accent 2" w:semiHidden="0" w:uiPriority="62" w:unhideWhenUsed="0"/>
-    <w:lsdException w:name="Medium Shading 1 Accent 2" w:semiHidden="0" w:uiPriority="63" w:unhideWhenUsed="0"/>
-    <w:lsdException w:name="Medium Shading 2 Accent 2" w:semiHidden="0" w:uiPriority="64" w:unhideWhenUsed="0"/>
-    <w:lsdException w:name="Medium List 1 Accent 2" w:semiHidden="0" w:uiPriority="65" w:unhideWhenUsed="0"/>
-    <w:lsdException w:name="Medium List 2 Accent 2" w:semiHidden="0" w:uiPriority="66" w:unhideWhenUsed="0"/>
-    <w:lsdException w:name="Medium Grid 1 Accent 2" w:semiHidden="0" w:uiPriority="67" w:unhideWhenUsed="0"/>
-    <w:lsdException w:name="Medium Grid 2 Accent 2" w:semiHidden="0" w:uiPriority="68" w:unhideWhenUsed="0"/>
-    <w:lsdException w:name="Medium Grid 3 Accent 2" w:semiHidden="0" w:uiPriority="69" w:unhideWhenUsed="0"/>
-    <w:lsdException w:name="Dark List Accent 2" w:semiHidden="0" w:uiPriority="70" w:unhideWhenUsed="0"/>
-    <w:lsdException w:name="Colorful Shading Accent 2" w:semiHidden="0" w:uiPriority="71" w:unhideWhenUsed="0"/>
-    <w:lsdException w:name="Colorful List Accent 2" w:semiHidden="0" w:uiPriority="72" w:unhideWhenUsed="0"/>
-    <w:lsdException w:name="Colorful Grid Accent 2" w:semiHidden="0" w:uiPriority="73" w:unhideWhenUsed="0"/>
-    <w:lsdException w:name="Light Shading Accent 3" w:semiHidden="0" w:uiPriority="60" w:unhideWhenUsed="0"/>
-    <w:lsdException w:name="Light List Accent 3" w:semiHidden="0" w:uiPriority="61" w:unhideWhenUsed="0"/>
-    <w:lsdException w:name="Light Grid Accent 3" w:semiHidden="0" w:uiPriority="62" w:unhideWhenUsed="0"/>
-    <w:lsdException w:name="Medium Shading 1 Accent 3" w:semiHidden="0" w:uiPriority="63" w:unhideWhenUsed="0"/>
-    <w:lsdException w:name="Medium Shading 2 Accent 3" w:semiHidden="0" w:uiPriority="64" w:unhideWhenUsed="0"/>
-    <w:lsdException w:name="Medium List 1 Accent 3" w:semiHidden="0" w:uiPriority="65" w:unhideWhenUsed="0"/>
-    <w:lsdException w:name="Medium List 2 Accent 3" w:semiHidden="0" w:uiPriority="66" w:unhideWhenUsed="0"/>
-    <w:lsdException w:name="Medium Grid 1 Accent 3" w:semiHidden="0" w:uiPriority="67" w:unhideWhenUsed="0"/>
-    <w:lsdException w:name="Medium Grid 2 Accent 3" w:semiHidden="0" w:uiPriority="68" w:unhideWhenUsed="0"/>
-    <w:lsdException w:name="Medium Grid 3 Accent 3" w:semiHidden="0" w:uiPriority="69" w:unhideWhenUsed="0"/>
-    <w:lsdException w:name="Dark List Accent 3" w:semiHidden="0" w:uiPriority="70" w:unhideWhenUsed="0"/>
-    <w:lsdException w:name="Colorful Shading Accent 3" w:semiHidden="0" w:uiPriority="71" w:unhideWhenUsed="0"/>
-    <w:lsdException w:name="Colorful List Accent 3" w:semiHidden="0" w:uiPriority="72" w:unhideWhenUsed="0"/>
-    <w:lsdException w:name="Colorful Grid Accent 3" w:semiHidden="0" w:uiPriority="73" w:unhideWhenUsed="0"/>
-    <w:lsdException w:name="Light Shading Accent 4" w:semiHidden="0" w:uiPriority="60" w:unhideWhenUsed="0"/>
-    <w:lsdException w:name="Light List Accent 4" w:semiHidden="0" w:uiPriority="61" w:unhideWhenUsed="0"/>
-    <w:lsdException w:name="Light Grid Accent 4" w:semiHidden="0" w:uiPriority="62" w:unhideWhenUsed="0"/>
-    <w:lsdException w:name="Medium Shading 1 Accent 4" w:semiHidden="0" w:uiPriority="63" w:unhideWhenUsed="0"/>
-    <w:lsdException w:name="Medium Shading 2 Accent 4" w:semiHidden="0" w:uiPriority="64" w:unhideWhenUsed="0"/>
-    <w:lsdException w:name="Medium List 1 Accent 4" w:semiHidden="0" w:uiPriority="65" w:unhideWhenUsed="0"/>
-    <w:lsdException w:name="Medium List 2 Accent 4" w:semiHidden="0" w:uiPriority="66" w:unhideWhenUsed="0"/>
-    <w:lsdException w:name="Medium Grid 1 Accent 4" w:semiHidden="0" w:uiPriority="67" w:unhideWhenUsed="0"/>
-    <w:lsdException w:name="Medium Grid 2 Accent 4" w:semiHidden="0" w:uiPriority="68" w:unhideWhenUsed="0"/>
-    <w:lsdException w:name="Medium Grid 3 Accent 4" w:semiHidden="0" w:uiPriority="69" w:unhideWhenUsed="0"/>
-    <w:lsdException w:name="Dark List Accent 4" w:semiHidden="0" w:uiPriority="70" w:unhideWhenUsed="0"/>
-    <w:lsdException w:name="Colorful Shading Accent 4" w:semiHidden="0" w:uiPriority="71" w:unhideWhenUsed="0"/>
-    <w:lsdException w:name="Colorful List Accent 4" w:semiHidden="0" w:uiPriority="72" w:unhideWhenUsed="0"/>
-    <w:lsdException w:name="Colorful Grid Accent 4" w:semiHidden="0" w:uiPriority="73" w:unhideWhenUsed="0"/>
-    <w:lsdException w:name="Light Shading Accent 5" w:semiHidden="0" w:uiPriority="60" w:unhideWhenUsed="0"/>
-    <w:lsdException w:name="Light List Accent 5" w:semiHidden="0" w:uiPriority="61" w:unhideWhenUsed="0"/>
-    <w:lsdException w:name="Light Grid Accent 5" w:semiHidden="0" w:uiPriority="62" w:unhideWhenUsed="0"/>
-    <w:lsdException w:name="Medium Shading 1 Accent 5" w:semiHidden="0" w:uiPriority="63" w:unhideWhenUsed="0"/>
-    <w:lsdException w:name="Medium Shading 2 Accent 5" w:semiHidden="0" w:uiPriority="64" w:unhideWhenUsed="0"/>
-    <w:lsdException w:name="Medium List 1 Accent 5" w:semiHidden="0" w:uiPriority="65" w:unhideWhenUsed="0"/>
-    <w:lsdException w:name="Medium List 2 Accent 5" w:semiHidden="0" w:uiPriority="66" w:unhideWhenUsed="0"/>
-    <w:lsdException w:name="Medium Grid 1 Accent 5" w:semiHidden="0" w:uiPriority="67" w:unhideWhenUsed="0"/>
-    <w:lsdException w:name="Medium Grid 2 Accent 5" w:semiHidden="0" w:uiPriority="68" w:unhideWhenUsed="0"/>
-    <w:lsdException w:name="Medium Grid 3 Accent 5" w:semiHidden="0" w:uiPriority="69" w:unhideWhenUsed="0"/>
-    <w:lsdException w:name="Dark List Accent 5" w:semiHidden="0" w:uiPriority="70" w:unhideWhenUsed="0"/>
-    <w:lsdException w:name="Colorful Shading Accent 5" w:semiHidden="0" w:uiPriority="71" w:unhideWhenUsed="0"/>
-    <w:lsdException w:name="Colorful List Accent 5" w:semiHidden="0" w:uiPriority="72" w:unhideWhenUsed="0"/>
-    <w:lsdException w:name="Colorful Grid Accent 5" w:semiHidden="0" w:uiPriority="73" w:unhideWhenUsed="0"/>
-    <w:lsdException w:name="Light Shading Accent 6" w:semiHidden="0" w:uiPriority="60" w:unhideWhenUsed="0"/>
-    <w:lsdException w:name="Light List Accent 6" w:semiHidden="0" w:uiPriority="61" w:unhideWhenUsed="0"/>
-    <w:lsdException w:name="Light Grid Accent 6" w:semiHidden="0" w:uiPriority="62" w:unhideWhenUsed="0"/>
-    <w:lsdException w:name="Medium Shading 1 Accent 6" w:semiHidden="0" w:uiPriority="63" w:unhideWhenUsed="0"/>
-    <w:lsdException w:name="Medium Shading 2 Accent 6" w:semiHidden="0" w:uiPriority="64" w:unhideWhenUsed="0"/>
-    <w:lsdException w:name="Medium List 1 Accent 6" w:semiHidden="0" w:uiPriority="65" w:unhideWhenUsed="0"/>
-    <w:lsdException w:name="Medium List 2 Accent 6" w:semiHidden="0" w:uiPriority="66" w:unhideWhenUsed="0"/>
-    <w:lsdException w:name="Medium Grid 1 Accent 6" w:semiHidden="0" w:uiPriority="67" w:unhideWhenUsed="0"/>
-    <w:lsdException w:name="Medium Grid 2 Accent 6" w:semiHidden="0" w:uiPriority="68" w:unhideWhenUsed="0"/>
-    <w:lsdException w:name="Medium Grid 3 Accent 6" w:semiHidden="0" w:uiPriority="69" w:unhideWhenUsed="0"/>
-    <w:lsdException w:name="Dark List Accent 6" w:semiHidden="0" w:uiPriority="70" w:unhideWhenUsed="0"/>
-    <w:lsdException w:name="Colorful Shading Accent 6" w:semiHidden="0" w:uiPriority="71" w:unhideWhenUsed="0"/>
-    <w:lsdException w:name="Colorful List Accent 6" w:semiHidden="0" w:uiPriority="72" w:unhideWhenUsed="0"/>
-    <w:lsdException w:name="Colorful Grid Accent 6" w:semiHidden="0" w:uiPriority="73" w:unhideWhenUsed="0"/>
-    <w:lsdException w:name="Subtle Emphasis" w:semiHidden="0" w:uiPriority="19" w:unhideWhenUsed="0" w:qFormat="1"/>
-    <w:lsdException w:name="Intense Emphasis" w:semiHidden="0" w:uiPriority="21" w:unhideWhenUsed="0" w:qFormat="1"/>
-    <w:lsdException w:name="Subtle Reference" w:semiHidden="0" w:uiPriority="31" w:unhideWhenUsed="0" w:qFormat="1"/>
-    <w:lsdException w:name="Intense Reference" w:semiHidden="0" w:uiPriority="32" w:unhideWhenUsed="0" w:qFormat="1"/>
-    <w:lsdException w:name="Book Title" w:semiHidden="0" w:uiPriority="33" w:unhideWhenUsed="0" w:qFormat="1"/>
-    <w:lsdException w:name="Bibliography" w:uiPriority="37"/>
-    <w:lsdException w:name="TOC Heading" w:uiPriority="39" w:qFormat="1"/>
+  <w:latentStyles w:defLockedState="0" w:defUIPriority="99" w:defSemiHidden="0" w:defUnhideWhenUsed="0" w:defQFormat="0" w:count="376">
+    <w:lsdException w:name="Normal" w:uiPriority="0" w:qFormat="1"/>
+    <w:lsdException w:name="heading 1" w:uiPriority="9" w:qFormat="1"/>
+    <w:lsdException w:name="heading 2" w:semiHidden="1" w:uiPriority="9" w:unhideWhenUsed="1" w:qFormat="1"/>
+    <w:lsdException w:name="heading 3" w:semiHidden="1" w:uiPriority="9" w:unhideWhenUsed="1" w:qFormat="1"/>
+    <w:lsdException w:name="heading 4" w:semiHidden="1" w:uiPriority="9" w:unhideWhenUsed="1" w:qFormat="1"/>
+    <w:lsdException w:name="heading 5" w:semiHidden="1" w:uiPriority="9" w:unhideWhenUsed="1" w:qFormat="1"/>
+    <w:lsdException w:name="heading 6" w:semiHidden="1" w:uiPriority="9" w:unhideWhenUsed="1" w:qFormat="1"/>
+    <w:lsdException w:name="heading 7" w:semiHidden="1" w:uiPriority="9" w:unhideWhenUsed="1" w:qFormat="1"/>
+    <w:lsdException w:name="heading 8" w:semiHidden="1" w:uiPriority="9" w:unhideWhenUsed="1" w:qFormat="1"/>
+    <w:lsdException w:name="heading 9" w:semiHidden="1" w:uiPriority="9" w:unhideWhenUsed="1" w:qFormat="1"/>
+    <w:lsdException w:name="index 1" w:semiHidden="1" w:unhideWhenUsed="1"/>
+    <w:lsdException w:name="index 2" w:semiHidden="1" w:unhideWhenUsed="1"/>
+    <w:lsdException w:name="index 3" w:semiHidden="1" w:unhideWhenUsed="1"/>
+    <w:lsdException w:name="index 4" w:semiHidden="1" w:unhideWhenUsed="1"/>
+    <w:lsdException w:name="index 5" w:semiHidden="1" w:unhideWhenUsed="1"/>
+    <w:lsdException w:name="index 6" w:semiHidden="1" w:unhideWhenUsed="1"/>
+    <w:lsdException w:name="index 7" w:semiHidden="1" w:unhideWhenUsed="1"/>
+    <w:lsdException w:name="index 8" w:semiHidden="1" w:unhideWhenUsed="1"/>
+    <w:lsdException w:name="index 9" w:semiHidden="1" w:unhideWhenUsed="1"/>
+    <w:lsdException w:name="toc 1" w:semiHidden="1" w:uiPriority="39" w:unhideWhenUsed="1"/>
+    <w:lsdException w:name="toc 2" w:semiHidden="1" w:uiPriority="39" w:unhideWhenUsed="1"/>
+    <w:lsdException w:name="toc 3" w:semiHidden="1" w:uiPriority="39" w:unhideWhenUsed="1"/>
+    <w:lsdException w:name="toc 4" w:semiHidden="1" w:uiPriority="39" w:unhideWhenUsed="1"/>
+    <w:lsdException w:name="toc 5" w:semiHidden="1" w:uiPriority="39" w:unhideWhenUsed="1"/>
+    <w:lsdException w:name="toc 6" w:semiHidden="1" w:uiPriority="39" w:unhideWhenUsed="1"/>
+    <w:lsdException w:name="toc 7" w:semiHidden="1" w:uiPriority="39" w:unhideWhenUsed="1"/>
+    <w:lsdException w:name="toc 8" w:semiHidden="1" w:uiPriority="39" w:unhideWhenUsed="1"/>
+    <w:lsdException w:name="toc 9" w:semiHidden="1" w:uiPriority="39" w:unhideWhenUsed="1"/>
+    <w:lsdException w:name="Normal Indent" w:semiHidden="1" w:unhideWhenUsed="1"/>
+    <w:lsdException w:name="footnote text" w:semiHidden="1" w:unhideWhenUsed="1"/>
+    <w:lsdException w:name="annotation text" w:semiHidden="1" w:unhideWhenUsed="1"/>
+    <w:lsdException w:name="header" w:semiHidden="1" w:unhideWhenUsed="1"/>
+    <w:lsdException w:name="footer" w:semiHidden="1" w:unhideWhenUsed="1"/>
+    <w:lsdException w:name="index heading" w:semiHidden="1" w:unhideWhenUsed="1"/>
+    <w:lsdException w:name="caption" w:semiHidden="1" w:uiPriority="35" w:unhideWhenUsed="1" w:qFormat="1"/>
+    <w:lsdException w:name="table of figures" w:semiHidden="1" w:unhideWhenUsed="1"/>
+    <w:lsdException w:name="envelope address" w:semiHidden="1" w:unhideWhenUsed="1"/>
+    <w:lsdException w:name="envelope return" w:semiHidden="1" w:unhideWhenUsed="1"/>
+    <w:lsdException w:name="footnote reference" w:semiHidden="1" w:unhideWhenUsed="1"/>
+    <w:lsdException w:name="annotation reference" w:semiHidden="1" w:unhideWhenUsed="1"/>
+    <w:lsdException w:name="line number" w:semiHidden="1" w:unhideWhenUsed="1"/>
+    <w:lsdException w:name="page number" w:semiHidden="1" w:unhideWhenUsed="1"/>
+    <w:lsdException w:name="endnote reference" w:semiHidden="1" w:unhideWhenUsed="1"/>
+    <w:lsdException w:name="endnote text" w:semiHidden="1" w:unhideWhenUsed="1"/>
+    <w:lsdException w:name="table of authorities" w:semiHidden="1" w:unhideWhenUsed="1"/>
+    <w:lsdException w:name="macro" w:semiHidden="1" w:unhideWhenUsed="1"/>
+    <w:lsdException w:name="toa heading" w:semiHidden="1" w:unhideWhenUsed="1"/>
+    <w:lsdException w:name="List" w:semiHidden="1" w:unhideWhenUsed="1"/>
+    <w:lsdException w:name="List Bullet" w:semiHidden="1" w:unhideWhenUsed="1"/>
+    <w:lsdException w:name="List Number" w:semiHidden="1" w:unhideWhenUsed="1"/>
+    <w:lsdException w:name="List 2" w:semiHidden="1" w:unhideWhenUsed="1"/>
+    <w:lsdException w:name="List 3" w:semiHidden="1" w:unhideWhenUsed="1"/>
+    <w:lsdException w:name="List 4" w:semiHidden="1" w:unhideWhenUsed="1"/>
+    <w:lsdException w:name="List 5" w:semiHidden="1" w:unhideWhenUsed="1"/>
+    <w:lsdException w:name="List Bullet 2" w:semiHidden="1" w:unhideWhenUsed="1"/>
+    <w:lsdException w:name="List Bullet 3" w:semiHidden="1" w:unhideWhenUsed="1"/>
+    <w:lsdException w:name="List Bullet 4" w:semiHidden="1" w:unhideWhenUsed="1"/>
+    <w:lsdException w:name="List Bullet 5" w:semiHidden="1" w:unhideWhenUsed="1"/>
+    <w:lsdException w:name="List Number 2" w:semiHidden="1" w:unhideWhenUsed="1"/>
+    <w:lsdException w:name="List Number 3" w:semiHidden="1" w:unhideWhenUsed="1"/>
+    <w:lsdException w:name="List Number 4" w:semiHidden="1" w:unhideWhenUsed="1"/>
+    <w:lsdException w:name="List Number 5" w:semiHidden="1" w:unhideWhenUsed="1"/>
+    <w:lsdException w:name="Title" w:uiPriority="10" w:qFormat="1"/>
+    <w:lsdException w:name="Closing" w:semiHidden="1" w:unhideWhenUsed="1"/>
+    <w:lsdException w:name="Signature" w:semiHidden="1" w:unhideWhenUsed="1"/>
+    <w:lsdException w:name="Default Paragraph Font" w:semiHidden="1" w:uiPriority="1" w:unhideWhenUsed="1"/>
+    <w:lsdException w:name="Body Text" w:semiHidden="1" w:unhideWhenUsed="1"/>
+    <w:lsdException w:name="Body Text Indent" w:semiHidden="1" w:unhideWhenUsed="1"/>
+    <w:lsdException w:name="List Continue" w:semiHidden="1" w:unhideWhenUsed="1"/>
+    <w:lsdException w:name="List Continue 2" w:semiHidden="1" w:unhideWhenUsed="1"/>
+    <w:lsdException w:name="List Continue 3" w:semiHidden="1" w:unhideWhenUsed="1"/>
+    <w:lsdException w:name="List Continue 4" w:semiHidden="1" w:unhideWhenUsed="1"/>
+    <w:lsdException w:name="List Continue 5" w:semiHidden="1" w:unhideWhenUsed="1"/>
+    <w:lsdException w:name="Message Header" w:semiHidden="1" w:unhideWhenUsed="1"/>
+    <w:lsdException w:name="Subtitle" w:uiPriority="11" w:qFormat="1"/>
+    <w:lsdException w:name="Salutation" w:semiHidden="1" w:unhideWhenUsed="1"/>
+    <w:lsdException w:name="Date" w:semiHidden="1" w:unhideWhenUsed="1"/>
+    <w:lsdException w:name="Body Text First Indent" w:semiHidden="1" w:unhideWhenUsed="1"/>
+    <w:lsdException w:name="Body Text First Indent 2" w:semiHidden="1" w:unhideWhenUsed="1"/>
+    <w:lsdException w:name="Note Heading" w:semiHidden="1" w:unhideWhenUsed="1"/>
+    <w:lsdException w:name="Body Text 2" w:semiHidden="1" w:unhideWhenUsed="1"/>
+    <w:lsdException w:name="Body Text 3" w:semiHidden="1" w:unhideWhenUsed="1"/>
+    <w:lsdException w:name="Body Text Indent 2" w:semiHidden="1" w:unhideWhenUsed="1"/>
+    <w:lsdException w:name="Body Text Indent 3" w:semiHidden="1" w:unhideWhenUsed="1"/>
+    <w:lsdException w:name="Block Text" w:semiHidden="1" w:unhideWhenUsed="1"/>
+    <w:lsdException w:name="Hyperlink" w:semiHidden="1" w:unhideWhenUsed="1"/>
+    <w:lsdException w:name="FollowedHyperlink" w:semiHidden="1" w:unhideWhenUsed="1"/>
+    <w:lsdException w:name="Strong" w:uiPriority="22" w:qFormat="1"/>
+    <w:lsdException w:name="Emphasis" w:uiPriority="20" w:qFormat="1"/>
+    <w:lsdException w:name="Document Map" w:semiHidden="1" w:unhideWhenUsed="1"/>
+    <w:lsdException w:name="Plain Text" w:semiHidden="1" w:unhideWhenUsed="1"/>
+    <w:lsdException w:name="E-mail Signature" w:semiHidden="1" w:unhideWhenUsed="1"/>
+    <w:lsdException w:name="HTML Top of Form" w:semiHidden="1" w:unhideWhenUsed="1"/>
+    <w:lsdException w:name="HTML Bottom of Form" w:semiHidden="1" w:unhideWhenUsed="1"/>
+    <w:lsdException w:name="Normal (Web)" w:semiHidden="1" w:unhideWhenUsed="1"/>
+    <w:lsdException w:name="HTML Acronym" w:semiHidden="1" w:unhideWhenUsed="1"/>
+    <w:lsdException w:name="HTML Address" w:semiHidden="1" w:unhideWhenUsed="1"/>
+    <w:lsdException w:name="HTML Cite" w:semiHidden="1" w:unhideWhenUsed="1"/>
+    <w:lsdException w:name="HTML Code" w:semiHidden="1" w:unhideWhenUsed="1"/>
+    <w:lsdException w:name="HTML Definition" w:semiHidden="1" w:unhideWhenUsed="1"/>
+    <w:lsdException w:name="HTML Keyboard" w:semiHidden="1" w:unhideWhenUsed="1"/>
+    <w:lsdException w:name="HTML Preformatted" w:semiHidden="1" w:unhideWhenUsed="1"/>
+    <w:lsdException w:name="HTML Sample" w:semiHidden="1" w:unhideWhenUsed="1"/>
+    <w:lsdException w:name="HTML Typewriter" w:semiHidden="1" w:unhideWhenUsed="1"/>
+    <w:lsdException w:name="HTML Variable" w:semiHidden="1" w:unhideWhenUsed="1"/>
+    <w:lsdException w:name="Normal Table" w:semiHidden="1" w:unhideWhenUsed="1"/>
+    <w:lsdException w:name="annotation subject" w:semiHidden="1" w:unhideWhenUsed="1"/>
+    <w:lsdException w:name="No List" w:semiHidden="1" w:unhideWhenUsed="1"/>
+    <w:lsdException w:name="Outline List 1" w:semiHidden="1" w:unhideWhenUsed="1"/>
+    <w:lsdException w:name="Outline List 2" w:semiHidden="1" w:unhideWhenUsed="1"/>
+    <w:lsdException w:name="Outline List 3" w:semiHidden="1" w:unhideWhenUsed="1"/>
+    <w:lsdException w:name="Table Simple 1" w:semiHidden="1" w:unhideWhenUsed="1"/>
+    <w:lsdException w:name="Table Simple 2" w:semiHidden="1" w:unhideWhenUsed="1"/>
+    <w:lsdException w:name="Table Simple 3" w:semiHidden="1" w:unhideWhenUsed="1"/>
+    <w:lsdException w:name="Table Classic 1" w:semiHidden="1" w:unhideWhenUsed="1"/>
+    <w:lsdException w:name="Table Classic 2" w:semiHidden="1" w:unhideWhenUsed="1"/>
+    <w:lsdException w:name="Table Classic 3" w:semiHidden="1" w:unhideWhenUsed="1"/>
+    <w:lsdException w:name="Table Classic 4" w:semiHidden="1" w:unhideWhenUsed="1"/>
+    <w:lsdException w:name="Table Colorful 1" w:semiHidden="1" w:unhideWhenUsed="1"/>
+    <w:lsdException w:name="Table Colorful 2" w:semiHidden="1" w:unhideWhenUsed="1"/>
+    <w:lsdException w:name="Table Colorful 3" w:semiHidden="1" w:unhideWhenUsed="1"/>
+    <w:lsdException w:name="Table Columns 1" w:semiHidden="1" w:unhideWhenUsed="1"/>
+    <w:lsdException w:name="Table Columns 2" w:semiHidden="1" w:unhideWhenUsed="1"/>
+    <w:lsdException w:name="Table Columns 3" w:semiHidden="1" w:unhideWhenUsed="1"/>
+    <w:lsdException w:name="Table Columns 4" w:semiHidden="1" w:unhideWhenUsed="1"/>
+    <w:lsdException w:name="Table Columns 5" w:semiHidden="1" w:unhideWhenUsed="1"/>
+    <w:lsdException w:name="Table Grid 1" w:semiHidden="1" w:unhideWhenUsed="1"/>
+    <w:lsdException w:name="Table Grid 2" w:semiHidden="1" w:unhideWhenUsed="1"/>
+    <w:lsdException w:name="Table Grid 3" w:semiHidden="1" w:unhideWhenUsed="1"/>
+    <w:lsdException w:name="Table Grid 4" w:semiHidden="1" w:unhideWhenUsed="1"/>
+    <w:lsdException w:name="Table Grid 5" w:semiHidden="1" w:unhideWhenUsed="1"/>
+    <w:lsdException w:name="Table Grid 6" w:semiHidden="1" w:unhideWhenUsed="1"/>
+    <w:lsdException w:name="Table Grid 7" w:semiHidden="1" w:unhideWhenUsed="1"/>
+    <w:lsdException w:name="Table Grid 8" w:semiHidden="1" w:unhideWhenUsed="1"/>
+    <w:lsdException w:name="Table List 1" w:semiHidden="1" w:unhideWhenUsed="1"/>
+    <w:lsdException w:name="Table List 2" w:semiHidden="1" w:unhideWhenUsed="1"/>
+    <w:lsdException w:name="Table List 3" w:semiHidden="1" w:unhideWhenUsed="1"/>
+    <w:lsdException w:name="Table List 4" w:semiHidden="1" w:unhideWhenUsed="1"/>
+    <w:lsdException w:name="Table List 5" w:semiHidden="1" w:unhideWhenUsed="1"/>
+    <w:lsdException w:name="Table List 6" w:semiHidden="1" w:unhideWhenUsed="1"/>
+    <w:lsdException w:name="Table List 7" w:semiHidden="1" w:unhideWhenUsed="1"/>
+    <w:lsdException w:name="Table List 8" w:semiHidden="1" w:unhideWhenUsed="1"/>
+    <w:lsdException w:name="Table 3D effects 1" w:semiHidden="1" w:unhideWhenUsed="1"/>
+    <w:lsdException w:name="Table 3D effects 2" w:semiHidden="1" w:unhideWhenUsed="1"/>
+    <w:lsdException w:name="Table 3D effects 3" w:semiHidden="1" w:unhideWhenUsed="1"/>
+    <w:lsdException w:name="Table Contemporary" w:semiHidden="1" w:unhideWhenUsed="1"/>
+    <w:lsdException w:name="Table Elegant" w:semiHidden="1" w:unhideWhenUsed="1"/>
+    <w:lsdException w:name="Table Professional" w:semiHidden="1" w:unhideWhenUsed="1"/>
+    <w:lsdException w:name="Table Subtle 1" w:semiHidden="1" w:unhideWhenUsed="1"/>
+    <w:lsdException w:name="Table Subtle 2" w:semiHidden="1" w:unhideWhenUsed="1"/>
+    <w:lsdException w:name="Table Web 1" w:semiHidden="1" w:unhideWhenUsed="1"/>
+    <w:lsdException w:name="Table Web 2" w:semiHidden="1" w:unhideWhenUsed="1"/>
+    <w:lsdException w:name="Table Web 3" w:semiHidden="1" w:unhideWhenUsed="1"/>
+    <w:lsdException w:name="Balloon Text" w:semiHidden="1" w:unhideWhenUsed="1"/>
+    <w:lsdException w:name="Table Grid" w:uiPriority="59"/>
+    <w:lsdException w:name="Table Theme" w:semiHidden="1" w:unhideWhenUsed="1"/>
+    <w:lsdException w:name="Placeholder Text" w:semiHidden="1"/>
+    <w:lsdException w:name="No Spacing" w:uiPriority="1" w:qFormat="1"/>
+    <w:lsdException w:name="Light Shading" w:uiPriority="60"/>
+    <w:lsdException w:name="Light List" w:uiPriority="61"/>
+    <w:lsdException w:name="Light Grid" w:uiPriority="62"/>
+    <w:lsdException w:name="Medium Shading 1" w:uiPriority="63"/>
+    <w:lsdException w:name="Medium Shading 2" w:uiPriority="64"/>
+    <w:lsdException w:name="Medium List 1" w:uiPriority="65"/>
+    <w:lsdException w:name="Medium List 2" w:uiPriority="66"/>
+    <w:lsdException w:name="Medium Grid 1" w:uiPriority="67"/>
+    <w:lsdException w:name="Medium Grid 2" w:uiPriority="68"/>
+    <w:lsdException w:name="Medium Grid 3" w:uiPriority="69"/>
+    <w:lsdException w:name="Dark List" w:uiPriority="70"/>
+    <w:lsdException w:name="Colorful Shading" w:uiPriority="71"/>
+    <w:lsdException w:name="Colorful List" w:uiPriority="72"/>
+    <w:lsdException w:name="Colorful Grid" w:uiPriority="73"/>
+    <w:lsdException w:name="Light Shading Accent 1" w:uiPriority="60"/>
+    <w:lsdException w:name="Light List Accent 1" w:uiPriority="61"/>
+    <w:lsdException w:name="Light Grid Accent 1" w:uiPriority="62"/>
+    <w:lsdException w:name="Medium Shading 1 Accent 1" w:uiPriority="63"/>
+    <w:lsdException w:name="Medium Shading 2 Accent 1" w:uiPriority="64"/>
+    <w:lsdException w:name="Medium List 1 Accent 1" w:uiPriority="65"/>
+    <w:lsdException w:name="Revision" w:semiHidden="1"/>
+    <w:lsdException w:name="List Paragraph" w:uiPriority="34" w:qFormat="1"/>
+    <w:lsdException w:name="Quote" w:uiPriority="29" w:qFormat="1"/>
+    <w:lsdException w:name="Intense Quote" w:uiPriority="30" w:qFormat="1"/>
+    <w:lsdException w:name="Medium List 2 Accent 1" w:uiPriority="66"/>
+    <w:lsdException w:name="Medium Grid 1 Accent 1" w:uiPriority="67"/>
+    <w:lsdException w:name="Medium Grid 2 Accent 1" w:uiPriority="68"/>
+    <w:lsdException w:name="Medium Grid 3 Accent 1" w:uiPriority="69"/>
+    <w:lsdException w:name="Dark List Accent 1" w:uiPriority="70"/>
+    <w:lsdException w:name="Colorful Shading Accent 1" w:uiPriority="71"/>
+    <w:lsdException w:name="Colorful List Accent 1" w:uiPriority="72"/>
+    <w:lsdException w:name="Colorful Grid Accent 1" w:uiPriority="73"/>
+    <w:lsdException w:name="Light Shading Accent 2" w:uiPriority="60"/>
+    <w:lsdException w:name="Light List Accent 2" w:uiPriority="61"/>
+    <w:lsdException w:name="Light Grid Accent 2" w:uiPriority="62"/>
+    <w:lsdException w:name="Medium Shading 1 Accent 2" w:uiPriority="63"/>
+    <w:lsdException w:name="Medium Shading 2 Accent 2" w:uiPriority="64"/>
+    <w:lsdException w:name="Medium List 1 Accent 2" w:uiPriority="65"/>
+    <w:lsdException w:name="Medium List 2 Accent 2" w:uiPriority="66"/>
+    <w:lsdException w:name="Medium Grid 1 Accent 2" w:uiPriority="67"/>
+    <w:lsdException w:name="Medium Grid 2 Accent 2" w:uiPriority="68"/>
+    <w:lsdException w:name="Medium Grid 3 Accent 2" w:uiPriority="69"/>
+    <w:lsdException w:name="Dark List Accent 2" w:uiPriority="70"/>
+    <w:lsdException w:name="Colorful Shading Accent 2" w:uiPriority="71"/>
+    <w:lsdException w:name="Colorful List Accent 2" w:uiPriority="72"/>
+    <w:lsdException w:name="Colorful Grid Accent 2" w:uiPriority="73"/>
+    <w:lsdException w:name="Light Shading Accent 3" w:uiPriority="60"/>
+    <w:lsdException w:name="Light List Accent 3" w:uiPriority="61"/>
+    <w:lsdException w:name="Light Grid Accent 3" w:uiPriority="62"/>
+    <w:lsdException w:name="Medium Shading 1 Accent 3" w:uiPriority="63"/>
+    <w:lsdException w:name="Medium Shading 2 Accent 3" w:uiPriority="64"/>
+    <w:lsdException w:name="Medium List 1 Accent 3" w:uiPriority="65"/>
+    <w:lsdException w:name="Medium List 2 Accent 3" w:uiPriority="66"/>
+    <w:lsdException w:name="Medium Grid 1 Accent 3" w:uiPriority="67"/>
+    <w:lsdException w:name="Medium Grid 2 Accent 3" w:uiPriority="68"/>
+    <w:lsdException w:name="Medium Grid 3 Accent 3" w:uiPriority="69"/>
+    <w:lsdException w:name="Dark List Accent 3" w:uiPriority="70"/>
+    <w:lsdException w:name="Colorful Shading Accent 3" w:uiPriority="71"/>
+    <w:lsdException w:name="Colorful List Accent 3" w:uiPriority="72"/>
+    <w:lsdException w:name="Colorful Grid Accent 3" w:uiPriority="73"/>
+    <w:lsdException w:name="Light Shading Accent 4" w:uiPriority="60"/>
+    <w:lsdException w:name="Light List Accent 4" w:uiPriority="61"/>
+    <w:lsdException w:name="Light Grid Accent 4" w:uiPriority="62"/>
+    <w:lsdException w:name="Medium Shading 1 Accent 4" w:uiPriority="63"/>
+    <w:lsdException w:name="Medium Shading 2 Accent 4" w:uiPriority="64"/>
+    <w:lsdException w:name="Medium List 1 Accent 4" w:uiPriority="65"/>
+    <w:lsdException w:name="Medium List 2 Accent 4" w:uiPriority="66"/>
+    <w:lsdException w:name="Medium Grid 1 Accent 4" w:uiPriority="67"/>
+    <w:lsdException w:name="Medium Grid 2 Accent 4" w:uiPriority="68"/>
+    <w:lsdException w:name="Medium Grid 3 Accent 4" w:uiPriority="69"/>
+    <w:lsdException w:name="Dark List Accent 4" w:uiPriority="70"/>
+    <w:lsdException w:name="Colorful Shading Accent 4" w:uiPriority="71"/>
+    <w:lsdException w:name="Colorful List Accent 4" w:uiPriority="72"/>
+    <w:lsdException w:name="Colorful Grid Accent 4" w:uiPriority="73"/>
+    <w:lsdException w:name="Light Shading Accent 5" w:uiPriority="60"/>
+    <w:lsdException w:name="Light List Accent 5" w:uiPriority="61"/>
+    <w:lsdException w:name="Light Grid Accent 5" w:uiPriority="62"/>
+    <w:lsdException w:name="Medium Shading 1 Accent 5" w:uiPriority="63"/>
+    <w:lsdException w:name="Medium Shading 2 Accent 5" w:uiPriority="64"/>
+    <w:lsdException w:name="Medium List 1 Accent 5" w:uiPriority="65"/>
+    <w:lsdException w:name="Medium List 2 Accent 5" w:uiPriority="66"/>
+    <w:lsdException w:name="Medium Grid 1 Accent 5" w:uiPriority="67"/>
+    <w:lsdException w:name="Medium Grid 2 Accent 5" w:uiPriority="68"/>
+    <w:lsdException w:name="Medium Grid 3 Accent 5" w:uiPriority="69"/>
+    <w:lsdException w:name="Dark List Accent 5" w:uiPriority="70"/>
+    <w:lsdException w:name="Colorful Shading Accent 5" w:uiPriority="71"/>
+    <w:lsdException w:name="Colorful List Accent 5" w:uiPriority="72"/>
+    <w:lsdException w:name="Colorful Grid Accent 5" w:uiPriority="73"/>
+    <w:lsdException w:name="Light Shading Accent 6" w:uiPriority="60"/>
+    <w:lsdException w:name="Light List Accent 6" w:uiPriority="61"/>
+    <w:lsdException w:name="Light Grid Accent 6" w:uiPriority="62"/>
+    <w:lsdException w:name="Medium Shading 1 Accent 6" w:uiPriority="63"/>
+    <w:lsdException w:name="Medium Shading 2 Accent 6" w:uiPriority="64"/>
+    <w:lsdException w:name="Medium List 1 Accent 6" w:uiPriority="65"/>
+    <w:lsdException w:name="Medium List 2 Accent 6" w:uiPriority="66"/>
+    <w:lsdException w:name="Medium Grid 1 Accent 6" w:uiPriority="67"/>
+    <w:lsdException w:name="Medium Grid 2 Accent 6" w:uiPriority="68"/>
+    <w:lsdException w:name="Medium Grid 3 Accent 6" w:uiPriority="69"/>
+    <w:lsdException w:name="Dark List Accent 6" w:uiPriority="70"/>
+    <w:lsdException w:name="Colorful Shading Accent 6" w:uiPriority="71"/>
+    <w:lsdException w:name="Colorful List Accent 6" w:uiPriority="72"/>
+    <w:lsdException w:name="Colorful Grid Accent 6" w:uiPriority="73"/>
+    <w:lsdException w:name="Subtle Emphasis" w:uiPriority="19" w:qFormat="1"/>
+    <w:lsdException w:name="Intense Emphasis" w:uiPriority="21" w:qFormat="1"/>
+    <w:lsdException w:name="Subtle Reference" w:uiPriority="31" w:qFormat="1"/>
+    <w:lsdException w:name="Intense Reference" w:uiPriority="32" w:qFormat="1"/>
+    <w:lsdException w:name="Book Title" w:uiPriority="33" w:qFormat="1"/>
+    <w:lsdException w:name="Bibliography" w:semiHidden="1" w:uiPriority="37" w:unhideWhenUsed="1"/>
+    <w:lsdException w:name="TOC Heading" w:semiHidden="1" w:uiPriority="39" w:unhideWhenUsed="1" w:qFormat="1"/>
+    <w:lsdException w:name="Plain Table 1" w:uiPriority="41"/>
+    <w:lsdException w:name="Plain Table 2" w:uiPriority="42"/>
+    <w:lsdException w:name="Plain Table 3" w:uiPriority="43"/>
+    <w:lsdException w:name="Plain Table 4" w:uiPriority="44"/>
+    <w:lsdException w:name="Plain Table 5" w:uiPriority="45"/>
+    <w:lsdException w:name="Grid Table Light" w:uiPriority="40"/>
+    <w:lsdException w:name="Grid Table 1 Light" w:uiPriority="46"/>
+    <w:lsdException w:name="Grid Table 2" w:uiPriority="47"/>
+    <w:lsdException w:name="Grid Table 3" w:uiPriority="48"/>
+    <w:lsdException w:name="Grid Table 4" w:uiPriority="49"/>
+    <w:lsdException w:name="Grid Table 5 Dark" w:uiPriority="50"/>
+    <w:lsdException w:name="Grid Table 6 Colorful" w:uiPriority="51"/>
+    <w:lsdException w:name="Grid Table 7 Colorful" w:uiPriority="52"/>
+    <w:lsdException w:name="Grid Table 1 Light Accent 1" w:uiPriority="46"/>
+    <w:lsdException w:name="Grid Table 2 Accent 1" w:uiPriority="47"/>
+    <w:lsdException w:name="Grid Table 3 Accent 1" w:uiPriority="48"/>
+    <w:lsdException w:name="Grid Table 4 Accent 1" w:uiPriority="49"/>
+    <w:lsdException w:name="Grid Table 5 Dark Accent 1" w:uiPriority="50"/>
+    <w:lsdException w:name="Grid Table 6 Colorful Accent 1" w:uiPriority="51"/>
+    <w:lsdException w:name="Grid Table 7 Colorful Accent 1" w:uiPriority="52"/>
+    <w:lsdException w:name="Grid Table 1 Light Accent 2" w:uiPriority="46"/>
+    <w:lsdException w:name="Grid Table 2 Accent 2" w:uiPriority="47"/>
+    <w:lsdException w:name="Grid Table 3 Accent 2" w:uiPriority="48"/>
+    <w:lsdException w:name="Grid Table 4 Accent 2" w:uiPriority="49"/>
+    <w:lsdException w:name="Grid Table 5 Dark Accent 2" w:uiPriority="50"/>
+    <w:lsdException w:name="Grid Table 6 Colorful Accent 2" w:uiPriority="51"/>
+    <w:lsdException w:name="Grid Table 7 Colorful Accent 2" w:uiPriority="52"/>
+    <w:lsdException w:name="Grid Table 1 Light Accent 3" w:uiPriority="46"/>
+    <w:lsdException w:name="Grid Table 2 Accent 3" w:uiPriority="47"/>
+    <w:lsdException w:name="Grid Table 3 Accent 3" w:uiPriority="48"/>
+    <w:lsdException w:name="Grid Table 4 Accent 3" w:uiPriority="49"/>
+    <w:lsdException w:name="Grid Table 5 Dark Accent 3" w:uiPriority="50"/>
+    <w:lsdException w:name="Grid Table 6 Colorful Accent 3" w:uiPriority="51"/>
+    <w:lsdException w:name="Grid Table 7 Colorful Accent 3" w:uiPriority="52"/>
+    <w:lsdException w:name="Grid Table 1 Light Accent 4" w:uiPriority="46"/>
+    <w:lsdException w:name="Grid Table 2 Accent 4" w:uiPriority="47"/>
+    <w:lsdException w:name="Grid Table 3 Accent 4" w:uiPriority="48"/>
+    <w:lsdException w:name="Grid Table 4 Accent 4" w:uiPriority="49"/>
+    <w:lsdException w:name="Grid Table 5 Dark Accent 4" w:uiPriority="50"/>
+    <w:lsdException w:name="Grid Table 6 Colorful Accent 4" w:uiPriority="51"/>
+    <w:lsdException w:name="Grid Table 7 Colorful Accent 4" w:uiPriority="52"/>
+    <w:lsdException w:name="Grid Table 1 Light Accent 5" w:uiPriority="46"/>
+    <w:lsdException w:name="Grid Table 2 Accent 5" w:uiPriority="47"/>
+    <w:lsdException w:name="Grid Table 3 Accent 5" w:uiPriority="48"/>
+    <w:lsdException w:name="Grid Table 4 Accent 5" w:uiPriority="49"/>
+    <w:lsdException w:name="Grid Table 5 Dark Accent 5" w:uiPriority="50"/>
+    <w:lsdException w:name="Grid Table 6 Colorful Accent 5" w:uiPriority="51"/>
+    <w:lsdException w:name="Grid Table 7 Colorful Accent 5" w:uiPriority="52"/>
+    <w:lsdException w:name="Grid Table 1 Light Accent 6" w:uiPriority="46"/>
+    <w:lsdException w:name="Grid Table 2 Accent 6" w:uiPriority="47"/>
+    <w:lsdException w:name="Grid Table 3 Accent 6" w:uiPriority="48"/>
+    <w:lsdException w:name="Grid Table 4 Accent 6" w:uiPriority="49"/>
+    <w:lsdException w:name="Grid Table 5 Dark Accent 6" w:uiPriority="50"/>
+    <w:lsdException w:name="Grid Table 6 Colorful Accent 6" w:uiPriority="51"/>
+    <w:lsdException w:name="Grid Table 7 Colorful Accent 6" w:uiPriority="52"/>
+    <w:lsdException w:name="List Table 1 Light" w:uiPriority="46"/>
+    <w:lsdException w:name="List Table 2" w:uiPriority="47"/>
+    <w:lsdException w:name="List Table 3" w:uiPriority="48"/>
+    <w:lsdException w:name="List Table 4" w:uiPriority="49"/>
+    <w:lsdException w:name="List Table 5 Dark" w:uiPriority="50"/>
+    <w:lsdException w:name="List Table 6 Colorful" w:uiPriority="51"/>
+    <w:lsdException w:name="List Table 7 Colorful" w:uiPriority="52"/>
+    <w:lsdException w:name="List Table 1 Light Accent 1" w:uiPriority="46"/>
+    <w:lsdException w:name="List Table 2 Accent 1" w:uiPriority="47"/>
+    <w:lsdException w:name="List Table 3 Accent 1" w:uiPriority="48"/>
+    <w:lsdException w:name="List Table 4 Accent 1" w:uiPriority="49"/>
+    <w:lsdException w:name="List Table 5 Dark Accent 1" w:uiPriority="50"/>
+    <w:lsdException w:name="List Table 6 Colorful Accent 1" w:uiPriority="51"/>
+    <w:lsdException w:name="List Table 7 Colorful Accent 1" w:uiPriority="52"/>
+    <w:lsdException w:name="List Table 1 Light Accent 2" w:uiPriority="46"/>
+    <w:lsdException w:name="List Table 2 Accent 2" w:uiPriority="47"/>
+    <w:lsdException w:name="List Table 3 Accent 2" w:uiPriority="48"/>
+    <w:lsdException w:name="List Table 4 Accent 2" w:uiPriority="49"/>
+    <w:lsdException w:name="List Table 5 Dark Accent 2" w:uiPriority="50"/>
+    <w:lsdException w:name="List Table 6 Colorful Accent 2" w:uiPriority="51"/>
+    <w:lsdException w:name="List Table 7 Colorful Accent 2" w:uiPriority="52"/>
+    <w:lsdException w:name="List Table 1 Light Accent 3" w:uiPriority="46"/>
+    <w:lsdException w:name="List Table 2 Accent 3" w:uiPriority="47"/>
+    <w:lsdException w:name="List Table 3 Accent 3" w:uiPriority="48"/>
+    <w:lsdException w:name="List Table 4 Accent 3" w:uiPriority="49"/>
+    <w:lsdException w:name="List Table 5 Dark Accent 3" w:uiPriority="50"/>
+    <w:lsdException w:name="List Table 6 Colorful Accent 3" w:uiPriority="51"/>
+    <w:lsdException w:name="List Table 7 Colorful Accent 3" w:uiPriority="52"/>
+    <w:lsdException w:name="List Table 1 Light Accent 4" w:uiPriority="46"/>
+    <w:lsdException w:name="List Table 2 Accent 4" w:uiPriority="47"/>
+    <w:lsdException w:name="List Table 3 Accent 4" w:uiPriority="48"/>
+    <w:lsdException w:name="List Table 4 Accent 4" w:uiPriority="49"/>
+    <w:lsdException w:name="List Table 5 Dark Accent 4" w:uiPriority="50"/>
+    <w:lsdException w:name="List Table 6 Colorful Accent 4" w:uiPriority="51"/>
+    <w:lsdException w:name="List Table 7 Colorful Accent 4" w:uiPriority="52"/>
+    <w:lsdException w:name="List Table 1 Light Accent 5" w:uiPriority="46"/>
+    <w:lsdException w:name="List Table 2 Accent 5" w:uiPriority="47"/>
+    <w:lsdException w:name="List Table 3 Accent 5" w:uiPriority="48"/>
+    <w:lsdException w:name="List Table 4 Accent 5" w:uiPriority="49"/>
+    <w:lsdException w:name="List Table 5 Dark Accent 5" w:uiPriority="50"/>
+    <w:lsdException w:name="List Table 6 Colorful Accent 5" w:uiPriority="51"/>
+    <w:lsdException w:name="List Table 7 Colorful Accent 5" w:uiPriority="52"/>
+    <w:lsdException w:name="List Table 1 Light Accent 6" w:uiPriority="46"/>
+    <w:lsdException w:name="List Table 2 Accent 6" w:uiPriority="47"/>
+    <w:lsdException w:name="List Table 3 Accent 6" w:uiPriority="48"/>
+    <w:lsdException w:name="List Table 4 Accent 6" w:uiPriority="49"/>
+    <w:lsdException w:name="List Table 5 Dark Accent 6" w:uiPriority="50"/>
+    <w:lsdException w:name="List Table 6 Colorful Accent 6" w:uiPriority="51"/>
+    <w:lsdException w:name="List Table 7 Colorful Accent 6" w:uiPriority="52"/>
+    <w:lsdException w:name="Mention" w:semiHidden="1" w:unhideWhenUsed="1"/>
+    <w:lsdException w:name="Smart Hyperlink" w:semiHidden="1" w:unhideWhenUsed="1"/>
+    <w:lsdException w:name="Hashtag" w:semiHidden="1" w:unhideWhenUsed="1"/>
+    <w:lsdException w:name="Unresolved Mention" w:semiHidden="1" w:unhideWhenUsed="1"/>
+    <w:lsdException w:name="Smart Link" w:semiHidden="1" w:unhideWhenUsed="1"/>
   </w:latentStyles>
   <w:style w:type="paragraph" w:default="1" w:styleId="Normal">
     <w:name w:val="Normal"/>
@@ -2562,7 +9434,6 @@
   <w:style w:type="character" w:default="1" w:styleId="Fontepargpadro">
     <w:name w:val="Default Paragraph Font"/>
     <w:uiPriority w:val="1"/>
-    <w:semiHidden/>
     <w:unhideWhenUsed/>
   </w:style>
   <w:style w:type="table" w:default="1" w:styleId="Tabelanormal">
@@ -2672,372 +9543,118 @@
     <w:basedOn w:val="Fontepargpadro"/>
     <w:rsid w:val="00712DCA"/>
   </w:style>
-</w:styles>
-</file>
-
-<file path=word/stylesWithEffects.xml><?xml version="1.0" encoding="utf-8"?>
-<w:styles xmlns:wpc="http://schemas.microsoft.com/office/word/2010/wordprocessingCanvas" xmlns:mc="http://schemas.openxmlformats.org/markup-compatibility/2006" xmlns:o="urn:schemas-microsoft-com:office:office" xmlns:r="http://schemas.openxmlformats.org/officeDocument/2006/relationships" xmlns:m="http://schemas.openxmlformats.org/officeDocument/2006/math" xmlns:v="urn:schemas-microsoft-com:vml" xmlns:wp14="http://schemas.microsoft.com/office/word/2010/wordprocessingDrawing" xmlns:wp="http://schemas.openxmlformats.org/drawingml/2006/wordprocessingDrawing" xmlns:w10="urn:schemas-microsoft-com:office:word" xmlns:w="http://schemas.openxmlformats.org/wordprocessingml/2006/main" xmlns:w14="http://schemas.microsoft.com/office/word/2010/wordml" xmlns:wpg="http://schemas.microsoft.com/office/word/2010/wordprocessingGroup" xmlns:wpi="http://schemas.microsoft.com/office/word/2010/wordprocessingInk" xmlns:wne="http://schemas.microsoft.com/office/word/2006/wordml" xmlns:wps="http://schemas.microsoft.com/office/word/2010/wordprocessingShape" mc:Ignorable="w14 wp14">
-  <w:docDefaults>
-    <w:rPrDefault>
-      <w:rPr>
-        <w:rFonts w:ascii="Arial" w:eastAsia="Arial" w:hAnsi="Arial" w:cs="Arial"/>
-        <w:sz w:val="22"/>
-        <w:szCs w:val="22"/>
-        <w:lang w:val="pt-BR" w:eastAsia="pt-BR" w:bidi="ar-SA"/>
-      </w:rPr>
-    </w:rPrDefault>
-    <w:pPrDefault>
-      <w:pPr>
-        <w:spacing w:line="276" w:lineRule="auto"/>
-      </w:pPr>
-    </w:pPrDefault>
-  </w:docDefaults>
-  <w:latentStyles w:defLockedState="0" w:defUIPriority="99" w:defSemiHidden="1" w:defUnhideWhenUsed="1" w:defQFormat="0" w:count="267">
-    <w:lsdException w:name="Normal" w:semiHidden="0" w:uiPriority="0" w:unhideWhenUsed="0" w:qFormat="1"/>
-    <w:lsdException w:name="heading 1" w:semiHidden="0" w:uiPriority="9" w:unhideWhenUsed="0" w:qFormat="1"/>
-    <w:lsdException w:name="heading 2" w:uiPriority="9" w:qFormat="1"/>
-    <w:lsdException w:name="heading 3" w:uiPriority="9" w:qFormat="1"/>
-    <w:lsdException w:name="heading 4" w:uiPriority="9" w:qFormat="1"/>
-    <w:lsdException w:name="heading 5" w:uiPriority="9" w:qFormat="1"/>
-    <w:lsdException w:name="heading 6" w:uiPriority="9" w:qFormat="1"/>
-    <w:lsdException w:name="heading 7" w:uiPriority="9" w:qFormat="1"/>
-    <w:lsdException w:name="heading 8" w:uiPriority="9" w:qFormat="1"/>
-    <w:lsdException w:name="heading 9" w:uiPriority="9" w:qFormat="1"/>
-    <w:lsdException w:name="toc 1" w:uiPriority="39"/>
-    <w:lsdException w:name="toc 2" w:uiPriority="39"/>
-    <w:lsdException w:name="toc 3" w:uiPriority="39"/>
-    <w:lsdException w:name="toc 4" w:uiPriority="39"/>
-    <w:lsdException w:name="toc 5" w:uiPriority="39"/>
-    <w:lsdException w:name="toc 6" w:uiPriority="39"/>
-    <w:lsdException w:name="toc 7" w:uiPriority="39"/>
-    <w:lsdException w:name="toc 8" w:uiPriority="39"/>
-    <w:lsdException w:name="toc 9" w:uiPriority="39"/>
-    <w:lsdException w:name="caption" w:uiPriority="35" w:qFormat="1"/>
-    <w:lsdException w:name="Title" w:semiHidden="0" w:uiPriority="10" w:unhideWhenUsed="0" w:qFormat="1"/>
-    <w:lsdException w:name="Default Paragraph Font" w:uiPriority="1"/>
-    <w:lsdException w:name="Subtitle" w:semiHidden="0" w:uiPriority="11" w:unhideWhenUsed="0" w:qFormat="1"/>
-    <w:lsdException w:name="Strong" w:semiHidden="0" w:uiPriority="22" w:unhideWhenUsed="0" w:qFormat="1"/>
-    <w:lsdException w:name="Emphasis" w:semiHidden="0" w:uiPriority="20" w:unhideWhenUsed="0" w:qFormat="1"/>
-    <w:lsdException w:name="Table Grid" w:semiHidden="0" w:uiPriority="59" w:unhideWhenUsed="0"/>
-    <w:lsdException w:name="Placeholder Text" w:unhideWhenUsed="0"/>
-    <w:lsdException w:name="No Spacing" w:semiHidden="0" w:uiPriority="1" w:unhideWhenUsed="0" w:qFormat="1"/>
-    <w:lsdException w:name="Light Shading" w:semiHidden="0" w:uiPriority="60" w:unhideWhenUsed="0"/>
-    <w:lsdException w:name="Light List" w:semiHidden="0" w:uiPriority="61" w:unhideWhenUsed="0"/>
-    <w:lsdException w:name="Light Grid" w:semiHidden="0" w:uiPriority="62" w:unhideWhenUsed="0"/>
-    <w:lsdException w:name="Medium Shading 1" w:semiHidden="0" w:uiPriority="63" w:unhideWhenUsed="0"/>
-    <w:lsdException w:name="Medium Shading 2" w:semiHidden="0" w:uiPriority="64" w:unhideWhenUsed="0"/>
-    <w:lsdException w:name="Medium List 1" w:semiHidden="0" w:uiPriority="65" w:unhideWhenUsed="0"/>
-    <w:lsdException w:name="Medium List 2" w:semiHidden="0" w:uiPriority="66" w:unhideWhenUsed="0"/>
-    <w:lsdException w:name="Medium Grid 1" w:semiHidden="0" w:uiPriority="67" w:unhideWhenUsed="0"/>
-    <w:lsdException w:name="Medium Grid 2" w:semiHidden="0" w:uiPriority="68" w:unhideWhenUsed="0"/>
-    <w:lsdException w:name="Medium Grid 3" w:semiHidden="0" w:uiPriority="69" w:unhideWhenUsed="0"/>
-    <w:lsdException w:name="Dark List" w:semiHidden="0" w:uiPriority="70" w:unhideWhenUsed="0"/>
-    <w:lsdException w:name="Colorful Shading" w:semiHidden="0" w:uiPriority="71" w:unhideWhenUsed="0"/>
-    <w:lsdException w:name="Colorful List" w:semiHidden="0" w:uiPriority="72" w:unhideWhenUsed="0"/>
-    <w:lsdException w:name="Colorful Grid" w:semiHidden="0" w:uiPriority="73" w:unhideWhenUsed="0"/>
-    <w:lsdException w:name="Light Shading Accent 1" w:semiHidden="0" w:uiPriority="60" w:unhideWhenUsed="0"/>
-    <w:lsdException w:name="Light List Accent 1" w:semiHidden="0" w:uiPriority="61" w:unhideWhenUsed="0"/>
-    <w:lsdException w:name="Light Grid Accent 1" w:semiHidden="0" w:uiPriority="62" w:unhideWhenUsed="0"/>
-    <w:lsdException w:name="Medium Shading 1 Accent 1" w:semiHidden="0" w:uiPriority="63" w:unhideWhenUsed="0"/>
-    <w:lsdException w:name="Medium Shading 2 Accent 1" w:semiHidden="0" w:uiPriority="64" w:unhideWhenUsed="0"/>
-    <w:lsdException w:name="Medium List 1 Accent 1" w:semiHidden="0" w:uiPriority="65" w:unhideWhenUsed="0"/>
-    <w:lsdException w:name="Revision" w:unhideWhenUsed="0"/>
-    <w:lsdException w:name="List Paragraph" w:semiHidden="0" w:uiPriority="34" w:unhideWhenUsed="0" w:qFormat="1"/>
-    <w:lsdException w:name="Quote" w:semiHidden="0" w:uiPriority="29" w:unhideWhenUsed="0" w:qFormat="1"/>
-    <w:lsdException w:name="Intense Quote" w:semiHidden="0" w:uiPriority="30" w:unhideWhenUsed="0" w:qFormat="1"/>
-    <w:lsdException w:name="Medium List 2 Accent 1" w:semiHidden="0" w:uiPriority="66" w:unhideWhenUsed="0"/>
-    <w:lsdException w:name="Medium Grid 1 Accent 1" w:semiHidden="0" w:uiPriority="67" w:unhideWhenUsed="0"/>
-    <w:lsdException w:name="Medium Grid 2 Accent 1" w:semiHidden="0" w:uiPriority="68" w:unhideWhenUsed="0"/>
-    <w:lsdException w:name="Medium Grid 3 Accent 1" w:semiHidden="0" w:uiPriority="69" w:unhideWhenUsed="0"/>
-    <w:lsdException w:name="Dark List Accent 1" w:semiHidden="0" w:uiPriority="70" w:unhideWhenUsed="0"/>
-    <w:lsdException w:name="Colorful Shading Accent 1" w:semiHidden="0" w:uiPriority="71" w:unhideWhenUsed="0"/>
-    <w:lsdException w:name="Colorful List Accent 1" w:semiHidden="0" w:uiPriority="72" w:unhideWhenUsed="0"/>
-    <w:lsdException w:name="Colorful Grid Accent 1" w:semiHidden="0" w:uiPriority="73" w:unhideWhenUsed="0"/>
-    <w:lsdException w:name="Light Shading Accent 2" w:semiHidden="0" w:uiPriority="60" w:unhideWhenUsed="0"/>
-    <w:lsdException w:name="Light List Accent 2" w:semiHidden="0" w:uiPriority="61" w:unhideWhenUsed="0"/>
-    <w:lsdException w:name="Light Grid Accent 2" w:semiHidden="0" w:uiPriority="62" w:unhideWhenUsed="0"/>
-    <w:lsdException w:name="Medium Shading 1 Accent 2" w:semiHidden="0" w:uiPriority="63" w:unhideWhenUsed="0"/>
-    <w:lsdException w:name="Medium Shading 2 Accent 2" w:semiHidden="0" w:uiPriority="64" w:unhideWhenUsed="0"/>
-    <w:lsdException w:name="Medium List 1 Accent 2" w:semiHidden="0" w:uiPriority="65" w:unhideWhenUsed="0"/>
-    <w:lsdException w:name="Medium List 2 Accent 2" w:semiHidden="0" w:uiPriority="66" w:unhideWhenUsed="0"/>
-    <w:lsdException w:name="Medium Grid 1 Accent 2" w:semiHidden="0" w:uiPriority="67" w:unhideWhenUsed="0"/>
-    <w:lsdException w:name="Medium Grid 2 Accent 2" w:semiHidden="0" w:uiPriority="68" w:unhideWhenUsed="0"/>
-    <w:lsdException w:name="Medium Grid 3 Accent 2" w:semiHidden="0" w:uiPriority="69" w:unhideWhenUsed="0"/>
-    <w:lsdException w:name="Dark List Accent 2" w:semiHidden="0" w:uiPriority="70" w:unhideWhenUsed="0"/>
-    <w:lsdException w:name="Colorful Shading Accent 2" w:semiHidden="0" w:uiPriority="71" w:unhideWhenUsed="0"/>
-    <w:lsdException w:name="Colorful List Accent 2" w:semiHidden="0" w:uiPriority="72" w:unhideWhenUsed="0"/>
-    <w:lsdException w:name="Colorful Grid Accent 2" w:semiHidden="0" w:uiPriority="73" w:unhideWhenUsed="0"/>
-    <w:lsdException w:name="Light Shading Accent 3" w:semiHidden="0" w:uiPriority="60" w:unhideWhenUsed="0"/>
-    <w:lsdException w:name="Light List Accent 3" w:semiHidden="0" w:uiPriority="61" w:unhideWhenUsed="0"/>
-    <w:lsdException w:name="Light Grid Accent 3" w:semiHidden="0" w:uiPriority="62" w:unhideWhenUsed="0"/>
-    <w:lsdException w:name="Medium Shading 1 Accent 3" w:semiHidden="0" w:uiPriority="63" w:unhideWhenUsed="0"/>
-    <w:lsdException w:name="Medium Shading 2 Accent 3" w:semiHidden="0" w:uiPriority="64" w:unhideWhenUsed="0"/>
-    <w:lsdException w:name="Medium List 1 Accent 3" w:semiHidden="0" w:uiPriority="65" w:unhideWhenUsed="0"/>
-    <w:lsdException w:name="Medium List 2 Accent 3" w:semiHidden="0" w:uiPriority="66" w:unhideWhenUsed="0"/>
-    <w:lsdException w:name="Medium Grid 1 Accent 3" w:semiHidden="0" w:uiPriority="67" w:unhideWhenUsed="0"/>
-    <w:lsdException w:name="Medium Grid 2 Accent 3" w:semiHidden="0" w:uiPriority="68" w:unhideWhenUsed="0"/>
-    <w:lsdException w:name="Medium Grid 3 Accent 3" w:semiHidden="0" w:uiPriority="69" w:unhideWhenUsed="0"/>
-    <w:lsdException w:name="Dark List Accent 3" w:semiHidden="0" w:uiPriority="70" w:unhideWhenUsed="0"/>
-    <w:lsdException w:name="Colorful Shading Accent 3" w:semiHidden="0" w:uiPriority="71" w:unhideWhenUsed="0"/>
-    <w:lsdException w:name="Colorful List Accent 3" w:semiHidden="0" w:uiPriority="72" w:unhideWhenUsed="0"/>
-    <w:lsdException w:name="Colorful Grid Accent 3" w:semiHidden="0" w:uiPriority="73" w:unhideWhenUsed="0"/>
-    <w:lsdException w:name="Light Shading Accent 4" w:semiHidden="0" w:uiPriority="60" w:unhideWhenUsed="0"/>
-    <w:lsdException w:name="Light List Accent 4" w:semiHidden="0" w:uiPriority="61" w:unhideWhenUsed="0"/>
-    <w:lsdException w:name="Light Grid Accent 4" w:semiHidden="0" w:uiPriority="62" w:unhideWhenUsed="0"/>
-    <w:lsdException w:name="Medium Shading 1 Accent 4" w:semiHidden="0" w:uiPriority="63" w:unhideWhenUsed="0"/>
-    <w:lsdException w:name="Medium Shading 2 Accent 4" w:semiHidden="0" w:uiPriority="64" w:unhideWhenUsed="0"/>
-    <w:lsdException w:name="Medium List 1 Accent 4" w:semiHidden="0" w:uiPriority="65" w:unhideWhenUsed="0"/>
-    <w:lsdException w:name="Medium List 2 Accent 4" w:semiHidden="0" w:uiPriority="66" w:unhideWhenUsed="0"/>
-    <w:lsdException w:name="Medium Grid 1 Accent 4" w:semiHidden="0" w:uiPriority="67" w:unhideWhenUsed="0"/>
-    <w:lsdException w:name="Medium Grid 2 Accent 4" w:semiHidden="0" w:uiPriority="68" w:unhideWhenUsed="0"/>
-    <w:lsdException w:name="Medium Grid 3 Accent 4" w:semiHidden="0" w:uiPriority="69" w:unhideWhenUsed="0"/>
-    <w:lsdException w:name="Dark List Accent 4" w:semiHidden="0" w:uiPriority="70" w:unhideWhenUsed="0"/>
-    <w:lsdException w:name="Colorful Shading Accent 4" w:semiHidden="0" w:uiPriority="71" w:unhideWhenUsed="0"/>
-    <w:lsdException w:name="Colorful List Accent 4" w:semiHidden="0" w:uiPriority="72" w:unhideWhenUsed="0"/>
-    <w:lsdException w:name="Colorful Grid Accent 4" w:semiHidden="0" w:uiPriority="73" w:unhideWhenUsed="0"/>
-    <w:lsdException w:name="Light Shading Accent 5" w:semiHidden="0" w:uiPriority="60" w:unhideWhenUsed="0"/>
-    <w:lsdException w:name="Light List Accent 5" w:semiHidden="0" w:uiPriority="61" w:unhideWhenUsed="0"/>
-    <w:lsdException w:name="Light Grid Accent 5" w:semiHidden="0" w:uiPriority="62" w:unhideWhenUsed="0"/>
-    <w:lsdException w:name="Medium Shading 1 Accent 5" w:semiHidden="0" w:uiPriority="63" w:unhideWhenUsed="0"/>
-    <w:lsdException w:name="Medium Shading 2 Accent 5" w:semiHidden="0" w:uiPriority="64" w:unhideWhenUsed="0"/>
-    <w:lsdException w:name="Medium List 1 Accent 5" w:semiHidden="0" w:uiPriority="65" w:unhideWhenUsed="0"/>
-    <w:lsdException w:name="Medium List 2 Accent 5" w:semiHidden="0" w:uiPriority="66" w:unhideWhenUsed="0"/>
-    <w:lsdException w:name="Medium Grid 1 Accent 5" w:semiHidden="0" w:uiPriority="67" w:unhideWhenUsed="0"/>
-    <w:lsdException w:name="Medium Grid 2 Accent 5" w:semiHidden="0" w:uiPriority="68" w:unhideWhenUsed="0"/>
-    <w:lsdException w:name="Medium Grid 3 Accent 5" w:semiHidden="0" w:uiPriority="69" w:unhideWhenUsed="0"/>
-    <w:lsdException w:name="Dark List Accent 5" w:semiHidden="0" w:uiPriority="70" w:unhideWhenUsed="0"/>
-    <w:lsdException w:name="Colorful Shading Accent 5" w:semiHidden="0" w:uiPriority="71" w:unhideWhenUsed="0"/>
-    <w:lsdException w:name="Colorful List Accent 5" w:semiHidden="0" w:uiPriority="72" w:unhideWhenUsed="0"/>
-    <w:lsdException w:name="Colorful Grid Accent 5" w:semiHidden="0" w:uiPriority="73" w:unhideWhenUsed="0"/>
-    <w:lsdException w:name="Light Shading Accent 6" w:semiHidden="0" w:uiPriority="60" w:unhideWhenUsed="0"/>
-    <w:lsdException w:name="Light List Accent 6" w:semiHidden="0" w:uiPriority="61" w:unhideWhenUsed="0"/>
-    <w:lsdException w:name="Light Grid Accent 6" w:semiHidden="0" w:uiPriority="62" w:unhideWhenUsed="0"/>
-    <w:lsdException w:name="Medium Shading 1 Accent 6" w:semiHidden="0" w:uiPriority="63" w:unhideWhenUsed="0"/>
-    <w:lsdException w:name="Medium Shading 2 Accent 6" w:semiHidden="0" w:uiPriority="64" w:unhideWhenUsed="0"/>
-    <w:lsdException w:name="Medium List 1 Accent 6" w:semiHidden="0" w:uiPriority="65" w:unhideWhenUsed="0"/>
-    <w:lsdException w:name="Medium List 2 Accent 6" w:semiHidden="0" w:uiPriority="66" w:unhideWhenUsed="0"/>
-    <w:lsdException w:name="Medium Grid 1 Accent 6" w:semiHidden="0" w:uiPriority="67" w:unhideWhenUsed="0"/>
-    <w:lsdException w:name="Medium Grid 2 Accent 6" w:semiHidden="0" w:uiPriority="68" w:unhideWhenUsed="0"/>
-    <w:lsdException w:name="Medium Grid 3 Accent 6" w:semiHidden="0" w:uiPriority="69" w:unhideWhenUsed="0"/>
-    <w:lsdException w:name="Dark List Accent 6" w:semiHidden="0" w:uiPriority="70" w:unhideWhenUsed="0"/>
-    <w:lsdException w:name="Colorful Shading Accent 6" w:semiHidden="0" w:uiPriority="71" w:unhideWhenUsed="0"/>
-    <w:lsdException w:name="Colorful List Accent 6" w:semiHidden="0" w:uiPriority="72" w:unhideWhenUsed="0"/>
-    <w:lsdException w:name="Colorful Grid Accent 6" w:semiHidden="0" w:uiPriority="73" w:unhideWhenUsed="0"/>
-    <w:lsdException w:name="Subtle Emphasis" w:semiHidden="0" w:uiPriority="19" w:unhideWhenUsed="0" w:qFormat="1"/>
-    <w:lsdException w:name="Intense Emphasis" w:semiHidden="0" w:uiPriority="21" w:unhideWhenUsed="0" w:qFormat="1"/>
-    <w:lsdException w:name="Subtle Reference" w:semiHidden="0" w:uiPriority="31" w:unhideWhenUsed="0" w:qFormat="1"/>
-    <w:lsdException w:name="Intense Reference" w:semiHidden="0" w:uiPriority="32" w:unhideWhenUsed="0" w:qFormat="1"/>
-    <w:lsdException w:name="Book Title" w:semiHidden="0" w:uiPriority="33" w:unhideWhenUsed="0" w:qFormat="1"/>
-    <w:lsdException w:name="Bibliography" w:uiPriority="37"/>
-    <w:lsdException w:name="TOC Heading" w:uiPriority="39" w:qFormat="1"/>
-  </w:latentStyles>
-  <w:style w:type="paragraph" w:default="1" w:styleId="Normal">
-    <w:name w:val="Normal"/>
-  </w:style>
-  <w:style w:type="paragraph" w:styleId="Ttulo1">
-    <w:name w:val="heading 1"/>
+  <w:style w:type="paragraph" w:styleId="NormalWeb">
+    <w:name w:val="Normal (Web)"/>
     <w:basedOn w:val="Normal"/>
-    <w:next w:val="Normal"/>
+    <w:uiPriority w:val="99"/>
+    <w:semiHidden/>
+    <w:unhideWhenUsed/>
+    <w:rsid w:val="004140F9"/>
     <w:pPr>
-      <w:keepNext/>
-      <w:keepLines/>
-      <w:spacing w:before="400" w:after="120"/>
-      <w:outlineLvl w:val="0"/>
+      <w:spacing w:before="100" w:beforeAutospacing="1" w:after="100" w:afterAutospacing="1" w:line="240" w:lineRule="auto"/>
     </w:pPr>
     <w:rPr>
-      <w:sz w:val="40"/>
-      <w:szCs w:val="40"/>
-    </w:rPr>
-  </w:style>
-  <w:style w:type="paragraph" w:styleId="Ttulo2">
-    <w:name w:val="heading 2"/>
-    <w:basedOn w:val="Normal"/>
-    <w:next w:val="Normal"/>
-    <w:pPr>
-      <w:keepNext/>
-      <w:keepLines/>
-      <w:spacing w:before="360" w:after="120"/>
-      <w:outlineLvl w:val="1"/>
-    </w:pPr>
-    <w:rPr>
-      <w:sz w:val="32"/>
-      <w:szCs w:val="32"/>
-    </w:rPr>
-  </w:style>
-  <w:style w:type="paragraph" w:styleId="Ttulo3">
-    <w:name w:val="heading 3"/>
-    <w:basedOn w:val="Normal"/>
-    <w:next w:val="Normal"/>
-    <w:pPr>
-      <w:keepNext/>
-      <w:keepLines/>
-      <w:spacing w:before="320" w:after="80"/>
-      <w:outlineLvl w:val="2"/>
-    </w:pPr>
-    <w:rPr>
-      <w:color w:val="434343"/>
-      <w:sz w:val="28"/>
-      <w:szCs w:val="28"/>
-    </w:rPr>
-  </w:style>
-  <w:style w:type="paragraph" w:styleId="Ttulo4">
-    <w:name w:val="heading 4"/>
-    <w:basedOn w:val="Normal"/>
-    <w:next w:val="Normal"/>
-    <w:pPr>
-      <w:keepNext/>
-      <w:keepLines/>
-      <w:spacing w:before="280" w:after="80"/>
-      <w:outlineLvl w:val="3"/>
-    </w:pPr>
-    <w:rPr>
-      <w:color w:val="666666"/>
+      <w:rFonts w:ascii="Times New Roman" w:eastAsia="Times New Roman" w:hAnsi="Times New Roman" w:cs="Times New Roman"/>
       <w:sz w:val="24"/>
       <w:szCs w:val="24"/>
     </w:rPr>
   </w:style>
-  <w:style w:type="paragraph" w:styleId="Ttulo5">
-    <w:name w:val="heading 5"/>
+  <w:style w:type="paragraph" w:styleId="PargrafodaLista">
+    <w:name w:val="List Paragraph"/>
+    <w:basedOn w:val="Normal"/>
+    <w:uiPriority w:val="34"/>
+    <w:qFormat/>
+    <w:rsid w:val="00FC2F4B"/>
+    <w:pPr>
+      <w:ind w:left="720"/>
+      <w:contextualSpacing/>
+    </w:pPr>
+  </w:style>
+  <w:style w:type="paragraph" w:styleId="Legenda">
+    <w:name w:val="caption"/>
     <w:basedOn w:val="Normal"/>
     <w:next w:val="Normal"/>
+    <w:uiPriority w:val="35"/>
+    <w:unhideWhenUsed/>
+    <w:qFormat/>
+    <w:rsid w:val="00297856"/>
     <w:pPr>
-      <w:keepNext/>
-      <w:keepLines/>
-      <w:spacing w:before="240" w:after="80"/>
-      <w:outlineLvl w:val="4"/>
-    </w:pPr>
-    <w:rPr>
-      <w:color w:val="666666"/>
-    </w:rPr>
-  </w:style>
-  <w:style w:type="paragraph" w:styleId="Ttulo6">
-    <w:name w:val="heading 6"/>
-    <w:basedOn w:val="Normal"/>
-    <w:next w:val="Normal"/>
-    <w:pPr>
-      <w:keepNext/>
-      <w:keepLines/>
-      <w:spacing w:before="240" w:after="80"/>
-      <w:outlineLvl w:val="5"/>
+      <w:spacing w:after="200" w:line="240" w:lineRule="auto"/>
     </w:pPr>
     <w:rPr>
       <w:i/>
       <w:iCs/>
-      <w:color w:val="666666"/>
+      <w:color w:val="1F497D" w:themeColor="text2"/>
+      <w:sz w:val="18"/>
+      <w:szCs w:val="18"/>
     </w:rPr>
   </w:style>
-  <w:style w:type="character" w:default="1" w:styleId="Fontepargpadro">
-    <w:name w:val="Default Paragraph Font"/>
-    <w:uiPriority w:val="1"/>
-    <w:semiHidden/>
+  <w:style w:type="paragraph" w:styleId="Cabealho">
+    <w:name w:val="header"/>
+    <w:basedOn w:val="Normal"/>
+    <w:link w:val="CabealhoChar"/>
+    <w:uiPriority w:val="99"/>
     <w:unhideWhenUsed/>
+    <w:rsid w:val="00297856"/>
+    <w:pPr>
+      <w:tabs>
+        <w:tab w:val="center" w:pos="4252"/>
+        <w:tab w:val="right" w:pos="8504"/>
+      </w:tabs>
+      <w:spacing w:line="240" w:lineRule="auto"/>
+    </w:pPr>
   </w:style>
-  <w:style w:type="table" w:default="1" w:styleId="Tabelanormal">
-    <w:name w:val="Normal Table"/>
+  <w:style w:type="character" w:customStyle="1" w:styleId="CabealhoChar">
+    <w:name w:val="Cabeçalho Char"/>
+    <w:basedOn w:val="Fontepargpadro"/>
+    <w:link w:val="Cabealho"/>
+    <w:uiPriority w:val="99"/>
+    <w:rsid w:val="00297856"/>
+  </w:style>
+  <w:style w:type="paragraph" w:styleId="Rodap">
+    <w:name w:val="footer"/>
+    <w:basedOn w:val="Normal"/>
+    <w:link w:val="RodapChar"/>
+    <w:uiPriority w:val="99"/>
+    <w:unhideWhenUsed/>
+    <w:rsid w:val="00297856"/>
+    <w:pPr>
+      <w:tabs>
+        <w:tab w:val="center" w:pos="4252"/>
+        <w:tab w:val="right" w:pos="8504"/>
+      </w:tabs>
+      <w:spacing w:line="240" w:lineRule="auto"/>
+    </w:pPr>
+  </w:style>
+  <w:style w:type="character" w:customStyle="1" w:styleId="RodapChar">
+    <w:name w:val="Rodapé Char"/>
+    <w:basedOn w:val="Fontepargpadro"/>
+    <w:link w:val="Rodap"/>
+    <w:uiPriority w:val="99"/>
+    <w:rsid w:val="00297856"/>
+  </w:style>
+  <w:style w:type="character" w:styleId="Hyperlink">
+    <w:name w:val="Hyperlink"/>
+    <w:basedOn w:val="Fontepargpadro"/>
+    <w:uiPriority w:val="99"/>
+    <w:unhideWhenUsed/>
+    <w:rsid w:val="00196C7F"/>
+    <w:rPr>
+      <w:color w:val="0000FF" w:themeColor="hyperlink"/>
+      <w:u w:val="single"/>
+    </w:rPr>
+  </w:style>
+  <w:style w:type="character" w:styleId="MenoPendente">
+    <w:name w:val="Unresolved Mention"/>
+    <w:basedOn w:val="Fontepargpadro"/>
     <w:uiPriority w:val="99"/>
     <w:semiHidden/>
     <w:unhideWhenUsed/>
-    <w:tblPr>
-      <w:tblInd w:w="0" w:type="dxa"/>
-      <w:tblCellMar>
-        <w:top w:w="0" w:type="dxa"/>
-        <w:left w:w="108" w:type="dxa"/>
-        <w:bottom w:w="0" w:type="dxa"/>
-        <w:right w:w="108" w:type="dxa"/>
-      </w:tblCellMar>
-    </w:tblPr>
-  </w:style>
-  <w:style w:type="numbering" w:default="1" w:styleId="Semlista">
-    <w:name w:val="No List"/>
-    <w:uiPriority w:val="99"/>
-    <w:semiHidden/>
-    <w:unhideWhenUsed/>
-  </w:style>
-  <w:style w:type="table" w:customStyle="1" w:styleId="TableNormal">
-    <w:name w:val="TableNormal"/>
-    <w:tblPr>
-      <w:tblCellMar>
-        <w:top w:w="100" w:type="dxa"/>
-        <w:left w:w="100" w:type="dxa"/>
-        <w:bottom w:w="100" w:type="dxa"/>
-        <w:right w:w="100" w:type="dxa"/>
-      </w:tblCellMar>
-    </w:tblPr>
-  </w:style>
-  <w:style w:type="paragraph" w:styleId="Ttulo">
-    <w:name w:val="Title"/>
-    <w:basedOn w:val="Normal"/>
-    <w:next w:val="Normal"/>
-    <w:pPr>
-      <w:keepNext/>
-      <w:keepLines/>
-      <w:spacing w:after="60"/>
-    </w:pPr>
+    <w:rsid w:val="00196C7F"/>
     <w:rPr>
-      <w:sz w:val="52"/>
-      <w:szCs w:val="52"/>
+      <w:color w:val="605E5C"/>
+      <w:shd w:val="clear" w:color="auto" w:fill="E1DFDD"/>
     </w:rPr>
-  </w:style>
-  <w:style w:type="paragraph" w:styleId="Subttulo">
-    <w:name w:val="Subtitle"/>
-    <w:basedOn w:val="Normal"/>
-    <w:next w:val="Normal"/>
-    <w:pPr>
-      <w:keepNext/>
-      <w:keepLines/>
-      <w:spacing w:after="320"/>
-    </w:pPr>
-    <w:rPr>
-      <w:color w:val="666666"/>
-      <w:sz w:val="30"/>
-      <w:szCs w:val="30"/>
-    </w:rPr>
-  </w:style>
-  <w:style w:type="paragraph" w:styleId="Textodebalo">
-    <w:name w:val="Balloon Text"/>
-    <w:basedOn w:val="Normal"/>
-    <w:link w:val="TextodebaloChar"/>
-    <w:uiPriority w:val="99"/>
-    <w:semiHidden/>
-    <w:unhideWhenUsed/>
-    <w:rsid w:val="00304B85"/>
-    <w:pPr>
-      <w:spacing w:line="240" w:lineRule="auto"/>
-    </w:pPr>
-    <w:rPr>
-      <w:rFonts w:ascii="Tahoma" w:hAnsi="Tahoma" w:cs="Tahoma"/>
-      <w:sz w:val="16"/>
-      <w:szCs w:val="16"/>
-    </w:rPr>
-  </w:style>
-  <w:style w:type="character" w:customStyle="1" w:styleId="TextodebaloChar">
-    <w:name w:val="Texto de balão Char"/>
-    <w:basedOn w:val="Fontepargpadro"/>
-    <w:link w:val="Textodebalo"/>
-    <w:uiPriority w:val="99"/>
-    <w:semiHidden/>
-    <w:rsid w:val="00304B85"/>
-    <w:rPr>
-      <w:rFonts w:ascii="Tahoma" w:hAnsi="Tahoma" w:cs="Tahoma"/>
-      <w:sz w:val="16"/>
-      <w:szCs w:val="16"/>
-    </w:rPr>
-  </w:style>
-  <w:style w:type="character" w:styleId="nfase">
-    <w:name w:val="Emphasis"/>
-    <w:basedOn w:val="Fontepargpadro"/>
-    <w:uiPriority w:val="20"/>
-    <w:qFormat/>
-    <w:rsid w:val="00513B18"/>
-    <w:rPr>
-      <w:i/>
-      <w:iCs/>
-    </w:rPr>
-  </w:style>
-  <w:style w:type="character" w:customStyle="1" w:styleId="whitespace-normal">
-    <w:name w:val="whitespace-normal"/>
-    <w:basedOn w:val="Fontepargpadro"/>
-    <w:rsid w:val="00712DCA"/>
   </w:style>
 </w:styles>
 </file>
@@ -3360,4 +9977,16 @@
   </a:objectDefaults>
   <a:extraClrSchemeLst/>
 </a:theme>
+</file>
+
+<file path=customXml/item1.xml><?xml version="1.0" encoding="utf-8"?>
+<b:Sources xmlns:b="http://schemas.openxmlformats.org/officeDocument/2006/bibliography" xmlns="http://schemas.openxmlformats.org/officeDocument/2006/bibliography" SelectedStyle="\APASixthEditionOfficeOnline.xsl" StyleName="APA" Version="6"/>
+</file>
+
+<file path=customXml/itemProps1.xml><?xml version="1.0" encoding="utf-8"?>
+<ds:datastoreItem xmlns:ds="http://schemas.openxmlformats.org/officeDocument/2006/customXml" ds:itemID="{7533A987-648C-4AB8-B933-4BB48F3EEC2F}">
+  <ds:schemaRefs>
+    <ds:schemaRef ds:uri="http://schemas.openxmlformats.org/officeDocument/2006/bibliography"/>
+  </ds:schemaRefs>
+</ds:datastoreItem>
 </file>
--- a/Projeto de Gerencia de Software.docx
+++ b/Projeto de Gerencia de Software.docx
@@ -334,7 +334,70 @@
           <w:sz w:val="24"/>
           <w:szCs w:val="24"/>
         </w:rPr>
-        <w:t>Luane Soares da Silva - 25106732</w:t>
+        <w:t xml:space="preserve">Luane Soares da Silva </w:t>
+      </w:r>
+      <w:r>
+        <w:rPr>
+          <w:rFonts w:ascii="Times New Roman" w:eastAsia="Times New Roman" w:hAnsi="Times New Roman" w:cs="Times New Roman"/>
+          <w:b/>
+          <w:bCs/>
+          <w:sz w:val="24"/>
+          <w:szCs w:val="24"/>
+        </w:rPr>
+        <w:t>–</w:t>
+      </w:r>
+      <w:r>
+        <w:rPr>
+          <w:rFonts w:ascii="Times New Roman" w:eastAsia="Times New Roman" w:hAnsi="Times New Roman" w:cs="Times New Roman"/>
+          <w:b/>
+          <w:bCs/>
+          <w:sz w:val="24"/>
+          <w:szCs w:val="24"/>
+        </w:rPr>
+        <w:t xml:space="preserve"> 25106732</w:t>
+      </w:r>
+      <w:r>
+        <w:rPr>
+          <w:rFonts w:ascii="Times New Roman" w:eastAsia="Times New Roman" w:hAnsi="Times New Roman" w:cs="Times New Roman"/>
+          <w:b/>
+          <w:bCs/>
+          <w:sz w:val="24"/>
+          <w:szCs w:val="24"/>
+        </w:rPr>
+        <w:br/>
+        <w:t xml:space="preserve">Matheus </w:t>
+      </w:r>
+      <w:proofErr w:type="spellStart"/>
+      <w:r>
+        <w:rPr>
+          <w:rFonts w:ascii="Times New Roman" w:eastAsia="Times New Roman" w:hAnsi="Times New Roman" w:cs="Times New Roman"/>
+          <w:b/>
+          <w:bCs/>
+          <w:sz w:val="24"/>
+          <w:szCs w:val="24"/>
+        </w:rPr>
+        <w:t>Biosca</w:t>
+      </w:r>
+      <w:proofErr w:type="spellEnd"/>
+      <w:r>
+        <w:rPr>
+          <w:rFonts w:ascii="Times New Roman" w:eastAsia="Times New Roman" w:hAnsi="Times New Roman" w:cs="Times New Roman"/>
+          <w:b/>
+          <w:bCs/>
+          <w:sz w:val="24"/>
+          <w:szCs w:val="24"/>
+        </w:rPr>
+        <w:t xml:space="preserve">- </w:t>
+      </w:r>
+      <w:r>
+        <w:rPr>
+          <w:rFonts w:ascii="Times New Roman" w:eastAsia="Times New Roman" w:hAnsi="Times New Roman" w:cs="Times New Roman"/>
+          <w:b/>
+          <w:bCs/>
+          <w:sz w:val="24"/>
+          <w:szCs w:val="24"/>
+        </w:rPr>
+        <w:t>25103513</w:t>
       </w:r>
     </w:p>
     <w:p>
@@ -584,6 +647,7 @@
           <w:sz w:val="24"/>
           <w:szCs w:val="24"/>
         </w:rPr>
+        <w:lastRenderedPageBreak/>
         <w:t>202</w:t>
       </w:r>
       <w:r>
@@ -5007,14 +5071,27 @@
       <w:r>
         <w:t xml:space="preserve">Figura </w:t>
       </w:r>
-      <w:fldSimple w:instr=" SEQ Figura \* ARABIC ">
-        <w:r>
-          <w:rPr>
-            <w:noProof/>
-          </w:rPr>
-          <w:t>4</w:t>
-        </w:r>
-      </w:fldSimple>
+      <w:r>
+        <w:fldChar w:fldCharType="begin"/>
+      </w:r>
+      <w:r>
+        <w:instrText xml:space="preserve"> SEQ Figura \* ARABIC </w:instrText>
+      </w:r>
+      <w:r>
+        <w:fldChar w:fldCharType="separate"/>
+      </w:r>
+      <w:r>
+        <w:rPr>
+          <w:noProof/>
+        </w:rPr>
+        <w:t>4</w:t>
+      </w:r>
+      <w:r>
+        <w:rPr>
+          <w:noProof/>
+        </w:rPr>
+        <w:fldChar w:fldCharType="end"/>
+      </w:r>
       <w:r>
         <w:t xml:space="preserve"> - EAP</w:t>
       </w:r>
@@ -7548,6 +7625,3596 @@
         </w:tc>
       </w:tr>
     </w:tbl>
+    <w:p>
+      <w:pPr>
+        <w:widowControl w:val="0"/>
+        <w:tabs>
+          <w:tab w:val="left" w:pos="479"/>
+          <w:tab w:val="left" w:pos="479"/>
+        </w:tabs>
+        <w:spacing w:before="5" w:line="360" w:lineRule="auto"/>
+        <w:jc w:val="both"/>
+        <w:rPr>
+          <w:rFonts w:ascii="Times New Roman" w:eastAsia="Times New Roman" w:hAnsi="Times New Roman" w:cs="Times New Roman"/>
+          <w:b/>
+          <w:sz w:val="24"/>
+          <w:szCs w:val="24"/>
+        </w:rPr>
+      </w:pPr>
+      <w:r>
+        <w:rPr>
+          <w:rFonts w:ascii="Times New Roman" w:eastAsia="Times New Roman" w:hAnsi="Times New Roman" w:cs="Times New Roman"/>
+          <w:bCs/>
+          <w:sz w:val="24"/>
+          <w:szCs w:val="24"/>
+        </w:rPr>
+        <w:br/>
+      </w:r>
+      <w:r>
+        <w:rPr>
+          <w:rFonts w:ascii="Times New Roman" w:eastAsia="Times New Roman" w:hAnsi="Times New Roman" w:cs="Times New Roman"/>
+          <w:b/>
+          <w:sz w:val="24"/>
+          <w:szCs w:val="24"/>
+        </w:rPr>
+        <w:t>9</w:t>
+      </w:r>
+      <w:r>
+        <w:rPr>
+          <w:rFonts w:ascii="Times New Roman" w:eastAsia="Times New Roman" w:hAnsi="Times New Roman" w:cs="Times New Roman"/>
+          <w:b/>
+          <w:sz w:val="24"/>
+          <w:szCs w:val="24"/>
+        </w:rPr>
+        <w:t xml:space="preserve">.1 – </w:t>
+      </w:r>
+      <w:r>
+        <w:rPr>
+          <w:rFonts w:ascii="Times New Roman" w:eastAsia="Times New Roman" w:hAnsi="Times New Roman" w:cs="Times New Roman"/>
+          <w:b/>
+          <w:sz w:val="24"/>
+          <w:szCs w:val="24"/>
+        </w:rPr>
+        <w:t>Estimativa de Custos e Recursos</w:t>
+      </w:r>
+      <w:r>
+        <w:rPr>
+          <w:rFonts w:ascii="Times New Roman" w:eastAsia="Times New Roman" w:hAnsi="Times New Roman" w:cs="Times New Roman"/>
+          <w:b/>
+          <w:sz w:val="24"/>
+          <w:szCs w:val="24"/>
+        </w:rPr>
+        <w:t>:</w:t>
+      </w:r>
+    </w:p>
+    <w:p>
+      <w:pPr>
+        <w:widowControl w:val="0"/>
+        <w:tabs>
+          <w:tab w:val="left" w:pos="479"/>
+          <w:tab w:val="left" w:pos="479"/>
+        </w:tabs>
+        <w:spacing w:before="5" w:line="360" w:lineRule="auto"/>
+        <w:jc w:val="both"/>
+        <w:rPr>
+          <w:rFonts w:ascii="Times New Roman" w:eastAsia="Times New Roman" w:hAnsi="Times New Roman" w:cs="Times New Roman"/>
+          <w:bCs/>
+          <w:sz w:val="24"/>
+          <w:szCs w:val="24"/>
+        </w:rPr>
+      </w:pPr>
+      <w:r>
+        <w:rPr>
+          <w:rFonts w:ascii="Times New Roman" w:eastAsia="Times New Roman" w:hAnsi="Times New Roman" w:cs="Times New Roman"/>
+          <w:bCs/>
+          <w:sz w:val="24"/>
+          <w:szCs w:val="24"/>
+        </w:rPr>
+        <w:t xml:space="preserve">  </w:t>
+      </w:r>
+      <w:r>
+        <w:rPr>
+          <w:rFonts w:ascii="Times New Roman" w:eastAsia="Times New Roman" w:hAnsi="Times New Roman" w:cs="Times New Roman"/>
+          <w:bCs/>
+          <w:sz w:val="24"/>
+          <w:szCs w:val="24"/>
+        </w:rPr>
+        <w:t>A implantação do sistema ERP exige investimentos em equipe, treinamento, infraestrutura e licenças. Apesar dos custos iniciais e mensais, trata-se de um investimento estratégico para a clínica, pois permitirá maior controle dos processos, integração das informações, redução de erros operacionais e melhoria no atendimento aos pacientes. Além disso, a capacitação dos colaboradores garante o uso adequado do sistema, aumentando a eficiência e a produtividade da organização a longo prazo.</w:t>
+      </w:r>
+      <w:r>
+        <w:t xml:space="preserve"> </w:t>
+      </w:r>
+      <w:r>
+        <w:rPr>
+          <w:rFonts w:ascii="Times New Roman" w:eastAsia="Times New Roman" w:hAnsi="Times New Roman" w:cs="Times New Roman"/>
+          <w:bCs/>
+          <w:sz w:val="24"/>
+          <w:szCs w:val="24"/>
+        </w:rPr>
+        <w:t>O investimento inicial estimado varia entre R$ 18.000 e R$ 60.000, enquanto os custos mensais podem variar entre R$ 18.000 e R$ 51.000, dependendo do porte da clínica e da solução ERP escolhida. Embora represente um gasto significativo, o projeto tende a gerar retorno por meio da melhoria dos processos internos, maior agilidade no atendimento e melhor gestão das informações da clínica.</w:t>
+      </w:r>
+    </w:p>
+    <w:p>
+      <w:pPr>
+        <w:widowControl w:val="0"/>
+        <w:tabs>
+          <w:tab w:val="left" w:pos="479"/>
+          <w:tab w:val="left" w:pos="479"/>
+        </w:tabs>
+        <w:spacing w:before="5" w:line="360" w:lineRule="auto"/>
+        <w:jc w:val="both"/>
+        <w:rPr>
+          <w:rFonts w:ascii="Times New Roman" w:eastAsia="Times New Roman" w:hAnsi="Times New Roman" w:cs="Times New Roman"/>
+          <w:bCs/>
+          <w:sz w:val="24"/>
+          <w:szCs w:val="24"/>
+        </w:rPr>
+      </w:pPr>
+    </w:p>
+    <w:p>
+      <w:pPr>
+        <w:widowControl w:val="0"/>
+        <w:tabs>
+          <w:tab w:val="left" w:pos="479"/>
+          <w:tab w:val="left" w:pos="479"/>
+        </w:tabs>
+        <w:spacing w:before="5" w:line="360" w:lineRule="auto"/>
+        <w:jc w:val="both"/>
+        <w:rPr>
+          <w:rFonts w:ascii="Times New Roman" w:eastAsia="Times New Roman" w:hAnsi="Times New Roman" w:cs="Times New Roman"/>
+          <w:bCs/>
+          <w:sz w:val="24"/>
+          <w:szCs w:val="24"/>
+        </w:rPr>
+      </w:pPr>
+      <w:r>
+        <w:rPr>
+          <w:rFonts w:ascii="Times New Roman" w:eastAsia="Times New Roman" w:hAnsi="Times New Roman" w:cs="Times New Roman"/>
+          <w:bCs/>
+          <w:noProof/>
+          <w:sz w:val="24"/>
+          <w:szCs w:val="24"/>
+        </w:rPr>
+        <w:drawing>
+          <wp:inline distT="0" distB="0" distL="0" distR="0" wp14:anchorId="22511364" wp14:editId="5B33BA0C">
+            <wp:extent cx="5763260" cy="703580"/>
+            <wp:effectExtent l="0" t="0" r="8890" b="1270"/>
+            <wp:docPr id="457891715" name="Imagem 1"/>
+            <wp:cNvGraphicFramePr>
+              <a:graphicFrameLocks xmlns:a="http://schemas.openxmlformats.org/drawingml/2006/main" noChangeAspect="1"/>
+            </wp:cNvGraphicFramePr>
+            <a:graphic xmlns:a="http://schemas.openxmlformats.org/drawingml/2006/main">
+              <a:graphicData uri="http://schemas.openxmlformats.org/drawingml/2006/picture">
+                <pic:pic xmlns:pic="http://schemas.openxmlformats.org/drawingml/2006/picture">
+                  <pic:nvPicPr>
+                    <pic:cNvPr id="457891715" name=""/>
+                    <pic:cNvPicPr/>
+                  </pic:nvPicPr>
+                  <pic:blipFill>
+                    <a:blip r:embed="rId13"/>
+                    <a:stretch>
+                      <a:fillRect/>
+                    </a:stretch>
+                  </pic:blipFill>
+                  <pic:spPr>
+                    <a:xfrm>
+                      <a:off x="0" y="0"/>
+                      <a:ext cx="5763260" cy="703580"/>
+                    </a:xfrm>
+                    <a:prstGeom prst="rect">
+                      <a:avLst/>
+                    </a:prstGeom>
+                  </pic:spPr>
+                </pic:pic>
+              </a:graphicData>
+            </a:graphic>
+          </wp:inline>
+        </w:drawing>
+      </w:r>
+    </w:p>
+    <w:p>
+      <w:pPr>
+        <w:widowControl w:val="0"/>
+        <w:tabs>
+          <w:tab w:val="left" w:pos="479"/>
+          <w:tab w:val="left" w:pos="479"/>
+        </w:tabs>
+        <w:spacing w:before="5" w:line="360" w:lineRule="auto"/>
+        <w:jc w:val="both"/>
+        <w:rPr>
+          <w:rFonts w:ascii="Times New Roman" w:eastAsia="Times New Roman" w:hAnsi="Times New Roman" w:cs="Times New Roman"/>
+          <w:bCs/>
+          <w:sz w:val="24"/>
+          <w:szCs w:val="24"/>
+        </w:rPr>
+      </w:pPr>
+    </w:p>
+    <w:p>
+      <w:pPr>
+        <w:widowControl w:val="0"/>
+        <w:tabs>
+          <w:tab w:val="left" w:pos="479"/>
+          <w:tab w:val="left" w:pos="479"/>
+        </w:tabs>
+        <w:spacing w:before="5" w:line="360" w:lineRule="auto"/>
+        <w:jc w:val="both"/>
+        <w:rPr>
+          <w:rFonts w:ascii="Times New Roman" w:eastAsia="Times New Roman" w:hAnsi="Times New Roman" w:cs="Times New Roman"/>
+          <w:bCs/>
+          <w:sz w:val="24"/>
+          <w:szCs w:val="24"/>
+        </w:rPr>
+      </w:pPr>
+    </w:p>
+    <w:p>
+      <w:pPr>
+        <w:widowControl w:val="0"/>
+        <w:tabs>
+          <w:tab w:val="left" w:pos="479"/>
+          <w:tab w:val="left" w:pos="479"/>
+        </w:tabs>
+        <w:spacing w:before="5" w:line="360" w:lineRule="auto"/>
+        <w:jc w:val="both"/>
+        <w:rPr>
+          <w:rFonts w:ascii="Times New Roman" w:eastAsia="Times New Roman" w:hAnsi="Times New Roman" w:cs="Times New Roman"/>
+          <w:b/>
+          <w:sz w:val="24"/>
+          <w:szCs w:val="24"/>
+        </w:rPr>
+      </w:pPr>
+      <w:r>
+        <w:rPr>
+          <w:rFonts w:ascii="Times New Roman" w:eastAsia="Times New Roman" w:hAnsi="Times New Roman" w:cs="Times New Roman"/>
+          <w:b/>
+          <w:sz w:val="24"/>
+          <w:szCs w:val="24"/>
+        </w:rPr>
+        <w:t xml:space="preserve">10.1- </w:t>
+      </w:r>
+      <w:r>
+        <w:rPr>
+          <w:rFonts w:ascii="Times New Roman" w:eastAsia="Times New Roman" w:hAnsi="Times New Roman" w:cs="Times New Roman"/>
+          <w:b/>
+          <w:sz w:val="24"/>
+          <w:szCs w:val="24"/>
+        </w:rPr>
+        <w:t>Matriz de Riscos (com plano de mitigação)</w:t>
+      </w:r>
+      <w:r>
+        <w:rPr>
+          <w:rFonts w:ascii="Times New Roman" w:eastAsia="Times New Roman" w:hAnsi="Times New Roman" w:cs="Times New Roman"/>
+          <w:b/>
+          <w:sz w:val="24"/>
+          <w:szCs w:val="24"/>
+        </w:rPr>
+        <w:t>:</w:t>
+      </w:r>
+    </w:p>
+    <w:p>
+      <w:pPr>
+        <w:widowControl w:val="0"/>
+        <w:tabs>
+          <w:tab w:val="left" w:pos="479"/>
+          <w:tab w:val="left" w:pos="479"/>
+        </w:tabs>
+        <w:spacing w:before="5" w:line="360" w:lineRule="auto"/>
+        <w:jc w:val="both"/>
+        <w:rPr>
+          <w:rFonts w:ascii="Times New Roman" w:eastAsia="Times New Roman" w:hAnsi="Times New Roman" w:cs="Times New Roman"/>
+          <w:b/>
+          <w:sz w:val="24"/>
+          <w:szCs w:val="24"/>
+        </w:rPr>
+      </w:pPr>
+    </w:p>
+    <w:p>
+      <w:pPr>
+        <w:widowControl w:val="0"/>
+        <w:tabs>
+          <w:tab w:val="left" w:pos="479"/>
+          <w:tab w:val="left" w:pos="479"/>
+        </w:tabs>
+        <w:spacing w:before="5" w:line="360" w:lineRule="auto"/>
+        <w:jc w:val="both"/>
+        <w:rPr>
+          <w:rFonts w:ascii="Times New Roman" w:eastAsia="Times New Roman" w:hAnsi="Times New Roman" w:cs="Times New Roman"/>
+          <w:bCs/>
+          <w:sz w:val="24"/>
+          <w:szCs w:val="24"/>
+        </w:rPr>
+      </w:pPr>
+      <w:r>
+        <w:rPr>
+          <w:rFonts w:ascii="Times New Roman" w:eastAsia="Times New Roman" w:hAnsi="Times New Roman" w:cs="Times New Roman"/>
+          <w:bCs/>
+          <w:sz w:val="24"/>
+          <w:szCs w:val="24"/>
+        </w:rPr>
+        <w:t xml:space="preserve">   </w:t>
+      </w:r>
+      <w:r>
+        <w:rPr>
+          <w:rFonts w:ascii="Times New Roman" w:eastAsia="Times New Roman" w:hAnsi="Times New Roman" w:cs="Times New Roman"/>
+          <w:bCs/>
+          <w:sz w:val="24"/>
+          <w:szCs w:val="24"/>
+        </w:rPr>
+        <w:t>Durante a implantação do sistema, alguns riscos podem impactar o funcionamento e o sucesso da solução. Entre os principais estão o vazamento de dados, erros na modelagem do banco de dados, resistência dos usuários, indisponibilidade do sistema, aumento de escopo, atrasos no cronograma e falhas na migração de dados. Para reduzir esses riscos, serão adotadas medidas como criptografia, controle de acesso, validação da modelagem, treinamentos, hospedagem em nuvem, gestão das tarefas e testes prévios.</w:t>
+      </w:r>
+      <w:r>
+        <w:t xml:space="preserve"> </w:t>
+      </w:r>
+      <w:r>
+        <w:rPr>
+          <w:rFonts w:ascii="Times New Roman" w:eastAsia="Times New Roman" w:hAnsi="Times New Roman" w:cs="Times New Roman"/>
+          <w:bCs/>
+          <w:sz w:val="24"/>
+          <w:szCs w:val="24"/>
+        </w:rPr>
+        <w:t xml:space="preserve">O problema mais crítico identificado atualmente é o erro na </w:t>
+      </w:r>
+      <w:proofErr w:type="spellStart"/>
+      <w:r>
+        <w:rPr>
+          <w:rFonts w:ascii="Times New Roman" w:eastAsia="Times New Roman" w:hAnsi="Times New Roman" w:cs="Times New Roman"/>
+          <w:bCs/>
+          <w:sz w:val="24"/>
+          <w:szCs w:val="24"/>
+        </w:rPr>
+        <w:t>re-chamada</w:t>
+      </w:r>
+      <w:proofErr w:type="spellEnd"/>
+      <w:r>
+        <w:rPr>
+          <w:rFonts w:ascii="Times New Roman" w:eastAsia="Times New Roman" w:hAnsi="Times New Roman" w:cs="Times New Roman"/>
+          <w:bCs/>
+          <w:sz w:val="24"/>
+          <w:szCs w:val="24"/>
+        </w:rPr>
+        <w:t xml:space="preserve"> de pacientes e o bloqueio do prontuário. Essa falha ocorre quando o paciente não responde à chamada e o médico não consegue realizar uma nova chamada pelo painel, causando interrupções no atendimento. Como solução, serão implementados mecanismos de desbloqueio automático, botão de </w:t>
+      </w:r>
+      <w:proofErr w:type="spellStart"/>
+      <w:r>
+        <w:rPr>
+          <w:rFonts w:ascii="Times New Roman" w:eastAsia="Times New Roman" w:hAnsi="Times New Roman" w:cs="Times New Roman"/>
+          <w:bCs/>
+          <w:sz w:val="24"/>
+          <w:szCs w:val="24"/>
+        </w:rPr>
+        <w:t>re-chamada</w:t>
+      </w:r>
+      <w:proofErr w:type="spellEnd"/>
+      <w:r>
+        <w:rPr>
+          <w:rFonts w:ascii="Times New Roman" w:eastAsia="Times New Roman" w:hAnsi="Times New Roman" w:cs="Times New Roman"/>
+          <w:bCs/>
+          <w:sz w:val="24"/>
+          <w:szCs w:val="24"/>
+        </w:rPr>
+        <w:t xml:space="preserve"> independente, melhorias no fluxo do sistema e ferramentas de recuperação rápida para suporte técnico.</w:t>
+      </w:r>
+    </w:p>
+    <w:p>
+      <w:pPr>
+        <w:widowControl w:val="0"/>
+        <w:tabs>
+          <w:tab w:val="left" w:pos="479"/>
+          <w:tab w:val="left" w:pos="479"/>
+        </w:tabs>
+        <w:spacing w:before="5" w:line="360" w:lineRule="auto"/>
+        <w:jc w:val="both"/>
+        <w:rPr>
+          <w:rFonts w:ascii="Times New Roman" w:eastAsia="Times New Roman" w:hAnsi="Times New Roman" w:cs="Times New Roman"/>
+          <w:bCs/>
+          <w:sz w:val="24"/>
+          <w:szCs w:val="24"/>
+        </w:rPr>
+      </w:pPr>
+    </w:p>
+    <w:tbl>
+      <w:tblPr>
+        <w:tblStyle w:val="Tabelacomgrade"/>
+        <w:tblW w:w="0" w:type="auto"/>
+        <w:tblLook w:val="04A0" w:firstRow="1" w:lastRow="0" w:firstColumn="1" w:lastColumn="0" w:noHBand="0" w:noVBand="1"/>
+      </w:tblPr>
+      <w:tblGrid>
+        <w:gridCol w:w="1099"/>
+        <w:gridCol w:w="2018"/>
+        <w:gridCol w:w="1550"/>
+        <w:gridCol w:w="1273"/>
+        <w:gridCol w:w="1510"/>
+        <w:gridCol w:w="1616"/>
+      </w:tblGrid>
+      <w:tr>
+        <w:tc>
+          <w:tcPr>
+            <w:tcW w:w="1496" w:type="dxa"/>
+            <w:vAlign w:val="center"/>
+          </w:tcPr>
+          <w:p>
+            <w:pPr>
+              <w:widowControl w:val="0"/>
+              <w:tabs>
+                <w:tab w:val="left" w:pos="479"/>
+                <w:tab w:val="left" w:pos="479"/>
+              </w:tabs>
+              <w:spacing w:before="5" w:line="360" w:lineRule="auto"/>
+              <w:jc w:val="center"/>
+              <w:rPr>
+                <w:rFonts w:ascii="Times New Roman" w:eastAsia="Times New Roman" w:hAnsi="Times New Roman" w:cs="Times New Roman"/>
+                <w:bCs/>
+                <w:sz w:val="24"/>
+                <w:szCs w:val="24"/>
+              </w:rPr>
+            </w:pPr>
+            <w:r>
+              <w:rPr>
+                <w:rFonts w:ascii="Times New Roman" w:eastAsia="Times New Roman" w:hAnsi="Times New Roman" w:cs="Times New Roman"/>
+                <w:bCs/>
+                <w:sz w:val="24"/>
+                <w:szCs w:val="24"/>
+              </w:rPr>
+              <w:t>ID</w:t>
+            </w:r>
+          </w:p>
+        </w:tc>
+        <w:tc>
+          <w:tcPr>
+            <w:tcW w:w="1500" w:type="dxa"/>
+            <w:vAlign w:val="center"/>
+          </w:tcPr>
+          <w:p>
+            <w:pPr>
+              <w:widowControl w:val="0"/>
+              <w:tabs>
+                <w:tab w:val="left" w:pos="479"/>
+                <w:tab w:val="left" w:pos="479"/>
+              </w:tabs>
+              <w:spacing w:before="5" w:line="360" w:lineRule="auto"/>
+              <w:jc w:val="center"/>
+              <w:rPr>
+                <w:rFonts w:ascii="Times New Roman" w:eastAsia="Times New Roman" w:hAnsi="Times New Roman" w:cs="Times New Roman"/>
+                <w:bCs/>
+                <w:sz w:val="24"/>
+                <w:szCs w:val="24"/>
+              </w:rPr>
+            </w:pPr>
+            <w:r>
+              <w:rPr>
+                <w:rFonts w:ascii="Times New Roman" w:eastAsia="Times New Roman" w:hAnsi="Times New Roman" w:cs="Times New Roman"/>
+                <w:bCs/>
+                <w:sz w:val="24"/>
+                <w:szCs w:val="24"/>
+              </w:rPr>
+              <w:t>Risco</w:t>
+            </w:r>
+          </w:p>
+        </w:tc>
+        <w:tc>
+          <w:tcPr>
+            <w:tcW w:w="1550" w:type="dxa"/>
+            <w:vAlign w:val="center"/>
+          </w:tcPr>
+          <w:p>
+            <w:pPr>
+              <w:widowControl w:val="0"/>
+              <w:tabs>
+                <w:tab w:val="left" w:pos="479"/>
+                <w:tab w:val="left" w:pos="479"/>
+              </w:tabs>
+              <w:spacing w:before="5" w:line="360" w:lineRule="auto"/>
+              <w:jc w:val="center"/>
+              <w:rPr>
+                <w:rFonts w:ascii="Times New Roman" w:eastAsia="Times New Roman" w:hAnsi="Times New Roman" w:cs="Times New Roman"/>
+                <w:bCs/>
+                <w:sz w:val="24"/>
+                <w:szCs w:val="24"/>
+              </w:rPr>
+            </w:pPr>
+            <w:r>
+              <w:rPr>
+                <w:rFonts w:ascii="Times New Roman" w:eastAsia="Times New Roman" w:hAnsi="Times New Roman" w:cs="Times New Roman"/>
+                <w:bCs/>
+                <w:sz w:val="24"/>
+                <w:szCs w:val="24"/>
+              </w:rPr>
+              <w:t>Probabilidade</w:t>
+            </w:r>
+          </w:p>
+        </w:tc>
+        <w:tc>
+          <w:tcPr>
+            <w:tcW w:w="1503" w:type="dxa"/>
+            <w:vAlign w:val="center"/>
+          </w:tcPr>
+          <w:p>
+            <w:pPr>
+              <w:widowControl w:val="0"/>
+              <w:tabs>
+                <w:tab w:val="left" w:pos="479"/>
+                <w:tab w:val="left" w:pos="479"/>
+              </w:tabs>
+              <w:spacing w:before="5" w:line="360" w:lineRule="auto"/>
+              <w:jc w:val="center"/>
+              <w:rPr>
+                <w:rFonts w:ascii="Times New Roman" w:eastAsia="Times New Roman" w:hAnsi="Times New Roman" w:cs="Times New Roman"/>
+                <w:bCs/>
+                <w:sz w:val="24"/>
+                <w:szCs w:val="24"/>
+              </w:rPr>
+            </w:pPr>
+            <w:r>
+              <w:rPr>
+                <w:rFonts w:ascii="Times New Roman" w:eastAsia="Times New Roman" w:hAnsi="Times New Roman" w:cs="Times New Roman"/>
+                <w:bCs/>
+                <w:sz w:val="24"/>
+                <w:szCs w:val="24"/>
+              </w:rPr>
+              <w:t>Impacto</w:t>
+            </w:r>
+          </w:p>
+        </w:tc>
+        <w:tc>
+          <w:tcPr>
+            <w:tcW w:w="1506" w:type="dxa"/>
+            <w:vAlign w:val="center"/>
+          </w:tcPr>
+          <w:p>
+            <w:pPr>
+              <w:widowControl w:val="0"/>
+              <w:tabs>
+                <w:tab w:val="left" w:pos="479"/>
+                <w:tab w:val="left" w:pos="479"/>
+              </w:tabs>
+              <w:spacing w:before="5" w:line="360" w:lineRule="auto"/>
+              <w:jc w:val="center"/>
+              <w:rPr>
+                <w:rFonts w:ascii="Times New Roman" w:eastAsia="Times New Roman" w:hAnsi="Times New Roman" w:cs="Times New Roman"/>
+                <w:bCs/>
+                <w:sz w:val="24"/>
+                <w:szCs w:val="24"/>
+              </w:rPr>
+            </w:pPr>
+            <w:r>
+              <w:rPr>
+                <w:rFonts w:ascii="Times New Roman" w:eastAsia="Times New Roman" w:hAnsi="Times New Roman" w:cs="Times New Roman"/>
+                <w:bCs/>
+                <w:sz w:val="24"/>
+                <w:szCs w:val="24"/>
+              </w:rPr>
+              <w:t>Mitigação</w:t>
+            </w:r>
+          </w:p>
+        </w:tc>
+        <w:tc>
+          <w:tcPr>
+            <w:tcW w:w="1511" w:type="dxa"/>
+            <w:vAlign w:val="center"/>
+          </w:tcPr>
+          <w:p>
+            <w:pPr>
+              <w:widowControl w:val="0"/>
+              <w:tabs>
+                <w:tab w:val="left" w:pos="479"/>
+                <w:tab w:val="left" w:pos="479"/>
+              </w:tabs>
+              <w:spacing w:before="5" w:line="360" w:lineRule="auto"/>
+              <w:jc w:val="center"/>
+              <w:rPr>
+                <w:rFonts w:ascii="Times New Roman" w:eastAsia="Times New Roman" w:hAnsi="Times New Roman" w:cs="Times New Roman"/>
+                <w:bCs/>
+                <w:sz w:val="24"/>
+                <w:szCs w:val="24"/>
+              </w:rPr>
+            </w:pPr>
+            <w:r>
+              <w:rPr>
+                <w:rFonts w:ascii="Times New Roman" w:eastAsia="Times New Roman" w:hAnsi="Times New Roman" w:cs="Times New Roman"/>
+                <w:bCs/>
+                <w:sz w:val="24"/>
+                <w:szCs w:val="24"/>
+              </w:rPr>
+              <w:t>Contingência</w:t>
+            </w:r>
+          </w:p>
+        </w:tc>
+      </w:tr>
+      <w:tr>
+        <w:tc>
+          <w:tcPr>
+            <w:tcW w:w="1496" w:type="dxa"/>
+            <w:vAlign w:val="center"/>
+          </w:tcPr>
+          <w:p>
+            <w:pPr>
+              <w:widowControl w:val="0"/>
+              <w:tabs>
+                <w:tab w:val="left" w:pos="479"/>
+                <w:tab w:val="left" w:pos="479"/>
+              </w:tabs>
+              <w:spacing w:before="5" w:line="360" w:lineRule="auto"/>
+              <w:jc w:val="center"/>
+              <w:rPr>
+                <w:rFonts w:ascii="Times New Roman" w:eastAsia="Times New Roman" w:hAnsi="Times New Roman" w:cs="Times New Roman"/>
+                <w:bCs/>
+                <w:sz w:val="24"/>
+                <w:szCs w:val="24"/>
+              </w:rPr>
+            </w:pPr>
+            <w:r>
+              <w:rPr>
+                <w:rFonts w:ascii="Times New Roman" w:eastAsia="Times New Roman" w:hAnsi="Times New Roman" w:cs="Times New Roman"/>
+                <w:b/>
+                <w:sz w:val="24"/>
+                <w:szCs w:val="24"/>
+              </w:rPr>
+              <w:t>R01</w:t>
+            </w:r>
+          </w:p>
+        </w:tc>
+        <w:tc>
+          <w:tcPr>
+            <w:tcW w:w="1500" w:type="dxa"/>
+            <w:vAlign w:val="center"/>
+          </w:tcPr>
+          <w:p>
+            <w:pPr>
+              <w:widowControl w:val="0"/>
+              <w:tabs>
+                <w:tab w:val="left" w:pos="479"/>
+                <w:tab w:val="left" w:pos="479"/>
+              </w:tabs>
+              <w:spacing w:before="5" w:line="360" w:lineRule="auto"/>
+              <w:jc w:val="center"/>
+              <w:rPr>
+                <w:rFonts w:ascii="Times New Roman" w:eastAsia="Times New Roman" w:hAnsi="Times New Roman" w:cs="Times New Roman"/>
+                <w:bCs/>
+                <w:sz w:val="24"/>
+                <w:szCs w:val="24"/>
+              </w:rPr>
+            </w:pPr>
+            <w:r>
+              <w:rPr>
+                <w:rFonts w:ascii="Times New Roman" w:eastAsia="Times New Roman" w:hAnsi="Times New Roman" w:cs="Times New Roman"/>
+                <w:b/>
+                <w:sz w:val="24"/>
+                <w:szCs w:val="24"/>
+              </w:rPr>
+              <w:t>Vazamento de dados (LGPD)</w:t>
+            </w:r>
+          </w:p>
+        </w:tc>
+        <w:tc>
+          <w:tcPr>
+            <w:tcW w:w="1550" w:type="dxa"/>
+            <w:vAlign w:val="center"/>
+          </w:tcPr>
+          <w:p>
+            <w:pPr>
+              <w:widowControl w:val="0"/>
+              <w:tabs>
+                <w:tab w:val="left" w:pos="479"/>
+                <w:tab w:val="left" w:pos="479"/>
+              </w:tabs>
+              <w:spacing w:before="5" w:line="360" w:lineRule="auto"/>
+              <w:jc w:val="center"/>
+              <w:rPr>
+                <w:rFonts w:ascii="Times New Roman" w:eastAsia="Times New Roman" w:hAnsi="Times New Roman" w:cs="Times New Roman"/>
+                <w:bCs/>
+                <w:sz w:val="24"/>
+                <w:szCs w:val="24"/>
+              </w:rPr>
+            </w:pPr>
+            <w:r>
+              <w:rPr>
+                <w:rFonts w:ascii="Times New Roman" w:eastAsia="Times New Roman" w:hAnsi="Times New Roman" w:cs="Times New Roman"/>
+                <w:bCs/>
+                <w:sz w:val="24"/>
+                <w:szCs w:val="24"/>
+              </w:rPr>
+              <w:t>Média</w:t>
+            </w:r>
+          </w:p>
+        </w:tc>
+        <w:tc>
+          <w:tcPr>
+            <w:tcW w:w="1503" w:type="dxa"/>
+            <w:vAlign w:val="center"/>
+          </w:tcPr>
+          <w:p>
+            <w:pPr>
+              <w:widowControl w:val="0"/>
+              <w:tabs>
+                <w:tab w:val="left" w:pos="479"/>
+                <w:tab w:val="left" w:pos="479"/>
+              </w:tabs>
+              <w:spacing w:before="5" w:line="360" w:lineRule="auto"/>
+              <w:jc w:val="center"/>
+              <w:rPr>
+                <w:rFonts w:ascii="Times New Roman" w:eastAsia="Times New Roman" w:hAnsi="Times New Roman" w:cs="Times New Roman"/>
+                <w:bCs/>
+                <w:sz w:val="24"/>
+                <w:szCs w:val="24"/>
+              </w:rPr>
+            </w:pPr>
+            <w:proofErr w:type="gramStart"/>
+            <w:r>
+              <w:rPr>
+                <w:rFonts w:ascii="Times New Roman" w:eastAsia="Times New Roman" w:hAnsi="Times New Roman" w:cs="Times New Roman"/>
+                <w:b/>
+                <w:sz w:val="24"/>
+                <w:szCs w:val="24"/>
+              </w:rPr>
+              <w:t>Critico</w:t>
+            </w:r>
+            <w:proofErr w:type="gramEnd"/>
+          </w:p>
+        </w:tc>
+        <w:tc>
+          <w:tcPr>
+            <w:tcW w:w="1506" w:type="dxa"/>
+            <w:vAlign w:val="center"/>
+          </w:tcPr>
+          <w:p>
+            <w:pPr>
+              <w:widowControl w:val="0"/>
+              <w:tabs>
+                <w:tab w:val="left" w:pos="479"/>
+                <w:tab w:val="left" w:pos="479"/>
+              </w:tabs>
+              <w:spacing w:before="5" w:line="360" w:lineRule="auto"/>
+              <w:jc w:val="center"/>
+              <w:rPr>
+                <w:rFonts w:ascii="Times New Roman" w:eastAsia="Times New Roman" w:hAnsi="Times New Roman" w:cs="Times New Roman"/>
+                <w:bCs/>
+                <w:sz w:val="24"/>
+                <w:szCs w:val="24"/>
+              </w:rPr>
+            </w:pPr>
+            <w:r>
+              <w:rPr>
+                <w:rFonts w:ascii="Times New Roman" w:eastAsia="Times New Roman" w:hAnsi="Times New Roman" w:cs="Times New Roman"/>
+                <w:bCs/>
+                <w:sz w:val="24"/>
+                <w:szCs w:val="24"/>
+              </w:rPr>
+              <w:t>Criptografia e controle de acesso.</w:t>
+            </w:r>
+          </w:p>
+        </w:tc>
+        <w:tc>
+          <w:tcPr>
+            <w:tcW w:w="1511" w:type="dxa"/>
+            <w:vAlign w:val="center"/>
+          </w:tcPr>
+          <w:p>
+            <w:pPr>
+              <w:widowControl w:val="0"/>
+              <w:tabs>
+                <w:tab w:val="left" w:pos="479"/>
+                <w:tab w:val="left" w:pos="479"/>
+              </w:tabs>
+              <w:spacing w:before="5" w:line="360" w:lineRule="auto"/>
+              <w:jc w:val="center"/>
+              <w:rPr>
+                <w:rFonts w:ascii="Times New Roman" w:eastAsia="Times New Roman" w:hAnsi="Times New Roman" w:cs="Times New Roman"/>
+                <w:bCs/>
+                <w:sz w:val="24"/>
+                <w:szCs w:val="24"/>
+              </w:rPr>
+            </w:pPr>
+            <w:r>
+              <w:rPr>
+                <w:rFonts w:ascii="Times New Roman" w:eastAsia="Times New Roman" w:hAnsi="Times New Roman" w:cs="Times New Roman"/>
+                <w:bCs/>
+                <w:sz w:val="24"/>
+                <w:szCs w:val="24"/>
+              </w:rPr>
+              <w:t>Bloqueio de contas e auditoria.</w:t>
+            </w:r>
+          </w:p>
+        </w:tc>
+      </w:tr>
+      <w:tr>
+        <w:tc>
+          <w:tcPr>
+            <w:tcW w:w="1496" w:type="dxa"/>
+            <w:vAlign w:val="center"/>
+          </w:tcPr>
+          <w:p>
+            <w:pPr>
+              <w:widowControl w:val="0"/>
+              <w:tabs>
+                <w:tab w:val="left" w:pos="479"/>
+                <w:tab w:val="left" w:pos="479"/>
+              </w:tabs>
+              <w:spacing w:before="5" w:line="360" w:lineRule="auto"/>
+              <w:jc w:val="center"/>
+              <w:rPr>
+                <w:rFonts w:ascii="Times New Roman" w:eastAsia="Times New Roman" w:hAnsi="Times New Roman" w:cs="Times New Roman"/>
+                <w:bCs/>
+                <w:sz w:val="24"/>
+                <w:szCs w:val="24"/>
+              </w:rPr>
+            </w:pPr>
+            <w:r>
+              <w:rPr>
+                <w:rFonts w:ascii="Times New Roman" w:eastAsia="Times New Roman" w:hAnsi="Times New Roman" w:cs="Times New Roman"/>
+                <w:b/>
+                <w:sz w:val="24"/>
+                <w:szCs w:val="24"/>
+              </w:rPr>
+              <w:t>R02</w:t>
+            </w:r>
+          </w:p>
+        </w:tc>
+        <w:tc>
+          <w:tcPr>
+            <w:tcW w:w="1500" w:type="dxa"/>
+            <w:vAlign w:val="center"/>
+          </w:tcPr>
+          <w:p>
+            <w:pPr>
+              <w:widowControl w:val="0"/>
+              <w:tabs>
+                <w:tab w:val="left" w:pos="479"/>
+                <w:tab w:val="left" w:pos="479"/>
+              </w:tabs>
+              <w:spacing w:before="5" w:line="360" w:lineRule="auto"/>
+              <w:jc w:val="center"/>
+              <w:rPr>
+                <w:rFonts w:ascii="Times New Roman" w:eastAsia="Times New Roman" w:hAnsi="Times New Roman" w:cs="Times New Roman"/>
+                <w:bCs/>
+                <w:sz w:val="24"/>
+                <w:szCs w:val="24"/>
+              </w:rPr>
+            </w:pPr>
+            <w:r>
+              <w:rPr>
+                <w:rFonts w:ascii="Times New Roman" w:eastAsia="Times New Roman" w:hAnsi="Times New Roman" w:cs="Times New Roman"/>
+                <w:b/>
+                <w:sz w:val="24"/>
+                <w:szCs w:val="24"/>
+              </w:rPr>
+              <w:t>Erro na modelagem do banco</w:t>
+            </w:r>
+          </w:p>
+        </w:tc>
+        <w:tc>
+          <w:tcPr>
+            <w:tcW w:w="1550" w:type="dxa"/>
+            <w:vAlign w:val="center"/>
+          </w:tcPr>
+          <w:p>
+            <w:pPr>
+              <w:widowControl w:val="0"/>
+              <w:tabs>
+                <w:tab w:val="left" w:pos="479"/>
+                <w:tab w:val="left" w:pos="479"/>
+              </w:tabs>
+              <w:spacing w:before="5" w:line="360" w:lineRule="auto"/>
+              <w:jc w:val="center"/>
+              <w:rPr>
+                <w:rFonts w:ascii="Times New Roman" w:eastAsia="Times New Roman" w:hAnsi="Times New Roman" w:cs="Times New Roman"/>
+                <w:bCs/>
+                <w:sz w:val="24"/>
+                <w:szCs w:val="24"/>
+              </w:rPr>
+            </w:pPr>
+            <w:r>
+              <w:rPr>
+                <w:rFonts w:ascii="Times New Roman" w:eastAsia="Times New Roman" w:hAnsi="Times New Roman" w:cs="Times New Roman"/>
+                <w:bCs/>
+                <w:sz w:val="24"/>
+                <w:szCs w:val="24"/>
+              </w:rPr>
+              <w:t>Baixa</w:t>
+            </w:r>
+          </w:p>
+        </w:tc>
+        <w:tc>
+          <w:tcPr>
+            <w:tcW w:w="1503" w:type="dxa"/>
+            <w:vAlign w:val="center"/>
+          </w:tcPr>
+          <w:p>
+            <w:pPr>
+              <w:widowControl w:val="0"/>
+              <w:tabs>
+                <w:tab w:val="left" w:pos="479"/>
+                <w:tab w:val="left" w:pos="479"/>
+              </w:tabs>
+              <w:spacing w:before="5" w:line="360" w:lineRule="auto"/>
+              <w:jc w:val="center"/>
+              <w:rPr>
+                <w:rFonts w:ascii="Times New Roman" w:eastAsia="Times New Roman" w:hAnsi="Times New Roman" w:cs="Times New Roman"/>
+                <w:bCs/>
+                <w:sz w:val="24"/>
+                <w:szCs w:val="24"/>
+              </w:rPr>
+            </w:pPr>
+            <w:proofErr w:type="gramStart"/>
+            <w:r>
+              <w:rPr>
+                <w:rFonts w:ascii="Times New Roman" w:eastAsia="Times New Roman" w:hAnsi="Times New Roman" w:cs="Times New Roman"/>
+                <w:b/>
+                <w:sz w:val="24"/>
+                <w:szCs w:val="24"/>
+              </w:rPr>
+              <w:t>Critico</w:t>
+            </w:r>
+            <w:proofErr w:type="gramEnd"/>
+          </w:p>
+        </w:tc>
+        <w:tc>
+          <w:tcPr>
+            <w:tcW w:w="1506" w:type="dxa"/>
+            <w:vAlign w:val="center"/>
+          </w:tcPr>
+          <w:p>
+            <w:pPr>
+              <w:widowControl w:val="0"/>
+              <w:tabs>
+                <w:tab w:val="left" w:pos="479"/>
+                <w:tab w:val="left" w:pos="479"/>
+              </w:tabs>
+              <w:spacing w:before="5" w:line="360" w:lineRule="auto"/>
+              <w:jc w:val="center"/>
+              <w:rPr>
+                <w:rFonts w:ascii="Times New Roman" w:eastAsia="Times New Roman" w:hAnsi="Times New Roman" w:cs="Times New Roman"/>
+                <w:bCs/>
+                <w:sz w:val="24"/>
+                <w:szCs w:val="24"/>
+              </w:rPr>
+            </w:pPr>
+            <w:r>
+              <w:rPr>
+                <w:rFonts w:ascii="Times New Roman" w:eastAsia="Times New Roman" w:hAnsi="Times New Roman" w:cs="Times New Roman"/>
+                <w:bCs/>
+                <w:sz w:val="24"/>
+                <w:szCs w:val="24"/>
+              </w:rPr>
+              <w:t>Validação visual do DER/MER.</w:t>
+            </w:r>
+          </w:p>
+        </w:tc>
+        <w:tc>
+          <w:tcPr>
+            <w:tcW w:w="1511" w:type="dxa"/>
+            <w:vAlign w:val="center"/>
+          </w:tcPr>
+          <w:p>
+            <w:pPr>
+              <w:widowControl w:val="0"/>
+              <w:tabs>
+                <w:tab w:val="left" w:pos="479"/>
+                <w:tab w:val="left" w:pos="479"/>
+              </w:tabs>
+              <w:spacing w:before="5" w:line="360" w:lineRule="auto"/>
+              <w:jc w:val="center"/>
+              <w:rPr>
+                <w:rFonts w:ascii="Times New Roman" w:eastAsia="Times New Roman" w:hAnsi="Times New Roman" w:cs="Times New Roman"/>
+                <w:bCs/>
+                <w:sz w:val="24"/>
+                <w:szCs w:val="24"/>
+              </w:rPr>
+            </w:pPr>
+            <w:r>
+              <w:rPr>
+                <w:rFonts w:ascii="Times New Roman" w:eastAsia="Times New Roman" w:hAnsi="Times New Roman" w:cs="Times New Roman"/>
+                <w:bCs/>
+                <w:sz w:val="24"/>
+                <w:szCs w:val="24"/>
+              </w:rPr>
+              <w:t>Refatoração via scripts de migração.</w:t>
+            </w:r>
+          </w:p>
+        </w:tc>
+      </w:tr>
+      <w:tr>
+        <w:tc>
+          <w:tcPr>
+            <w:tcW w:w="1496" w:type="dxa"/>
+            <w:vAlign w:val="center"/>
+          </w:tcPr>
+          <w:p>
+            <w:pPr>
+              <w:widowControl w:val="0"/>
+              <w:tabs>
+                <w:tab w:val="left" w:pos="479"/>
+                <w:tab w:val="left" w:pos="479"/>
+              </w:tabs>
+              <w:spacing w:before="5" w:line="360" w:lineRule="auto"/>
+              <w:jc w:val="center"/>
+              <w:rPr>
+                <w:rFonts w:ascii="Times New Roman" w:eastAsia="Times New Roman" w:hAnsi="Times New Roman" w:cs="Times New Roman"/>
+                <w:bCs/>
+                <w:sz w:val="24"/>
+                <w:szCs w:val="24"/>
+              </w:rPr>
+            </w:pPr>
+            <w:r>
+              <w:rPr>
+                <w:rFonts w:ascii="Times New Roman" w:eastAsia="Times New Roman" w:hAnsi="Times New Roman" w:cs="Times New Roman"/>
+                <w:b/>
+                <w:sz w:val="24"/>
+                <w:szCs w:val="24"/>
+              </w:rPr>
+              <w:t>R03</w:t>
+            </w:r>
+          </w:p>
+        </w:tc>
+        <w:tc>
+          <w:tcPr>
+            <w:tcW w:w="1500" w:type="dxa"/>
+            <w:vAlign w:val="center"/>
+          </w:tcPr>
+          <w:p>
+            <w:pPr>
+              <w:widowControl w:val="0"/>
+              <w:tabs>
+                <w:tab w:val="left" w:pos="479"/>
+                <w:tab w:val="left" w:pos="479"/>
+              </w:tabs>
+              <w:spacing w:before="5" w:line="360" w:lineRule="auto"/>
+              <w:jc w:val="center"/>
+              <w:rPr>
+                <w:rFonts w:ascii="Times New Roman" w:eastAsia="Times New Roman" w:hAnsi="Times New Roman" w:cs="Times New Roman"/>
+                <w:bCs/>
+                <w:sz w:val="24"/>
+                <w:szCs w:val="24"/>
+              </w:rPr>
+            </w:pPr>
+            <w:r>
+              <w:rPr>
+                <w:rFonts w:ascii="Times New Roman" w:eastAsia="Times New Roman" w:hAnsi="Times New Roman" w:cs="Times New Roman"/>
+                <w:b/>
+                <w:sz w:val="24"/>
+                <w:szCs w:val="24"/>
+              </w:rPr>
+              <w:t>Resistencia dos usuários</w:t>
+            </w:r>
+          </w:p>
+        </w:tc>
+        <w:tc>
+          <w:tcPr>
+            <w:tcW w:w="1550" w:type="dxa"/>
+            <w:vAlign w:val="center"/>
+          </w:tcPr>
+          <w:p>
+            <w:pPr>
+              <w:widowControl w:val="0"/>
+              <w:tabs>
+                <w:tab w:val="left" w:pos="479"/>
+                <w:tab w:val="left" w:pos="479"/>
+              </w:tabs>
+              <w:spacing w:before="5" w:line="360" w:lineRule="auto"/>
+              <w:jc w:val="center"/>
+              <w:rPr>
+                <w:rFonts w:ascii="Times New Roman" w:eastAsia="Times New Roman" w:hAnsi="Times New Roman" w:cs="Times New Roman"/>
+                <w:bCs/>
+                <w:sz w:val="24"/>
+                <w:szCs w:val="24"/>
+              </w:rPr>
+            </w:pPr>
+            <w:r>
+              <w:rPr>
+                <w:rFonts w:ascii="Times New Roman" w:eastAsia="Times New Roman" w:hAnsi="Times New Roman" w:cs="Times New Roman"/>
+                <w:bCs/>
+                <w:sz w:val="24"/>
+                <w:szCs w:val="24"/>
+              </w:rPr>
+              <w:t>Média</w:t>
+            </w:r>
+          </w:p>
+        </w:tc>
+        <w:tc>
+          <w:tcPr>
+            <w:tcW w:w="1503" w:type="dxa"/>
+            <w:vAlign w:val="center"/>
+          </w:tcPr>
+          <w:p>
+            <w:pPr>
+              <w:widowControl w:val="0"/>
+              <w:tabs>
+                <w:tab w:val="left" w:pos="479"/>
+                <w:tab w:val="left" w:pos="479"/>
+              </w:tabs>
+              <w:spacing w:before="5" w:line="360" w:lineRule="auto"/>
+              <w:jc w:val="center"/>
+              <w:rPr>
+                <w:rFonts w:ascii="Times New Roman" w:eastAsia="Times New Roman" w:hAnsi="Times New Roman" w:cs="Times New Roman"/>
+                <w:bCs/>
+                <w:sz w:val="24"/>
+                <w:szCs w:val="24"/>
+              </w:rPr>
+            </w:pPr>
+            <w:r>
+              <w:rPr>
+                <w:rFonts w:ascii="Times New Roman" w:eastAsia="Times New Roman" w:hAnsi="Times New Roman" w:cs="Times New Roman"/>
+                <w:b/>
+                <w:sz w:val="24"/>
+                <w:szCs w:val="24"/>
+              </w:rPr>
+              <w:t>Alto</w:t>
+            </w:r>
+          </w:p>
+        </w:tc>
+        <w:tc>
+          <w:tcPr>
+            <w:tcW w:w="1506" w:type="dxa"/>
+            <w:vAlign w:val="center"/>
+          </w:tcPr>
+          <w:p>
+            <w:pPr>
+              <w:widowControl w:val="0"/>
+              <w:tabs>
+                <w:tab w:val="left" w:pos="479"/>
+                <w:tab w:val="left" w:pos="479"/>
+              </w:tabs>
+              <w:spacing w:before="5" w:line="360" w:lineRule="auto"/>
+              <w:jc w:val="center"/>
+              <w:rPr>
+                <w:rFonts w:ascii="Times New Roman" w:eastAsia="Times New Roman" w:hAnsi="Times New Roman" w:cs="Times New Roman"/>
+                <w:bCs/>
+                <w:sz w:val="24"/>
+                <w:szCs w:val="24"/>
+              </w:rPr>
+            </w:pPr>
+            <w:r>
+              <w:rPr>
+                <w:rFonts w:ascii="Times New Roman" w:eastAsia="Times New Roman" w:hAnsi="Times New Roman" w:cs="Times New Roman"/>
+                <w:bCs/>
+                <w:sz w:val="24"/>
+                <w:szCs w:val="24"/>
+              </w:rPr>
+              <w:t xml:space="preserve">Prototipagem e </w:t>
+            </w:r>
+            <w:r>
+              <w:rPr>
+                <w:rFonts w:ascii="Times New Roman" w:eastAsia="Times New Roman" w:hAnsi="Times New Roman" w:cs="Times New Roman"/>
+                <w:bCs/>
+                <w:sz w:val="24"/>
+                <w:szCs w:val="24"/>
+              </w:rPr>
+              <w:t>treinamento</w:t>
+            </w:r>
+            <w:r>
+              <w:rPr>
+                <w:rFonts w:ascii="Times New Roman" w:eastAsia="Times New Roman" w:hAnsi="Times New Roman" w:cs="Times New Roman"/>
+                <w:bCs/>
+                <w:sz w:val="24"/>
+                <w:szCs w:val="24"/>
+              </w:rPr>
+              <w:t xml:space="preserve"> constante.</w:t>
+            </w:r>
+          </w:p>
+        </w:tc>
+        <w:tc>
+          <w:tcPr>
+            <w:tcW w:w="1511" w:type="dxa"/>
+            <w:vAlign w:val="center"/>
+          </w:tcPr>
+          <w:p>
+            <w:pPr>
+              <w:widowControl w:val="0"/>
+              <w:tabs>
+                <w:tab w:val="left" w:pos="479"/>
+                <w:tab w:val="left" w:pos="479"/>
+              </w:tabs>
+              <w:spacing w:before="5" w:line="360" w:lineRule="auto"/>
+              <w:jc w:val="center"/>
+              <w:rPr>
+                <w:rFonts w:ascii="Times New Roman" w:eastAsia="Times New Roman" w:hAnsi="Times New Roman" w:cs="Times New Roman"/>
+                <w:bCs/>
+                <w:sz w:val="24"/>
+                <w:szCs w:val="24"/>
+              </w:rPr>
+            </w:pPr>
+            <w:r>
+              <w:rPr>
+                <w:rFonts w:ascii="Times New Roman" w:eastAsia="Times New Roman" w:hAnsi="Times New Roman" w:cs="Times New Roman"/>
+                <w:bCs/>
+                <w:sz w:val="24"/>
+                <w:szCs w:val="24"/>
+              </w:rPr>
+              <w:t>Treinamento e tutoriais focados.</w:t>
+            </w:r>
+          </w:p>
+        </w:tc>
+      </w:tr>
+      <w:tr>
+        <w:tc>
+          <w:tcPr>
+            <w:tcW w:w="1496" w:type="dxa"/>
+            <w:vAlign w:val="center"/>
+          </w:tcPr>
+          <w:p>
+            <w:pPr>
+              <w:widowControl w:val="0"/>
+              <w:tabs>
+                <w:tab w:val="left" w:pos="479"/>
+                <w:tab w:val="left" w:pos="479"/>
+              </w:tabs>
+              <w:spacing w:before="5" w:line="360" w:lineRule="auto"/>
+              <w:jc w:val="center"/>
+              <w:rPr>
+                <w:rFonts w:ascii="Times New Roman" w:eastAsia="Times New Roman" w:hAnsi="Times New Roman" w:cs="Times New Roman"/>
+                <w:bCs/>
+                <w:sz w:val="24"/>
+                <w:szCs w:val="24"/>
+              </w:rPr>
+            </w:pPr>
+            <w:r>
+              <w:rPr>
+                <w:rFonts w:ascii="Times New Roman" w:eastAsia="Times New Roman" w:hAnsi="Times New Roman" w:cs="Times New Roman"/>
+                <w:b/>
+                <w:sz w:val="24"/>
+                <w:szCs w:val="24"/>
+              </w:rPr>
+              <w:t>R04</w:t>
+            </w:r>
+          </w:p>
+        </w:tc>
+        <w:tc>
+          <w:tcPr>
+            <w:tcW w:w="1500" w:type="dxa"/>
+            <w:vAlign w:val="center"/>
+          </w:tcPr>
+          <w:p>
+            <w:pPr>
+              <w:widowControl w:val="0"/>
+              <w:tabs>
+                <w:tab w:val="left" w:pos="479"/>
+                <w:tab w:val="left" w:pos="479"/>
+              </w:tabs>
+              <w:spacing w:before="5" w:line="360" w:lineRule="auto"/>
+              <w:jc w:val="center"/>
+              <w:rPr>
+                <w:rFonts w:ascii="Times New Roman" w:eastAsia="Times New Roman" w:hAnsi="Times New Roman" w:cs="Times New Roman"/>
+                <w:bCs/>
+                <w:sz w:val="24"/>
+                <w:szCs w:val="24"/>
+              </w:rPr>
+            </w:pPr>
+            <w:r>
+              <w:rPr>
+                <w:rFonts w:ascii="Times New Roman" w:eastAsia="Times New Roman" w:hAnsi="Times New Roman" w:cs="Times New Roman"/>
+                <w:b/>
+                <w:sz w:val="24"/>
+                <w:szCs w:val="24"/>
+              </w:rPr>
+              <w:t>Indisponibilidade</w:t>
+            </w:r>
+            <w:r>
+              <w:rPr>
+                <w:rFonts w:ascii="Times New Roman" w:eastAsia="Times New Roman" w:hAnsi="Times New Roman" w:cs="Times New Roman"/>
+                <w:b/>
+                <w:sz w:val="24"/>
+                <w:szCs w:val="24"/>
+              </w:rPr>
+              <w:t xml:space="preserve"> do sistema</w:t>
+            </w:r>
+          </w:p>
+        </w:tc>
+        <w:tc>
+          <w:tcPr>
+            <w:tcW w:w="1550" w:type="dxa"/>
+            <w:vAlign w:val="center"/>
+          </w:tcPr>
+          <w:p>
+            <w:pPr>
+              <w:widowControl w:val="0"/>
+              <w:tabs>
+                <w:tab w:val="left" w:pos="479"/>
+                <w:tab w:val="left" w:pos="479"/>
+              </w:tabs>
+              <w:spacing w:before="5" w:line="360" w:lineRule="auto"/>
+              <w:jc w:val="center"/>
+              <w:rPr>
+                <w:rFonts w:ascii="Times New Roman" w:eastAsia="Times New Roman" w:hAnsi="Times New Roman" w:cs="Times New Roman"/>
+                <w:bCs/>
+                <w:sz w:val="24"/>
+                <w:szCs w:val="24"/>
+              </w:rPr>
+            </w:pPr>
+            <w:r>
+              <w:rPr>
+                <w:rFonts w:ascii="Times New Roman" w:eastAsia="Times New Roman" w:hAnsi="Times New Roman" w:cs="Times New Roman"/>
+                <w:bCs/>
+                <w:sz w:val="24"/>
+                <w:szCs w:val="24"/>
+              </w:rPr>
+              <w:t>Baixa</w:t>
+            </w:r>
+          </w:p>
+        </w:tc>
+        <w:tc>
+          <w:tcPr>
+            <w:tcW w:w="1503" w:type="dxa"/>
+            <w:vAlign w:val="center"/>
+          </w:tcPr>
+          <w:p>
+            <w:pPr>
+              <w:widowControl w:val="0"/>
+              <w:tabs>
+                <w:tab w:val="left" w:pos="479"/>
+                <w:tab w:val="left" w:pos="479"/>
+              </w:tabs>
+              <w:spacing w:before="5" w:line="360" w:lineRule="auto"/>
+              <w:jc w:val="center"/>
+              <w:rPr>
+                <w:rFonts w:ascii="Times New Roman" w:eastAsia="Times New Roman" w:hAnsi="Times New Roman" w:cs="Times New Roman"/>
+                <w:bCs/>
+                <w:sz w:val="24"/>
+                <w:szCs w:val="24"/>
+              </w:rPr>
+            </w:pPr>
+            <w:r>
+              <w:rPr>
+                <w:rFonts w:ascii="Times New Roman" w:eastAsia="Times New Roman" w:hAnsi="Times New Roman" w:cs="Times New Roman"/>
+                <w:bCs/>
+                <w:sz w:val="24"/>
+                <w:szCs w:val="24"/>
+              </w:rPr>
+              <w:t>Alto</w:t>
+            </w:r>
+          </w:p>
+        </w:tc>
+        <w:tc>
+          <w:tcPr>
+            <w:tcW w:w="1506" w:type="dxa"/>
+            <w:vAlign w:val="center"/>
+          </w:tcPr>
+          <w:p>
+            <w:pPr>
+              <w:widowControl w:val="0"/>
+              <w:tabs>
+                <w:tab w:val="left" w:pos="479"/>
+                <w:tab w:val="left" w:pos="479"/>
+              </w:tabs>
+              <w:spacing w:before="5" w:line="360" w:lineRule="auto"/>
+              <w:jc w:val="center"/>
+              <w:rPr>
+                <w:rFonts w:ascii="Times New Roman" w:eastAsia="Times New Roman" w:hAnsi="Times New Roman" w:cs="Times New Roman"/>
+                <w:bCs/>
+                <w:sz w:val="24"/>
+                <w:szCs w:val="24"/>
+              </w:rPr>
+            </w:pPr>
+            <w:r>
+              <w:rPr>
+                <w:rFonts w:ascii="Times New Roman" w:eastAsia="Times New Roman" w:hAnsi="Times New Roman" w:cs="Times New Roman"/>
+                <w:bCs/>
+                <w:sz w:val="24"/>
+                <w:szCs w:val="24"/>
+              </w:rPr>
+              <w:t>Hospedagem em nuvem escalável.</w:t>
+            </w:r>
+          </w:p>
+        </w:tc>
+        <w:tc>
+          <w:tcPr>
+            <w:tcW w:w="1511" w:type="dxa"/>
+            <w:vAlign w:val="center"/>
+          </w:tcPr>
+          <w:p>
+            <w:pPr>
+              <w:widowControl w:val="0"/>
+              <w:tabs>
+                <w:tab w:val="left" w:pos="479"/>
+                <w:tab w:val="left" w:pos="479"/>
+              </w:tabs>
+              <w:spacing w:before="5" w:line="360" w:lineRule="auto"/>
+              <w:jc w:val="center"/>
+              <w:rPr>
+                <w:rFonts w:ascii="Times New Roman" w:eastAsia="Times New Roman" w:hAnsi="Times New Roman" w:cs="Times New Roman"/>
+                <w:bCs/>
+                <w:sz w:val="24"/>
+                <w:szCs w:val="24"/>
+              </w:rPr>
+            </w:pPr>
+            <w:r>
+              <w:rPr>
+                <w:rFonts w:ascii="Times New Roman" w:eastAsia="Times New Roman" w:hAnsi="Times New Roman" w:cs="Times New Roman"/>
+                <w:bCs/>
+                <w:sz w:val="24"/>
+                <w:szCs w:val="24"/>
+              </w:rPr>
+              <w:t>Atendimento manual em papel.</w:t>
+            </w:r>
+          </w:p>
+        </w:tc>
+      </w:tr>
+      <w:tr>
+        <w:tc>
+          <w:tcPr>
+            <w:tcW w:w="1496" w:type="dxa"/>
+            <w:vAlign w:val="center"/>
+          </w:tcPr>
+          <w:p>
+            <w:pPr>
+              <w:widowControl w:val="0"/>
+              <w:tabs>
+                <w:tab w:val="left" w:pos="479"/>
+                <w:tab w:val="left" w:pos="479"/>
+              </w:tabs>
+              <w:spacing w:before="5" w:line="360" w:lineRule="auto"/>
+              <w:jc w:val="center"/>
+              <w:rPr>
+                <w:rFonts w:ascii="Times New Roman" w:eastAsia="Times New Roman" w:hAnsi="Times New Roman" w:cs="Times New Roman"/>
+                <w:bCs/>
+                <w:sz w:val="24"/>
+                <w:szCs w:val="24"/>
+              </w:rPr>
+            </w:pPr>
+            <w:r>
+              <w:rPr>
+                <w:rFonts w:ascii="Times New Roman" w:eastAsia="Times New Roman" w:hAnsi="Times New Roman" w:cs="Times New Roman"/>
+                <w:b/>
+                <w:sz w:val="24"/>
+                <w:szCs w:val="24"/>
+              </w:rPr>
+              <w:t>R05</w:t>
+            </w:r>
+          </w:p>
+        </w:tc>
+        <w:tc>
+          <w:tcPr>
+            <w:tcW w:w="1500" w:type="dxa"/>
+            <w:vAlign w:val="center"/>
+          </w:tcPr>
+          <w:p>
+            <w:pPr>
+              <w:widowControl w:val="0"/>
+              <w:tabs>
+                <w:tab w:val="left" w:pos="479"/>
+                <w:tab w:val="left" w:pos="479"/>
+              </w:tabs>
+              <w:spacing w:before="5" w:line="360" w:lineRule="auto"/>
+              <w:jc w:val="center"/>
+              <w:rPr>
+                <w:rFonts w:ascii="Times New Roman" w:eastAsia="Times New Roman" w:hAnsi="Times New Roman" w:cs="Times New Roman"/>
+                <w:bCs/>
+                <w:sz w:val="24"/>
+                <w:szCs w:val="24"/>
+              </w:rPr>
+            </w:pPr>
+            <w:r>
+              <w:rPr>
+                <w:rFonts w:ascii="Times New Roman" w:eastAsia="Times New Roman" w:hAnsi="Times New Roman" w:cs="Times New Roman"/>
+                <w:b/>
+                <w:sz w:val="24"/>
+                <w:szCs w:val="24"/>
+              </w:rPr>
+              <w:t>Aumento de escopo</w:t>
+            </w:r>
+            <w:r>
+              <w:rPr>
+                <w:rFonts w:ascii="Times New Roman" w:eastAsia="Times New Roman" w:hAnsi="Times New Roman" w:cs="Times New Roman"/>
+                <w:b/>
+                <w:sz w:val="24"/>
+                <w:szCs w:val="24"/>
+              </w:rPr>
+              <w:t xml:space="preserve"> indesejado</w:t>
+            </w:r>
+          </w:p>
+        </w:tc>
+        <w:tc>
+          <w:tcPr>
+            <w:tcW w:w="1550" w:type="dxa"/>
+            <w:vAlign w:val="center"/>
+          </w:tcPr>
+          <w:p>
+            <w:pPr>
+              <w:widowControl w:val="0"/>
+              <w:tabs>
+                <w:tab w:val="left" w:pos="479"/>
+                <w:tab w:val="left" w:pos="479"/>
+              </w:tabs>
+              <w:spacing w:before="5" w:line="360" w:lineRule="auto"/>
+              <w:jc w:val="center"/>
+              <w:rPr>
+                <w:rFonts w:ascii="Times New Roman" w:eastAsia="Times New Roman" w:hAnsi="Times New Roman" w:cs="Times New Roman"/>
+                <w:bCs/>
+                <w:sz w:val="24"/>
+                <w:szCs w:val="24"/>
+              </w:rPr>
+            </w:pPr>
+            <w:r>
+              <w:rPr>
+                <w:rFonts w:ascii="Times New Roman" w:eastAsia="Times New Roman" w:hAnsi="Times New Roman" w:cs="Times New Roman"/>
+                <w:bCs/>
+                <w:sz w:val="24"/>
+                <w:szCs w:val="24"/>
+              </w:rPr>
+              <w:t>Alta</w:t>
+            </w:r>
+          </w:p>
+        </w:tc>
+        <w:tc>
+          <w:tcPr>
+            <w:tcW w:w="1503" w:type="dxa"/>
+            <w:vAlign w:val="center"/>
+          </w:tcPr>
+          <w:p>
+            <w:pPr>
+              <w:widowControl w:val="0"/>
+              <w:tabs>
+                <w:tab w:val="left" w:pos="479"/>
+                <w:tab w:val="left" w:pos="479"/>
+              </w:tabs>
+              <w:spacing w:before="5" w:line="360" w:lineRule="auto"/>
+              <w:jc w:val="center"/>
+              <w:rPr>
+                <w:rFonts w:ascii="Times New Roman" w:eastAsia="Times New Roman" w:hAnsi="Times New Roman" w:cs="Times New Roman"/>
+                <w:bCs/>
+                <w:sz w:val="24"/>
+                <w:szCs w:val="24"/>
+              </w:rPr>
+            </w:pPr>
+            <w:proofErr w:type="gramStart"/>
+            <w:r>
+              <w:rPr>
+                <w:rFonts w:ascii="Times New Roman" w:eastAsia="Times New Roman" w:hAnsi="Times New Roman" w:cs="Times New Roman"/>
+                <w:b/>
+                <w:sz w:val="24"/>
+                <w:szCs w:val="24"/>
+              </w:rPr>
+              <w:t>Critico</w:t>
+            </w:r>
+            <w:proofErr w:type="gramEnd"/>
+          </w:p>
+        </w:tc>
+        <w:tc>
+          <w:tcPr>
+            <w:tcW w:w="1506" w:type="dxa"/>
+            <w:vAlign w:val="center"/>
+          </w:tcPr>
+          <w:p>
+            <w:pPr>
+              <w:widowControl w:val="0"/>
+              <w:tabs>
+                <w:tab w:val="left" w:pos="479"/>
+                <w:tab w:val="left" w:pos="479"/>
+              </w:tabs>
+              <w:spacing w:before="5" w:line="360" w:lineRule="auto"/>
+              <w:jc w:val="center"/>
+              <w:rPr>
+                <w:rFonts w:ascii="Times New Roman" w:eastAsia="Times New Roman" w:hAnsi="Times New Roman" w:cs="Times New Roman"/>
+                <w:bCs/>
+                <w:sz w:val="24"/>
+                <w:szCs w:val="24"/>
+              </w:rPr>
+            </w:pPr>
+            <w:r>
+              <w:rPr>
+                <w:rFonts w:ascii="Times New Roman" w:eastAsia="Times New Roman" w:hAnsi="Times New Roman" w:cs="Times New Roman"/>
+                <w:bCs/>
+                <w:sz w:val="24"/>
+                <w:szCs w:val="24"/>
+              </w:rPr>
+              <w:t>Foco restrito no MVP definido.</w:t>
+            </w:r>
+          </w:p>
+          <w:p>
+            <w:pPr>
+              <w:widowControl w:val="0"/>
+              <w:tabs>
+                <w:tab w:val="left" w:pos="479"/>
+                <w:tab w:val="left" w:pos="479"/>
+              </w:tabs>
+              <w:spacing w:before="5" w:line="360" w:lineRule="auto"/>
+              <w:jc w:val="center"/>
+              <w:rPr>
+                <w:rFonts w:ascii="Times New Roman" w:eastAsia="Times New Roman" w:hAnsi="Times New Roman" w:cs="Times New Roman"/>
+                <w:bCs/>
+                <w:sz w:val="24"/>
+                <w:szCs w:val="24"/>
+              </w:rPr>
+            </w:pPr>
+          </w:p>
+        </w:tc>
+        <w:tc>
+          <w:tcPr>
+            <w:tcW w:w="1511" w:type="dxa"/>
+            <w:vAlign w:val="center"/>
+          </w:tcPr>
+          <w:p>
+            <w:pPr>
+              <w:widowControl w:val="0"/>
+              <w:tabs>
+                <w:tab w:val="left" w:pos="479"/>
+                <w:tab w:val="left" w:pos="479"/>
+              </w:tabs>
+              <w:spacing w:before="5" w:line="360" w:lineRule="auto"/>
+              <w:jc w:val="center"/>
+              <w:rPr>
+                <w:rFonts w:ascii="Times New Roman" w:eastAsia="Times New Roman" w:hAnsi="Times New Roman" w:cs="Times New Roman"/>
+                <w:bCs/>
+                <w:sz w:val="24"/>
+                <w:szCs w:val="24"/>
+              </w:rPr>
+            </w:pPr>
+            <w:r>
+              <w:rPr>
+                <w:rFonts w:ascii="Times New Roman" w:eastAsia="Times New Roman" w:hAnsi="Times New Roman" w:cs="Times New Roman"/>
+                <w:bCs/>
+                <w:sz w:val="24"/>
+                <w:szCs w:val="24"/>
+              </w:rPr>
+              <w:t>Enviar novas ideias para o backlog.</w:t>
+            </w:r>
+          </w:p>
+        </w:tc>
+      </w:tr>
+      <w:tr>
+        <w:tc>
+          <w:tcPr>
+            <w:tcW w:w="1496" w:type="dxa"/>
+            <w:vAlign w:val="center"/>
+          </w:tcPr>
+          <w:p>
+            <w:pPr>
+              <w:widowControl w:val="0"/>
+              <w:tabs>
+                <w:tab w:val="left" w:pos="479"/>
+                <w:tab w:val="left" w:pos="479"/>
+              </w:tabs>
+              <w:spacing w:before="5" w:line="360" w:lineRule="auto"/>
+              <w:jc w:val="center"/>
+              <w:rPr>
+                <w:rFonts w:ascii="Times New Roman" w:eastAsia="Times New Roman" w:hAnsi="Times New Roman" w:cs="Times New Roman"/>
+                <w:bCs/>
+                <w:sz w:val="24"/>
+                <w:szCs w:val="24"/>
+              </w:rPr>
+            </w:pPr>
+            <w:r>
+              <w:rPr>
+                <w:rFonts w:ascii="Times New Roman" w:eastAsia="Times New Roman" w:hAnsi="Times New Roman" w:cs="Times New Roman"/>
+                <w:b/>
+                <w:sz w:val="24"/>
+                <w:szCs w:val="24"/>
+              </w:rPr>
+              <w:lastRenderedPageBreak/>
+              <w:t>R06</w:t>
+            </w:r>
+          </w:p>
+        </w:tc>
+        <w:tc>
+          <w:tcPr>
+            <w:tcW w:w="1500" w:type="dxa"/>
+            <w:vAlign w:val="center"/>
+          </w:tcPr>
+          <w:p>
+            <w:pPr>
+              <w:widowControl w:val="0"/>
+              <w:tabs>
+                <w:tab w:val="left" w:pos="479"/>
+                <w:tab w:val="left" w:pos="479"/>
+              </w:tabs>
+              <w:spacing w:before="5" w:line="360" w:lineRule="auto"/>
+              <w:jc w:val="center"/>
+              <w:rPr>
+                <w:rFonts w:ascii="Times New Roman" w:eastAsia="Times New Roman" w:hAnsi="Times New Roman" w:cs="Times New Roman"/>
+                <w:bCs/>
+                <w:sz w:val="24"/>
+                <w:szCs w:val="24"/>
+              </w:rPr>
+            </w:pPr>
+            <w:r>
+              <w:rPr>
+                <w:rFonts w:ascii="Times New Roman" w:eastAsia="Times New Roman" w:hAnsi="Times New Roman" w:cs="Times New Roman"/>
+                <w:b/>
+                <w:sz w:val="24"/>
+                <w:szCs w:val="24"/>
+              </w:rPr>
+              <w:t>Atraso no cronograma da equipe</w:t>
+            </w:r>
+          </w:p>
+        </w:tc>
+        <w:tc>
+          <w:tcPr>
+            <w:tcW w:w="1550" w:type="dxa"/>
+            <w:vAlign w:val="center"/>
+          </w:tcPr>
+          <w:p>
+            <w:pPr>
+              <w:widowControl w:val="0"/>
+              <w:tabs>
+                <w:tab w:val="left" w:pos="479"/>
+                <w:tab w:val="left" w:pos="479"/>
+              </w:tabs>
+              <w:spacing w:before="5" w:line="360" w:lineRule="auto"/>
+              <w:jc w:val="center"/>
+              <w:rPr>
+                <w:rFonts w:ascii="Times New Roman" w:eastAsia="Times New Roman" w:hAnsi="Times New Roman" w:cs="Times New Roman"/>
+                <w:bCs/>
+                <w:sz w:val="24"/>
+                <w:szCs w:val="24"/>
+              </w:rPr>
+            </w:pPr>
+            <w:r>
+              <w:rPr>
+                <w:rFonts w:ascii="Times New Roman" w:eastAsia="Times New Roman" w:hAnsi="Times New Roman" w:cs="Times New Roman"/>
+                <w:bCs/>
+                <w:sz w:val="24"/>
+                <w:szCs w:val="24"/>
+              </w:rPr>
+              <w:t>Baixa</w:t>
+            </w:r>
+          </w:p>
+        </w:tc>
+        <w:tc>
+          <w:tcPr>
+            <w:tcW w:w="1503" w:type="dxa"/>
+            <w:vAlign w:val="center"/>
+          </w:tcPr>
+          <w:p>
+            <w:pPr>
+              <w:widowControl w:val="0"/>
+              <w:tabs>
+                <w:tab w:val="left" w:pos="479"/>
+                <w:tab w:val="left" w:pos="479"/>
+              </w:tabs>
+              <w:spacing w:before="5" w:line="360" w:lineRule="auto"/>
+              <w:jc w:val="center"/>
+              <w:rPr>
+                <w:rFonts w:ascii="Times New Roman" w:eastAsia="Times New Roman" w:hAnsi="Times New Roman" w:cs="Times New Roman"/>
+                <w:bCs/>
+                <w:sz w:val="24"/>
+                <w:szCs w:val="24"/>
+              </w:rPr>
+            </w:pPr>
+            <w:r>
+              <w:rPr>
+                <w:rFonts w:ascii="Times New Roman" w:eastAsia="Times New Roman" w:hAnsi="Times New Roman" w:cs="Times New Roman"/>
+                <w:b/>
+                <w:sz w:val="24"/>
+                <w:szCs w:val="24"/>
+              </w:rPr>
+              <w:t>Médio</w:t>
+            </w:r>
+          </w:p>
+        </w:tc>
+        <w:tc>
+          <w:tcPr>
+            <w:tcW w:w="1506" w:type="dxa"/>
+            <w:vAlign w:val="center"/>
+          </w:tcPr>
+          <w:p>
+            <w:pPr>
+              <w:widowControl w:val="0"/>
+              <w:tabs>
+                <w:tab w:val="left" w:pos="479"/>
+                <w:tab w:val="left" w:pos="479"/>
+              </w:tabs>
+              <w:spacing w:before="5" w:line="360" w:lineRule="auto"/>
+              <w:jc w:val="center"/>
+              <w:rPr>
+                <w:rFonts w:ascii="Times New Roman" w:eastAsia="Times New Roman" w:hAnsi="Times New Roman" w:cs="Times New Roman"/>
+                <w:bCs/>
+                <w:sz w:val="24"/>
+                <w:szCs w:val="24"/>
+              </w:rPr>
+            </w:pPr>
+            <w:r>
+              <w:rPr>
+                <w:rFonts w:ascii="Times New Roman" w:eastAsia="Times New Roman" w:hAnsi="Times New Roman" w:cs="Times New Roman"/>
+                <w:bCs/>
+                <w:sz w:val="24"/>
+                <w:szCs w:val="24"/>
+              </w:rPr>
+              <w:t xml:space="preserve">Gestão visual das tarefas no </w:t>
+            </w:r>
+            <w:proofErr w:type="spellStart"/>
+            <w:r>
+              <w:rPr>
+                <w:rFonts w:ascii="Times New Roman" w:eastAsia="Times New Roman" w:hAnsi="Times New Roman" w:cs="Times New Roman"/>
+                <w:bCs/>
+                <w:sz w:val="24"/>
+                <w:szCs w:val="24"/>
+              </w:rPr>
+              <w:t>Trello</w:t>
+            </w:r>
+            <w:proofErr w:type="spellEnd"/>
+            <w:r>
+              <w:rPr>
+                <w:rFonts w:ascii="Times New Roman" w:eastAsia="Times New Roman" w:hAnsi="Times New Roman" w:cs="Times New Roman"/>
+                <w:bCs/>
+                <w:sz w:val="24"/>
+                <w:szCs w:val="24"/>
+              </w:rPr>
+              <w:t>.</w:t>
+            </w:r>
+          </w:p>
+          <w:p>
+            <w:pPr>
+              <w:widowControl w:val="0"/>
+              <w:tabs>
+                <w:tab w:val="left" w:pos="479"/>
+                <w:tab w:val="left" w:pos="479"/>
+              </w:tabs>
+              <w:spacing w:before="5" w:line="360" w:lineRule="auto"/>
+              <w:jc w:val="center"/>
+              <w:rPr>
+                <w:rFonts w:ascii="Times New Roman" w:eastAsia="Times New Roman" w:hAnsi="Times New Roman" w:cs="Times New Roman"/>
+                <w:bCs/>
+                <w:sz w:val="24"/>
+                <w:szCs w:val="24"/>
+              </w:rPr>
+            </w:pPr>
+          </w:p>
+        </w:tc>
+        <w:tc>
+          <w:tcPr>
+            <w:tcW w:w="1511" w:type="dxa"/>
+            <w:vAlign w:val="center"/>
+          </w:tcPr>
+          <w:p>
+            <w:pPr>
+              <w:widowControl w:val="0"/>
+              <w:tabs>
+                <w:tab w:val="left" w:pos="479"/>
+                <w:tab w:val="left" w:pos="479"/>
+              </w:tabs>
+              <w:spacing w:before="5" w:line="360" w:lineRule="auto"/>
+              <w:jc w:val="center"/>
+              <w:rPr>
+                <w:rFonts w:ascii="Times New Roman" w:eastAsia="Times New Roman" w:hAnsi="Times New Roman" w:cs="Times New Roman"/>
+                <w:bCs/>
+                <w:sz w:val="24"/>
+                <w:szCs w:val="24"/>
+              </w:rPr>
+            </w:pPr>
+            <w:r>
+              <w:rPr>
+                <w:rFonts w:ascii="Times New Roman" w:eastAsia="Times New Roman" w:hAnsi="Times New Roman" w:cs="Times New Roman"/>
+                <w:bCs/>
+                <w:sz w:val="24"/>
+                <w:szCs w:val="24"/>
+              </w:rPr>
+              <w:t>Redistribuição de atividades.</w:t>
+            </w:r>
+          </w:p>
+        </w:tc>
+      </w:tr>
+      <w:tr>
+        <w:tc>
+          <w:tcPr>
+            <w:tcW w:w="1496" w:type="dxa"/>
+            <w:vAlign w:val="center"/>
+          </w:tcPr>
+          <w:p>
+            <w:pPr>
+              <w:widowControl w:val="0"/>
+              <w:tabs>
+                <w:tab w:val="left" w:pos="479"/>
+                <w:tab w:val="left" w:pos="479"/>
+              </w:tabs>
+              <w:spacing w:before="5" w:line="360" w:lineRule="auto"/>
+              <w:jc w:val="center"/>
+              <w:rPr>
+                <w:rFonts w:ascii="Times New Roman" w:eastAsia="Times New Roman" w:hAnsi="Times New Roman" w:cs="Times New Roman"/>
+                <w:bCs/>
+                <w:sz w:val="24"/>
+                <w:szCs w:val="24"/>
+              </w:rPr>
+            </w:pPr>
+            <w:r>
+              <w:rPr>
+                <w:rFonts w:ascii="Times New Roman" w:eastAsia="Times New Roman" w:hAnsi="Times New Roman" w:cs="Times New Roman"/>
+                <w:b/>
+                <w:sz w:val="24"/>
+                <w:szCs w:val="24"/>
+              </w:rPr>
+              <w:t>R07</w:t>
+            </w:r>
+          </w:p>
+        </w:tc>
+        <w:tc>
+          <w:tcPr>
+            <w:tcW w:w="1500" w:type="dxa"/>
+            <w:vAlign w:val="center"/>
+          </w:tcPr>
+          <w:p>
+            <w:pPr>
+              <w:widowControl w:val="0"/>
+              <w:tabs>
+                <w:tab w:val="left" w:pos="479"/>
+                <w:tab w:val="left" w:pos="479"/>
+              </w:tabs>
+              <w:spacing w:before="5" w:line="360" w:lineRule="auto"/>
+              <w:jc w:val="center"/>
+              <w:rPr>
+                <w:rFonts w:ascii="Times New Roman" w:eastAsia="Times New Roman" w:hAnsi="Times New Roman" w:cs="Times New Roman"/>
+                <w:bCs/>
+                <w:sz w:val="24"/>
+                <w:szCs w:val="24"/>
+              </w:rPr>
+            </w:pPr>
+            <w:r>
+              <w:rPr>
+                <w:rFonts w:ascii="Times New Roman" w:eastAsia="Times New Roman" w:hAnsi="Times New Roman" w:cs="Times New Roman"/>
+                <w:b/>
+                <w:sz w:val="24"/>
+                <w:szCs w:val="24"/>
+              </w:rPr>
+              <w:t>Falha na migração de dados</w:t>
+            </w:r>
+          </w:p>
+        </w:tc>
+        <w:tc>
+          <w:tcPr>
+            <w:tcW w:w="1550" w:type="dxa"/>
+            <w:vAlign w:val="center"/>
+          </w:tcPr>
+          <w:p>
+            <w:pPr>
+              <w:widowControl w:val="0"/>
+              <w:tabs>
+                <w:tab w:val="left" w:pos="479"/>
+                <w:tab w:val="left" w:pos="479"/>
+              </w:tabs>
+              <w:spacing w:before="5" w:line="360" w:lineRule="auto"/>
+              <w:jc w:val="center"/>
+              <w:rPr>
+                <w:rFonts w:ascii="Times New Roman" w:eastAsia="Times New Roman" w:hAnsi="Times New Roman" w:cs="Times New Roman"/>
+                <w:bCs/>
+                <w:sz w:val="24"/>
+                <w:szCs w:val="24"/>
+              </w:rPr>
+            </w:pPr>
+            <w:r>
+              <w:rPr>
+                <w:rFonts w:ascii="Times New Roman" w:eastAsia="Times New Roman" w:hAnsi="Times New Roman" w:cs="Times New Roman"/>
+                <w:bCs/>
+                <w:sz w:val="24"/>
+                <w:szCs w:val="24"/>
+              </w:rPr>
+              <w:t>Baixa</w:t>
+            </w:r>
+          </w:p>
+        </w:tc>
+        <w:tc>
+          <w:tcPr>
+            <w:tcW w:w="1503" w:type="dxa"/>
+            <w:vAlign w:val="center"/>
+          </w:tcPr>
+          <w:p>
+            <w:pPr>
+              <w:widowControl w:val="0"/>
+              <w:tabs>
+                <w:tab w:val="left" w:pos="479"/>
+                <w:tab w:val="left" w:pos="479"/>
+              </w:tabs>
+              <w:spacing w:before="5" w:line="360" w:lineRule="auto"/>
+              <w:jc w:val="center"/>
+              <w:rPr>
+                <w:rFonts w:ascii="Times New Roman" w:eastAsia="Times New Roman" w:hAnsi="Times New Roman" w:cs="Times New Roman"/>
+                <w:bCs/>
+                <w:sz w:val="24"/>
+                <w:szCs w:val="24"/>
+              </w:rPr>
+            </w:pPr>
+            <w:r>
+              <w:rPr>
+                <w:rFonts w:ascii="Times New Roman" w:eastAsia="Times New Roman" w:hAnsi="Times New Roman" w:cs="Times New Roman"/>
+                <w:b/>
+                <w:sz w:val="24"/>
+                <w:szCs w:val="24"/>
+              </w:rPr>
+              <w:t>Médio</w:t>
+            </w:r>
+          </w:p>
+        </w:tc>
+        <w:tc>
+          <w:tcPr>
+            <w:tcW w:w="1506" w:type="dxa"/>
+            <w:vAlign w:val="center"/>
+          </w:tcPr>
+          <w:p>
+            <w:pPr>
+              <w:widowControl w:val="0"/>
+              <w:tabs>
+                <w:tab w:val="left" w:pos="479"/>
+                <w:tab w:val="left" w:pos="479"/>
+              </w:tabs>
+              <w:spacing w:before="5" w:line="360" w:lineRule="auto"/>
+              <w:jc w:val="center"/>
+              <w:rPr>
+                <w:rFonts w:ascii="Times New Roman" w:eastAsia="Times New Roman" w:hAnsi="Times New Roman" w:cs="Times New Roman"/>
+                <w:bCs/>
+                <w:sz w:val="24"/>
+                <w:szCs w:val="24"/>
+              </w:rPr>
+            </w:pPr>
+            <w:r>
+              <w:rPr>
+                <w:rFonts w:ascii="Times New Roman" w:eastAsia="Times New Roman" w:hAnsi="Times New Roman" w:cs="Times New Roman"/>
+                <w:bCs/>
+                <w:sz w:val="24"/>
+                <w:szCs w:val="24"/>
+              </w:rPr>
+              <w:t>Scripts de mapeamento em Python.</w:t>
+            </w:r>
+          </w:p>
+        </w:tc>
+        <w:tc>
+          <w:tcPr>
+            <w:tcW w:w="1511" w:type="dxa"/>
+            <w:vAlign w:val="center"/>
+          </w:tcPr>
+          <w:p>
+            <w:pPr>
+              <w:widowControl w:val="0"/>
+              <w:tabs>
+                <w:tab w:val="left" w:pos="479"/>
+                <w:tab w:val="left" w:pos="479"/>
+              </w:tabs>
+              <w:spacing w:before="5" w:line="360" w:lineRule="auto"/>
+              <w:jc w:val="center"/>
+              <w:rPr>
+                <w:rFonts w:ascii="Times New Roman" w:eastAsia="Times New Roman" w:hAnsi="Times New Roman" w:cs="Times New Roman"/>
+                <w:bCs/>
+                <w:sz w:val="24"/>
+                <w:szCs w:val="24"/>
+              </w:rPr>
+            </w:pPr>
+            <w:r>
+              <w:rPr>
+                <w:rFonts w:ascii="Times New Roman" w:eastAsia="Times New Roman" w:hAnsi="Times New Roman" w:cs="Times New Roman"/>
+                <w:bCs/>
+                <w:sz w:val="24"/>
+                <w:szCs w:val="24"/>
+              </w:rPr>
+              <w:t>Manter o antigo SGH para consulta.</w:t>
+            </w:r>
+          </w:p>
+        </w:tc>
+      </w:tr>
+      <w:tr>
+        <w:tc>
+          <w:tcPr>
+            <w:tcW w:w="1496" w:type="dxa"/>
+            <w:vAlign w:val="center"/>
+          </w:tcPr>
+          <w:p>
+            <w:pPr>
+              <w:widowControl w:val="0"/>
+              <w:tabs>
+                <w:tab w:val="left" w:pos="479"/>
+                <w:tab w:val="left" w:pos="479"/>
+              </w:tabs>
+              <w:spacing w:before="5" w:line="360" w:lineRule="auto"/>
+              <w:jc w:val="center"/>
+              <w:rPr>
+                <w:rFonts w:ascii="Times New Roman" w:eastAsia="Times New Roman" w:hAnsi="Times New Roman" w:cs="Times New Roman"/>
+                <w:bCs/>
+                <w:sz w:val="24"/>
+                <w:szCs w:val="24"/>
+              </w:rPr>
+            </w:pPr>
+            <w:r>
+              <w:rPr>
+                <w:rFonts w:ascii="Times New Roman" w:eastAsia="Times New Roman" w:hAnsi="Times New Roman" w:cs="Times New Roman"/>
+                <w:b/>
+                <w:sz w:val="24"/>
+                <w:szCs w:val="24"/>
+              </w:rPr>
+              <w:t>R08</w:t>
+            </w:r>
+          </w:p>
+        </w:tc>
+        <w:tc>
+          <w:tcPr>
+            <w:tcW w:w="1500" w:type="dxa"/>
+            <w:vAlign w:val="center"/>
+          </w:tcPr>
+          <w:p>
+            <w:pPr>
+              <w:widowControl w:val="0"/>
+              <w:tabs>
+                <w:tab w:val="left" w:pos="479"/>
+                <w:tab w:val="left" w:pos="479"/>
+              </w:tabs>
+              <w:spacing w:before="5" w:line="360" w:lineRule="auto"/>
+              <w:jc w:val="center"/>
+              <w:rPr>
+                <w:rFonts w:ascii="Times New Roman" w:eastAsia="Times New Roman" w:hAnsi="Times New Roman" w:cs="Times New Roman"/>
+                <w:bCs/>
+                <w:sz w:val="24"/>
+                <w:szCs w:val="24"/>
+              </w:rPr>
+            </w:pPr>
+            <w:r>
+              <w:rPr>
+                <w:rFonts w:ascii="Times New Roman" w:eastAsia="Times New Roman" w:hAnsi="Times New Roman" w:cs="Times New Roman"/>
+                <w:b/>
+                <w:sz w:val="24"/>
+                <w:szCs w:val="24"/>
+              </w:rPr>
+              <w:t xml:space="preserve">Erro na </w:t>
+            </w:r>
+            <w:proofErr w:type="spellStart"/>
+            <w:r>
+              <w:rPr>
+                <w:rFonts w:ascii="Times New Roman" w:eastAsia="Times New Roman" w:hAnsi="Times New Roman" w:cs="Times New Roman"/>
+                <w:b/>
+                <w:sz w:val="24"/>
+                <w:szCs w:val="24"/>
+              </w:rPr>
+              <w:t>re-chamada</w:t>
+            </w:r>
+            <w:proofErr w:type="spellEnd"/>
+            <w:r>
+              <w:rPr>
+                <w:rFonts w:ascii="Times New Roman" w:eastAsia="Times New Roman" w:hAnsi="Times New Roman" w:cs="Times New Roman"/>
+                <w:b/>
+                <w:sz w:val="24"/>
+                <w:szCs w:val="24"/>
+              </w:rPr>
+              <w:t xml:space="preserve"> e bloqueio de prontuário</w:t>
+            </w:r>
+            <w:r>
+              <w:rPr>
+                <w:rFonts w:ascii="Times New Roman" w:eastAsia="Times New Roman" w:hAnsi="Times New Roman" w:cs="Times New Roman"/>
+                <w:b/>
+                <w:sz w:val="24"/>
+                <w:szCs w:val="24"/>
+              </w:rPr>
+              <w:t xml:space="preserve"> (Fluxo)</w:t>
+            </w:r>
+          </w:p>
+        </w:tc>
+        <w:tc>
+          <w:tcPr>
+            <w:tcW w:w="1550" w:type="dxa"/>
+            <w:vAlign w:val="center"/>
+          </w:tcPr>
+          <w:p>
+            <w:pPr>
+              <w:widowControl w:val="0"/>
+              <w:tabs>
+                <w:tab w:val="left" w:pos="479"/>
+                <w:tab w:val="left" w:pos="479"/>
+              </w:tabs>
+              <w:spacing w:before="5" w:line="360" w:lineRule="auto"/>
+              <w:jc w:val="center"/>
+              <w:rPr>
+                <w:rFonts w:ascii="Times New Roman" w:eastAsia="Times New Roman" w:hAnsi="Times New Roman" w:cs="Times New Roman"/>
+                <w:bCs/>
+                <w:sz w:val="24"/>
+                <w:szCs w:val="24"/>
+              </w:rPr>
+            </w:pPr>
+            <w:r>
+              <w:rPr>
+                <w:rFonts w:ascii="Times New Roman" w:eastAsia="Times New Roman" w:hAnsi="Times New Roman" w:cs="Times New Roman"/>
+                <w:bCs/>
+                <w:sz w:val="24"/>
+                <w:szCs w:val="24"/>
+              </w:rPr>
+              <w:t>Alta</w:t>
+            </w:r>
+          </w:p>
+        </w:tc>
+        <w:tc>
+          <w:tcPr>
+            <w:tcW w:w="1503" w:type="dxa"/>
+            <w:vAlign w:val="center"/>
+          </w:tcPr>
+          <w:p>
+            <w:pPr>
+              <w:widowControl w:val="0"/>
+              <w:tabs>
+                <w:tab w:val="left" w:pos="479"/>
+                <w:tab w:val="left" w:pos="479"/>
+              </w:tabs>
+              <w:spacing w:before="5" w:line="360" w:lineRule="auto"/>
+              <w:jc w:val="center"/>
+              <w:rPr>
+                <w:rFonts w:ascii="Times New Roman" w:eastAsia="Times New Roman" w:hAnsi="Times New Roman" w:cs="Times New Roman"/>
+                <w:bCs/>
+                <w:sz w:val="24"/>
+                <w:szCs w:val="24"/>
+              </w:rPr>
+            </w:pPr>
+            <w:r>
+              <w:rPr>
+                <w:rFonts w:ascii="Times New Roman" w:eastAsia="Times New Roman" w:hAnsi="Times New Roman" w:cs="Times New Roman"/>
+                <w:bCs/>
+                <w:sz w:val="24"/>
+                <w:szCs w:val="24"/>
+              </w:rPr>
+              <w:t>Crítico</w:t>
+            </w:r>
+          </w:p>
+        </w:tc>
+        <w:tc>
+          <w:tcPr>
+            <w:tcW w:w="1506" w:type="dxa"/>
+            <w:vAlign w:val="center"/>
+          </w:tcPr>
+          <w:p>
+            <w:pPr>
+              <w:widowControl w:val="0"/>
+              <w:tabs>
+                <w:tab w:val="left" w:pos="479"/>
+                <w:tab w:val="left" w:pos="479"/>
+              </w:tabs>
+              <w:spacing w:before="5" w:line="360" w:lineRule="auto"/>
+              <w:jc w:val="center"/>
+              <w:rPr>
+                <w:rFonts w:ascii="Times New Roman" w:eastAsia="Times New Roman" w:hAnsi="Times New Roman" w:cs="Times New Roman"/>
+                <w:bCs/>
+                <w:sz w:val="24"/>
+                <w:szCs w:val="24"/>
+              </w:rPr>
+            </w:pPr>
+            <w:r>
+              <w:rPr>
+                <w:rFonts w:ascii="Times New Roman" w:eastAsia="Times New Roman" w:hAnsi="Times New Roman" w:cs="Times New Roman"/>
+                <w:bCs/>
+                <w:sz w:val="24"/>
+                <w:szCs w:val="24"/>
+              </w:rPr>
+              <w:t xml:space="preserve">Implementar mecanismos de desbloqueio automático, botão de </w:t>
+            </w:r>
+            <w:proofErr w:type="spellStart"/>
+            <w:r>
+              <w:rPr>
+                <w:rFonts w:ascii="Times New Roman" w:eastAsia="Times New Roman" w:hAnsi="Times New Roman" w:cs="Times New Roman"/>
+                <w:bCs/>
+                <w:sz w:val="24"/>
+                <w:szCs w:val="24"/>
+              </w:rPr>
+              <w:t>re-chamada</w:t>
+            </w:r>
+            <w:proofErr w:type="spellEnd"/>
+            <w:r>
+              <w:rPr>
+                <w:rFonts w:ascii="Times New Roman" w:eastAsia="Times New Roman" w:hAnsi="Times New Roman" w:cs="Times New Roman"/>
+                <w:bCs/>
+                <w:sz w:val="24"/>
+                <w:szCs w:val="24"/>
+              </w:rPr>
+              <w:t xml:space="preserve"> independente e melhorias no fluxo do painel.</w:t>
+            </w:r>
+          </w:p>
+        </w:tc>
+        <w:tc>
+          <w:tcPr>
+            <w:tcW w:w="1511" w:type="dxa"/>
+            <w:vAlign w:val="center"/>
+          </w:tcPr>
+          <w:p>
+            <w:pPr>
+              <w:widowControl w:val="0"/>
+              <w:tabs>
+                <w:tab w:val="left" w:pos="479"/>
+                <w:tab w:val="left" w:pos="479"/>
+              </w:tabs>
+              <w:spacing w:before="5" w:line="360" w:lineRule="auto"/>
+              <w:jc w:val="center"/>
+              <w:rPr>
+                <w:rFonts w:ascii="Times New Roman" w:eastAsia="Times New Roman" w:hAnsi="Times New Roman" w:cs="Times New Roman"/>
+                <w:bCs/>
+                <w:sz w:val="24"/>
+                <w:szCs w:val="24"/>
+              </w:rPr>
+            </w:pPr>
+            <w:r>
+              <w:rPr>
+                <w:rFonts w:ascii="Times New Roman" w:eastAsia="Times New Roman" w:hAnsi="Times New Roman" w:cs="Times New Roman"/>
+                <w:bCs/>
+                <w:sz w:val="24"/>
+                <w:szCs w:val="24"/>
+              </w:rPr>
+              <w:t>Utilização de ferramentas de recuperação rápida pela equipe de suporte técnico.</w:t>
+            </w:r>
+          </w:p>
+        </w:tc>
+      </w:tr>
+    </w:tbl>
+    <w:p>
+      <w:pPr>
+        <w:widowControl w:val="0"/>
+        <w:tabs>
+          <w:tab w:val="left" w:pos="479"/>
+          <w:tab w:val="left" w:pos="479"/>
+        </w:tabs>
+        <w:spacing w:before="5" w:line="360" w:lineRule="auto"/>
+        <w:jc w:val="both"/>
+        <w:rPr>
+          <w:rFonts w:ascii="Times New Roman" w:eastAsia="Times New Roman" w:hAnsi="Times New Roman" w:cs="Times New Roman"/>
+          <w:bCs/>
+          <w:sz w:val="24"/>
+          <w:szCs w:val="24"/>
+        </w:rPr>
+      </w:pPr>
+    </w:p>
+    <w:p>
+      <w:pPr>
+        <w:widowControl w:val="0"/>
+        <w:tabs>
+          <w:tab w:val="left" w:pos="479"/>
+          <w:tab w:val="left" w:pos="479"/>
+        </w:tabs>
+        <w:spacing w:before="5" w:line="360" w:lineRule="auto"/>
+        <w:jc w:val="both"/>
+        <w:rPr>
+          <w:rFonts w:ascii="Times New Roman" w:eastAsia="Times New Roman" w:hAnsi="Times New Roman" w:cs="Times New Roman"/>
+          <w:bCs/>
+          <w:sz w:val="24"/>
+          <w:szCs w:val="24"/>
+        </w:rPr>
+      </w:pPr>
+    </w:p>
+    <w:p>
+      <w:pPr>
+        <w:widowControl w:val="0"/>
+        <w:tabs>
+          <w:tab w:val="left" w:pos="479"/>
+          <w:tab w:val="left" w:pos="479"/>
+        </w:tabs>
+        <w:spacing w:before="5" w:line="360" w:lineRule="auto"/>
+        <w:jc w:val="both"/>
+        <w:rPr>
+          <w:rFonts w:ascii="Times New Roman" w:eastAsia="Times New Roman" w:hAnsi="Times New Roman" w:cs="Times New Roman"/>
+          <w:b/>
+          <w:sz w:val="24"/>
+          <w:szCs w:val="24"/>
+        </w:rPr>
+      </w:pPr>
+      <w:r>
+        <w:rPr>
+          <w:rFonts w:ascii="Times New Roman" w:eastAsia="Times New Roman" w:hAnsi="Times New Roman" w:cs="Times New Roman"/>
+          <w:b/>
+          <w:sz w:val="24"/>
+          <w:szCs w:val="24"/>
+        </w:rPr>
+        <w:t xml:space="preserve">11.1- </w:t>
+      </w:r>
+      <w:r>
+        <w:rPr>
+          <w:rFonts w:ascii="Times New Roman" w:eastAsia="Times New Roman" w:hAnsi="Times New Roman" w:cs="Times New Roman"/>
+          <w:b/>
+          <w:sz w:val="24"/>
+          <w:szCs w:val="24"/>
+        </w:rPr>
+        <w:t>Plano de Comunicação e Treinamento</w:t>
+      </w:r>
+      <w:r>
+        <w:rPr>
+          <w:rFonts w:ascii="Times New Roman" w:eastAsia="Times New Roman" w:hAnsi="Times New Roman" w:cs="Times New Roman"/>
+          <w:b/>
+          <w:sz w:val="24"/>
+          <w:szCs w:val="24"/>
+        </w:rPr>
+        <w:t>:</w:t>
+      </w:r>
+    </w:p>
+    <w:p>
+      <w:pPr>
+        <w:widowControl w:val="0"/>
+        <w:tabs>
+          <w:tab w:val="left" w:pos="479"/>
+          <w:tab w:val="left" w:pos="479"/>
+        </w:tabs>
+        <w:spacing w:before="5" w:line="360" w:lineRule="auto"/>
+        <w:jc w:val="both"/>
+        <w:rPr>
+          <w:rFonts w:ascii="Times New Roman" w:eastAsia="Times New Roman" w:hAnsi="Times New Roman" w:cs="Times New Roman"/>
+          <w:bCs/>
+          <w:sz w:val="24"/>
+          <w:szCs w:val="24"/>
+        </w:rPr>
+      </w:pPr>
+      <w:r>
+        <w:rPr>
+          <w:rFonts w:ascii="Times New Roman" w:eastAsia="Times New Roman" w:hAnsi="Times New Roman" w:cs="Times New Roman"/>
+          <w:bCs/>
+          <w:sz w:val="24"/>
+          <w:szCs w:val="24"/>
+        </w:rPr>
+        <w:t xml:space="preserve">   </w:t>
+      </w:r>
+      <w:r>
+        <w:rPr>
+          <w:rFonts w:ascii="Times New Roman" w:eastAsia="Times New Roman" w:hAnsi="Times New Roman" w:cs="Times New Roman"/>
+          <w:bCs/>
+          <w:sz w:val="24"/>
+          <w:szCs w:val="24"/>
+        </w:rPr>
+        <w:t xml:space="preserve">O plano de comunicação envolve todos os setores da clínica, garantindo que as informações sobre a implantação do ERP sejam transmitidas de forma clara por meio de reuniões, e-mails e avisos internos. O treinamento será realizado de forma prática e direcionada para cada área, utilizando simulações, materiais de apoio e suporte inicial após a </w:t>
+      </w:r>
+      <w:proofErr w:type="spellStart"/>
+      <w:proofErr w:type="gramStart"/>
+      <w:r>
+        <w:rPr>
+          <w:rFonts w:ascii="Times New Roman" w:eastAsia="Times New Roman" w:hAnsi="Times New Roman" w:cs="Times New Roman"/>
+          <w:bCs/>
+          <w:sz w:val="24"/>
+          <w:szCs w:val="24"/>
+        </w:rPr>
+        <w:t>implantação.Para</w:t>
+      </w:r>
+      <w:proofErr w:type="spellEnd"/>
+      <w:proofErr w:type="gramEnd"/>
+      <w:r>
+        <w:rPr>
+          <w:rFonts w:ascii="Times New Roman" w:eastAsia="Times New Roman" w:hAnsi="Times New Roman" w:cs="Times New Roman"/>
+          <w:bCs/>
+          <w:sz w:val="24"/>
+          <w:szCs w:val="24"/>
+        </w:rPr>
+        <w:t xml:space="preserve"> incentivar a adesão ao sistema, os colaboradores serão envolvidos desde o início do projeto, com espaço para feedback e acompanhamento contínuo. Além disso, serão utilizados indicadores de desempenho e controles de acesso para garantir a eficiência operacional e a segurança das informações.</w:t>
+      </w:r>
+    </w:p>
+    <w:p>
+      <w:pPr>
+        <w:widowControl w:val="0"/>
+        <w:tabs>
+          <w:tab w:val="left" w:pos="479"/>
+          <w:tab w:val="left" w:pos="479"/>
+        </w:tabs>
+        <w:spacing w:before="5" w:line="360" w:lineRule="auto"/>
+        <w:jc w:val="both"/>
+        <w:rPr>
+          <w:rFonts w:ascii="Times New Roman" w:eastAsia="Times New Roman" w:hAnsi="Times New Roman" w:cs="Times New Roman"/>
+          <w:bCs/>
+          <w:sz w:val="24"/>
+          <w:szCs w:val="24"/>
+        </w:rPr>
+      </w:pPr>
+      <w:r>
+        <w:rPr>
+          <w:rFonts w:ascii="Times New Roman" w:eastAsia="Times New Roman" w:hAnsi="Times New Roman" w:cs="Times New Roman"/>
+          <w:bCs/>
+          <w:sz w:val="24"/>
+          <w:szCs w:val="24"/>
+        </w:rPr>
+        <w:t>Dessa forma, a implantação do ERP contribuirá para a melhoria dos processos internos, maior organização das informações e um atendimento mais ágil e eficiente aos pacientes.</w:t>
+      </w:r>
+    </w:p>
+    <w:p>
+      <w:pPr>
+        <w:widowControl w:val="0"/>
+        <w:tabs>
+          <w:tab w:val="left" w:pos="479"/>
+          <w:tab w:val="left" w:pos="479"/>
+        </w:tabs>
+        <w:spacing w:before="5" w:line="360" w:lineRule="auto"/>
+        <w:jc w:val="both"/>
+        <w:rPr>
+          <w:rFonts w:ascii="Times New Roman" w:eastAsia="Times New Roman" w:hAnsi="Times New Roman" w:cs="Times New Roman"/>
+          <w:b/>
+          <w:sz w:val="24"/>
+          <w:szCs w:val="24"/>
+        </w:rPr>
+      </w:pPr>
+    </w:p>
+    <w:p>
+      <w:pPr>
+        <w:widowControl w:val="0"/>
+        <w:tabs>
+          <w:tab w:val="left" w:pos="479"/>
+          <w:tab w:val="left" w:pos="479"/>
+        </w:tabs>
+        <w:spacing w:before="5" w:line="360" w:lineRule="auto"/>
+        <w:jc w:val="both"/>
+        <w:rPr>
+          <w:rFonts w:ascii="Times New Roman" w:eastAsia="Times New Roman" w:hAnsi="Times New Roman" w:cs="Times New Roman"/>
+          <w:b/>
+          <w:sz w:val="24"/>
+          <w:szCs w:val="24"/>
+        </w:rPr>
+      </w:pPr>
+      <w:r>
+        <w:rPr>
+          <w:rFonts w:ascii="Times New Roman" w:eastAsia="Times New Roman" w:hAnsi="Times New Roman" w:cs="Times New Roman"/>
+          <w:b/>
+          <w:sz w:val="24"/>
+          <w:szCs w:val="24"/>
+        </w:rPr>
+        <w:lastRenderedPageBreak/>
+        <w:t xml:space="preserve">12.1- </w:t>
+      </w:r>
+      <w:r>
+        <w:rPr>
+          <w:rFonts w:ascii="Times New Roman" w:eastAsia="Times New Roman" w:hAnsi="Times New Roman" w:cs="Times New Roman"/>
+          <w:b/>
+          <w:sz w:val="24"/>
+          <w:szCs w:val="24"/>
+        </w:rPr>
+        <w:t>Planejamento da Implantação</w:t>
+      </w:r>
+      <w:r>
+        <w:rPr>
+          <w:rFonts w:ascii="Times New Roman" w:eastAsia="Times New Roman" w:hAnsi="Times New Roman" w:cs="Times New Roman"/>
+          <w:b/>
+          <w:sz w:val="24"/>
+          <w:szCs w:val="24"/>
+        </w:rPr>
+        <w:t>:</w:t>
+      </w:r>
+    </w:p>
+    <w:p>
+      <w:pPr>
+        <w:widowControl w:val="0"/>
+        <w:tabs>
+          <w:tab w:val="left" w:pos="479"/>
+          <w:tab w:val="left" w:pos="479"/>
+        </w:tabs>
+        <w:spacing w:before="5" w:line="360" w:lineRule="auto"/>
+        <w:jc w:val="both"/>
+        <w:rPr>
+          <w:rFonts w:ascii="Times New Roman" w:eastAsia="Times New Roman" w:hAnsi="Times New Roman" w:cs="Times New Roman"/>
+          <w:bCs/>
+          <w:sz w:val="24"/>
+          <w:szCs w:val="24"/>
+        </w:rPr>
+      </w:pPr>
+      <w:r>
+        <w:rPr>
+          <w:rFonts w:ascii="Times New Roman" w:eastAsia="Times New Roman" w:hAnsi="Times New Roman" w:cs="Times New Roman"/>
+          <w:bCs/>
+          <w:sz w:val="24"/>
+          <w:szCs w:val="24"/>
+        </w:rPr>
+        <w:t xml:space="preserve">   </w:t>
+      </w:r>
+      <w:r>
+        <w:rPr>
+          <w:rFonts w:ascii="Times New Roman" w:eastAsia="Times New Roman" w:hAnsi="Times New Roman" w:cs="Times New Roman"/>
+          <w:bCs/>
+          <w:sz w:val="24"/>
+          <w:szCs w:val="24"/>
+        </w:rPr>
+        <w:t>A implantação do sistema ERP será realizada de forma gradual, dividida em fases, permitindo maior controle do processo e redução dos riscos. A estratégia adotada consiste na implementação por módulos, iniciando pelos setores mais críticos da clínica, como cadastro de pacientes e financeiro, e posteriormente expandindo para áreas como estoque, faturamento e recursos humanos.</w:t>
+      </w:r>
+      <w:r>
+        <w:rPr>
+          <w:rFonts w:ascii="Times New Roman" w:eastAsia="Times New Roman" w:hAnsi="Times New Roman" w:cs="Times New Roman"/>
+          <w:bCs/>
+          <w:sz w:val="24"/>
+          <w:szCs w:val="24"/>
+        </w:rPr>
+        <w:t xml:space="preserve"> </w:t>
+      </w:r>
+      <w:r>
+        <w:rPr>
+          <w:rFonts w:ascii="Times New Roman" w:eastAsia="Times New Roman" w:hAnsi="Times New Roman" w:cs="Times New Roman"/>
+          <w:bCs/>
+          <w:sz w:val="24"/>
+          <w:szCs w:val="24"/>
+        </w:rPr>
+        <w:t>O backlog do projeto deve contemplar todas as atividades necessárias para a implantação, incluindo configuração do sistema, parametrização, migração de dados, treinamentos, testes e ajustes. Essas atividades serão priorizadas de acordo com sua importância para o funcionamento da clínica, possibilitando um acompanhamento contínuo e maior controle das entregas.</w:t>
+      </w:r>
+      <w:r>
+        <w:rPr>
+          <w:rFonts w:ascii="Times New Roman" w:eastAsia="Times New Roman" w:hAnsi="Times New Roman" w:cs="Times New Roman"/>
+          <w:bCs/>
+          <w:sz w:val="24"/>
+          <w:szCs w:val="24"/>
+        </w:rPr>
+        <w:t xml:space="preserve"> </w:t>
+      </w:r>
+      <w:r>
+        <w:rPr>
+          <w:rFonts w:ascii="Times New Roman" w:eastAsia="Times New Roman" w:hAnsi="Times New Roman" w:cs="Times New Roman"/>
+          <w:bCs/>
+          <w:sz w:val="24"/>
+          <w:szCs w:val="24"/>
+        </w:rPr>
+        <w:t>A realização de testes e validações é fundamental para garantir o correto funcionamento do sistema antes da entrada em produção. Serão executados testes por módulo, validação dos dados migrados e simulações de uso pelos colaboradores, permitindo a identificação e correção de possíveis falhas antes da implantação definitiva.</w:t>
+      </w:r>
+      <w:r>
+        <w:rPr>
+          <w:rFonts w:ascii="Times New Roman" w:eastAsia="Times New Roman" w:hAnsi="Times New Roman" w:cs="Times New Roman"/>
+          <w:bCs/>
+          <w:sz w:val="24"/>
+          <w:szCs w:val="24"/>
+        </w:rPr>
+        <w:br/>
+      </w:r>
+    </w:p>
+    <w:p>
+      <w:pPr>
+        <w:widowControl w:val="0"/>
+        <w:tabs>
+          <w:tab w:val="left" w:pos="479"/>
+          <w:tab w:val="left" w:pos="479"/>
+        </w:tabs>
+        <w:spacing w:before="5" w:line="360" w:lineRule="auto"/>
+        <w:jc w:val="both"/>
+        <w:rPr>
+          <w:rFonts w:ascii="Times New Roman" w:eastAsia="Times New Roman" w:hAnsi="Times New Roman" w:cs="Times New Roman"/>
+          <w:bCs/>
+          <w:sz w:val="24"/>
+          <w:szCs w:val="24"/>
+        </w:rPr>
+      </w:pPr>
+      <w:r>
+        <w:rPr>
+          <w:rFonts w:ascii="Times New Roman" w:eastAsia="Times New Roman" w:hAnsi="Times New Roman" w:cs="Times New Roman"/>
+          <w:b/>
+          <w:sz w:val="24"/>
+          <w:szCs w:val="24"/>
+        </w:rPr>
+        <w:t>Fase 1 – Configuração</w:t>
+      </w:r>
+    </w:p>
+    <w:p>
+      <w:pPr>
+        <w:widowControl w:val="0"/>
+        <w:tabs>
+          <w:tab w:val="left" w:pos="479"/>
+          <w:tab w:val="left" w:pos="479"/>
+        </w:tabs>
+        <w:spacing w:before="5" w:line="360" w:lineRule="auto"/>
+        <w:jc w:val="both"/>
+        <w:rPr>
+          <w:rFonts w:ascii="Times New Roman" w:eastAsia="Times New Roman" w:hAnsi="Times New Roman" w:cs="Times New Roman"/>
+          <w:bCs/>
+          <w:sz w:val="24"/>
+          <w:szCs w:val="24"/>
+        </w:rPr>
+      </w:pPr>
+      <w:r>
+        <w:rPr>
+          <w:rFonts w:ascii="Times New Roman" w:eastAsia="Times New Roman" w:hAnsi="Times New Roman" w:cs="Times New Roman"/>
+          <w:bCs/>
+          <w:sz w:val="24"/>
+          <w:szCs w:val="24"/>
+        </w:rPr>
+        <w:t>- Instalação do sistema ERP;</w:t>
+      </w:r>
+    </w:p>
+    <w:p>
+      <w:pPr>
+        <w:widowControl w:val="0"/>
+        <w:tabs>
+          <w:tab w:val="left" w:pos="479"/>
+          <w:tab w:val="left" w:pos="479"/>
+        </w:tabs>
+        <w:spacing w:before="5" w:line="360" w:lineRule="auto"/>
+        <w:jc w:val="both"/>
+        <w:rPr>
+          <w:rFonts w:ascii="Times New Roman" w:eastAsia="Times New Roman" w:hAnsi="Times New Roman" w:cs="Times New Roman"/>
+          <w:bCs/>
+          <w:sz w:val="24"/>
+          <w:szCs w:val="24"/>
+        </w:rPr>
+      </w:pPr>
+      <w:r>
+        <w:rPr>
+          <w:rFonts w:ascii="Times New Roman" w:eastAsia="Times New Roman" w:hAnsi="Times New Roman" w:cs="Times New Roman"/>
+          <w:bCs/>
+          <w:sz w:val="24"/>
+          <w:szCs w:val="24"/>
+        </w:rPr>
+        <w:t>- Configuração inicial do ambiente;</w:t>
+      </w:r>
+    </w:p>
+    <w:p>
+      <w:pPr>
+        <w:widowControl w:val="0"/>
+        <w:tabs>
+          <w:tab w:val="left" w:pos="479"/>
+          <w:tab w:val="left" w:pos="479"/>
+        </w:tabs>
+        <w:spacing w:before="5" w:line="360" w:lineRule="auto"/>
+        <w:jc w:val="both"/>
+        <w:rPr>
+          <w:rFonts w:ascii="Times New Roman" w:eastAsia="Times New Roman" w:hAnsi="Times New Roman" w:cs="Times New Roman"/>
+          <w:bCs/>
+          <w:sz w:val="24"/>
+          <w:szCs w:val="24"/>
+        </w:rPr>
+      </w:pPr>
+      <w:r>
+        <w:rPr>
+          <w:rFonts w:ascii="Times New Roman" w:eastAsia="Times New Roman" w:hAnsi="Times New Roman" w:cs="Times New Roman"/>
+          <w:bCs/>
+          <w:sz w:val="24"/>
+          <w:szCs w:val="24"/>
+        </w:rPr>
+        <w:t>- Definição dos perfis de acesso.</w:t>
+      </w:r>
+    </w:p>
+    <w:p>
+      <w:pPr>
+        <w:widowControl w:val="0"/>
+        <w:tabs>
+          <w:tab w:val="left" w:pos="479"/>
+          <w:tab w:val="left" w:pos="479"/>
+        </w:tabs>
+        <w:spacing w:before="5" w:line="360" w:lineRule="auto"/>
+        <w:jc w:val="both"/>
+        <w:rPr>
+          <w:rFonts w:ascii="Times New Roman" w:eastAsia="Times New Roman" w:hAnsi="Times New Roman" w:cs="Times New Roman"/>
+          <w:b/>
+          <w:sz w:val="24"/>
+          <w:szCs w:val="24"/>
+        </w:rPr>
+      </w:pPr>
+    </w:p>
+    <w:p>
+      <w:pPr>
+        <w:widowControl w:val="0"/>
+        <w:tabs>
+          <w:tab w:val="left" w:pos="479"/>
+          <w:tab w:val="left" w:pos="479"/>
+        </w:tabs>
+        <w:spacing w:before="5" w:line="360" w:lineRule="auto"/>
+        <w:jc w:val="both"/>
+        <w:rPr>
+          <w:rFonts w:ascii="Times New Roman" w:eastAsia="Times New Roman" w:hAnsi="Times New Roman" w:cs="Times New Roman"/>
+          <w:b/>
+          <w:sz w:val="24"/>
+          <w:szCs w:val="24"/>
+        </w:rPr>
+      </w:pPr>
+      <w:r>
+        <w:rPr>
+          <w:rFonts w:ascii="Times New Roman" w:eastAsia="Times New Roman" w:hAnsi="Times New Roman" w:cs="Times New Roman"/>
+          <w:b/>
+          <w:sz w:val="24"/>
+          <w:szCs w:val="24"/>
+        </w:rPr>
+        <w:t>Fase 2 – Parametrização</w:t>
+      </w:r>
+    </w:p>
+    <w:p>
+      <w:pPr>
+        <w:widowControl w:val="0"/>
+        <w:tabs>
+          <w:tab w:val="left" w:pos="479"/>
+          <w:tab w:val="left" w:pos="479"/>
+        </w:tabs>
+        <w:spacing w:before="5" w:line="360" w:lineRule="auto"/>
+        <w:jc w:val="both"/>
+        <w:rPr>
+          <w:rFonts w:ascii="Times New Roman" w:eastAsia="Times New Roman" w:hAnsi="Times New Roman" w:cs="Times New Roman"/>
+          <w:bCs/>
+          <w:sz w:val="24"/>
+          <w:szCs w:val="24"/>
+        </w:rPr>
+      </w:pPr>
+      <w:r>
+        <w:rPr>
+          <w:rFonts w:ascii="Times New Roman" w:eastAsia="Times New Roman" w:hAnsi="Times New Roman" w:cs="Times New Roman"/>
+          <w:bCs/>
+          <w:sz w:val="24"/>
+          <w:szCs w:val="24"/>
+        </w:rPr>
+        <w:t>- Cadastro das filas de atendimento;</w:t>
+      </w:r>
+    </w:p>
+    <w:p>
+      <w:pPr>
+        <w:widowControl w:val="0"/>
+        <w:tabs>
+          <w:tab w:val="left" w:pos="479"/>
+          <w:tab w:val="left" w:pos="479"/>
+        </w:tabs>
+        <w:spacing w:before="5" w:line="360" w:lineRule="auto"/>
+        <w:jc w:val="both"/>
+        <w:rPr>
+          <w:rFonts w:ascii="Times New Roman" w:eastAsia="Times New Roman" w:hAnsi="Times New Roman" w:cs="Times New Roman"/>
+          <w:bCs/>
+          <w:sz w:val="24"/>
+          <w:szCs w:val="24"/>
+        </w:rPr>
+      </w:pPr>
+      <w:r>
+        <w:rPr>
+          <w:rFonts w:ascii="Times New Roman" w:eastAsia="Times New Roman" w:hAnsi="Times New Roman" w:cs="Times New Roman"/>
+          <w:bCs/>
+          <w:sz w:val="24"/>
+          <w:szCs w:val="24"/>
+        </w:rPr>
+        <w:t>- Configuração dos status dos pacientes;</w:t>
+      </w:r>
+    </w:p>
+    <w:p>
+      <w:pPr>
+        <w:widowControl w:val="0"/>
+        <w:tabs>
+          <w:tab w:val="left" w:pos="479"/>
+          <w:tab w:val="left" w:pos="479"/>
+        </w:tabs>
+        <w:spacing w:before="5" w:line="360" w:lineRule="auto"/>
+        <w:jc w:val="both"/>
+        <w:rPr>
+          <w:rFonts w:ascii="Times New Roman" w:eastAsia="Times New Roman" w:hAnsi="Times New Roman" w:cs="Times New Roman"/>
+          <w:bCs/>
+          <w:sz w:val="24"/>
+          <w:szCs w:val="24"/>
+        </w:rPr>
+      </w:pPr>
+      <w:r>
+        <w:rPr>
+          <w:rFonts w:ascii="Times New Roman" w:eastAsia="Times New Roman" w:hAnsi="Times New Roman" w:cs="Times New Roman"/>
+          <w:bCs/>
+          <w:sz w:val="24"/>
+          <w:szCs w:val="24"/>
+        </w:rPr>
+        <w:t>- Ajuste das regras de negócio da clínica.</w:t>
+      </w:r>
+    </w:p>
+    <w:p>
+      <w:pPr>
+        <w:widowControl w:val="0"/>
+        <w:tabs>
+          <w:tab w:val="left" w:pos="479"/>
+          <w:tab w:val="left" w:pos="479"/>
+        </w:tabs>
+        <w:spacing w:before="5" w:line="360" w:lineRule="auto"/>
+        <w:jc w:val="both"/>
+        <w:rPr>
+          <w:rFonts w:ascii="Times New Roman" w:eastAsia="Times New Roman" w:hAnsi="Times New Roman" w:cs="Times New Roman"/>
+          <w:bCs/>
+          <w:sz w:val="24"/>
+          <w:szCs w:val="24"/>
+        </w:rPr>
+      </w:pPr>
+    </w:p>
+    <w:p>
+      <w:pPr>
+        <w:widowControl w:val="0"/>
+        <w:tabs>
+          <w:tab w:val="left" w:pos="479"/>
+          <w:tab w:val="left" w:pos="479"/>
+        </w:tabs>
+        <w:spacing w:before="5" w:line="360" w:lineRule="auto"/>
+        <w:jc w:val="both"/>
+        <w:rPr>
+          <w:rFonts w:ascii="Times New Roman" w:eastAsia="Times New Roman" w:hAnsi="Times New Roman" w:cs="Times New Roman"/>
+          <w:b/>
+          <w:sz w:val="24"/>
+          <w:szCs w:val="24"/>
+        </w:rPr>
+      </w:pPr>
+      <w:r>
+        <w:rPr>
+          <w:rFonts w:ascii="Times New Roman" w:eastAsia="Times New Roman" w:hAnsi="Times New Roman" w:cs="Times New Roman"/>
+          <w:b/>
+          <w:sz w:val="24"/>
+          <w:szCs w:val="24"/>
+        </w:rPr>
+        <w:t>Fase 3 – Testes</w:t>
+      </w:r>
+    </w:p>
+    <w:p>
+      <w:pPr>
+        <w:widowControl w:val="0"/>
+        <w:tabs>
+          <w:tab w:val="left" w:pos="479"/>
+          <w:tab w:val="left" w:pos="479"/>
+        </w:tabs>
+        <w:spacing w:before="5" w:line="360" w:lineRule="auto"/>
+        <w:jc w:val="both"/>
+        <w:rPr>
+          <w:rFonts w:ascii="Times New Roman" w:eastAsia="Times New Roman" w:hAnsi="Times New Roman" w:cs="Times New Roman"/>
+          <w:bCs/>
+          <w:sz w:val="24"/>
+          <w:szCs w:val="24"/>
+        </w:rPr>
+      </w:pPr>
+      <w:r>
+        <w:rPr>
+          <w:rFonts w:ascii="Times New Roman" w:eastAsia="Times New Roman" w:hAnsi="Times New Roman" w:cs="Times New Roman"/>
+          <w:bCs/>
+          <w:sz w:val="24"/>
+          <w:szCs w:val="24"/>
+        </w:rPr>
+        <w:t>- Testes de funcionamento dos módulos;</w:t>
+      </w:r>
+    </w:p>
+    <w:p>
+      <w:pPr>
+        <w:widowControl w:val="0"/>
+        <w:tabs>
+          <w:tab w:val="left" w:pos="479"/>
+          <w:tab w:val="left" w:pos="479"/>
+        </w:tabs>
+        <w:spacing w:before="5" w:line="360" w:lineRule="auto"/>
+        <w:jc w:val="both"/>
+        <w:rPr>
+          <w:rFonts w:ascii="Times New Roman" w:eastAsia="Times New Roman" w:hAnsi="Times New Roman" w:cs="Times New Roman"/>
+          <w:bCs/>
+          <w:sz w:val="24"/>
+          <w:szCs w:val="24"/>
+        </w:rPr>
+      </w:pPr>
+      <w:r>
+        <w:rPr>
+          <w:rFonts w:ascii="Times New Roman" w:eastAsia="Times New Roman" w:hAnsi="Times New Roman" w:cs="Times New Roman"/>
+          <w:bCs/>
+          <w:sz w:val="24"/>
+          <w:szCs w:val="24"/>
+        </w:rPr>
+        <w:t xml:space="preserve">- Testes de chamada e </w:t>
+      </w:r>
+      <w:proofErr w:type="spellStart"/>
+      <w:r>
+        <w:rPr>
+          <w:rFonts w:ascii="Times New Roman" w:eastAsia="Times New Roman" w:hAnsi="Times New Roman" w:cs="Times New Roman"/>
+          <w:bCs/>
+          <w:sz w:val="24"/>
+          <w:szCs w:val="24"/>
+        </w:rPr>
+        <w:t>rechamada</w:t>
+      </w:r>
+      <w:proofErr w:type="spellEnd"/>
+      <w:r>
+        <w:rPr>
+          <w:rFonts w:ascii="Times New Roman" w:eastAsia="Times New Roman" w:hAnsi="Times New Roman" w:cs="Times New Roman"/>
+          <w:bCs/>
+          <w:sz w:val="24"/>
+          <w:szCs w:val="24"/>
+        </w:rPr>
+        <w:t>;</w:t>
+      </w:r>
+    </w:p>
+    <w:p>
+      <w:pPr>
+        <w:widowControl w:val="0"/>
+        <w:tabs>
+          <w:tab w:val="left" w:pos="479"/>
+          <w:tab w:val="left" w:pos="479"/>
+        </w:tabs>
+        <w:spacing w:before="5" w:line="360" w:lineRule="auto"/>
+        <w:jc w:val="both"/>
+        <w:rPr>
+          <w:rFonts w:ascii="Times New Roman" w:eastAsia="Times New Roman" w:hAnsi="Times New Roman" w:cs="Times New Roman"/>
+          <w:bCs/>
+          <w:sz w:val="24"/>
+          <w:szCs w:val="24"/>
+        </w:rPr>
+      </w:pPr>
+      <w:r>
+        <w:rPr>
+          <w:rFonts w:ascii="Times New Roman" w:eastAsia="Times New Roman" w:hAnsi="Times New Roman" w:cs="Times New Roman"/>
+          <w:bCs/>
+          <w:sz w:val="24"/>
+          <w:szCs w:val="24"/>
+        </w:rPr>
+        <w:t>- Validação dos dados e processos.</w:t>
+      </w:r>
+    </w:p>
+    <w:p>
+      <w:pPr>
+        <w:widowControl w:val="0"/>
+        <w:tabs>
+          <w:tab w:val="left" w:pos="479"/>
+          <w:tab w:val="left" w:pos="479"/>
+        </w:tabs>
+        <w:spacing w:before="5" w:line="360" w:lineRule="auto"/>
+        <w:jc w:val="both"/>
+        <w:rPr>
+          <w:rFonts w:ascii="Times New Roman" w:eastAsia="Times New Roman" w:hAnsi="Times New Roman" w:cs="Times New Roman"/>
+          <w:bCs/>
+          <w:sz w:val="24"/>
+          <w:szCs w:val="24"/>
+        </w:rPr>
+      </w:pPr>
+    </w:p>
+    <w:p>
+      <w:pPr>
+        <w:widowControl w:val="0"/>
+        <w:tabs>
+          <w:tab w:val="left" w:pos="479"/>
+          <w:tab w:val="left" w:pos="479"/>
+        </w:tabs>
+        <w:spacing w:before="5" w:line="360" w:lineRule="auto"/>
+        <w:jc w:val="both"/>
+        <w:rPr>
+          <w:rFonts w:ascii="Times New Roman" w:eastAsia="Times New Roman" w:hAnsi="Times New Roman" w:cs="Times New Roman"/>
+          <w:b/>
+          <w:sz w:val="24"/>
+          <w:szCs w:val="24"/>
+        </w:rPr>
+      </w:pPr>
+      <w:r>
+        <w:rPr>
+          <w:rFonts w:ascii="Times New Roman" w:eastAsia="Times New Roman" w:hAnsi="Times New Roman" w:cs="Times New Roman"/>
+          <w:b/>
+          <w:sz w:val="24"/>
+          <w:szCs w:val="24"/>
+        </w:rPr>
+        <w:t>Fase 4 – Treinamento</w:t>
+      </w:r>
+    </w:p>
+    <w:p>
+      <w:pPr>
+        <w:widowControl w:val="0"/>
+        <w:tabs>
+          <w:tab w:val="left" w:pos="479"/>
+          <w:tab w:val="left" w:pos="479"/>
+        </w:tabs>
+        <w:spacing w:before="5" w:line="360" w:lineRule="auto"/>
+        <w:jc w:val="both"/>
+        <w:rPr>
+          <w:rFonts w:ascii="Times New Roman" w:eastAsia="Times New Roman" w:hAnsi="Times New Roman" w:cs="Times New Roman"/>
+          <w:bCs/>
+          <w:sz w:val="24"/>
+          <w:szCs w:val="24"/>
+        </w:rPr>
+      </w:pPr>
+      <w:r>
+        <w:rPr>
+          <w:rFonts w:ascii="Times New Roman" w:eastAsia="Times New Roman" w:hAnsi="Times New Roman" w:cs="Times New Roman"/>
+          <w:bCs/>
+          <w:sz w:val="24"/>
+          <w:szCs w:val="24"/>
+        </w:rPr>
+        <w:t>- Capacitação dos usuários;</w:t>
+      </w:r>
+    </w:p>
+    <w:p>
+      <w:pPr>
+        <w:widowControl w:val="0"/>
+        <w:tabs>
+          <w:tab w:val="left" w:pos="479"/>
+          <w:tab w:val="left" w:pos="479"/>
+        </w:tabs>
+        <w:spacing w:before="5" w:line="360" w:lineRule="auto"/>
+        <w:jc w:val="both"/>
+        <w:rPr>
+          <w:rFonts w:ascii="Times New Roman" w:eastAsia="Times New Roman" w:hAnsi="Times New Roman" w:cs="Times New Roman"/>
+          <w:bCs/>
+          <w:sz w:val="24"/>
+          <w:szCs w:val="24"/>
+        </w:rPr>
+      </w:pPr>
+      <w:r>
+        <w:rPr>
+          <w:rFonts w:ascii="Times New Roman" w:eastAsia="Times New Roman" w:hAnsi="Times New Roman" w:cs="Times New Roman"/>
+          <w:bCs/>
+          <w:sz w:val="24"/>
+          <w:szCs w:val="24"/>
+        </w:rPr>
+        <w:t>- Treinamento das equipes administrativas e de atendimento;</w:t>
+      </w:r>
+    </w:p>
+    <w:p>
+      <w:pPr>
+        <w:widowControl w:val="0"/>
+        <w:tabs>
+          <w:tab w:val="left" w:pos="479"/>
+          <w:tab w:val="left" w:pos="479"/>
+        </w:tabs>
+        <w:spacing w:before="5" w:line="360" w:lineRule="auto"/>
+        <w:jc w:val="both"/>
+        <w:rPr>
+          <w:rFonts w:ascii="Times New Roman" w:eastAsia="Times New Roman" w:hAnsi="Times New Roman" w:cs="Times New Roman"/>
+          <w:bCs/>
+          <w:sz w:val="24"/>
+          <w:szCs w:val="24"/>
+        </w:rPr>
+      </w:pPr>
+      <w:r>
+        <w:rPr>
+          <w:rFonts w:ascii="Times New Roman" w:eastAsia="Times New Roman" w:hAnsi="Times New Roman" w:cs="Times New Roman"/>
+          <w:bCs/>
+          <w:sz w:val="24"/>
+          <w:szCs w:val="24"/>
+        </w:rPr>
+        <w:t>- Simulações práticas de utilização.</w:t>
+      </w:r>
+    </w:p>
+    <w:p>
+      <w:pPr>
+        <w:widowControl w:val="0"/>
+        <w:tabs>
+          <w:tab w:val="left" w:pos="479"/>
+          <w:tab w:val="left" w:pos="479"/>
+        </w:tabs>
+        <w:spacing w:before="5" w:line="360" w:lineRule="auto"/>
+        <w:jc w:val="both"/>
+        <w:rPr>
+          <w:rFonts w:ascii="Times New Roman" w:eastAsia="Times New Roman" w:hAnsi="Times New Roman" w:cs="Times New Roman"/>
+          <w:bCs/>
+          <w:sz w:val="24"/>
+          <w:szCs w:val="24"/>
+        </w:rPr>
+      </w:pPr>
+    </w:p>
+    <w:p>
+      <w:pPr>
+        <w:widowControl w:val="0"/>
+        <w:tabs>
+          <w:tab w:val="left" w:pos="479"/>
+          <w:tab w:val="left" w:pos="479"/>
+        </w:tabs>
+        <w:spacing w:before="5" w:line="360" w:lineRule="auto"/>
+        <w:jc w:val="both"/>
+        <w:rPr>
+          <w:rFonts w:ascii="Times New Roman" w:eastAsia="Times New Roman" w:hAnsi="Times New Roman" w:cs="Times New Roman"/>
+          <w:b/>
+          <w:sz w:val="24"/>
+          <w:szCs w:val="24"/>
+        </w:rPr>
+      </w:pPr>
+      <w:r>
+        <w:rPr>
+          <w:rFonts w:ascii="Times New Roman" w:eastAsia="Times New Roman" w:hAnsi="Times New Roman" w:cs="Times New Roman"/>
+          <w:b/>
+          <w:sz w:val="24"/>
+          <w:szCs w:val="24"/>
+        </w:rPr>
+        <w:t>Fase 5 – Go-Live</w:t>
+      </w:r>
+    </w:p>
+    <w:p>
+      <w:pPr>
+        <w:widowControl w:val="0"/>
+        <w:tabs>
+          <w:tab w:val="left" w:pos="479"/>
+          <w:tab w:val="left" w:pos="479"/>
+        </w:tabs>
+        <w:spacing w:before="5" w:line="360" w:lineRule="auto"/>
+        <w:jc w:val="both"/>
+        <w:rPr>
+          <w:rFonts w:ascii="Times New Roman" w:eastAsia="Times New Roman" w:hAnsi="Times New Roman" w:cs="Times New Roman"/>
+          <w:bCs/>
+          <w:sz w:val="24"/>
+          <w:szCs w:val="24"/>
+        </w:rPr>
+      </w:pPr>
+      <w:r>
+        <w:rPr>
+          <w:rFonts w:ascii="Times New Roman" w:eastAsia="Times New Roman" w:hAnsi="Times New Roman" w:cs="Times New Roman"/>
+          <w:bCs/>
+          <w:sz w:val="24"/>
+          <w:szCs w:val="24"/>
+        </w:rPr>
+        <w:t>- Entrada oficial do sistema em produção;</w:t>
+      </w:r>
+    </w:p>
+    <w:p>
+      <w:pPr>
+        <w:widowControl w:val="0"/>
+        <w:tabs>
+          <w:tab w:val="left" w:pos="479"/>
+          <w:tab w:val="left" w:pos="479"/>
+        </w:tabs>
+        <w:spacing w:before="5" w:line="360" w:lineRule="auto"/>
+        <w:jc w:val="both"/>
+        <w:rPr>
+          <w:rFonts w:ascii="Times New Roman" w:eastAsia="Times New Roman" w:hAnsi="Times New Roman" w:cs="Times New Roman"/>
+          <w:bCs/>
+          <w:sz w:val="24"/>
+          <w:szCs w:val="24"/>
+        </w:rPr>
+      </w:pPr>
+      <w:r>
+        <w:rPr>
+          <w:rFonts w:ascii="Times New Roman" w:eastAsia="Times New Roman" w:hAnsi="Times New Roman" w:cs="Times New Roman"/>
+          <w:bCs/>
+          <w:sz w:val="24"/>
+          <w:szCs w:val="24"/>
+        </w:rPr>
+        <w:t>- Monitoramento inicial do funcionamento;</w:t>
+      </w:r>
+    </w:p>
+    <w:p>
+      <w:pPr>
+        <w:widowControl w:val="0"/>
+        <w:tabs>
+          <w:tab w:val="left" w:pos="479"/>
+          <w:tab w:val="left" w:pos="479"/>
+        </w:tabs>
+        <w:spacing w:before="5" w:line="360" w:lineRule="auto"/>
+        <w:jc w:val="both"/>
+        <w:rPr>
+          <w:rFonts w:ascii="Times New Roman" w:eastAsia="Times New Roman" w:hAnsi="Times New Roman" w:cs="Times New Roman"/>
+          <w:bCs/>
+          <w:sz w:val="24"/>
+          <w:szCs w:val="24"/>
+        </w:rPr>
+      </w:pPr>
+      <w:r>
+        <w:rPr>
+          <w:rFonts w:ascii="Times New Roman" w:eastAsia="Times New Roman" w:hAnsi="Times New Roman" w:cs="Times New Roman"/>
+          <w:bCs/>
+          <w:sz w:val="24"/>
+          <w:szCs w:val="24"/>
+        </w:rPr>
+        <w:t>- Correção de possíveis ajustes pós-implantação.</w:t>
+      </w:r>
+      <w:r>
+        <w:rPr>
+          <w:rFonts w:ascii="Times New Roman" w:eastAsia="Times New Roman" w:hAnsi="Times New Roman" w:cs="Times New Roman"/>
+          <w:bCs/>
+          <w:sz w:val="24"/>
+          <w:szCs w:val="24"/>
+        </w:rPr>
+        <w:t xml:space="preserve"> </w:t>
+      </w:r>
+    </w:p>
+    <w:p>
+      <w:pPr>
+        <w:widowControl w:val="0"/>
+        <w:tabs>
+          <w:tab w:val="left" w:pos="479"/>
+          <w:tab w:val="left" w:pos="479"/>
+        </w:tabs>
+        <w:spacing w:before="5" w:line="360" w:lineRule="auto"/>
+        <w:jc w:val="both"/>
+        <w:rPr>
+          <w:rFonts w:ascii="Times New Roman" w:eastAsia="Times New Roman" w:hAnsi="Times New Roman" w:cs="Times New Roman"/>
+          <w:bCs/>
+          <w:sz w:val="24"/>
+          <w:szCs w:val="24"/>
+        </w:rPr>
+      </w:pPr>
+    </w:p>
+    <w:p>
+      <w:pPr>
+        <w:widowControl w:val="0"/>
+        <w:tabs>
+          <w:tab w:val="left" w:pos="479"/>
+          <w:tab w:val="left" w:pos="479"/>
+        </w:tabs>
+        <w:spacing w:before="5" w:line="360" w:lineRule="auto"/>
+        <w:jc w:val="both"/>
+        <w:rPr>
+          <w:rFonts w:ascii="Times New Roman" w:eastAsia="Times New Roman" w:hAnsi="Times New Roman" w:cs="Times New Roman"/>
+          <w:b/>
+          <w:sz w:val="24"/>
+          <w:szCs w:val="24"/>
+        </w:rPr>
+      </w:pPr>
+      <w:r>
+        <w:rPr>
+          <w:rFonts w:ascii="Times New Roman" w:eastAsia="Times New Roman" w:hAnsi="Times New Roman" w:cs="Times New Roman"/>
+          <w:b/>
+          <w:sz w:val="24"/>
+          <w:szCs w:val="24"/>
+        </w:rPr>
+        <w:t xml:space="preserve">13.1- </w:t>
+      </w:r>
+      <w:r>
+        <w:rPr>
+          <w:rFonts w:ascii="Times New Roman" w:eastAsia="Times New Roman" w:hAnsi="Times New Roman" w:cs="Times New Roman"/>
+          <w:b/>
+          <w:sz w:val="24"/>
+          <w:szCs w:val="24"/>
+        </w:rPr>
+        <w:t>Definição de KPIs e relatórios gerenciais</w:t>
+      </w:r>
+      <w:r>
+        <w:rPr>
+          <w:rFonts w:ascii="Times New Roman" w:eastAsia="Times New Roman" w:hAnsi="Times New Roman" w:cs="Times New Roman"/>
+          <w:b/>
+          <w:sz w:val="24"/>
+          <w:szCs w:val="24"/>
+        </w:rPr>
+        <w:t>:</w:t>
+      </w:r>
+    </w:p>
+    <w:p>
+      <w:pPr>
+        <w:widowControl w:val="0"/>
+        <w:tabs>
+          <w:tab w:val="left" w:pos="479"/>
+          <w:tab w:val="left" w:pos="479"/>
+        </w:tabs>
+        <w:spacing w:before="5" w:line="360" w:lineRule="auto"/>
+        <w:jc w:val="both"/>
+        <w:rPr>
+          <w:rFonts w:ascii="Times New Roman" w:eastAsia="Times New Roman" w:hAnsi="Times New Roman" w:cs="Times New Roman"/>
+          <w:bCs/>
+          <w:sz w:val="24"/>
+          <w:szCs w:val="24"/>
+        </w:rPr>
+      </w:pPr>
+      <w:r>
+        <w:rPr>
+          <w:rFonts w:ascii="Times New Roman" w:eastAsia="Times New Roman" w:hAnsi="Times New Roman" w:cs="Times New Roman"/>
+          <w:b/>
+          <w:sz w:val="24"/>
+          <w:szCs w:val="24"/>
+        </w:rPr>
+        <w:t xml:space="preserve">  </w:t>
+      </w:r>
+      <w:r>
+        <w:rPr>
+          <w:rFonts w:ascii="Times New Roman" w:eastAsia="Times New Roman" w:hAnsi="Times New Roman" w:cs="Times New Roman"/>
+          <w:bCs/>
+          <w:sz w:val="24"/>
+          <w:szCs w:val="24"/>
+        </w:rPr>
+        <w:t>Os KPIs estratégicos serão utilizados para acompanhar a eficiência operacional e financeira da clínica. Entre os principais indicadores estão:</w:t>
+      </w:r>
+    </w:p>
+    <w:p>
+      <w:pPr>
+        <w:widowControl w:val="0"/>
+        <w:tabs>
+          <w:tab w:val="left" w:pos="479"/>
+          <w:tab w:val="left" w:pos="479"/>
+        </w:tabs>
+        <w:spacing w:before="5" w:line="360" w:lineRule="auto"/>
+        <w:jc w:val="both"/>
+        <w:rPr>
+          <w:rFonts w:ascii="Times New Roman" w:eastAsia="Times New Roman" w:hAnsi="Times New Roman" w:cs="Times New Roman"/>
+          <w:bCs/>
+          <w:sz w:val="24"/>
+          <w:szCs w:val="24"/>
+        </w:rPr>
+      </w:pPr>
+    </w:p>
+    <w:p>
+      <w:pPr>
+        <w:widowControl w:val="0"/>
+        <w:tabs>
+          <w:tab w:val="left" w:pos="479"/>
+          <w:tab w:val="left" w:pos="479"/>
+        </w:tabs>
+        <w:spacing w:before="5" w:line="360" w:lineRule="auto"/>
+        <w:jc w:val="both"/>
+        <w:rPr>
+          <w:rFonts w:ascii="Times New Roman" w:eastAsia="Times New Roman" w:hAnsi="Times New Roman" w:cs="Times New Roman"/>
+          <w:bCs/>
+          <w:sz w:val="24"/>
+          <w:szCs w:val="24"/>
+        </w:rPr>
+      </w:pPr>
+      <w:r>
+        <w:rPr>
+          <w:rFonts w:ascii="Times New Roman" w:eastAsia="Times New Roman" w:hAnsi="Times New Roman" w:cs="Times New Roman"/>
+          <w:bCs/>
+          <w:sz w:val="24"/>
+          <w:szCs w:val="24"/>
+        </w:rPr>
+        <w:t>- Tempo médio de espera: reduzir filas e agilizar o atendimento;</w:t>
+      </w:r>
+    </w:p>
+    <w:p>
+      <w:pPr>
+        <w:widowControl w:val="0"/>
+        <w:tabs>
+          <w:tab w:val="left" w:pos="479"/>
+          <w:tab w:val="left" w:pos="479"/>
+        </w:tabs>
+        <w:spacing w:before="5" w:line="360" w:lineRule="auto"/>
+        <w:jc w:val="both"/>
+        <w:rPr>
+          <w:rFonts w:ascii="Times New Roman" w:eastAsia="Times New Roman" w:hAnsi="Times New Roman" w:cs="Times New Roman"/>
+          <w:bCs/>
+          <w:sz w:val="24"/>
+          <w:szCs w:val="24"/>
+        </w:rPr>
+      </w:pPr>
+      <w:r>
+        <w:rPr>
+          <w:rFonts w:ascii="Times New Roman" w:eastAsia="Times New Roman" w:hAnsi="Times New Roman" w:cs="Times New Roman"/>
+          <w:bCs/>
+          <w:sz w:val="24"/>
+          <w:szCs w:val="24"/>
+        </w:rPr>
+        <w:t>- Pacientes ausentes: controlar faltas e otimizar os agendamentos;</w:t>
+      </w:r>
+    </w:p>
+    <w:p>
+      <w:pPr>
+        <w:widowControl w:val="0"/>
+        <w:tabs>
+          <w:tab w:val="left" w:pos="479"/>
+          <w:tab w:val="left" w:pos="479"/>
+        </w:tabs>
+        <w:spacing w:before="5" w:line="360" w:lineRule="auto"/>
+        <w:jc w:val="both"/>
+        <w:rPr>
+          <w:rFonts w:ascii="Times New Roman" w:eastAsia="Times New Roman" w:hAnsi="Times New Roman" w:cs="Times New Roman"/>
+          <w:bCs/>
+          <w:sz w:val="24"/>
+          <w:szCs w:val="24"/>
+        </w:rPr>
+      </w:pPr>
+      <w:r>
+        <w:rPr>
+          <w:rFonts w:ascii="Times New Roman" w:eastAsia="Times New Roman" w:hAnsi="Times New Roman" w:cs="Times New Roman"/>
+          <w:bCs/>
+          <w:sz w:val="24"/>
+          <w:szCs w:val="24"/>
+        </w:rPr>
+        <w:t>- Tempo de atendimento: melhorar a produtividade dos profissionais;</w:t>
+      </w:r>
+    </w:p>
+    <w:p>
+      <w:pPr>
+        <w:widowControl w:val="0"/>
+        <w:tabs>
+          <w:tab w:val="left" w:pos="479"/>
+          <w:tab w:val="left" w:pos="479"/>
+        </w:tabs>
+        <w:spacing w:before="5" w:line="360" w:lineRule="auto"/>
+        <w:jc w:val="both"/>
+        <w:rPr>
+          <w:rFonts w:ascii="Times New Roman" w:eastAsia="Times New Roman" w:hAnsi="Times New Roman" w:cs="Times New Roman"/>
+          <w:bCs/>
+          <w:sz w:val="24"/>
+          <w:szCs w:val="24"/>
+        </w:rPr>
+      </w:pPr>
+      <w:r>
+        <w:rPr>
+          <w:rFonts w:ascii="Times New Roman" w:eastAsia="Times New Roman" w:hAnsi="Times New Roman" w:cs="Times New Roman"/>
+          <w:bCs/>
+          <w:sz w:val="24"/>
+          <w:szCs w:val="24"/>
+        </w:rPr>
+        <w:t xml:space="preserve">- Número de </w:t>
+      </w:r>
+      <w:proofErr w:type="spellStart"/>
+      <w:r>
+        <w:rPr>
+          <w:rFonts w:ascii="Times New Roman" w:eastAsia="Times New Roman" w:hAnsi="Times New Roman" w:cs="Times New Roman"/>
+          <w:bCs/>
+          <w:sz w:val="24"/>
+          <w:szCs w:val="24"/>
+        </w:rPr>
+        <w:t>re</w:t>
+      </w:r>
+      <w:r>
+        <w:rPr>
+          <w:rFonts w:ascii="Times New Roman" w:eastAsia="Times New Roman" w:hAnsi="Times New Roman" w:cs="Times New Roman"/>
+          <w:bCs/>
+          <w:sz w:val="24"/>
+          <w:szCs w:val="24"/>
+        </w:rPr>
+        <w:t>-</w:t>
+      </w:r>
+      <w:r>
+        <w:rPr>
+          <w:rFonts w:ascii="Times New Roman" w:eastAsia="Times New Roman" w:hAnsi="Times New Roman" w:cs="Times New Roman"/>
+          <w:bCs/>
+          <w:sz w:val="24"/>
+          <w:szCs w:val="24"/>
+        </w:rPr>
+        <w:t>chamadas</w:t>
+      </w:r>
+      <w:proofErr w:type="spellEnd"/>
+      <w:r>
+        <w:rPr>
+          <w:rFonts w:ascii="Times New Roman" w:eastAsia="Times New Roman" w:hAnsi="Times New Roman" w:cs="Times New Roman"/>
+          <w:bCs/>
+          <w:sz w:val="24"/>
+          <w:szCs w:val="24"/>
+        </w:rPr>
+        <w:t>: avaliar a eficiência do processo de atendimento;</w:t>
+      </w:r>
+    </w:p>
+    <w:p>
+      <w:pPr>
+        <w:widowControl w:val="0"/>
+        <w:tabs>
+          <w:tab w:val="left" w:pos="479"/>
+          <w:tab w:val="left" w:pos="479"/>
+        </w:tabs>
+        <w:spacing w:before="5" w:line="360" w:lineRule="auto"/>
+        <w:jc w:val="both"/>
+        <w:rPr>
+          <w:rFonts w:ascii="Times New Roman" w:eastAsia="Times New Roman" w:hAnsi="Times New Roman" w:cs="Times New Roman"/>
+          <w:bCs/>
+          <w:sz w:val="24"/>
+          <w:szCs w:val="24"/>
+        </w:rPr>
+      </w:pPr>
+      <w:r>
+        <w:rPr>
+          <w:rFonts w:ascii="Times New Roman" w:eastAsia="Times New Roman" w:hAnsi="Times New Roman" w:cs="Times New Roman"/>
+          <w:bCs/>
+          <w:sz w:val="24"/>
+          <w:szCs w:val="24"/>
+        </w:rPr>
+        <w:t>- Chamados para TI: reduzir a dependência de suporte técnico;</w:t>
+      </w:r>
+    </w:p>
+    <w:p>
+      <w:pPr>
+        <w:widowControl w:val="0"/>
+        <w:tabs>
+          <w:tab w:val="left" w:pos="479"/>
+          <w:tab w:val="left" w:pos="479"/>
+        </w:tabs>
+        <w:spacing w:before="5" w:line="360" w:lineRule="auto"/>
+        <w:jc w:val="both"/>
+        <w:rPr>
+          <w:rFonts w:ascii="Times New Roman" w:eastAsia="Times New Roman" w:hAnsi="Times New Roman" w:cs="Times New Roman"/>
+          <w:bCs/>
+          <w:sz w:val="24"/>
+          <w:szCs w:val="24"/>
+        </w:rPr>
+      </w:pPr>
+      <w:r>
+        <w:rPr>
+          <w:rFonts w:ascii="Times New Roman" w:eastAsia="Times New Roman" w:hAnsi="Times New Roman" w:cs="Times New Roman"/>
+          <w:bCs/>
+          <w:sz w:val="24"/>
+          <w:szCs w:val="24"/>
+        </w:rPr>
+        <w:t>- Satisfação dos pacientes: melhorar a experiência e a qualidade do atendimento.</w:t>
+      </w:r>
+    </w:p>
+    <w:p>
+      <w:pPr>
+        <w:widowControl w:val="0"/>
+        <w:tabs>
+          <w:tab w:val="left" w:pos="479"/>
+          <w:tab w:val="left" w:pos="479"/>
+        </w:tabs>
+        <w:spacing w:before="5" w:line="360" w:lineRule="auto"/>
+        <w:jc w:val="both"/>
+        <w:rPr>
+          <w:rFonts w:ascii="Times New Roman" w:eastAsia="Times New Roman" w:hAnsi="Times New Roman" w:cs="Times New Roman"/>
+          <w:bCs/>
+          <w:sz w:val="24"/>
+          <w:szCs w:val="24"/>
+        </w:rPr>
+      </w:pPr>
+    </w:p>
+    <w:p>
+      <w:pPr>
+        <w:widowControl w:val="0"/>
+        <w:tabs>
+          <w:tab w:val="left" w:pos="479"/>
+          <w:tab w:val="left" w:pos="479"/>
+        </w:tabs>
+        <w:spacing w:before="5" w:line="360" w:lineRule="auto"/>
+        <w:jc w:val="both"/>
+        <w:rPr>
+          <w:rFonts w:ascii="Times New Roman" w:eastAsia="Times New Roman" w:hAnsi="Times New Roman" w:cs="Times New Roman"/>
+          <w:bCs/>
+          <w:sz w:val="24"/>
+          <w:szCs w:val="24"/>
+        </w:rPr>
+      </w:pPr>
+      <w:r>
+        <w:rPr>
+          <w:rFonts w:ascii="Times New Roman" w:eastAsia="Times New Roman" w:hAnsi="Times New Roman" w:cs="Times New Roman"/>
+          <w:bCs/>
+          <w:sz w:val="24"/>
+          <w:szCs w:val="24"/>
+        </w:rPr>
+        <w:t xml:space="preserve">  </w:t>
+      </w:r>
+      <w:r>
+        <w:rPr>
+          <w:rFonts w:ascii="Times New Roman" w:eastAsia="Times New Roman" w:hAnsi="Times New Roman" w:cs="Times New Roman"/>
+          <w:bCs/>
+          <w:sz w:val="24"/>
+          <w:szCs w:val="24"/>
+        </w:rPr>
+        <w:t>Os relatórios gerenciais fornecerão informações consolidadas para apoiar a tomada de decisões, incluindo relatórios de agendamento, produção de atendimento, contas a pagar e receber, controle de estoque e desempenho por setor.</w:t>
+      </w:r>
+      <w:r>
+        <w:rPr>
+          <w:rFonts w:ascii="Times New Roman" w:eastAsia="Times New Roman" w:hAnsi="Times New Roman" w:cs="Times New Roman"/>
+          <w:bCs/>
+          <w:sz w:val="24"/>
+          <w:szCs w:val="24"/>
+        </w:rPr>
+        <w:t xml:space="preserve"> </w:t>
+      </w:r>
+      <w:r>
+        <w:rPr>
+          <w:rFonts w:ascii="Times New Roman" w:eastAsia="Times New Roman" w:hAnsi="Times New Roman" w:cs="Times New Roman"/>
+          <w:bCs/>
+          <w:sz w:val="24"/>
+          <w:szCs w:val="24"/>
+        </w:rPr>
+        <w:t>A política de segurança e acesso definirá permissões de acordo com o perfil de cada usuário, garantindo a confidencialidade dos dados dos pacientes e das informações financeiras. O sistema contará com autenticação segura, controle de acessos e auditoria das atividades realizadas, reduzindo riscos de erros e uso indevido das informações.</w:t>
+      </w:r>
+    </w:p>
     <w:p>
       <w:pPr>
         <w:widowControl w:val="0"/>
@@ -9656,6 +13323,25 @@
       <w:shd w:val="clear" w:color="auto" w:fill="E1DFDD"/>
     </w:rPr>
   </w:style>
+  <w:style w:type="table" w:styleId="Tabelacomgrade">
+    <w:name w:val="Table Grid"/>
+    <w:basedOn w:val="Tabelanormal"/>
+    <w:uiPriority w:val="59"/>
+    <w:rsid w:val="00F54EF2"/>
+    <w:pPr>
+      <w:spacing w:line="240" w:lineRule="auto"/>
+    </w:pPr>
+    <w:tblPr>
+      <w:tblBorders>
+        <w:top w:val="single" w:sz="4" w:space="0" w:color="auto"/>
+        <w:left w:val="single" w:sz="4" w:space="0" w:color="auto"/>
+        <w:bottom w:val="single" w:sz="4" w:space="0" w:color="auto"/>
+        <w:right w:val="single" w:sz="4" w:space="0" w:color="auto"/>
+        <w:insideH w:val="single" w:sz="4" w:space="0" w:color="auto"/>
+        <w:insideV w:val="single" w:sz="4" w:space="0" w:color="auto"/>
+      </w:tblBorders>
+    </w:tblPr>
+  </w:style>
 </w:styles>
 </file>
 

--- a/Projeto de Gerencia de Software.docx
+++ b/Projeto de Gerencia de Software.docx
@@ -1,6 +1,6 @@
 
 <file path=word/document.xml><?xml version="1.0" encoding="utf-8"?>
-<w:document xmlns:wpc="http://schemas.microsoft.com/office/word/2010/wordprocessingCanvas" xmlns:cx="http://schemas.microsoft.com/office/drawing/2014/chartex" xmlns:cx1="http://schemas.microsoft.com/office/drawing/2015/9/8/chartex" xmlns:cx2="http://schemas.microsoft.com/office/drawing/2015/10/21/chartex" xmlns:cx3="http://schemas.microsoft.com/office/drawing/2016/5/9/chartex" xmlns:cx4="http://schemas.microsoft.com/office/drawing/2016/5/10/chartex" xmlns:cx5="http://schemas.microsoft.com/office/drawing/2016/5/11/chartex" xmlns:cx6="http://schemas.microsoft.com/office/drawing/2016/5/12/chartex" xmlns:cx7="http://schemas.microsoft.com/office/drawing/2016/5/13/chartex" xmlns:cx8="http://schemas.microsoft.com/office/drawing/2016/5/14/chartex" xmlns:mc="http://schemas.openxmlformats.org/markup-compatibility/2006" xmlns:aink="http://schemas.microsoft.com/office/drawing/2016/ink" xmlns:am3d="http://schemas.microsoft.com/office/drawing/2017/model3d" xmlns:o="urn:schemas-microsoft-com:office:office" xmlns:oel="http://schemas.microsoft.com/office/2019/extlst" xmlns:r="http://schemas.openxmlformats.org/officeDocument/2006/relationships" xmlns:m="http://schemas.openxmlformats.org/officeDocument/2006/math" xmlns:v="urn:schemas-microsoft-com:vml" xmlns:wp14="http://schemas.microsoft.com/office/word/2010/wordprocessingDrawing" xmlns:wp="http://schemas.openxmlformats.org/drawingml/2006/wordprocessingDrawing" xmlns:w10="urn:schemas-microsoft-com:office:word" xmlns:w="http://schemas.openxmlformats.org/wordprocessingml/2006/main" xmlns:w14="http://schemas.microsoft.com/office/word/2010/wordml" xmlns:w15="http://schemas.microsoft.com/office/word/2012/wordml" xmlns:w16cex="http://schemas.microsoft.com/office/word/2018/wordml/cex" xmlns:w16cid="http://schemas.microsoft.com/office/word/2016/wordml/cid" xmlns:w16="http://schemas.microsoft.com/office/word/2018/wordml" xmlns:w16du="http://schemas.microsoft.com/office/word/2023/wordml/word16du" xmlns:w16sdtdh="http://schemas.microsoft.com/office/word/2020/wordml/sdtdatahash" xmlns:w16sdtfl="http://schemas.microsoft.com/office/word/2024/wordml/sdtformatlock" xmlns:w16se="http://schemas.microsoft.com/office/word/2015/wordml/symex" xmlns:wpg="http://schemas.microsoft.com/office/word/2010/wordprocessingGroup" xmlns:wpi="http://schemas.microsoft.com/office/word/2010/wordprocessingInk" xmlns:wne="http://schemas.microsoft.com/office/word/2006/wordml" xmlns:wps="http://schemas.microsoft.com/office/word/2010/wordprocessingShape" mc:Ignorable="w14 w15 w16se w16cid w16 w16cex w16sdtdh w16sdtfl w16du wp14">
+<w:document xmlns:wpc="http://schemas.microsoft.com/office/word/2010/wordprocessingCanvas" xmlns:cx="http://schemas.microsoft.com/office/drawing/2014/chartex" xmlns:cx1="http://schemas.microsoft.com/office/drawing/2015/9/8/chartex" xmlns:mc="http://schemas.openxmlformats.org/markup-compatibility/2006" xmlns:o="urn:schemas-microsoft-com:office:office" xmlns:r="http://schemas.openxmlformats.org/officeDocument/2006/relationships" xmlns:m="http://schemas.openxmlformats.org/officeDocument/2006/math" xmlns:v="urn:schemas-microsoft-com:vml" xmlns:wp14="http://schemas.microsoft.com/office/word/2010/wordprocessingDrawing" xmlns:wp="http://schemas.openxmlformats.org/drawingml/2006/wordprocessingDrawing" xmlns:w10="urn:schemas-microsoft-com:office:word" xmlns:w="http://schemas.openxmlformats.org/wordprocessingml/2006/main" xmlns:w14="http://schemas.microsoft.com/office/word/2010/wordml" xmlns:w15="http://schemas.microsoft.com/office/word/2012/wordml" xmlns:w16se="http://schemas.microsoft.com/office/word/2015/wordml/symex" xmlns:wpg="http://schemas.microsoft.com/office/word/2010/wordprocessingGroup" xmlns:wpi="http://schemas.microsoft.com/office/word/2010/wordprocessingInk" xmlns:wne="http://schemas.microsoft.com/office/word/2006/wordml" xmlns:wps="http://schemas.microsoft.com/office/word/2010/wordprocessingShape" mc:Ignorable="w14 w15 w16se wp14">
   <w:body>
     <w:p>
       <w:pPr>
@@ -365,29 +365,7 @@
           <w:szCs w:val="24"/>
         </w:rPr>
         <w:br/>
-        <w:t xml:space="preserve">Matheus </w:t>
-      </w:r>
-      <w:proofErr w:type="spellStart"/>
-      <w:r>
-        <w:rPr>
-          <w:rFonts w:ascii="Times New Roman" w:eastAsia="Times New Roman" w:hAnsi="Times New Roman" w:cs="Times New Roman"/>
-          <w:b/>
-          <w:bCs/>
-          <w:sz w:val="24"/>
-          <w:szCs w:val="24"/>
-        </w:rPr>
-        <w:t>Biosca</w:t>
-      </w:r>
-      <w:proofErr w:type="spellEnd"/>
-      <w:r>
-        <w:rPr>
-          <w:rFonts w:ascii="Times New Roman" w:eastAsia="Times New Roman" w:hAnsi="Times New Roman" w:cs="Times New Roman"/>
-          <w:b/>
-          <w:bCs/>
-          <w:sz w:val="24"/>
-          <w:szCs w:val="24"/>
-        </w:rPr>
-        <w:t xml:space="preserve">- </w:t>
+        <w:t xml:space="preserve">Matheus Biosca- </w:t>
       </w:r>
       <w:r>
         <w:rPr>
@@ -418,32 +396,6 @@
       <w:pPr>
         <w:widowControl w:val="0"/>
         <w:spacing w:line="393" w:lineRule="auto"/>
-        <w:rPr>
-          <w:rFonts w:ascii="Times New Roman" w:eastAsia="Times New Roman" w:hAnsi="Times New Roman" w:cs="Times New Roman"/>
-          <w:b/>
-          <w:bCs/>
-          <w:sz w:val="24"/>
-          <w:szCs w:val="24"/>
-        </w:rPr>
-      </w:pPr>
-    </w:p>
-    <w:p>
-      <w:pPr>
-        <w:widowControl w:val="0"/>
-        <w:spacing w:line="240" w:lineRule="auto"/>
-        <w:rPr>
-          <w:rFonts w:ascii="Times New Roman" w:eastAsia="Times New Roman" w:hAnsi="Times New Roman" w:cs="Times New Roman"/>
-          <w:b/>
-          <w:bCs/>
-          <w:sz w:val="24"/>
-          <w:szCs w:val="24"/>
-        </w:rPr>
-      </w:pPr>
-    </w:p>
-    <w:p>
-      <w:pPr>
-        <w:widowControl w:val="0"/>
-        <w:spacing w:line="240" w:lineRule="auto"/>
         <w:rPr>
           <w:rFonts w:ascii="Times New Roman" w:eastAsia="Times New Roman" w:hAnsi="Times New Roman" w:cs="Times New Roman"/>
           <w:b/>
@@ -647,7 +599,6 @@
           <w:sz w:val="24"/>
           <w:szCs w:val="24"/>
         </w:rPr>
-        <w:lastRenderedPageBreak/>
         <w:t>202</w:t>
       </w:r>
       <w:r>
@@ -3256,27 +3207,7 @@
           <w:sz w:val="24"/>
           <w:szCs w:val="24"/>
         </w:rPr>
-        <w:t xml:space="preserve">Possibilidade de </w:t>
-      </w:r>
-      <w:proofErr w:type="spellStart"/>
-      <w:r>
-        <w:rPr>
-          <w:rFonts w:ascii="Times New Roman" w:eastAsia="Times New Roman" w:hAnsi="Times New Roman" w:cs="Times New Roman"/>
-          <w:bCs/>
-          <w:sz w:val="24"/>
-          <w:szCs w:val="24"/>
-        </w:rPr>
-        <w:t>rechamada</w:t>
-      </w:r>
-      <w:proofErr w:type="spellEnd"/>
-      <w:r>
-        <w:rPr>
-          <w:rFonts w:ascii="Times New Roman" w:eastAsia="Times New Roman" w:hAnsi="Times New Roman" w:cs="Times New Roman"/>
-          <w:bCs/>
-          <w:sz w:val="24"/>
-          <w:szCs w:val="24"/>
-        </w:rPr>
-        <w:t xml:space="preserve"> direta pelo sistema;</w:t>
+        <w:t>Possibilidade de rechamada direta pelo sistema;</w:t>
       </w:r>
     </w:p>
     <w:p>
@@ -3414,27 +3345,7 @@
           <w:sz w:val="24"/>
           <w:szCs w:val="24"/>
         </w:rPr>
-        <w:t>Botão “</w:t>
-      </w:r>
-      <w:proofErr w:type="spellStart"/>
-      <w:r>
-        <w:rPr>
-          <w:rFonts w:ascii="Times New Roman" w:eastAsia="Times New Roman" w:hAnsi="Times New Roman" w:cs="Times New Roman"/>
-          <w:bCs/>
-          <w:sz w:val="24"/>
-          <w:szCs w:val="24"/>
-        </w:rPr>
-        <w:t>Rechamar</w:t>
-      </w:r>
-      <w:proofErr w:type="spellEnd"/>
-      <w:r>
-        <w:rPr>
-          <w:rFonts w:ascii="Times New Roman" w:eastAsia="Times New Roman" w:hAnsi="Times New Roman" w:cs="Times New Roman"/>
-          <w:bCs/>
-          <w:sz w:val="24"/>
-          <w:szCs w:val="24"/>
-        </w:rPr>
-        <w:t>” para retorno do paciente à fila;</w:t>
+        <w:t>Botão “Rechamar” para retorno do paciente à fila;</w:t>
       </w:r>
     </w:p>
     <w:p>
@@ -3504,27 +3415,15 @@
         </w:rPr>
         <w:t xml:space="preserve">Processo de </w:t>
       </w:r>
-      <w:proofErr w:type="spellStart"/>
-      <w:r>
-        <w:rPr>
-          <w:rFonts w:ascii="Times New Roman" w:eastAsia="Times New Roman" w:hAnsi="Times New Roman" w:cs="Times New Roman"/>
-          <w:b/>
-          <w:bCs/>
-          <w:sz w:val="24"/>
-          <w:szCs w:val="24"/>
-        </w:rPr>
-        <w:t>Rechamada</w:t>
-      </w:r>
-      <w:proofErr w:type="spellEnd"/>
-      <w:r>
-        <w:rPr>
-          <w:rFonts w:ascii="Times New Roman" w:eastAsia="Times New Roman" w:hAnsi="Times New Roman" w:cs="Times New Roman"/>
-          <w:b/>
-          <w:bCs/>
-          <w:sz w:val="24"/>
-          <w:szCs w:val="24"/>
-        </w:rPr>
-        <w:t xml:space="preserve"> e Reintegração à Fila</w:t>
+      <w:r>
+        <w:rPr>
+          <w:rFonts w:ascii="Times New Roman" w:eastAsia="Times New Roman" w:hAnsi="Times New Roman" w:cs="Times New Roman"/>
+          <w:b/>
+          <w:bCs/>
+          <w:sz w:val="24"/>
+          <w:szCs w:val="24"/>
+        </w:rPr>
+        <w:t>Rechamada e Reintegração à Fila</w:t>
       </w:r>
     </w:p>
     <w:p>
@@ -4020,25 +3919,23 @@
           <w:sz w:val="24"/>
           <w:szCs w:val="24"/>
         </w:rPr>
-        <w:t xml:space="preserve">, onde o sistema atual </w:t>
-      </w:r>
-      <w:proofErr w:type="gramStart"/>
+        <w:t xml:space="preserve">, onde o sistema atual deixa a desejar em UI/UX. </w:t>
+      </w:r>
       <w:r>
         <w:rPr>
           <w:rFonts w:ascii="Times New Roman" w:hAnsi="Times New Roman" w:cs="Times New Roman"/>
           <w:sz w:val="24"/>
           <w:szCs w:val="24"/>
         </w:rPr>
-        <w:t>deixa a desejar</w:t>
-      </w:r>
-      <w:proofErr w:type="gramEnd"/>
+        <w:t>Além disso</w:t>
+      </w:r>
       <w:r>
         <w:rPr>
           <w:rFonts w:ascii="Times New Roman" w:hAnsi="Times New Roman" w:cs="Times New Roman"/>
           <w:sz w:val="24"/>
           <w:szCs w:val="24"/>
         </w:rPr>
-        <w:t xml:space="preserve"> em UI/UX. </w:t>
+        <w:t>,</w:t>
       </w:r>
       <w:r>
         <w:rPr>
@@ -4046,7 +3943,7 @@
           <w:sz w:val="24"/>
           <w:szCs w:val="24"/>
         </w:rPr>
-        <w:t>Além disso</w:t>
+        <w:t xml:space="preserve"> </w:t>
       </w:r>
       <w:r>
         <w:rPr>
@@ -4054,7 +3951,7 @@
           <w:sz w:val="24"/>
           <w:szCs w:val="24"/>
         </w:rPr>
-        <w:t>,</w:t>
+        <w:t>tem o processo de gestão da fila de e</w:t>
       </w:r>
       <w:r>
         <w:rPr>
@@ -4062,7 +3959,7 @@
           <w:sz w:val="24"/>
           <w:szCs w:val="24"/>
         </w:rPr>
-        <w:t xml:space="preserve"> </w:t>
+        <w:t>spera</w:t>
       </w:r>
       <w:r>
         <w:rPr>
@@ -4070,7 +3967,7 @@
           <w:sz w:val="24"/>
           <w:szCs w:val="24"/>
         </w:rPr>
-        <w:t>tem o processo de gestão da fila de e</w:t>
+        <w:t xml:space="preserve">, que </w:t>
       </w:r>
       <w:r>
         <w:rPr>
@@ -4078,7 +3975,7 @@
           <w:sz w:val="24"/>
           <w:szCs w:val="24"/>
         </w:rPr>
-        <w:t>spera</w:t>
+        <w:t>é a área mais crítica, poi</w:t>
       </w:r>
       <w:r>
         <w:rPr>
@@ -4086,7 +3983,7 @@
           <w:sz w:val="24"/>
           <w:szCs w:val="24"/>
         </w:rPr>
-        <w:t xml:space="preserve">, que </w:t>
+        <w:t>s o médico</w:t>
       </w:r>
       <w:r>
         <w:rPr>
@@ -4094,7 +3991,7 @@
           <w:sz w:val="24"/>
           <w:szCs w:val="24"/>
         </w:rPr>
-        <w:t>é a área mais crítica, poi</w:t>
+        <w:t xml:space="preserve"> não está </w:t>
       </w:r>
       <w:r>
         <w:rPr>
@@ -4102,7 +3999,7 @@
           <w:sz w:val="24"/>
           <w:szCs w:val="24"/>
         </w:rPr>
-        <w:t>s o médico</w:t>
+        <w:t xml:space="preserve">conseguindo: </w:t>
       </w:r>
       <w:r>
         <w:rPr>
@@ -4110,41 +4007,7 @@
           <w:sz w:val="24"/>
           <w:szCs w:val="24"/>
         </w:rPr>
-        <w:t xml:space="preserve"> não está </w:t>
-      </w:r>
-      <w:r>
-        <w:rPr>
-          <w:rFonts w:ascii="Times New Roman" w:hAnsi="Times New Roman" w:cs="Times New Roman"/>
-          <w:sz w:val="24"/>
-          <w:szCs w:val="24"/>
-        </w:rPr>
-        <w:t xml:space="preserve">conseguindo: </w:t>
-      </w:r>
-      <w:r>
-        <w:rPr>
-          <w:rFonts w:ascii="Times New Roman" w:hAnsi="Times New Roman" w:cs="Times New Roman"/>
-          <w:sz w:val="24"/>
-          <w:szCs w:val="24"/>
-        </w:rPr>
-        <w:t xml:space="preserve">manter o estado correto do paciente (aguardando, chamado, </w:t>
-      </w:r>
-      <w:proofErr w:type="gramStart"/>
-      <w:r>
-        <w:rPr>
-          <w:rFonts w:ascii="Times New Roman" w:hAnsi="Times New Roman" w:cs="Times New Roman"/>
-          <w:sz w:val="24"/>
-          <w:szCs w:val="24"/>
-        </w:rPr>
-        <w:t>ausente, etc.</w:t>
-      </w:r>
-      <w:proofErr w:type="gramEnd"/>
-      <w:r>
-        <w:rPr>
-          <w:rFonts w:ascii="Times New Roman" w:hAnsi="Times New Roman" w:cs="Times New Roman"/>
-          <w:sz w:val="24"/>
-          <w:szCs w:val="24"/>
-        </w:rPr>
-        <w:t>), permitir retorno do paciente à fila e nem manter o histórico recente de chamados.</w:t>
+        <w:t>manter o estado correto do paciente (aguardando, chamado, ausente, etc.), permitir retorno do paciente à fila e nem manter o histórico recente de chamados.</w:t>
       </w:r>
     </w:p>
     <w:p>
@@ -4415,7 +4278,6 @@
         </w:rPr>
         <w:t xml:space="preserve">ERP </w:t>
       </w:r>
-      <w:proofErr w:type="spellStart"/>
       <w:r>
         <w:rPr>
           <w:rStyle w:val="whitespace-normal"/>
@@ -4426,7 +4288,6 @@
         </w:rPr>
         <w:t>ClinicGest</w:t>
       </w:r>
-      <w:proofErr w:type="spellEnd"/>
       <w:r>
         <w:rPr>
           <w:rFonts w:ascii="Times New Roman" w:hAnsi="Times New Roman" w:cs="Times New Roman"/>
@@ -4441,25 +4302,7 @@
           <w:sz w:val="24"/>
           <w:szCs w:val="24"/>
         </w:rPr>
-        <w:t xml:space="preserve">a gestão da fila de atendimento, abrangendo o controle de pacientes em espera, a realização de chamadas, a possibilidade de </w:t>
-      </w:r>
-      <w:proofErr w:type="spellStart"/>
-      <w:r>
-        <w:rPr>
-          <w:rFonts w:ascii="Times New Roman" w:hAnsi="Times New Roman" w:cs="Times New Roman"/>
-          <w:sz w:val="24"/>
-          <w:szCs w:val="24"/>
-        </w:rPr>
-        <w:t>rechamada</w:t>
-      </w:r>
-      <w:proofErr w:type="spellEnd"/>
-      <w:r>
-        <w:rPr>
-          <w:rFonts w:ascii="Times New Roman" w:hAnsi="Times New Roman" w:cs="Times New Roman"/>
-          <w:sz w:val="24"/>
-          <w:szCs w:val="24"/>
-        </w:rPr>
-        <w:t>, bem como o acompanhamento em tempo real do status de cada paciente no fluxo de atendimento.</w:t>
+        <w:t>a gestão da fila de atendimento, abrangendo o controle de pacientes em espera, a realização de chamadas, a possibilidade de rechamada, bem como o acompanhamento em tempo real do status de cada paciente no fluxo de atendimento.</w:t>
       </w:r>
     </w:p>
     <w:p>
@@ -4543,7 +4386,6 @@
         </w:rPr>
         <w:t xml:space="preserve"> sistema </w:t>
       </w:r>
-      <w:proofErr w:type="spellStart"/>
       <w:r>
         <w:rPr>
           <w:rStyle w:val="whitespace-normal"/>
@@ -4554,7 +4396,6 @@
         </w:rPr>
         <w:t>ClinicGest</w:t>
       </w:r>
-      <w:proofErr w:type="spellEnd"/>
       <w:r>
         <w:rPr>
           <w:rFonts w:ascii="Times New Roman" w:hAnsi="Times New Roman" w:cs="Times New Roman"/>
@@ -4928,7 +4769,6 @@
         </w:rPr>
         <w:t xml:space="preserve">A imagem apresentada demonstra a funcionalidade de gestão de filas do sistema </w:t>
       </w:r>
-      <w:proofErr w:type="spellStart"/>
       <w:r>
         <w:rPr>
           <w:rFonts w:ascii="Times New Roman" w:eastAsia="Times New Roman" w:hAnsi="Times New Roman" w:cs="Times New Roman"/>
@@ -4940,7 +4780,6 @@
         </w:rPr>
         <w:t>ClinicGest</w:t>
       </w:r>
-      <w:proofErr w:type="spellEnd"/>
       <w:r>
         <w:rPr>
           <w:rFonts w:ascii="Times New Roman" w:eastAsia="Times New Roman" w:hAnsi="Times New Roman" w:cs="Times New Roman"/>
@@ -4976,7 +4815,6 @@
         </w:rPr>
         <w:t xml:space="preserve">A escolha do </w:t>
       </w:r>
-      <w:proofErr w:type="spellStart"/>
       <w:r>
         <w:rPr>
           <w:rFonts w:ascii="Times New Roman" w:eastAsia="Times New Roman" w:hAnsi="Times New Roman" w:cs="Times New Roman"/>
@@ -4988,7 +4826,6 @@
         </w:rPr>
         <w:t>ClinicGest</w:t>
       </w:r>
-      <w:proofErr w:type="spellEnd"/>
       <w:r>
         <w:rPr>
           <w:rFonts w:ascii="Times New Roman" w:eastAsia="Times New Roman" w:hAnsi="Times New Roman" w:cs="Times New Roman"/>
@@ -5071,27 +4908,14 @@
       <w:r>
         <w:t xml:space="preserve">Figura </w:t>
       </w:r>
-      <w:r>
-        <w:fldChar w:fldCharType="begin"/>
-      </w:r>
-      <w:r>
-        <w:instrText xml:space="preserve"> SEQ Figura \* ARABIC </w:instrText>
-      </w:r>
-      <w:r>
-        <w:fldChar w:fldCharType="separate"/>
-      </w:r>
-      <w:r>
-        <w:rPr>
-          <w:noProof/>
-        </w:rPr>
-        <w:t>4</w:t>
-      </w:r>
-      <w:r>
-        <w:rPr>
-          <w:noProof/>
-        </w:rPr>
-        <w:fldChar w:fldCharType="end"/>
-      </w:r>
+      <w:fldSimple w:instr=" SEQ Figura \* ARABIC ">
+        <w:r>
+          <w:rPr>
+            <w:noProof/>
+          </w:rPr>
+          <w:t>4</w:t>
+        </w:r>
+      </w:fldSimple>
       <w:r>
         <w:t xml:space="preserve"> - EAP</w:t>
       </w:r>
@@ -5231,7 +5055,6 @@
         </w:rPr>
         <w:t xml:space="preserve">O cronograma do projeto foi elaborado com base na Estrutura Analítica do Projeto (EAP), considerando as principais etapas necessárias para implementação do ERP </w:t>
       </w:r>
-      <w:proofErr w:type="spellStart"/>
       <w:r>
         <w:rPr>
           <w:rFonts w:ascii="Times New Roman" w:eastAsia="Times New Roman" w:hAnsi="Times New Roman" w:cs="Times New Roman"/>
@@ -5243,7 +5066,6 @@
         </w:rPr>
         <w:t>ClinicGest</w:t>
       </w:r>
-      <w:proofErr w:type="spellEnd"/>
       <w:r>
         <w:rPr>
           <w:rFonts w:ascii="Times New Roman" w:eastAsia="Times New Roman" w:hAnsi="Times New Roman" w:cs="Times New Roman"/>
@@ -6570,20 +6392,8 @@
                 <w:sz w:val="24"/>
                 <w:szCs w:val="24"/>
               </w:rPr>
-              <w:t xml:space="preserve">Configuração do ERP </w:t>
+              <w:t>Configuração do ERP ClinicGest</w:t>
             </w:r>
-            <w:proofErr w:type="spellStart"/>
-            <w:r>
-              <w:rPr>
-                <w:rFonts w:ascii="Times New Roman" w:eastAsia="Times New Roman" w:hAnsi="Times New Roman" w:cs="Times New Roman"/>
-                <w:b/>
-                <w:bCs/>
-                <w:sz w:val="24"/>
-                <w:szCs w:val="24"/>
-              </w:rPr>
-              <w:t>ClinicGest</w:t>
-            </w:r>
-            <w:proofErr w:type="spellEnd"/>
           </w:p>
         </w:tc>
         <w:tc>
@@ -6912,20 +6722,8 @@
                 <w:sz w:val="24"/>
                 <w:szCs w:val="24"/>
               </w:rPr>
-              <w:t xml:space="preserve">Desenvolvimento das regras de </w:t>
+              <w:t>Desenvolvimento das regras de rechamada</w:t>
             </w:r>
-            <w:proofErr w:type="spellStart"/>
-            <w:r>
-              <w:rPr>
-                <w:rFonts w:ascii="Times New Roman" w:eastAsia="Times New Roman" w:hAnsi="Times New Roman" w:cs="Times New Roman"/>
-                <w:b/>
-                <w:bCs/>
-                <w:sz w:val="24"/>
-                <w:szCs w:val="24"/>
-              </w:rPr>
-              <w:t>rechamada</w:t>
-            </w:r>
-            <w:proofErr w:type="spellEnd"/>
           </w:p>
         </w:tc>
         <w:tc>
@@ -7951,47 +7749,7 @@
           <w:sz w:val="24"/>
           <w:szCs w:val="24"/>
         </w:rPr>
-        <w:t xml:space="preserve">O problema mais crítico identificado atualmente é o erro na </w:t>
-      </w:r>
-      <w:proofErr w:type="spellStart"/>
-      <w:r>
-        <w:rPr>
-          <w:rFonts w:ascii="Times New Roman" w:eastAsia="Times New Roman" w:hAnsi="Times New Roman" w:cs="Times New Roman"/>
-          <w:bCs/>
-          <w:sz w:val="24"/>
-          <w:szCs w:val="24"/>
-        </w:rPr>
-        <w:t>re-chamada</w:t>
-      </w:r>
-      <w:proofErr w:type="spellEnd"/>
-      <w:r>
-        <w:rPr>
-          <w:rFonts w:ascii="Times New Roman" w:eastAsia="Times New Roman" w:hAnsi="Times New Roman" w:cs="Times New Roman"/>
-          <w:bCs/>
-          <w:sz w:val="24"/>
-          <w:szCs w:val="24"/>
-        </w:rPr>
-        <w:t xml:space="preserve"> de pacientes e o bloqueio do prontuário. Essa falha ocorre quando o paciente não responde à chamada e o médico não consegue realizar uma nova chamada pelo painel, causando interrupções no atendimento. Como solução, serão implementados mecanismos de desbloqueio automático, botão de </w:t>
-      </w:r>
-      <w:proofErr w:type="spellStart"/>
-      <w:r>
-        <w:rPr>
-          <w:rFonts w:ascii="Times New Roman" w:eastAsia="Times New Roman" w:hAnsi="Times New Roman" w:cs="Times New Roman"/>
-          <w:bCs/>
-          <w:sz w:val="24"/>
-          <w:szCs w:val="24"/>
-        </w:rPr>
-        <w:t>re-chamada</w:t>
-      </w:r>
-      <w:proofErr w:type="spellEnd"/>
-      <w:r>
-        <w:rPr>
-          <w:rFonts w:ascii="Times New Roman" w:eastAsia="Times New Roman" w:hAnsi="Times New Roman" w:cs="Times New Roman"/>
-          <w:bCs/>
-          <w:sz w:val="24"/>
-          <w:szCs w:val="24"/>
-        </w:rPr>
-        <w:t xml:space="preserve"> independente, melhorias no fluxo do sistema e ferramentas de recuperação rápida para suporte técnico.</w:t>
+        <w:t>O problema mais crítico identificado atualmente é o erro na re-chamada de pacientes e o bloqueio do prontuário. Essa falha ocorre quando o paciente não responde à chamada e o médico não consegue realizar uma nova chamada pelo painel, causando interrupções no atendimento. Como solução, serão implementados mecanismos de desbloqueio automático, botão de re-chamada independente, melhorias no fluxo do sistema e ferramentas de recuperação rápida para suporte técnico.</w:t>
       </w:r>
     </w:p>
     <w:p>
@@ -8337,7 +8095,6 @@
                 <w:szCs w:val="24"/>
               </w:rPr>
             </w:pPr>
-            <w:proofErr w:type="gramStart"/>
             <w:r>
               <w:rPr>
                 <w:rFonts w:ascii="Times New Roman" w:eastAsia="Times New Roman" w:hAnsi="Times New Roman" w:cs="Times New Roman"/>
@@ -8347,7 +8104,6 @@
               </w:rPr>
               <w:t>Critico</w:t>
             </w:r>
-            <w:proofErr w:type="gramEnd"/>
           </w:p>
         </w:tc>
         <w:tc>
@@ -8533,7 +8289,6 @@
                 <w:szCs w:val="24"/>
               </w:rPr>
             </w:pPr>
-            <w:proofErr w:type="gramStart"/>
             <w:r>
               <w:rPr>
                 <w:rFonts w:ascii="Times New Roman" w:eastAsia="Times New Roman" w:hAnsi="Times New Roman" w:cs="Times New Roman"/>
@@ -8543,7 +8298,6 @@
               </w:rPr>
               <w:t>Critico</w:t>
             </w:r>
-            <w:proofErr w:type="gramEnd"/>
           </w:p>
         </w:tc>
         <w:tc>
@@ -8704,7 +8458,7 @@
                 <w:sz w:val="24"/>
                 <w:szCs w:val="24"/>
               </w:rPr>
-              <w:t>Média</w:t>
+              <w:t>Alta</w:t>
             </w:r>
           </w:p>
         </w:tc>
@@ -8736,7 +8490,7 @@
                 <w:sz w:val="24"/>
                 <w:szCs w:val="24"/>
               </w:rPr>
-              <w:t>Alto</w:t>
+              <w:t>Critico</w:t>
             </w:r>
           </w:p>
         </w:tc>
@@ -9153,7 +8907,6 @@
                 <w:szCs w:val="24"/>
               </w:rPr>
             </w:pPr>
-            <w:proofErr w:type="gramStart"/>
             <w:r>
               <w:rPr>
                 <w:rFonts w:ascii="Times New Roman" w:eastAsia="Times New Roman" w:hAnsi="Times New Roman" w:cs="Times New Roman"/>
@@ -9163,7 +8916,6 @@
               </w:rPr>
               <w:t>Critico</w:t>
             </w:r>
-            <w:proofErr w:type="gramEnd"/>
           </w:p>
         </w:tc>
         <w:tc>
@@ -9406,27 +9158,7 @@
                 <w:sz w:val="24"/>
                 <w:szCs w:val="24"/>
               </w:rPr>
-              <w:t xml:space="preserve">Gestão visual das tarefas no </w:t>
-            </w:r>
-            <w:proofErr w:type="spellStart"/>
-            <w:r>
-              <w:rPr>
-                <w:rFonts w:ascii="Times New Roman" w:eastAsia="Times New Roman" w:hAnsi="Times New Roman" w:cs="Times New Roman"/>
-                <w:bCs/>
-                <w:sz w:val="24"/>
-                <w:szCs w:val="24"/>
-              </w:rPr>
-              <w:t>Trello</w:t>
-            </w:r>
-            <w:proofErr w:type="spellEnd"/>
-            <w:r>
-              <w:rPr>
-                <w:rFonts w:ascii="Times New Roman" w:eastAsia="Times New Roman" w:hAnsi="Times New Roman" w:cs="Times New Roman"/>
-                <w:bCs/>
-                <w:sz w:val="24"/>
-                <w:szCs w:val="24"/>
-              </w:rPr>
-              <w:t>.</w:t>
+              <w:t>Gestão visual das tarefas no Trello.</w:t>
             </w:r>
           </w:p>
           <w:p>
@@ -9735,27 +9467,7 @@
                 <w:sz w:val="24"/>
                 <w:szCs w:val="24"/>
               </w:rPr>
-              <w:t xml:space="preserve">Erro na </w:t>
-            </w:r>
-            <w:proofErr w:type="spellStart"/>
-            <w:r>
-              <w:rPr>
-                <w:rFonts w:ascii="Times New Roman" w:eastAsia="Times New Roman" w:hAnsi="Times New Roman" w:cs="Times New Roman"/>
-                <w:b/>
-                <w:sz w:val="24"/>
-                <w:szCs w:val="24"/>
-              </w:rPr>
-              <w:t>re-chamada</w:t>
-            </w:r>
-            <w:proofErr w:type="spellEnd"/>
-            <w:r>
-              <w:rPr>
-                <w:rFonts w:ascii="Times New Roman" w:eastAsia="Times New Roman" w:hAnsi="Times New Roman" w:cs="Times New Roman"/>
-                <w:b/>
-                <w:sz w:val="24"/>
-                <w:szCs w:val="24"/>
-              </w:rPr>
-              <w:t xml:space="preserve"> e bloqueio de prontuário</w:t>
+              <w:t>Erro na re-chamada e bloqueio de prontuário</w:t>
             </w:r>
             <w:r>
               <w:rPr>
@@ -9860,27 +9572,7 @@
                 <w:sz w:val="24"/>
                 <w:szCs w:val="24"/>
               </w:rPr>
-              <w:t xml:space="preserve">Implementar mecanismos de desbloqueio automático, botão de </w:t>
-            </w:r>
-            <w:proofErr w:type="spellStart"/>
-            <w:r>
-              <w:rPr>
-                <w:rFonts w:ascii="Times New Roman" w:eastAsia="Times New Roman" w:hAnsi="Times New Roman" w:cs="Times New Roman"/>
-                <w:bCs/>
-                <w:sz w:val="24"/>
-                <w:szCs w:val="24"/>
-              </w:rPr>
-              <w:t>re-chamada</w:t>
-            </w:r>
-            <w:proofErr w:type="spellEnd"/>
-            <w:r>
-              <w:rPr>
-                <w:rFonts w:ascii="Times New Roman" w:eastAsia="Times New Roman" w:hAnsi="Times New Roman" w:cs="Times New Roman"/>
-                <w:bCs/>
-                <w:sz w:val="24"/>
-                <w:szCs w:val="24"/>
-              </w:rPr>
-              <w:t xml:space="preserve"> independente e melhorias no fluxo do painel.</w:t>
+              <w:t>Implementar mecanismos de desbloqueio automático, botão de re-chamada independente e melhorias no fluxo do painel.</w:t>
             </w:r>
           </w:p>
         </w:tc>
@@ -10028,29 +9720,27 @@
           <w:sz w:val="24"/>
           <w:szCs w:val="24"/>
         </w:rPr>
-        <w:t xml:space="preserve">O plano de comunicação envolve todos os setores da clínica, garantindo que as informações sobre a implantação do ERP sejam transmitidas de forma clara por meio de reuniões, e-mails e avisos internos. O treinamento será realizado de forma prática e direcionada para cada área, utilizando simulações, materiais de apoio e suporte inicial após a </w:t>
-      </w:r>
-      <w:proofErr w:type="spellStart"/>
-      <w:proofErr w:type="gramStart"/>
-      <w:r>
-        <w:rPr>
-          <w:rFonts w:ascii="Times New Roman" w:eastAsia="Times New Roman" w:hAnsi="Times New Roman" w:cs="Times New Roman"/>
-          <w:bCs/>
-          <w:sz w:val="24"/>
-          <w:szCs w:val="24"/>
-        </w:rPr>
-        <w:t>implantação.Para</w:t>
-      </w:r>
-      <w:proofErr w:type="spellEnd"/>
-      <w:proofErr w:type="gramEnd"/>
-      <w:r>
-        <w:rPr>
-          <w:rFonts w:ascii="Times New Roman" w:eastAsia="Times New Roman" w:hAnsi="Times New Roman" w:cs="Times New Roman"/>
-          <w:bCs/>
-          <w:sz w:val="24"/>
-          <w:szCs w:val="24"/>
-        </w:rPr>
-        <w:t xml:space="preserve"> incentivar a adesão ao sistema, os colaboradores serão envolvidos desde o início do projeto, com espaço para feedback e acompanhamento contínuo. Além disso, serão utilizados indicadores de desempenho e controles de acesso para garantir a eficiência operacional e a segurança das informações.</w:t>
+        <w:t>O plano de comunicação envolve todos os setores da clínica, garantindo que as informações sobre a implantação do ERP sejam transmitidas de forma clara por meio de reuniões, e-mails e avisos internos. O treinamento será realizado de forma prática e direcionada para cada área, utilizando simulações, materiais de apoio e suporte inicial após a implantação.</w:t>
+      </w:r>
+      <w:r>
+        <w:rPr>
+          <w:rFonts w:ascii="Times New Roman" w:eastAsia="Times New Roman" w:hAnsi="Times New Roman" w:cs="Times New Roman"/>
+          <w:bCs/>
+          <w:sz w:val="24"/>
+          <w:szCs w:val="24"/>
+        </w:rPr>
+        <w:t xml:space="preserve"> </w:t>
+      </w:r>
+      <w:bookmarkStart w:id="3" w:name="_GoBack"/>
+      <w:bookmarkEnd w:id="3"/>
+      <w:r>
+        <w:rPr>
+          <w:rFonts w:ascii="Times New Roman" w:eastAsia="Times New Roman" w:hAnsi="Times New Roman" w:cs="Times New Roman"/>
+          <w:bCs/>
+          <w:sz w:val="24"/>
+          <w:szCs w:val="24"/>
+        </w:rPr>
+        <w:t>Para incentivar a adesão ao sistema, os colaboradores serão envolvidos desde o início do projeto, com espaço para feedback e acompanhamento contínuo. Além disso, serão utilizados indicadores de desempenho e controles de acesso para garantir a eficiência operacional e a segurança das informações.</w:t>
       </w:r>
     </w:p>
     <w:p>
@@ -10538,27 +10228,7 @@
           <w:sz w:val="24"/>
           <w:szCs w:val="24"/>
         </w:rPr>
-        <w:t xml:space="preserve">- Testes de chamada e </w:t>
-      </w:r>
-      <w:proofErr w:type="spellStart"/>
-      <w:r>
-        <w:rPr>
-          <w:rFonts w:ascii="Times New Roman" w:eastAsia="Times New Roman" w:hAnsi="Times New Roman" w:cs="Times New Roman"/>
-          <w:bCs/>
-          <w:sz w:val="24"/>
-          <w:szCs w:val="24"/>
-        </w:rPr>
-        <w:t>rechamada</w:t>
-      </w:r>
-      <w:proofErr w:type="spellEnd"/>
-      <w:r>
-        <w:rPr>
-          <w:rFonts w:ascii="Times New Roman" w:eastAsia="Times New Roman" w:hAnsi="Times New Roman" w:cs="Times New Roman"/>
-          <w:bCs/>
-          <w:sz w:val="24"/>
-          <w:szCs w:val="24"/>
-        </w:rPr>
-        <w:t>;</w:t>
+        <w:t>- Testes de chamada e rechamada;</w:t>
       </w:r>
     </w:p>
     <w:p>
@@ -11052,17 +10722,7 @@
           <w:sz w:val="24"/>
           <w:szCs w:val="24"/>
         </w:rPr>
-        <w:t xml:space="preserve">- Número de </w:t>
-      </w:r>
-      <w:proofErr w:type="spellStart"/>
-      <w:r>
-        <w:rPr>
-          <w:rFonts w:ascii="Times New Roman" w:eastAsia="Times New Roman" w:hAnsi="Times New Roman" w:cs="Times New Roman"/>
-          <w:bCs/>
-          <w:sz w:val="24"/>
-          <w:szCs w:val="24"/>
-        </w:rPr>
-        <w:t>re</w:t>
+        <w:t>- Número de re</w:t>
       </w:r>
       <w:r>
         <w:rPr>
@@ -11080,17 +10740,7 @@
           <w:sz w:val="24"/>
           <w:szCs w:val="24"/>
         </w:rPr>
-        <w:t>chamadas</w:t>
-      </w:r>
-      <w:proofErr w:type="spellEnd"/>
-      <w:r>
-        <w:rPr>
-          <w:rFonts w:ascii="Times New Roman" w:eastAsia="Times New Roman" w:hAnsi="Times New Roman" w:cs="Times New Roman"/>
-          <w:bCs/>
-          <w:sz w:val="24"/>
-          <w:szCs w:val="24"/>
-        </w:rPr>
-        <w:t>: avaliar a eficiência do processo de atendimento;</w:t>
+        <w:t>chamadas: avaliar a eficiência do processo de atendimento;</w:t>
       </w:r>
     </w:p>
     <w:p>
@@ -11242,7 +10892,7 @@
 </file>
 
 <file path=word/endnotes.xml><?xml version="1.0" encoding="utf-8"?>
-<w:endnotes xmlns:wpc="http://schemas.microsoft.com/office/word/2010/wordprocessingCanvas" xmlns:cx="http://schemas.microsoft.com/office/drawing/2014/chartex" xmlns:cx1="http://schemas.microsoft.com/office/drawing/2015/9/8/chartex" xmlns:cx2="http://schemas.microsoft.com/office/drawing/2015/10/21/chartex" xmlns:cx3="http://schemas.microsoft.com/office/drawing/2016/5/9/chartex" xmlns:cx4="http://schemas.microsoft.com/office/drawing/2016/5/10/chartex" xmlns:cx5="http://schemas.microsoft.com/office/drawing/2016/5/11/chartex" xmlns:cx6="http://schemas.microsoft.com/office/drawing/2016/5/12/chartex" xmlns:cx7="http://schemas.microsoft.com/office/drawing/2016/5/13/chartex" xmlns:cx8="http://schemas.microsoft.com/office/drawing/2016/5/14/chartex" xmlns:mc="http://schemas.openxmlformats.org/markup-compatibility/2006" xmlns:aink="http://schemas.microsoft.com/office/drawing/2016/ink" xmlns:am3d="http://schemas.microsoft.com/office/drawing/2017/model3d" xmlns:o="urn:schemas-microsoft-com:office:office" xmlns:oel="http://schemas.microsoft.com/office/2019/extlst" xmlns:r="http://schemas.openxmlformats.org/officeDocument/2006/relationships" xmlns:m="http://schemas.openxmlformats.org/officeDocument/2006/math" xmlns:v="urn:schemas-microsoft-com:vml" xmlns:wp14="http://schemas.microsoft.com/office/word/2010/wordprocessingDrawing" xmlns:wp="http://schemas.openxmlformats.org/drawingml/2006/wordprocessingDrawing" xmlns:w10="urn:schemas-microsoft-com:office:word" xmlns:w="http://schemas.openxmlformats.org/wordprocessingml/2006/main" xmlns:w14="http://schemas.microsoft.com/office/word/2010/wordml" xmlns:w15="http://schemas.microsoft.com/office/word/2012/wordml" xmlns:w16cex="http://schemas.microsoft.com/office/word/2018/wordml/cex" xmlns:w16cid="http://schemas.microsoft.com/office/word/2016/wordml/cid" xmlns:w16="http://schemas.microsoft.com/office/word/2018/wordml" xmlns:w16du="http://schemas.microsoft.com/office/word/2023/wordml/word16du" xmlns:w16sdtdh="http://schemas.microsoft.com/office/word/2020/wordml/sdtdatahash" xmlns:w16sdtfl="http://schemas.microsoft.com/office/word/2024/wordml/sdtformatlock" xmlns:w16se="http://schemas.microsoft.com/office/word/2015/wordml/symex" xmlns:wpg="http://schemas.microsoft.com/office/word/2010/wordprocessingGroup" xmlns:wpi="http://schemas.microsoft.com/office/word/2010/wordprocessingInk" xmlns:wne="http://schemas.microsoft.com/office/word/2006/wordml" xmlns:wps="http://schemas.microsoft.com/office/word/2010/wordprocessingShape" mc:Ignorable="w14 w15 w16se w16cid w16 w16cex w16sdtdh w16sdtfl w16du wp14">
+<w:endnotes xmlns:wpc="http://schemas.microsoft.com/office/word/2010/wordprocessingCanvas" xmlns:cx="http://schemas.microsoft.com/office/drawing/2014/chartex" xmlns:cx1="http://schemas.microsoft.com/office/drawing/2015/9/8/chartex" xmlns:mc="http://schemas.openxmlformats.org/markup-compatibility/2006" xmlns:o="urn:schemas-microsoft-com:office:office" xmlns:r="http://schemas.openxmlformats.org/officeDocument/2006/relationships" xmlns:m="http://schemas.openxmlformats.org/officeDocument/2006/math" xmlns:v="urn:schemas-microsoft-com:vml" xmlns:wp14="http://schemas.microsoft.com/office/word/2010/wordprocessingDrawing" xmlns:wp="http://schemas.openxmlformats.org/drawingml/2006/wordprocessingDrawing" xmlns:w10="urn:schemas-microsoft-com:office:word" xmlns:w="http://schemas.openxmlformats.org/wordprocessingml/2006/main" xmlns:w14="http://schemas.microsoft.com/office/word/2010/wordml" xmlns:w15="http://schemas.microsoft.com/office/word/2012/wordml" xmlns:w16se="http://schemas.microsoft.com/office/word/2015/wordml/symex" xmlns:wpg="http://schemas.microsoft.com/office/word/2010/wordprocessingGroup" xmlns:wpi="http://schemas.microsoft.com/office/word/2010/wordprocessingInk" xmlns:wne="http://schemas.microsoft.com/office/word/2006/wordml" xmlns:wps="http://schemas.microsoft.com/office/word/2010/wordprocessingShape" mc:Ignorable="w14 w15 w16se wp14">
   <w:endnote w:type="separator" w:id="-1">
     <w:p>
       <w:pPr>
@@ -11267,7 +10917,7 @@
 </file>
 
 <file path=word/footnotes.xml><?xml version="1.0" encoding="utf-8"?>
-<w:footnotes xmlns:wpc="http://schemas.microsoft.com/office/word/2010/wordprocessingCanvas" xmlns:cx="http://schemas.microsoft.com/office/drawing/2014/chartex" xmlns:cx1="http://schemas.microsoft.com/office/drawing/2015/9/8/chartex" xmlns:cx2="http://schemas.microsoft.com/office/drawing/2015/10/21/chartex" xmlns:cx3="http://schemas.microsoft.com/office/drawing/2016/5/9/chartex" xmlns:cx4="http://schemas.microsoft.com/office/drawing/2016/5/10/chartex" xmlns:cx5="http://schemas.microsoft.com/office/drawing/2016/5/11/chartex" xmlns:cx6="http://schemas.microsoft.com/office/drawing/2016/5/12/chartex" xmlns:cx7="http://schemas.microsoft.com/office/drawing/2016/5/13/chartex" xmlns:cx8="http://schemas.microsoft.com/office/drawing/2016/5/14/chartex" xmlns:mc="http://schemas.openxmlformats.org/markup-compatibility/2006" xmlns:aink="http://schemas.microsoft.com/office/drawing/2016/ink" xmlns:am3d="http://schemas.microsoft.com/office/drawing/2017/model3d" xmlns:o="urn:schemas-microsoft-com:office:office" xmlns:oel="http://schemas.microsoft.com/office/2019/extlst" xmlns:r="http://schemas.openxmlformats.org/officeDocument/2006/relationships" xmlns:m="http://schemas.openxmlformats.org/officeDocument/2006/math" xmlns:v="urn:schemas-microsoft-com:vml" xmlns:wp14="http://schemas.microsoft.com/office/word/2010/wordprocessingDrawing" xmlns:wp="http://schemas.openxmlformats.org/drawingml/2006/wordprocessingDrawing" xmlns:w10="urn:schemas-microsoft-com:office:word" xmlns:w="http://schemas.openxmlformats.org/wordprocessingml/2006/main" xmlns:w14="http://schemas.microsoft.com/office/word/2010/wordml" xmlns:w15="http://schemas.microsoft.com/office/word/2012/wordml" xmlns:w16cex="http://schemas.microsoft.com/office/word/2018/wordml/cex" xmlns:w16cid="http://schemas.microsoft.com/office/word/2016/wordml/cid" xmlns:w16="http://schemas.microsoft.com/office/word/2018/wordml" xmlns:w16du="http://schemas.microsoft.com/office/word/2023/wordml/word16du" xmlns:w16sdtdh="http://schemas.microsoft.com/office/word/2020/wordml/sdtdatahash" xmlns:w16sdtfl="http://schemas.microsoft.com/office/word/2024/wordml/sdtformatlock" xmlns:w16se="http://schemas.microsoft.com/office/word/2015/wordml/symex" xmlns:wpg="http://schemas.microsoft.com/office/word/2010/wordprocessingGroup" xmlns:wpi="http://schemas.microsoft.com/office/word/2010/wordprocessingInk" xmlns:wne="http://schemas.microsoft.com/office/word/2006/wordml" xmlns:wps="http://schemas.microsoft.com/office/word/2010/wordprocessingShape" mc:Ignorable="w14 w15 w16se w16cid w16 w16cex w16sdtdh w16sdtfl w16du wp14">
+<w:footnotes xmlns:wpc="http://schemas.microsoft.com/office/word/2010/wordprocessingCanvas" xmlns:cx="http://schemas.microsoft.com/office/drawing/2014/chartex" xmlns:cx1="http://schemas.microsoft.com/office/drawing/2015/9/8/chartex" xmlns:mc="http://schemas.openxmlformats.org/markup-compatibility/2006" xmlns:o="urn:schemas-microsoft-com:office:office" xmlns:r="http://schemas.openxmlformats.org/officeDocument/2006/relationships" xmlns:m="http://schemas.openxmlformats.org/officeDocument/2006/math" xmlns:v="urn:schemas-microsoft-com:vml" xmlns:wp14="http://schemas.microsoft.com/office/word/2010/wordprocessingDrawing" xmlns:wp="http://schemas.openxmlformats.org/drawingml/2006/wordprocessingDrawing" xmlns:w10="urn:schemas-microsoft-com:office:word" xmlns:w="http://schemas.openxmlformats.org/wordprocessingml/2006/main" xmlns:w14="http://schemas.microsoft.com/office/word/2010/wordml" xmlns:w15="http://schemas.microsoft.com/office/word/2012/wordml" xmlns:w16se="http://schemas.microsoft.com/office/word/2015/wordml/symex" xmlns:wpg="http://schemas.microsoft.com/office/word/2010/wordprocessingGroup" xmlns:wpi="http://schemas.microsoft.com/office/word/2010/wordprocessingInk" xmlns:wne="http://schemas.microsoft.com/office/word/2006/wordml" xmlns:wps="http://schemas.microsoft.com/office/word/2010/wordprocessingShape" mc:Ignorable="w14 w15 w16se wp14">
   <w:footnote w:type="separator" w:id="-1">
     <w:p>
       <w:pPr>
@@ -11292,7 +10942,7 @@
 </file>
 
 <file path=word/numbering.xml><?xml version="1.0" encoding="utf-8"?>
-<w:numbering xmlns:wpc="http://schemas.microsoft.com/office/word/2010/wordprocessingCanvas" xmlns:cx="http://schemas.microsoft.com/office/drawing/2014/chartex" xmlns:cx1="http://schemas.microsoft.com/office/drawing/2015/9/8/chartex" xmlns:cx2="http://schemas.microsoft.com/office/drawing/2015/10/21/chartex" xmlns:cx3="http://schemas.microsoft.com/office/drawing/2016/5/9/chartex" xmlns:cx4="http://schemas.microsoft.com/office/drawing/2016/5/10/chartex" xmlns:cx5="http://schemas.microsoft.com/office/drawing/2016/5/11/chartex" xmlns:cx6="http://schemas.microsoft.com/office/drawing/2016/5/12/chartex" xmlns:cx7="http://schemas.microsoft.com/office/drawing/2016/5/13/chartex" xmlns:cx8="http://schemas.microsoft.com/office/drawing/2016/5/14/chartex" xmlns:mc="http://schemas.openxmlformats.org/markup-compatibility/2006" xmlns:aink="http://schemas.microsoft.com/office/drawing/2016/ink" xmlns:am3d="http://schemas.microsoft.com/office/drawing/2017/model3d" xmlns:o="urn:schemas-microsoft-com:office:office" xmlns:oel="http://schemas.microsoft.com/office/2019/extlst" xmlns:r="http://schemas.openxmlformats.org/officeDocument/2006/relationships" xmlns:m="http://schemas.openxmlformats.org/officeDocument/2006/math" xmlns:v="urn:schemas-microsoft-com:vml" xmlns:wp14="http://schemas.microsoft.com/office/word/2010/wordprocessingDrawing" xmlns:wp="http://schemas.openxmlformats.org/drawingml/2006/wordprocessingDrawing" xmlns:w10="urn:schemas-microsoft-com:office:word" xmlns:w="http://schemas.openxmlformats.org/wordprocessingml/2006/main" xmlns:w14="http://schemas.microsoft.com/office/word/2010/wordml" xmlns:w15="http://schemas.microsoft.com/office/word/2012/wordml" xmlns:w16cex="http://schemas.microsoft.com/office/word/2018/wordml/cex" xmlns:w16cid="http://schemas.microsoft.com/office/word/2016/wordml/cid" xmlns:w16="http://schemas.microsoft.com/office/word/2018/wordml" xmlns:w16du="http://schemas.microsoft.com/office/word/2023/wordml/word16du" xmlns:w16sdtdh="http://schemas.microsoft.com/office/word/2020/wordml/sdtdatahash" xmlns:w16sdtfl="http://schemas.microsoft.com/office/word/2024/wordml/sdtformatlock" xmlns:w16se="http://schemas.microsoft.com/office/word/2015/wordml/symex" xmlns:wpg="http://schemas.microsoft.com/office/word/2010/wordprocessingGroup" xmlns:wpi="http://schemas.microsoft.com/office/word/2010/wordprocessingInk" xmlns:wne="http://schemas.microsoft.com/office/word/2006/wordml" xmlns:wps="http://schemas.microsoft.com/office/word/2010/wordprocessingShape" mc:Ignorable="w14 w15 w16se w16cid w16 w16cex w16sdtdh w16sdtfl w16du wp14">
+<w:numbering xmlns:wpc="http://schemas.microsoft.com/office/word/2010/wordprocessingCanvas" xmlns:cx="http://schemas.microsoft.com/office/drawing/2014/chartex" xmlns:cx1="http://schemas.microsoft.com/office/drawing/2015/9/8/chartex" xmlns:mc="http://schemas.openxmlformats.org/markup-compatibility/2006" xmlns:o="urn:schemas-microsoft-com:office:office" xmlns:r="http://schemas.openxmlformats.org/officeDocument/2006/relationships" xmlns:m="http://schemas.openxmlformats.org/officeDocument/2006/math" xmlns:v="urn:schemas-microsoft-com:vml" xmlns:wp14="http://schemas.microsoft.com/office/word/2010/wordprocessingDrawing" xmlns:wp="http://schemas.openxmlformats.org/drawingml/2006/wordprocessingDrawing" xmlns:w10="urn:schemas-microsoft-com:office:word" xmlns:w="http://schemas.openxmlformats.org/wordprocessingml/2006/main" xmlns:w14="http://schemas.microsoft.com/office/word/2010/wordml" xmlns:w15="http://schemas.microsoft.com/office/word/2012/wordml" xmlns:w16se="http://schemas.microsoft.com/office/word/2015/wordml/symex" xmlns:wpg="http://schemas.microsoft.com/office/word/2010/wordprocessingGroup" xmlns:wpi="http://schemas.microsoft.com/office/word/2010/wordprocessingInk" xmlns:wne="http://schemas.microsoft.com/office/word/2006/wordml" xmlns:wps="http://schemas.microsoft.com/office/word/2010/wordprocessingShape" mc:Ignorable="w14 w15 w16se wp14">
   <w:abstractNum w:abstractNumId="0" w15:restartNumberingAfterBreak="0">
     <w:nsid w:val="04E86904"/>
     <w:multiLevelType w:val="hybridMultilevel"/>
@@ -12572,44 +12222,44 @@
       </w:rPr>
     </w:lvl>
   </w:abstractNum>
-  <w:num w:numId="1" w16cid:durableId="205409902">
+  <w:num w:numId="1">
     <w:abstractNumId w:val="3"/>
   </w:num>
-  <w:num w:numId="2" w16cid:durableId="929200474">
+  <w:num w:numId="2">
     <w:abstractNumId w:val="7"/>
   </w:num>
-  <w:num w:numId="3" w16cid:durableId="585958854">
+  <w:num w:numId="3">
     <w:abstractNumId w:val="5"/>
   </w:num>
-  <w:num w:numId="4" w16cid:durableId="290599476">
+  <w:num w:numId="4">
     <w:abstractNumId w:val="10"/>
   </w:num>
-  <w:num w:numId="5" w16cid:durableId="22831144">
+  <w:num w:numId="5">
     <w:abstractNumId w:val="9"/>
   </w:num>
-  <w:num w:numId="6" w16cid:durableId="1221092212">
+  <w:num w:numId="6">
     <w:abstractNumId w:val="8"/>
   </w:num>
-  <w:num w:numId="7" w16cid:durableId="935331922">
+  <w:num w:numId="7">
     <w:abstractNumId w:val="2"/>
   </w:num>
-  <w:num w:numId="8" w16cid:durableId="835875185">
+  <w:num w:numId="8">
     <w:abstractNumId w:val="6"/>
   </w:num>
-  <w:num w:numId="9" w16cid:durableId="1367945480">
+  <w:num w:numId="9">
     <w:abstractNumId w:val="4"/>
   </w:num>
-  <w:num w:numId="10" w16cid:durableId="1135635737">
+  <w:num w:numId="10">
     <w:abstractNumId w:val="0"/>
   </w:num>
-  <w:num w:numId="11" w16cid:durableId="1740250115">
+  <w:num w:numId="11">
     <w:abstractNumId w:val="1"/>
   </w:num>
 </w:numbering>
 </file>
 
 <file path=word/styles.xml><?xml version="1.0" encoding="utf-8"?>
-<w:styles xmlns:mc="http://schemas.openxmlformats.org/markup-compatibility/2006" xmlns:r="http://schemas.openxmlformats.org/officeDocument/2006/relationships" xmlns:w="http://schemas.openxmlformats.org/wordprocessingml/2006/main" xmlns:w14="http://schemas.microsoft.com/office/word/2010/wordml" xmlns:w15="http://schemas.microsoft.com/office/word/2012/wordml" xmlns:w16cex="http://schemas.microsoft.com/office/word/2018/wordml/cex" xmlns:w16cid="http://schemas.microsoft.com/office/word/2016/wordml/cid" xmlns:w16="http://schemas.microsoft.com/office/word/2018/wordml" xmlns:w16du="http://schemas.microsoft.com/office/word/2023/wordml/word16du" xmlns:w16sdtdh="http://schemas.microsoft.com/office/word/2020/wordml/sdtdatahash" xmlns:w16sdtfl="http://schemas.microsoft.com/office/word/2024/wordml/sdtformatlock" xmlns:w16se="http://schemas.microsoft.com/office/word/2015/wordml/symex" mc:Ignorable="w14 w15 w16se w16cid w16 w16cex w16sdtdh w16sdtfl w16du">
+<w:styles xmlns:mc="http://schemas.openxmlformats.org/markup-compatibility/2006" xmlns:r="http://schemas.openxmlformats.org/officeDocument/2006/relationships" xmlns:w="http://schemas.openxmlformats.org/wordprocessingml/2006/main" xmlns:w14="http://schemas.microsoft.com/office/word/2010/wordml" xmlns:w15="http://schemas.microsoft.com/office/word/2012/wordml" xmlns:w16se="http://schemas.microsoft.com/office/word/2015/wordml/symex" mc:Ignorable="w14 w15 w16se">
   <w:docDefaults>
     <w:rPrDefault>
       <w:rPr>
@@ -12625,7 +12275,7 @@
       </w:pPr>
     </w:pPrDefault>
   </w:docDefaults>
-  <w:latentStyles w:defLockedState="0" w:defUIPriority="99" w:defSemiHidden="0" w:defUnhideWhenUsed="0" w:defQFormat="0" w:count="376">
+  <w:latentStyles w:defLockedState="0" w:defUIPriority="99" w:defSemiHidden="0" w:defUnhideWhenUsed="0" w:defQFormat="0" w:count="371">
     <w:lsdException w:name="Normal" w:uiPriority="0" w:qFormat="1"/>
     <w:lsdException w:name="heading 1" w:uiPriority="9" w:qFormat="1"/>
     <w:lsdException w:name="heading 2" w:semiHidden="1" w:uiPriority="9" w:unhideWhenUsed="1" w:qFormat="1"/>
@@ -12997,11 +12647,6 @@
     <w:lsdException w:name="List Table 5 Dark Accent 6" w:uiPriority="50"/>
     <w:lsdException w:name="List Table 6 Colorful Accent 6" w:uiPriority="51"/>
     <w:lsdException w:name="List Table 7 Colorful Accent 6" w:uiPriority="52"/>
-    <w:lsdException w:name="Mention" w:semiHidden="1" w:unhideWhenUsed="1"/>
-    <w:lsdException w:name="Smart Hyperlink" w:semiHidden="1" w:unhideWhenUsed="1"/>
-    <w:lsdException w:name="Hashtag" w:semiHidden="1" w:unhideWhenUsed="1"/>
-    <w:lsdException w:name="Unresolved Mention" w:semiHidden="1" w:unhideWhenUsed="1"/>
-    <w:lsdException w:name="Smart Link" w:semiHidden="1" w:unhideWhenUsed="1"/>
   </w:latentStyles>
   <w:style w:type="paragraph" w:default="1" w:styleId="Normal">
     <w:name w:val="Normal"/>
@@ -13101,6 +12746,7 @@
   <w:style w:type="character" w:default="1" w:styleId="Fontepargpadro">
     <w:name w:val="Default Paragraph Font"/>
     <w:uiPriority w:val="1"/>
+    <w:semiHidden/>
     <w:unhideWhenUsed/>
   </w:style>
   <w:style w:type="table" w:default="1" w:styleId="Tabelanormal">
@@ -13311,7 +12957,7 @@
       <w:u w:val="single"/>
     </w:rPr>
   </w:style>
-  <w:style w:type="character" w:styleId="MenoPendente">
+  <w:style w:type="character" w:customStyle="1" w:styleId="UnresolvedMention">
     <w:name w:val="Unresolved Mention"/>
     <w:basedOn w:val="Fontepargpadro"/>
     <w:uiPriority w:val="99"/>
@@ -13670,7 +13316,7 @@
 </file>
 
 <file path=customXml/itemProps1.xml><?xml version="1.0" encoding="utf-8"?>
-<ds:datastoreItem xmlns:ds="http://schemas.openxmlformats.org/officeDocument/2006/customXml" ds:itemID="{7533A987-648C-4AB8-B933-4BB48F3EEC2F}">
+<ds:datastoreItem xmlns:ds="http://schemas.openxmlformats.org/officeDocument/2006/customXml" ds:itemID="{06B59870-C7FC-43CE-9EE8-5D873654C134}">
   <ds:schemaRefs>
     <ds:schemaRef ds:uri="http://schemas.openxmlformats.org/officeDocument/2006/bibliography"/>
   </ds:schemaRefs>
